--- a/学习资料/python学习的相关资料/ai组的学习计划&路径/2026-4/2026人工智能组末期考核/B题_姚晨_计算机学院计算机类12班/项目详细文档/QG末期考核报告书_姚晨_3125004395.docx
+++ b/学习资料/python学习的相关资料/ai组的学习计划&路径/2026-4/2026人工智能组末期考核/B题_姚晨_计算机学院计算机类12班/项目详细文档/QG末期考核报告书_姚晨_3125004395.docx
@@ -35,7 +35,7 @@
                     </pic:cNvPicPr>
                   </pic:nvPicPr>
                   <pic:blipFill>
-                    <a:blip r:embed="rId6" cstate="print">
+                    <a:blip r:embed="rId8" cstate="print">
                       <a:extLst>
                         <a:ext uri="{28A0092B-C50C-407E-A947-70E740481C1C}">
                           <a14:useLocalDpi xmlns:a14="http://schemas.microsoft.com/office/drawing/2010/main" val="0"/>
@@ -101,7 +101,7 @@
                     </pic:cNvPicPr>
                   </pic:nvPicPr>
                   <pic:blipFill>
-                    <a:blip r:embed="rId7" cstate="print">
+                    <a:blip r:embed="rId9" cstate="print">
                       <a:extLst>
                         <a:ext uri="{28A0092B-C50C-407E-A947-70E740481C1C}">
                           <a14:useLocalDpi xmlns:a14="http://schemas.microsoft.com/office/drawing/2010/main" val="0"/>
@@ -137,7 +137,7 @@
       <w:pPr>
         <w:jc w:val="center"/>
         <w:rPr>
-          <w:rFonts w:ascii="隶书" w:eastAsia="隶书" w:hAnsi="宋体" w:hint="eastAsia"/>
+          <w:rFonts w:ascii="隶书" w:eastAsia="隶书" w:hAnsi="宋体"/>
           <w:b/>
           <w:sz w:val="44"/>
           <w:szCs w:val="44"/>
@@ -148,7 +148,7 @@
       <w:pPr>
         <w:jc w:val="center"/>
         <w:rPr>
-          <w:rFonts w:ascii="隶书" w:eastAsia="隶书" w:hAnsi="宋体" w:hint="eastAsia"/>
+          <w:rFonts w:ascii="隶书" w:eastAsia="隶书" w:hAnsi="宋体"/>
           <w:b/>
           <w:sz w:val="44"/>
           <w:szCs w:val="44"/>
@@ -159,7 +159,7 @@
       <w:pPr>
         <w:jc w:val="center"/>
         <w:rPr>
-          <w:rFonts w:ascii="隶书" w:eastAsia="隶书" w:hAnsi="宋体" w:hint="eastAsia"/>
+          <w:rFonts w:ascii="隶书" w:eastAsia="隶书" w:hAnsi="宋体"/>
           <w:b/>
           <w:sz w:val="52"/>
           <w:szCs w:val="52"/>
@@ -199,7 +199,7 @@
       <w:pPr>
         <w:jc w:val="center"/>
         <w:rPr>
-          <w:rFonts w:ascii="隶书" w:eastAsia="隶书" w:hAnsi="宋体" w:hint="eastAsia"/>
+          <w:rFonts w:ascii="隶书" w:eastAsia="隶书" w:hAnsi="宋体"/>
           <w:b/>
           <w:sz w:val="52"/>
           <w:szCs w:val="52"/>
@@ -537,20 +537,47 @@
           <w:szCs w:val="32"/>
           <w:u w:val="thick"/>
         </w:rPr>
-        <w:t>大</w:t>
-      </w:r>
-      <w:proofErr w:type="gramStart"/>
-      <w:r>
-        <w:rPr>
-          <w:rFonts w:ascii="黑体" w:eastAsia="黑体" w:hint="eastAsia"/>
+        <w:t>大一（12）班</w:t>
+      </w:r>
+      <w:r>
+        <w:rPr>
+          <w:rFonts w:ascii="黑体" w:eastAsia="黑体"/>
           <w:b/>
           <w:sz w:val="32"/>
           <w:szCs w:val="32"/>
           <w:u w:val="thick"/>
         </w:rPr>
-        <w:t>一</w:t>
-      </w:r>
-      <w:proofErr w:type="gramEnd"/>
+        <w:t xml:space="preserve">       </w:t>
+      </w:r>
+    </w:p>
+    <w:p>
+      <w:pPr>
+        <w:ind w:left="840" w:firstLineChars="300" w:firstLine="964"/>
+        <w:jc w:val="left"/>
+        <w:rPr>
+          <w:rFonts w:ascii="黑体" w:eastAsia="黑体"/>
+          <w:b/>
+          <w:sz w:val="32"/>
+        </w:rPr>
+      </w:pPr>
+      <w:r>
+        <w:rPr>
+          <w:rFonts w:ascii="黑体" w:eastAsia="黑体" w:hint="eastAsia"/>
+          <w:b/>
+          <w:sz w:val="32"/>
+        </w:rPr>
+        <w:t>学   号</w:t>
+      </w:r>
+      <w:bookmarkStart w:id="4" w:name="_Toc25496"/>
+      <w:bookmarkEnd w:id="3"/>
+      <w:r>
+        <w:rPr>
+          <w:rFonts w:ascii="黑体" w:eastAsia="黑体" w:hint="eastAsia"/>
+          <w:b/>
+          <w:sz w:val="32"/>
+        </w:rPr>
+        <w:t xml:space="preserve">   </w:t>
+      </w:r>
       <w:r>
         <w:rPr>
           <w:rFonts w:ascii="黑体" w:eastAsia="黑体" w:hint="eastAsia"/>
@@ -559,7 +586,7 @@
           <w:szCs w:val="32"/>
           <w:u w:val="thick"/>
         </w:rPr>
-        <w:t>（12）班</w:t>
+        <w:t xml:space="preserve"> </w:t>
       </w:r>
       <w:r>
         <w:rPr>
@@ -569,35 +596,6 @@
           <w:szCs w:val="32"/>
           <w:u w:val="thick"/>
         </w:rPr>
-        <w:t xml:space="preserve">       </w:t>
-      </w:r>
-    </w:p>
-    <w:p>
-      <w:pPr>
-        <w:ind w:left="840" w:firstLineChars="300" w:firstLine="964"/>
-        <w:jc w:val="left"/>
-        <w:rPr>
-          <w:rFonts w:ascii="黑体" w:eastAsia="黑体"/>
-          <w:b/>
-          <w:sz w:val="32"/>
-        </w:rPr>
-      </w:pPr>
-      <w:r>
-        <w:rPr>
-          <w:rFonts w:ascii="黑体" w:eastAsia="黑体" w:hint="eastAsia"/>
-          <w:b/>
-          <w:sz w:val="32"/>
-        </w:rPr>
-        <w:t>学   号</w:t>
-      </w:r>
-      <w:bookmarkStart w:id="4" w:name="_Toc25496"/>
-      <w:bookmarkEnd w:id="3"/>
-      <w:r>
-        <w:rPr>
-          <w:rFonts w:ascii="黑体" w:eastAsia="黑体" w:hint="eastAsia"/>
-          <w:b/>
-          <w:sz w:val="32"/>
-        </w:rPr>
         <w:t xml:space="preserve">   </w:t>
       </w:r>
       <w:r>
@@ -608,7 +606,7 @@
           <w:szCs w:val="32"/>
           <w:u w:val="thick"/>
         </w:rPr>
-        <w:t xml:space="preserve"> </w:t>
+        <w:t>3125004395</w:t>
       </w:r>
       <w:r>
         <w:rPr>
@@ -618,7 +616,35 @@
           <w:szCs w:val="32"/>
           <w:u w:val="thick"/>
         </w:rPr>
-        <w:t xml:space="preserve">   </w:t>
+        <w:t xml:space="preserve">       </w:t>
+      </w:r>
+    </w:p>
+    <w:p>
+      <w:pPr>
+        <w:ind w:left="840" w:firstLineChars="300" w:firstLine="964"/>
+        <w:jc w:val="left"/>
+        <w:rPr>
+          <w:rFonts w:ascii="黑体" w:eastAsia="黑体"/>
+          <w:b/>
+          <w:sz w:val="32"/>
+        </w:rPr>
+      </w:pPr>
+      <w:r>
+        <w:rPr>
+          <w:rFonts w:ascii="黑体" w:eastAsia="黑体" w:hint="eastAsia"/>
+          <w:b/>
+          <w:sz w:val="32"/>
+        </w:rPr>
+        <w:t>学生姓名</w:t>
+      </w:r>
+      <w:bookmarkEnd w:id="4"/>
+      <w:r>
+        <w:rPr>
+          <w:rFonts w:ascii="黑体" w:eastAsia="黑体" w:hint="eastAsia"/>
+          <w:b/>
+          <w:sz w:val="32"/>
+        </w:rPr>
+        <w:t xml:space="preserve">  </w:t>
       </w:r>
       <w:r>
         <w:rPr>
@@ -628,7 +654,7 @@
           <w:szCs w:val="32"/>
           <w:u w:val="thick"/>
         </w:rPr>
-        <w:t>3125004395</w:t>
+        <w:t xml:space="preserve"> </w:t>
       </w:r>
       <w:r>
         <w:rPr>
@@ -638,35 +664,7 @@
           <w:szCs w:val="32"/>
           <w:u w:val="thick"/>
         </w:rPr>
-        <w:t xml:space="preserve">       </w:t>
-      </w:r>
-    </w:p>
-    <w:p>
-      <w:pPr>
-        <w:ind w:left="840" w:firstLineChars="300" w:firstLine="964"/>
-        <w:jc w:val="left"/>
-        <w:rPr>
-          <w:rFonts w:ascii="黑体" w:eastAsia="黑体"/>
-          <w:b/>
-          <w:sz w:val="32"/>
-        </w:rPr>
-      </w:pPr>
-      <w:r>
-        <w:rPr>
-          <w:rFonts w:ascii="黑体" w:eastAsia="黑体" w:hint="eastAsia"/>
-          <w:b/>
-          <w:sz w:val="32"/>
-        </w:rPr>
-        <w:t>学生姓名</w:t>
-      </w:r>
-      <w:bookmarkEnd w:id="4"/>
-      <w:r>
-        <w:rPr>
-          <w:rFonts w:ascii="黑体" w:eastAsia="黑体" w:hint="eastAsia"/>
-          <w:b/>
-          <w:sz w:val="32"/>
-        </w:rPr>
-        <w:t xml:space="preserve">  </w:t>
+        <w:t xml:space="preserve">      </w:t>
       </w:r>
       <w:r>
         <w:rPr>
@@ -676,7 +674,7 @@
           <w:szCs w:val="32"/>
           <w:u w:val="thick"/>
         </w:rPr>
-        <w:t xml:space="preserve"> </w:t>
+        <w:t>姚晨</w:t>
       </w:r>
       <w:r>
         <w:rPr>
@@ -686,26 +684,6 @@
           <w:szCs w:val="32"/>
           <w:u w:val="thick"/>
         </w:rPr>
-        <w:t xml:space="preserve">      </w:t>
-      </w:r>
-      <w:r>
-        <w:rPr>
-          <w:rFonts w:ascii="黑体" w:eastAsia="黑体" w:hint="eastAsia"/>
-          <w:b/>
-          <w:sz w:val="32"/>
-          <w:szCs w:val="32"/>
-          <w:u w:val="thick"/>
-        </w:rPr>
-        <w:t>姚晨</w:t>
-      </w:r>
-      <w:r>
-        <w:rPr>
-          <w:rFonts w:ascii="黑体" w:eastAsia="黑体"/>
-          <w:b/>
-          <w:sz w:val="32"/>
-          <w:szCs w:val="32"/>
-          <w:u w:val="thick"/>
-        </w:rPr>
         <w:t xml:space="preserve">          </w:t>
       </w:r>
     </w:p>
@@ -737,48 +715,16 @@
           <w:b/>
           <w:sz w:val="32"/>
         </w:rPr>
-        <w:t>2026</w:t>
-      </w:r>
+        <w:t>2026年 4月</w:t>
+      </w:r>
+      <w:bookmarkEnd w:id="5"/>
       <w:r>
         <w:rPr>
           <w:rFonts w:ascii="黑体" w:eastAsia="黑体" w:hint="eastAsia"/>
           <w:b/>
           <w:sz w:val="32"/>
         </w:rPr>
-        <w:t xml:space="preserve">年 </w:t>
-      </w:r>
-      <w:r>
-        <w:rPr>
-          <w:rFonts w:ascii="黑体" w:eastAsia="黑体" w:hint="eastAsia"/>
-          <w:b/>
-          <w:sz w:val="32"/>
-        </w:rPr>
-        <w:t>4</w:t>
-      </w:r>
-      <w:r>
-        <w:rPr>
-          <w:rFonts w:ascii="黑体" w:eastAsia="黑体" w:hint="eastAsia"/>
-          <w:b/>
-          <w:sz w:val="32"/>
-        </w:rPr>
-        <w:t>月</w:t>
-      </w:r>
-      <w:bookmarkEnd w:id="5"/>
-      <w:r>
-        <w:rPr>
-          <w:rFonts w:ascii="黑体" w:eastAsia="黑体" w:hint="eastAsia"/>
-          <w:b/>
-          <w:sz w:val="32"/>
-        </w:rPr>
-        <w:t xml:space="preserve"> </w:t>
-      </w:r>
-      <w:r>
-        <w:rPr>
-          <w:rFonts w:ascii="黑体" w:eastAsia="黑体" w:hint="eastAsia"/>
-          <w:b/>
-          <w:sz w:val="32"/>
-        </w:rPr>
-        <w:t>17</w:t>
+        <w:t xml:space="preserve"> 17</w:t>
       </w:r>
       <w:r>
         <w:rPr>
@@ -794,32 +740,1508 @@
         <w:widowControl/>
         <w:jc w:val="left"/>
         <w:rPr>
+          <w:noProof/>
+        </w:rPr>
+      </w:pPr>
+      <w:r>
+        <w:rPr>
           <w:rFonts w:eastAsia="黑体"/>
           <w:b/>
           <w:sz w:val="32"/>
         </w:rPr>
-      </w:pPr>
+        <w:br w:type="page"/>
+      </w:r>
       <w:r>
         <w:rPr>
           <w:rFonts w:eastAsia="黑体"/>
           <w:b/>
           <w:sz w:val="32"/>
         </w:rPr>
-        <w:br w:type="page"/>
-      </w:r>
-    </w:p>
-    <w:bookmarkEnd w:id="0"/>
+        <w:fldChar w:fldCharType="begin"/>
+      </w:r>
+      <w:r>
+        <w:rPr>
+          <w:rFonts w:eastAsia="黑体"/>
+          <w:b/>
+          <w:sz w:val="32"/>
+        </w:rPr>
+        <w:instrText xml:space="preserve"> TOC \o "1-3" \h \z \u </w:instrText>
+      </w:r>
+      <w:r>
+        <w:rPr>
+          <w:rFonts w:eastAsia="黑体"/>
+          <w:b/>
+          <w:sz w:val="32"/>
+        </w:rPr>
+        <w:fldChar w:fldCharType="separate"/>
+      </w:r>
+    </w:p>
+    <w:p>
+      <w:pPr>
+        <w:pStyle w:val="TOC1"/>
+        <w:tabs>
+          <w:tab w:val="right" w:leader="dot" w:pos="8296"/>
+        </w:tabs>
+        <w:rPr>
+          <w:rFonts w:eastAsiaTheme="minorEastAsia" w:cstheme="minorBidi"/>
+          <w:b w:val="0"/>
+          <w:bCs w:val="0"/>
+          <w:caps w:val="0"/>
+          <w:noProof/>
+          <w:sz w:val="36"/>
+          <w:szCs w:val="40"/>
+          <w14:ligatures w14:val="standardContextual"/>
+        </w:rPr>
+      </w:pPr>
+      <w:hyperlink w:anchor="_Toc227354179" w:history="1">
+        <w:r>
+          <w:rPr>
+            <w:rStyle w:val="a8"/>
+            <w:noProof/>
+            <w:sz w:val="28"/>
+            <w:szCs w:val="28"/>
+          </w:rPr>
+          <w:t xml:space="preserve">1 </w:t>
+        </w:r>
+        <w:r>
+          <w:rPr>
+            <w:rStyle w:val="a8"/>
+            <w:noProof/>
+            <w:sz w:val="28"/>
+            <w:szCs w:val="28"/>
+          </w:rPr>
+          <w:t>实验环境与设备</w:t>
+        </w:r>
+        <w:r>
+          <w:rPr>
+            <w:noProof/>
+            <w:webHidden/>
+            <w:sz w:val="28"/>
+            <w:szCs w:val="28"/>
+          </w:rPr>
+          <w:tab/>
+        </w:r>
+        <w:r>
+          <w:rPr>
+            <w:noProof/>
+            <w:webHidden/>
+            <w:sz w:val="28"/>
+            <w:szCs w:val="28"/>
+          </w:rPr>
+          <w:fldChar w:fldCharType="begin"/>
+        </w:r>
+        <w:r>
+          <w:rPr>
+            <w:noProof/>
+            <w:webHidden/>
+            <w:sz w:val="28"/>
+            <w:szCs w:val="28"/>
+          </w:rPr>
+          <w:instrText xml:space="preserve"> PAGEREF _Toc227354179 \h </w:instrText>
+        </w:r>
+        <w:r>
+          <w:rPr>
+            <w:noProof/>
+            <w:webHidden/>
+            <w:sz w:val="28"/>
+            <w:szCs w:val="28"/>
+          </w:rPr>
+        </w:r>
+        <w:r>
+          <w:rPr>
+            <w:noProof/>
+            <w:webHidden/>
+            <w:sz w:val="28"/>
+            <w:szCs w:val="28"/>
+          </w:rPr>
+          <w:fldChar w:fldCharType="separate"/>
+        </w:r>
+        <w:r>
+          <w:rPr>
+            <w:noProof/>
+            <w:webHidden/>
+            <w:sz w:val="28"/>
+            <w:szCs w:val="28"/>
+          </w:rPr>
+          <w:t>3</w:t>
+        </w:r>
+        <w:r>
+          <w:rPr>
+            <w:noProof/>
+            <w:webHidden/>
+            <w:sz w:val="28"/>
+            <w:szCs w:val="28"/>
+          </w:rPr>
+          <w:fldChar w:fldCharType="end"/>
+        </w:r>
+      </w:hyperlink>
+    </w:p>
+    <w:p>
+      <w:pPr>
+        <w:pStyle w:val="TOC1"/>
+        <w:tabs>
+          <w:tab w:val="right" w:leader="dot" w:pos="8296"/>
+        </w:tabs>
+        <w:rPr>
+          <w:rFonts w:eastAsiaTheme="minorEastAsia" w:cstheme="minorBidi"/>
+          <w:b w:val="0"/>
+          <w:bCs w:val="0"/>
+          <w:caps w:val="0"/>
+          <w:noProof/>
+          <w:sz w:val="36"/>
+          <w:szCs w:val="40"/>
+          <w14:ligatures w14:val="standardContextual"/>
+        </w:rPr>
+      </w:pPr>
+      <w:hyperlink w:anchor="_Toc227354180" w:history="1">
+        <w:r>
+          <w:rPr>
+            <w:rStyle w:val="a8"/>
+            <w:noProof/>
+            <w:sz w:val="28"/>
+            <w:szCs w:val="28"/>
+          </w:rPr>
+          <w:t xml:space="preserve">2 </w:t>
+        </w:r>
+        <w:r>
+          <w:rPr>
+            <w:rStyle w:val="a8"/>
+            <w:noProof/>
+            <w:sz w:val="28"/>
+            <w:szCs w:val="28"/>
+          </w:rPr>
+          <w:t>程序总体框架与运行逻辑</w:t>
+        </w:r>
+        <w:r>
+          <w:rPr>
+            <w:noProof/>
+            <w:webHidden/>
+            <w:sz w:val="28"/>
+            <w:szCs w:val="28"/>
+          </w:rPr>
+          <w:tab/>
+        </w:r>
+        <w:r>
+          <w:rPr>
+            <w:noProof/>
+            <w:webHidden/>
+            <w:sz w:val="28"/>
+            <w:szCs w:val="28"/>
+          </w:rPr>
+          <w:fldChar w:fldCharType="begin"/>
+        </w:r>
+        <w:r>
+          <w:rPr>
+            <w:noProof/>
+            <w:webHidden/>
+            <w:sz w:val="28"/>
+            <w:szCs w:val="28"/>
+          </w:rPr>
+          <w:instrText xml:space="preserve"> PAGEREF _Toc227354180 \h </w:instrText>
+        </w:r>
+        <w:r>
+          <w:rPr>
+            <w:noProof/>
+            <w:webHidden/>
+            <w:sz w:val="28"/>
+            <w:szCs w:val="28"/>
+          </w:rPr>
+        </w:r>
+        <w:r>
+          <w:rPr>
+            <w:noProof/>
+            <w:webHidden/>
+            <w:sz w:val="28"/>
+            <w:szCs w:val="28"/>
+          </w:rPr>
+          <w:fldChar w:fldCharType="separate"/>
+        </w:r>
+        <w:r>
+          <w:rPr>
+            <w:noProof/>
+            <w:webHidden/>
+            <w:sz w:val="28"/>
+            <w:szCs w:val="28"/>
+          </w:rPr>
+          <w:t>3</w:t>
+        </w:r>
+        <w:r>
+          <w:rPr>
+            <w:noProof/>
+            <w:webHidden/>
+            <w:sz w:val="28"/>
+            <w:szCs w:val="28"/>
+          </w:rPr>
+          <w:fldChar w:fldCharType="end"/>
+        </w:r>
+      </w:hyperlink>
+    </w:p>
+    <w:p>
+      <w:pPr>
+        <w:pStyle w:val="TOC2"/>
+        <w:tabs>
+          <w:tab w:val="right" w:leader="dot" w:pos="8296"/>
+        </w:tabs>
+        <w:rPr>
+          <w:rFonts w:eastAsiaTheme="minorEastAsia" w:cstheme="minorBidi"/>
+          <w:smallCaps w:val="0"/>
+          <w:noProof/>
+          <w:sz w:val="36"/>
+          <w:szCs w:val="40"/>
+          <w14:ligatures w14:val="standardContextual"/>
+        </w:rPr>
+      </w:pPr>
+      <w:hyperlink w:anchor="_Toc227354181" w:history="1">
+        <w:r>
+          <w:rPr>
+            <w:rStyle w:val="a8"/>
+            <w:noProof/>
+            <w:sz w:val="28"/>
+            <w:szCs w:val="28"/>
+          </w:rPr>
+          <w:t xml:space="preserve">2.2 </w:t>
+        </w:r>
+        <w:r>
+          <w:rPr>
+            <w:rStyle w:val="a8"/>
+            <w:noProof/>
+            <w:sz w:val="28"/>
+            <w:szCs w:val="28"/>
+          </w:rPr>
+          <w:t>程序运行逻辑解释</w:t>
+        </w:r>
+        <w:r>
+          <w:rPr>
+            <w:noProof/>
+            <w:webHidden/>
+            <w:sz w:val="28"/>
+            <w:szCs w:val="28"/>
+          </w:rPr>
+          <w:tab/>
+        </w:r>
+        <w:r>
+          <w:rPr>
+            <w:noProof/>
+            <w:webHidden/>
+            <w:sz w:val="28"/>
+            <w:szCs w:val="28"/>
+          </w:rPr>
+          <w:fldChar w:fldCharType="begin"/>
+        </w:r>
+        <w:r>
+          <w:rPr>
+            <w:noProof/>
+            <w:webHidden/>
+            <w:sz w:val="28"/>
+            <w:szCs w:val="28"/>
+          </w:rPr>
+          <w:instrText xml:space="preserve"> PAGEREF _Toc227354181 \h </w:instrText>
+        </w:r>
+        <w:r>
+          <w:rPr>
+            <w:noProof/>
+            <w:webHidden/>
+            <w:sz w:val="28"/>
+            <w:szCs w:val="28"/>
+          </w:rPr>
+        </w:r>
+        <w:r>
+          <w:rPr>
+            <w:noProof/>
+            <w:webHidden/>
+            <w:sz w:val="28"/>
+            <w:szCs w:val="28"/>
+          </w:rPr>
+          <w:fldChar w:fldCharType="separate"/>
+        </w:r>
+        <w:r>
+          <w:rPr>
+            <w:noProof/>
+            <w:webHidden/>
+            <w:sz w:val="28"/>
+            <w:szCs w:val="28"/>
+          </w:rPr>
+          <w:t>4</w:t>
+        </w:r>
+        <w:r>
+          <w:rPr>
+            <w:noProof/>
+            <w:webHidden/>
+            <w:sz w:val="28"/>
+            <w:szCs w:val="28"/>
+          </w:rPr>
+          <w:fldChar w:fldCharType="end"/>
+        </w:r>
+      </w:hyperlink>
+    </w:p>
+    <w:p>
+      <w:pPr>
+        <w:pStyle w:val="TOC3"/>
+        <w:tabs>
+          <w:tab w:val="right" w:leader="dot" w:pos="8296"/>
+        </w:tabs>
+        <w:rPr>
+          <w:rFonts w:eastAsiaTheme="minorEastAsia" w:cstheme="minorBidi"/>
+          <w:i w:val="0"/>
+          <w:iCs w:val="0"/>
+          <w:noProof/>
+          <w:sz w:val="36"/>
+          <w:szCs w:val="40"/>
+          <w14:ligatures w14:val="standardContextual"/>
+        </w:rPr>
+      </w:pPr>
+      <w:hyperlink w:anchor="_Toc227354182" w:history="1">
+        <w:r>
+          <w:rPr>
+            <w:rStyle w:val="a8"/>
+            <w:noProof/>
+            <w:sz w:val="28"/>
+            <w:szCs w:val="28"/>
+          </w:rPr>
+          <w:t xml:space="preserve">2.2.1 </w:t>
+        </w:r>
+        <w:r>
+          <w:rPr>
+            <w:rStyle w:val="a8"/>
+            <w:noProof/>
+            <w:sz w:val="28"/>
+            <w:szCs w:val="28"/>
+          </w:rPr>
+          <w:t>数据清洗与</w:t>
+        </w:r>
+        <w:r>
+          <w:rPr>
+            <w:rStyle w:val="a8"/>
+            <w:noProof/>
+            <w:sz w:val="28"/>
+            <w:szCs w:val="28"/>
+          </w:rPr>
+          <w:t xml:space="preserve"> OD </w:t>
+        </w:r>
+        <w:r>
+          <w:rPr>
+            <w:rStyle w:val="a8"/>
+            <w:noProof/>
+            <w:sz w:val="28"/>
+            <w:szCs w:val="28"/>
+          </w:rPr>
+          <w:t>匹配</w:t>
+        </w:r>
+        <w:r>
+          <w:rPr>
+            <w:noProof/>
+            <w:webHidden/>
+            <w:sz w:val="28"/>
+            <w:szCs w:val="28"/>
+          </w:rPr>
+          <w:tab/>
+        </w:r>
+        <w:r>
+          <w:rPr>
+            <w:noProof/>
+            <w:webHidden/>
+            <w:sz w:val="28"/>
+            <w:szCs w:val="28"/>
+          </w:rPr>
+          <w:fldChar w:fldCharType="begin"/>
+        </w:r>
+        <w:r>
+          <w:rPr>
+            <w:noProof/>
+            <w:webHidden/>
+            <w:sz w:val="28"/>
+            <w:szCs w:val="28"/>
+          </w:rPr>
+          <w:instrText xml:space="preserve"> PAGEREF _Toc227354182 \h </w:instrText>
+        </w:r>
+        <w:r>
+          <w:rPr>
+            <w:noProof/>
+            <w:webHidden/>
+            <w:sz w:val="28"/>
+            <w:szCs w:val="28"/>
+          </w:rPr>
+        </w:r>
+        <w:r>
+          <w:rPr>
+            <w:noProof/>
+            <w:webHidden/>
+            <w:sz w:val="28"/>
+            <w:szCs w:val="28"/>
+          </w:rPr>
+          <w:fldChar w:fldCharType="separate"/>
+        </w:r>
+        <w:r>
+          <w:rPr>
+            <w:noProof/>
+            <w:webHidden/>
+            <w:sz w:val="28"/>
+            <w:szCs w:val="28"/>
+          </w:rPr>
+          <w:t>4</w:t>
+        </w:r>
+        <w:r>
+          <w:rPr>
+            <w:noProof/>
+            <w:webHidden/>
+            <w:sz w:val="28"/>
+            <w:szCs w:val="28"/>
+          </w:rPr>
+          <w:fldChar w:fldCharType="end"/>
+        </w:r>
+      </w:hyperlink>
+    </w:p>
+    <w:p>
+      <w:pPr>
+        <w:pStyle w:val="TOC3"/>
+        <w:tabs>
+          <w:tab w:val="right" w:leader="dot" w:pos="8296"/>
+        </w:tabs>
+        <w:rPr>
+          <w:rFonts w:eastAsiaTheme="minorEastAsia" w:cstheme="minorBidi"/>
+          <w:i w:val="0"/>
+          <w:iCs w:val="0"/>
+          <w:noProof/>
+          <w:sz w:val="36"/>
+          <w:szCs w:val="40"/>
+          <w14:ligatures w14:val="standardContextual"/>
+        </w:rPr>
+      </w:pPr>
+      <w:hyperlink w:anchor="_Toc227354183" w:history="1">
+        <w:r>
+          <w:rPr>
+            <w:rStyle w:val="a8"/>
+            <w:noProof/>
+            <w:sz w:val="28"/>
+            <w:szCs w:val="28"/>
+          </w:rPr>
+          <w:t xml:space="preserve">2.2.2 </w:t>
+        </w:r>
+        <w:r>
+          <w:rPr>
+            <w:rStyle w:val="a8"/>
+            <w:noProof/>
+            <w:sz w:val="28"/>
+            <w:szCs w:val="28"/>
+          </w:rPr>
+          <w:t>基于最短路径的轨迹推断</w:t>
+        </w:r>
+        <w:r>
+          <w:rPr>
+            <w:noProof/>
+            <w:webHidden/>
+            <w:sz w:val="28"/>
+            <w:szCs w:val="28"/>
+          </w:rPr>
+          <w:tab/>
+        </w:r>
+        <w:r>
+          <w:rPr>
+            <w:noProof/>
+            <w:webHidden/>
+            <w:sz w:val="28"/>
+            <w:szCs w:val="28"/>
+          </w:rPr>
+          <w:fldChar w:fldCharType="begin"/>
+        </w:r>
+        <w:r>
+          <w:rPr>
+            <w:noProof/>
+            <w:webHidden/>
+            <w:sz w:val="28"/>
+            <w:szCs w:val="28"/>
+          </w:rPr>
+          <w:instrText xml:space="preserve"> PAGEREF _Toc227354183 \h </w:instrText>
+        </w:r>
+        <w:r>
+          <w:rPr>
+            <w:noProof/>
+            <w:webHidden/>
+            <w:sz w:val="28"/>
+            <w:szCs w:val="28"/>
+          </w:rPr>
+        </w:r>
+        <w:r>
+          <w:rPr>
+            <w:noProof/>
+            <w:webHidden/>
+            <w:sz w:val="28"/>
+            <w:szCs w:val="28"/>
+          </w:rPr>
+          <w:fldChar w:fldCharType="separate"/>
+        </w:r>
+        <w:r>
+          <w:rPr>
+            <w:noProof/>
+            <w:webHidden/>
+            <w:sz w:val="28"/>
+            <w:szCs w:val="28"/>
+          </w:rPr>
+          <w:t>5</w:t>
+        </w:r>
+        <w:r>
+          <w:rPr>
+            <w:noProof/>
+            <w:webHidden/>
+            <w:sz w:val="28"/>
+            <w:szCs w:val="28"/>
+          </w:rPr>
+          <w:fldChar w:fldCharType="end"/>
+        </w:r>
+      </w:hyperlink>
+    </w:p>
+    <w:p>
+      <w:pPr>
+        <w:pStyle w:val="TOC3"/>
+        <w:tabs>
+          <w:tab w:val="right" w:leader="dot" w:pos="8296"/>
+        </w:tabs>
+        <w:rPr>
+          <w:rFonts w:eastAsiaTheme="minorEastAsia" w:cstheme="minorBidi"/>
+          <w:i w:val="0"/>
+          <w:iCs w:val="0"/>
+          <w:noProof/>
+          <w:sz w:val="36"/>
+          <w:szCs w:val="40"/>
+          <w14:ligatures w14:val="standardContextual"/>
+        </w:rPr>
+      </w:pPr>
+      <w:hyperlink w:anchor="_Toc227354184" w:history="1">
+        <w:r>
+          <w:rPr>
+            <w:rStyle w:val="a8"/>
+            <w:noProof/>
+            <w:sz w:val="28"/>
+            <w:szCs w:val="28"/>
+          </w:rPr>
+          <w:t xml:space="preserve">2.2.3 </w:t>
+        </w:r>
+        <w:r>
+          <w:rPr>
+            <w:rStyle w:val="a8"/>
+            <w:noProof/>
+            <w:sz w:val="28"/>
+            <w:szCs w:val="28"/>
+          </w:rPr>
+          <w:t>隐私前缀树的构建与预算分配</w:t>
+        </w:r>
+        <w:r>
+          <w:rPr>
+            <w:noProof/>
+            <w:webHidden/>
+            <w:sz w:val="28"/>
+            <w:szCs w:val="28"/>
+          </w:rPr>
+          <w:tab/>
+        </w:r>
+        <w:r>
+          <w:rPr>
+            <w:noProof/>
+            <w:webHidden/>
+            <w:sz w:val="28"/>
+            <w:szCs w:val="28"/>
+          </w:rPr>
+          <w:fldChar w:fldCharType="begin"/>
+        </w:r>
+        <w:r>
+          <w:rPr>
+            <w:noProof/>
+            <w:webHidden/>
+            <w:sz w:val="28"/>
+            <w:szCs w:val="28"/>
+          </w:rPr>
+          <w:instrText xml:space="preserve"> PAGEREF _Toc227354184 \h </w:instrText>
+        </w:r>
+        <w:r>
+          <w:rPr>
+            <w:noProof/>
+            <w:webHidden/>
+            <w:sz w:val="28"/>
+            <w:szCs w:val="28"/>
+          </w:rPr>
+        </w:r>
+        <w:r>
+          <w:rPr>
+            <w:noProof/>
+            <w:webHidden/>
+            <w:sz w:val="28"/>
+            <w:szCs w:val="28"/>
+          </w:rPr>
+          <w:fldChar w:fldCharType="separate"/>
+        </w:r>
+        <w:r>
+          <w:rPr>
+            <w:noProof/>
+            <w:webHidden/>
+            <w:sz w:val="28"/>
+            <w:szCs w:val="28"/>
+          </w:rPr>
+          <w:t>5</w:t>
+        </w:r>
+        <w:r>
+          <w:rPr>
+            <w:noProof/>
+            <w:webHidden/>
+            <w:sz w:val="28"/>
+            <w:szCs w:val="28"/>
+          </w:rPr>
+          <w:fldChar w:fldCharType="end"/>
+        </w:r>
+      </w:hyperlink>
+    </w:p>
+    <w:p>
+      <w:pPr>
+        <w:pStyle w:val="TOC3"/>
+        <w:tabs>
+          <w:tab w:val="right" w:leader="dot" w:pos="8296"/>
+        </w:tabs>
+        <w:rPr>
+          <w:rFonts w:eastAsiaTheme="minorEastAsia" w:cstheme="minorBidi"/>
+          <w:i w:val="0"/>
+          <w:iCs w:val="0"/>
+          <w:noProof/>
+          <w:sz w:val="36"/>
+          <w:szCs w:val="40"/>
+          <w14:ligatures w14:val="standardContextual"/>
+        </w:rPr>
+      </w:pPr>
+      <w:hyperlink w:anchor="_Toc227354185" w:history="1">
+        <w:r>
+          <w:rPr>
+            <w:rStyle w:val="a8"/>
+            <w:noProof/>
+            <w:sz w:val="28"/>
+            <w:szCs w:val="28"/>
+          </w:rPr>
+          <w:t xml:space="preserve">2.2.4 </w:t>
+        </w:r>
+        <w:r>
+          <w:rPr>
+            <w:rStyle w:val="a8"/>
+            <w:noProof/>
+            <w:sz w:val="28"/>
+            <w:szCs w:val="28"/>
+          </w:rPr>
+          <w:t>噪声注入与结构剪枝优化</w:t>
+        </w:r>
+        <w:r>
+          <w:rPr>
+            <w:noProof/>
+            <w:webHidden/>
+            <w:sz w:val="28"/>
+            <w:szCs w:val="28"/>
+          </w:rPr>
+          <w:tab/>
+        </w:r>
+        <w:r>
+          <w:rPr>
+            <w:noProof/>
+            <w:webHidden/>
+            <w:sz w:val="28"/>
+            <w:szCs w:val="28"/>
+          </w:rPr>
+          <w:fldChar w:fldCharType="begin"/>
+        </w:r>
+        <w:r>
+          <w:rPr>
+            <w:noProof/>
+            <w:webHidden/>
+            <w:sz w:val="28"/>
+            <w:szCs w:val="28"/>
+          </w:rPr>
+          <w:instrText xml:space="preserve"> PAGEREF _Toc227354185 \h </w:instrText>
+        </w:r>
+        <w:r>
+          <w:rPr>
+            <w:noProof/>
+            <w:webHidden/>
+            <w:sz w:val="28"/>
+            <w:szCs w:val="28"/>
+          </w:rPr>
+        </w:r>
+        <w:r>
+          <w:rPr>
+            <w:noProof/>
+            <w:webHidden/>
+            <w:sz w:val="28"/>
+            <w:szCs w:val="28"/>
+          </w:rPr>
+          <w:fldChar w:fldCharType="separate"/>
+        </w:r>
+        <w:r>
+          <w:rPr>
+            <w:noProof/>
+            <w:webHidden/>
+            <w:sz w:val="28"/>
+            <w:szCs w:val="28"/>
+          </w:rPr>
+          <w:t>6</w:t>
+        </w:r>
+        <w:r>
+          <w:rPr>
+            <w:noProof/>
+            <w:webHidden/>
+            <w:sz w:val="28"/>
+            <w:szCs w:val="28"/>
+          </w:rPr>
+          <w:fldChar w:fldCharType="end"/>
+        </w:r>
+      </w:hyperlink>
+    </w:p>
+    <w:p>
+      <w:pPr>
+        <w:pStyle w:val="TOC1"/>
+        <w:tabs>
+          <w:tab w:val="right" w:leader="dot" w:pos="8296"/>
+        </w:tabs>
+        <w:rPr>
+          <w:rFonts w:eastAsiaTheme="minorEastAsia" w:cstheme="minorBidi"/>
+          <w:b w:val="0"/>
+          <w:bCs w:val="0"/>
+          <w:caps w:val="0"/>
+          <w:noProof/>
+          <w:sz w:val="36"/>
+          <w:szCs w:val="40"/>
+          <w14:ligatures w14:val="standardContextual"/>
+        </w:rPr>
+      </w:pPr>
+      <w:hyperlink w:anchor="_Toc227354186" w:history="1">
+        <w:r>
+          <w:rPr>
+            <w:rStyle w:val="a8"/>
+            <w:noProof/>
+            <w:sz w:val="28"/>
+            <w:szCs w:val="28"/>
+          </w:rPr>
+          <w:t xml:space="preserve">3 </w:t>
+        </w:r>
+        <w:r>
+          <w:rPr>
+            <w:rStyle w:val="a8"/>
+            <w:noProof/>
+            <w:sz w:val="28"/>
+            <w:szCs w:val="28"/>
+          </w:rPr>
+          <w:t>核心类及数学原理说明</w:t>
+        </w:r>
+        <w:r>
+          <w:rPr>
+            <w:noProof/>
+            <w:webHidden/>
+            <w:sz w:val="28"/>
+            <w:szCs w:val="28"/>
+          </w:rPr>
+          <w:tab/>
+        </w:r>
+        <w:r>
+          <w:rPr>
+            <w:noProof/>
+            <w:webHidden/>
+            <w:sz w:val="28"/>
+            <w:szCs w:val="28"/>
+          </w:rPr>
+          <w:fldChar w:fldCharType="begin"/>
+        </w:r>
+        <w:r>
+          <w:rPr>
+            <w:noProof/>
+            <w:webHidden/>
+            <w:sz w:val="28"/>
+            <w:szCs w:val="28"/>
+          </w:rPr>
+          <w:instrText xml:space="preserve"> PAGEREF _Toc227354186 \h </w:instrText>
+        </w:r>
+        <w:r>
+          <w:rPr>
+            <w:noProof/>
+            <w:webHidden/>
+            <w:sz w:val="28"/>
+            <w:szCs w:val="28"/>
+          </w:rPr>
+        </w:r>
+        <w:r>
+          <w:rPr>
+            <w:noProof/>
+            <w:webHidden/>
+            <w:sz w:val="28"/>
+            <w:szCs w:val="28"/>
+          </w:rPr>
+          <w:fldChar w:fldCharType="separate"/>
+        </w:r>
+        <w:r>
+          <w:rPr>
+            <w:noProof/>
+            <w:webHidden/>
+            <w:sz w:val="28"/>
+            <w:szCs w:val="28"/>
+          </w:rPr>
+          <w:t>6</w:t>
+        </w:r>
+        <w:r>
+          <w:rPr>
+            <w:noProof/>
+            <w:webHidden/>
+            <w:sz w:val="28"/>
+            <w:szCs w:val="28"/>
+          </w:rPr>
+          <w:fldChar w:fldCharType="end"/>
+        </w:r>
+      </w:hyperlink>
+    </w:p>
+    <w:p>
+      <w:pPr>
+        <w:pStyle w:val="TOC3"/>
+        <w:tabs>
+          <w:tab w:val="right" w:leader="dot" w:pos="8296"/>
+        </w:tabs>
+        <w:rPr>
+          <w:rFonts w:eastAsiaTheme="minorEastAsia" w:cstheme="minorBidi"/>
+          <w:i w:val="0"/>
+          <w:iCs w:val="0"/>
+          <w:noProof/>
+          <w:sz w:val="36"/>
+          <w:szCs w:val="40"/>
+          <w14:ligatures w14:val="standardContextual"/>
+        </w:rPr>
+      </w:pPr>
+      <w:hyperlink w:anchor="_Toc227354187" w:history="1">
+        <w:r>
+          <w:rPr>
+            <w:rStyle w:val="a8"/>
+            <w:rFonts w:ascii="Arial" w:hAnsi="Arial" w:cs="Arial"/>
+            <w:b/>
+            <w:bCs/>
+            <w:noProof/>
+            <w:kern w:val="0"/>
+            <w:sz w:val="28"/>
+            <w:szCs w:val="28"/>
+          </w:rPr>
+          <w:t xml:space="preserve">3.1 </w:t>
+        </w:r>
+        <w:r>
+          <w:rPr>
+            <w:rStyle w:val="a8"/>
+            <w:rFonts w:ascii="Arial" w:hAnsi="Arial" w:cs="Arial"/>
+            <w:b/>
+            <w:bCs/>
+            <w:noProof/>
+            <w:kern w:val="0"/>
+            <w:sz w:val="28"/>
+            <w:szCs w:val="28"/>
+          </w:rPr>
+          <w:t>核心类详细解释</w:t>
+        </w:r>
+        <w:r>
+          <w:rPr>
+            <w:noProof/>
+            <w:webHidden/>
+            <w:sz w:val="28"/>
+            <w:szCs w:val="28"/>
+          </w:rPr>
+          <w:tab/>
+        </w:r>
+        <w:r>
+          <w:rPr>
+            <w:noProof/>
+            <w:webHidden/>
+            <w:sz w:val="28"/>
+            <w:szCs w:val="28"/>
+          </w:rPr>
+          <w:fldChar w:fldCharType="begin"/>
+        </w:r>
+        <w:r>
+          <w:rPr>
+            <w:noProof/>
+            <w:webHidden/>
+            <w:sz w:val="28"/>
+            <w:szCs w:val="28"/>
+          </w:rPr>
+          <w:instrText xml:space="preserve"> PAGEREF _Toc227354187 \h </w:instrText>
+        </w:r>
+        <w:r>
+          <w:rPr>
+            <w:noProof/>
+            <w:webHidden/>
+            <w:sz w:val="28"/>
+            <w:szCs w:val="28"/>
+          </w:rPr>
+        </w:r>
+        <w:r>
+          <w:rPr>
+            <w:noProof/>
+            <w:webHidden/>
+            <w:sz w:val="28"/>
+            <w:szCs w:val="28"/>
+          </w:rPr>
+          <w:fldChar w:fldCharType="separate"/>
+        </w:r>
+        <w:r>
+          <w:rPr>
+            <w:noProof/>
+            <w:webHidden/>
+            <w:sz w:val="28"/>
+            <w:szCs w:val="28"/>
+          </w:rPr>
+          <w:t>6</w:t>
+        </w:r>
+        <w:r>
+          <w:rPr>
+            <w:noProof/>
+            <w:webHidden/>
+            <w:sz w:val="28"/>
+            <w:szCs w:val="28"/>
+          </w:rPr>
+          <w:fldChar w:fldCharType="end"/>
+        </w:r>
+      </w:hyperlink>
+    </w:p>
+    <w:p>
+      <w:pPr>
+        <w:pStyle w:val="TOC3"/>
+        <w:tabs>
+          <w:tab w:val="right" w:leader="dot" w:pos="8296"/>
+        </w:tabs>
+        <w:rPr>
+          <w:rFonts w:eastAsiaTheme="minorEastAsia" w:cstheme="minorBidi"/>
+          <w:i w:val="0"/>
+          <w:iCs w:val="0"/>
+          <w:noProof/>
+          <w:sz w:val="36"/>
+          <w:szCs w:val="40"/>
+          <w14:ligatures w14:val="standardContextual"/>
+        </w:rPr>
+      </w:pPr>
+      <w:hyperlink w:anchor="_Toc227354188" w:history="1">
+        <w:r>
+          <w:rPr>
+            <w:rStyle w:val="a8"/>
+            <w:rFonts w:ascii="Arial" w:hAnsi="Arial" w:cs="Arial"/>
+            <w:b/>
+            <w:bCs/>
+            <w:noProof/>
+            <w:kern w:val="0"/>
+            <w:sz w:val="28"/>
+            <w:szCs w:val="28"/>
+          </w:rPr>
+          <w:t xml:space="preserve">3.2 </w:t>
+        </w:r>
+        <w:r>
+          <w:rPr>
+            <w:rStyle w:val="a8"/>
+            <w:rFonts w:ascii="Arial" w:hAnsi="Arial" w:cs="Arial"/>
+            <w:b/>
+            <w:bCs/>
+            <w:noProof/>
+            <w:kern w:val="0"/>
+            <w:sz w:val="28"/>
+            <w:szCs w:val="28"/>
+          </w:rPr>
+          <w:t>数学原理与公式说明</w:t>
+        </w:r>
+        <w:r>
+          <w:rPr>
+            <w:noProof/>
+            <w:webHidden/>
+            <w:sz w:val="28"/>
+            <w:szCs w:val="28"/>
+          </w:rPr>
+          <w:tab/>
+        </w:r>
+        <w:r>
+          <w:rPr>
+            <w:noProof/>
+            <w:webHidden/>
+            <w:sz w:val="28"/>
+            <w:szCs w:val="28"/>
+          </w:rPr>
+          <w:fldChar w:fldCharType="begin"/>
+        </w:r>
+        <w:r>
+          <w:rPr>
+            <w:noProof/>
+            <w:webHidden/>
+            <w:sz w:val="28"/>
+            <w:szCs w:val="28"/>
+          </w:rPr>
+          <w:instrText xml:space="preserve"> PAGEREF _Toc227354188 \h </w:instrText>
+        </w:r>
+        <w:r>
+          <w:rPr>
+            <w:noProof/>
+            <w:webHidden/>
+            <w:sz w:val="28"/>
+            <w:szCs w:val="28"/>
+          </w:rPr>
+        </w:r>
+        <w:r>
+          <w:rPr>
+            <w:noProof/>
+            <w:webHidden/>
+            <w:sz w:val="28"/>
+            <w:szCs w:val="28"/>
+          </w:rPr>
+          <w:fldChar w:fldCharType="separate"/>
+        </w:r>
+        <w:r>
+          <w:rPr>
+            <w:noProof/>
+            <w:webHidden/>
+            <w:sz w:val="28"/>
+            <w:szCs w:val="28"/>
+          </w:rPr>
+          <w:t>8</w:t>
+        </w:r>
+        <w:r>
+          <w:rPr>
+            <w:noProof/>
+            <w:webHidden/>
+            <w:sz w:val="28"/>
+            <w:szCs w:val="28"/>
+          </w:rPr>
+          <w:fldChar w:fldCharType="end"/>
+        </w:r>
+      </w:hyperlink>
+    </w:p>
+    <w:p>
+      <w:pPr>
+        <w:pStyle w:val="TOC1"/>
+        <w:tabs>
+          <w:tab w:val="right" w:leader="dot" w:pos="8296"/>
+        </w:tabs>
+        <w:rPr>
+          <w:rFonts w:eastAsiaTheme="minorEastAsia" w:cstheme="minorBidi"/>
+          <w:b w:val="0"/>
+          <w:bCs w:val="0"/>
+          <w:caps w:val="0"/>
+          <w:noProof/>
+          <w:sz w:val="36"/>
+          <w:szCs w:val="40"/>
+          <w14:ligatures w14:val="standardContextual"/>
+        </w:rPr>
+      </w:pPr>
+      <w:hyperlink w:anchor="_Toc227354189" w:history="1">
+        <w:r>
+          <w:rPr>
+            <w:rStyle w:val="a8"/>
+            <w:noProof/>
+            <w:sz w:val="28"/>
+            <w:szCs w:val="28"/>
+          </w:rPr>
+          <w:t xml:space="preserve">4 </w:t>
+        </w:r>
+        <w:r>
+          <w:rPr>
+            <w:rStyle w:val="a8"/>
+            <w:noProof/>
+            <w:sz w:val="28"/>
+            <w:szCs w:val="28"/>
+          </w:rPr>
+          <w:t>模块依赖关系</w:t>
+        </w:r>
+        <w:r>
+          <w:rPr>
+            <w:noProof/>
+            <w:webHidden/>
+            <w:sz w:val="28"/>
+            <w:szCs w:val="28"/>
+          </w:rPr>
+          <w:tab/>
+        </w:r>
+        <w:r>
+          <w:rPr>
+            <w:noProof/>
+            <w:webHidden/>
+            <w:sz w:val="28"/>
+            <w:szCs w:val="28"/>
+          </w:rPr>
+          <w:fldChar w:fldCharType="begin"/>
+        </w:r>
+        <w:r>
+          <w:rPr>
+            <w:noProof/>
+            <w:webHidden/>
+            <w:sz w:val="28"/>
+            <w:szCs w:val="28"/>
+          </w:rPr>
+          <w:instrText xml:space="preserve"> PAGEREF _Toc227354189 \h </w:instrText>
+        </w:r>
+        <w:r>
+          <w:rPr>
+            <w:noProof/>
+            <w:webHidden/>
+            <w:sz w:val="28"/>
+            <w:szCs w:val="28"/>
+          </w:rPr>
+        </w:r>
+        <w:r>
+          <w:rPr>
+            <w:noProof/>
+            <w:webHidden/>
+            <w:sz w:val="28"/>
+            <w:szCs w:val="28"/>
+          </w:rPr>
+          <w:fldChar w:fldCharType="separate"/>
+        </w:r>
+        <w:r>
+          <w:rPr>
+            <w:noProof/>
+            <w:webHidden/>
+            <w:sz w:val="28"/>
+            <w:szCs w:val="28"/>
+          </w:rPr>
+          <w:t>9</w:t>
+        </w:r>
+        <w:r>
+          <w:rPr>
+            <w:noProof/>
+            <w:webHidden/>
+            <w:sz w:val="28"/>
+            <w:szCs w:val="28"/>
+          </w:rPr>
+          <w:fldChar w:fldCharType="end"/>
+        </w:r>
+      </w:hyperlink>
+    </w:p>
+    <w:p>
+      <w:pPr>
+        <w:pStyle w:val="TOC3"/>
+        <w:tabs>
+          <w:tab w:val="right" w:leader="dot" w:pos="8296"/>
+        </w:tabs>
+        <w:rPr>
+          <w:rFonts w:eastAsiaTheme="minorEastAsia" w:cstheme="minorBidi"/>
+          <w:i w:val="0"/>
+          <w:iCs w:val="0"/>
+          <w:noProof/>
+          <w:sz w:val="36"/>
+          <w:szCs w:val="40"/>
+          <w14:ligatures w14:val="standardContextual"/>
+        </w:rPr>
+      </w:pPr>
+      <w:hyperlink w:anchor="_Toc227354190" w:history="1">
+        <w:r>
+          <w:rPr>
+            <w:rStyle w:val="a8"/>
+            <w:noProof/>
+            <w:sz w:val="28"/>
+            <w:szCs w:val="28"/>
+          </w:rPr>
+          <w:t xml:space="preserve">4.1 </w:t>
+        </w:r>
+        <w:r>
+          <w:rPr>
+            <w:rStyle w:val="a8"/>
+            <w:noProof/>
+            <w:sz w:val="28"/>
+            <w:szCs w:val="28"/>
+          </w:rPr>
+          <w:t>模块依赖关系图</w:t>
+        </w:r>
+        <w:r>
+          <w:rPr>
+            <w:noProof/>
+            <w:webHidden/>
+            <w:sz w:val="28"/>
+            <w:szCs w:val="28"/>
+          </w:rPr>
+          <w:tab/>
+        </w:r>
+        <w:r>
+          <w:rPr>
+            <w:noProof/>
+            <w:webHidden/>
+            <w:sz w:val="28"/>
+            <w:szCs w:val="28"/>
+          </w:rPr>
+          <w:fldChar w:fldCharType="begin"/>
+        </w:r>
+        <w:r>
+          <w:rPr>
+            <w:noProof/>
+            <w:webHidden/>
+            <w:sz w:val="28"/>
+            <w:szCs w:val="28"/>
+          </w:rPr>
+          <w:instrText xml:space="preserve"> PAGEREF _Toc227354190 \h </w:instrText>
+        </w:r>
+        <w:r>
+          <w:rPr>
+            <w:noProof/>
+            <w:webHidden/>
+            <w:sz w:val="28"/>
+            <w:szCs w:val="28"/>
+          </w:rPr>
+        </w:r>
+        <w:r>
+          <w:rPr>
+            <w:noProof/>
+            <w:webHidden/>
+            <w:sz w:val="28"/>
+            <w:szCs w:val="28"/>
+          </w:rPr>
+          <w:fldChar w:fldCharType="separate"/>
+        </w:r>
+        <w:r>
+          <w:rPr>
+            <w:noProof/>
+            <w:webHidden/>
+            <w:sz w:val="28"/>
+            <w:szCs w:val="28"/>
+          </w:rPr>
+          <w:t>9</w:t>
+        </w:r>
+        <w:r>
+          <w:rPr>
+            <w:noProof/>
+            <w:webHidden/>
+            <w:sz w:val="28"/>
+            <w:szCs w:val="28"/>
+          </w:rPr>
+          <w:fldChar w:fldCharType="end"/>
+        </w:r>
+      </w:hyperlink>
+    </w:p>
+    <w:p>
+      <w:pPr>
+        <w:pStyle w:val="TOC3"/>
+        <w:tabs>
+          <w:tab w:val="right" w:leader="dot" w:pos="8296"/>
+        </w:tabs>
+        <w:rPr>
+          <w:rFonts w:eastAsiaTheme="minorEastAsia" w:cstheme="minorBidi"/>
+          <w:i w:val="0"/>
+          <w:iCs w:val="0"/>
+          <w:noProof/>
+          <w:sz w:val="36"/>
+          <w:szCs w:val="40"/>
+          <w14:ligatures w14:val="standardContextual"/>
+        </w:rPr>
+      </w:pPr>
+      <w:hyperlink w:anchor="_Toc227354191" w:history="1">
+        <w:r>
+          <w:rPr>
+            <w:rStyle w:val="a8"/>
+            <w:noProof/>
+            <w:sz w:val="28"/>
+            <w:szCs w:val="28"/>
+          </w:rPr>
+          <w:t xml:space="preserve">4.2 </w:t>
+        </w:r>
+        <w:r>
+          <w:rPr>
+            <w:rStyle w:val="a8"/>
+            <w:noProof/>
+            <w:sz w:val="28"/>
+            <w:szCs w:val="28"/>
+          </w:rPr>
+          <w:t>依赖说明</w:t>
+        </w:r>
+        <w:r>
+          <w:rPr>
+            <w:noProof/>
+            <w:webHidden/>
+            <w:sz w:val="28"/>
+            <w:szCs w:val="28"/>
+          </w:rPr>
+          <w:tab/>
+        </w:r>
+        <w:r>
+          <w:rPr>
+            <w:noProof/>
+            <w:webHidden/>
+            <w:sz w:val="28"/>
+            <w:szCs w:val="28"/>
+          </w:rPr>
+          <w:fldChar w:fldCharType="begin"/>
+        </w:r>
+        <w:r>
+          <w:rPr>
+            <w:noProof/>
+            <w:webHidden/>
+            <w:sz w:val="28"/>
+            <w:szCs w:val="28"/>
+          </w:rPr>
+          <w:instrText xml:space="preserve"> PAGEREF _Toc227354191 \h </w:instrText>
+        </w:r>
+        <w:r>
+          <w:rPr>
+            <w:noProof/>
+            <w:webHidden/>
+            <w:sz w:val="28"/>
+            <w:szCs w:val="28"/>
+          </w:rPr>
+        </w:r>
+        <w:r>
+          <w:rPr>
+            <w:noProof/>
+            <w:webHidden/>
+            <w:sz w:val="28"/>
+            <w:szCs w:val="28"/>
+          </w:rPr>
+          <w:fldChar w:fldCharType="separate"/>
+        </w:r>
+        <w:r>
+          <w:rPr>
+            <w:noProof/>
+            <w:webHidden/>
+            <w:sz w:val="28"/>
+            <w:szCs w:val="28"/>
+          </w:rPr>
+          <w:t>10</w:t>
+        </w:r>
+        <w:r>
+          <w:rPr>
+            <w:noProof/>
+            <w:webHidden/>
+            <w:sz w:val="28"/>
+            <w:szCs w:val="28"/>
+          </w:rPr>
+          <w:fldChar w:fldCharType="end"/>
+        </w:r>
+      </w:hyperlink>
+    </w:p>
+    <w:p>
+      <w:pPr>
+        <w:widowControl/>
+        <w:jc w:val="left"/>
+        <w:rPr>
+          <w:rFonts w:eastAsia="黑体"/>
+          <w:b/>
+          <w:sz w:val="32"/>
+        </w:rPr>
+      </w:pPr>
+      <w:r>
+        <w:rPr>
+          <w:rFonts w:eastAsia="黑体"/>
+          <w:b/>
+          <w:sz w:val="32"/>
+        </w:rPr>
+        <w:fldChar w:fldCharType="end"/>
+      </w:r>
+    </w:p>
+    <w:p>
+      <w:pPr>
+        <w:widowControl/>
+        <w:jc w:val="left"/>
+        <w:rPr>
+          <w:rFonts w:eastAsia="黑体"/>
+          <w:b/>
+          <w:sz w:val="32"/>
+        </w:rPr>
+      </w:pPr>
+    </w:p>
+    <w:p>
+      <w:pPr>
+        <w:widowControl/>
+        <w:jc w:val="left"/>
+        <w:rPr>
+          <w:rFonts w:eastAsia="黑体"/>
+          <w:b/>
+          <w:sz w:val="32"/>
+        </w:rPr>
+      </w:pPr>
+    </w:p>
+    <w:p>
+      <w:pPr>
+        <w:widowControl/>
+        <w:jc w:val="left"/>
+        <w:rPr>
+          <w:rFonts w:eastAsia="黑体"/>
+          <w:b/>
+          <w:sz w:val="32"/>
+        </w:rPr>
+      </w:pPr>
+    </w:p>
+    <w:p>
+      <w:pPr>
+        <w:widowControl/>
+        <w:jc w:val="left"/>
+        <w:rPr>
+          <w:rFonts w:eastAsia="黑体"/>
+          <w:b/>
+          <w:sz w:val="32"/>
+        </w:rPr>
+      </w:pPr>
+    </w:p>
+    <w:p>
+      <w:pPr>
+        <w:widowControl/>
+        <w:jc w:val="left"/>
+        <w:rPr>
+          <w:rFonts w:eastAsia="黑体"/>
+          <w:b/>
+          <w:sz w:val="32"/>
+        </w:rPr>
+      </w:pPr>
+    </w:p>
+    <w:p>
+      <w:pPr>
+        <w:widowControl/>
+        <w:jc w:val="left"/>
+        <w:rPr>
+          <w:rFonts w:eastAsia="黑体"/>
+          <w:b/>
+          <w:sz w:val="32"/>
+        </w:rPr>
+      </w:pPr>
+    </w:p>
+    <w:p>
+      <w:pPr>
+        <w:widowControl/>
+        <w:jc w:val="left"/>
+        <w:rPr>
+          <w:rFonts w:eastAsia="黑体"/>
+          <w:b/>
+          <w:sz w:val="32"/>
+        </w:rPr>
+      </w:pPr>
+    </w:p>
+    <w:p>
+      <w:pPr>
+        <w:widowControl/>
+        <w:jc w:val="left"/>
+        <w:rPr>
+          <w:rFonts w:eastAsia="黑体"/>
+          <w:b/>
+          <w:sz w:val="32"/>
+        </w:rPr>
+      </w:pPr>
+    </w:p>
+    <w:p>
+      <w:pPr>
+        <w:widowControl/>
+        <w:jc w:val="left"/>
+        <w:rPr>
+          <w:rFonts w:eastAsia="黑体"/>
+          <w:b/>
+          <w:sz w:val="32"/>
+        </w:rPr>
+      </w:pPr>
+    </w:p>
+    <w:p>
+      <w:pPr>
+        <w:widowControl/>
+        <w:jc w:val="left"/>
+        <w:rPr>
+          <w:rFonts w:eastAsia="黑体" w:hint="eastAsia"/>
+          <w:b/>
+          <w:sz w:val="32"/>
+        </w:rPr>
+      </w:pPr>
+    </w:p>
     <w:p>
       <w:pPr>
         <w:pStyle w:val="1"/>
       </w:pPr>
-      <w:r>
-        <w:lastRenderedPageBreak/>
+      <w:bookmarkStart w:id="6" w:name="_Toc227354179"/>
+      <w:bookmarkEnd w:id="0"/>
+      <w:r>
         <w:t xml:space="preserve">1 </w:t>
       </w:r>
       <w:r>
         <w:t>实验环境与设备</w:t>
       </w:r>
+      <w:bookmarkEnd w:id="6"/>
     </w:p>
     <w:p>
       <w:r>
@@ -836,9 +2258,6 @@
     <w:p>
       <w:pPr>
         <w:jc w:val="center"/>
-        <w:rPr>
-          <w:rFonts w:hint="eastAsia"/>
-        </w:rPr>
       </w:pPr>
       <w:r>
         <w:t>表</w:t>
@@ -976,11 +2395,6 @@
             <w:hideMark/>
           </w:tcPr>
           <w:p>
-            <w:pPr>
-              <w:rPr>
-                <w:rFonts w:hint="eastAsia"/>
-              </w:rPr>
-            </w:pPr>
             <w:r>
               <w:rPr>
                 <w:rFonts w:hint="eastAsia"/>
@@ -1263,57 +2677,10 @@
     <w:p/>
     <w:p/>
     <w:p/>
-    <w:p>
-      <w:pPr>
-        <w:rPr>
-          <w:rFonts w:hint="eastAsia"/>
-        </w:rPr>
-      </w:pPr>
-    </w:p>
-    <w:p>
-      <w:pPr>
-        <w:pStyle w:val="1"/>
-      </w:pPr>
-      <w:r>
-        <w:t xml:space="preserve">2 </w:t>
-      </w:r>
-      <w:r>
-        <w:t>程序总体框架与运行逻辑</w:t>
-      </w:r>
-    </w:p>
-    <w:p>
-      <w:r>
-        <w:t>本程序基于差分隐私保护理论，针对大规模交通轨迹数据</w:t>
-      </w:r>
-      <w:r>
-        <w:rPr>
-          <w:rFonts w:hint="eastAsia"/>
-        </w:rPr>
-        <w:t>进行了模糊处理并评估了模糊</w:t>
-      </w:r>
-      <w:r>
-        <w:rPr>
-          <w:rFonts w:hint="eastAsia"/>
-        </w:rPr>
-        <w:t>处理的</w:t>
-      </w:r>
-      <w:r>
-        <w:rPr>
-          <w:rFonts w:hint="eastAsia"/>
-        </w:rPr>
-        <w:t>效果</w:t>
-      </w:r>
-      <w:r>
-        <w:t>。程序逻辑遵循从原始数据提取到高维模型构建，再到隐私预算优化的闭环路径。</w:t>
-      </w:r>
-    </w:p>
     <w:p/>
     <w:p/>
     <w:p/>
     <w:p/>
-    <w:p/>
-    <w:p/>
-    <w:p/>
     <w:p>
       <w:pPr>
         <w:rPr>
@@ -1322,11 +2689,55 @@
       </w:pPr>
     </w:p>
     <w:p>
-      <w:r>
+      <w:pPr>
+        <w:pStyle w:val="1"/>
+      </w:pPr>
+      <w:bookmarkStart w:id="7" w:name="_Toc227354180"/>
+      <w:r>
+        <w:lastRenderedPageBreak/>
+        <w:t xml:space="preserve">2 </w:t>
+      </w:r>
+      <w:r>
+        <w:t>程序总体框架与运行逻辑</w:t>
+      </w:r>
+      <w:bookmarkEnd w:id="7"/>
+    </w:p>
+    <w:p>
+      <w:pPr>
         <w:rPr>
           <w:rFonts w:hint="eastAsia"/>
         </w:rPr>
-        <w:lastRenderedPageBreak/>
+      </w:pPr>
+      <w:r>
+        <w:t>本程序基于差分隐私保护理论，针对大规模交通轨迹数据</w:t>
+      </w:r>
+      <w:r>
+        <w:rPr>
+          <w:rFonts w:hint="eastAsia"/>
+        </w:rPr>
+        <w:t>进行了模糊处理并评估了模糊</w:t>
+      </w:r>
+      <w:r>
+        <w:rPr>
+          <w:rFonts w:hint="eastAsia"/>
+        </w:rPr>
+        <w:t>处理的</w:t>
+      </w:r>
+      <w:r>
+        <w:rPr>
+          <w:rFonts w:hint="eastAsia"/>
+        </w:rPr>
+        <w:t>效果</w:t>
+      </w:r>
+      <w:r>
+        <w:t>。程序逻辑遵循从原始数据提取到高维模型构建，再到隐私预算优化的闭环路径。</w:t>
+      </w:r>
+    </w:p>
+    <w:p>
+      <w:r>
+        <w:rPr>
+          <w:rFonts w:hint="eastAsia"/>
+        </w:rPr>
         <w:t>流程图</w:t>
       </w:r>
       <w:r>
@@ -1344,6 +2755,9 @@
     </w:p>
     <w:p>
       <w:r>
+        <w:rPr>
+          <w:noProof/>
+        </w:rPr>
         <w:drawing>
           <wp:inline distT="0" distB="0" distL="0" distR="0" wp14:anchorId="327A3934" wp14:editId="5E4719CB">
             <wp:extent cx="2778696" cy="6547104"/>
@@ -1360,7 +2774,7 @@
                     <pic:cNvPicPr/>
                   </pic:nvPicPr>
                   <pic:blipFill>
-                    <a:blip r:embed="rId8"/>
+                    <a:blip r:embed="rId10"/>
                     <a:stretch>
                       <a:fillRect/>
                     </a:stretch>
@@ -1385,12 +2799,15 @@
       <w:pPr>
         <w:pStyle w:val="2"/>
       </w:pPr>
-      <w:r>
+      <w:bookmarkStart w:id="8" w:name="_Toc227354181"/>
+      <w:r>
+        <w:lastRenderedPageBreak/>
         <w:t xml:space="preserve">2.2 </w:t>
       </w:r>
       <w:r>
         <w:t>程序运行逻辑解释</w:t>
       </w:r>
+      <w:bookmarkEnd w:id="8"/>
     </w:p>
     <w:p>
       <w:r>
@@ -1401,6 +2818,7 @@
       <w:pPr>
         <w:pStyle w:val="3"/>
       </w:pPr>
+      <w:bookmarkStart w:id="9" w:name="_Toc227354182"/>
       <w:r>
         <w:t xml:space="preserve">2.2.1 </w:t>
       </w:r>
@@ -1413,6 +2831,7 @@
       <w:r>
         <w:t>匹配</w:t>
       </w:r>
+      <w:bookmarkEnd w:id="9"/>
     </w:p>
     <w:p>
       <w:r>
@@ -1434,11 +2853,7 @@
         <w:t xml:space="preserve"> shift </w:t>
       </w:r>
       <w:r>
-        <w:t>函数将</w:t>
-      </w:r>
-      <w:r>
-        <w:lastRenderedPageBreak/>
-        <w:t>同一张交通卡的</w:t>
+        <w:t>函数将同一张交通卡的</w:t>
       </w:r>
       <w:r>
         <w:t>“</w:t>
@@ -1534,34 +2949,17 @@
         <w:rPr>
           <w:rStyle w:val="a8"/>
         </w:rPr>
-        <w:t>数据清洗和出入</w:t>
-      </w:r>
-      <w:r>
-        <w:rPr>
-          <w:rStyle w:val="a8"/>
-        </w:rPr>
-        <w:t>对</w:t>
-      </w:r>
-      <w:r>
-        <w:rPr>
-          <w:rStyle w:val="a8"/>
-        </w:rPr>
-        <w:t>匹配</w:t>
-      </w:r>
-    </w:p>
-    <w:p>
-      <w:pPr>
+        <w:t>数据清洗和出入对匹配</w:t>
+      </w:r>
+    </w:p>
+    <w:p>
+      <w:r>
+        <w:fldChar w:fldCharType="end"/>
+      </w:r>
+      <w:r>
         <w:rPr>
           <w:rFonts w:hint="eastAsia"/>
         </w:rPr>
-      </w:pPr>
-      <w:r>
-        <w:fldChar w:fldCharType="end"/>
-      </w:r>
-      <w:r>
-        <w:rPr>
-          <w:rFonts w:hint="eastAsia"/>
-        </w:rPr>
         <w:t xml:space="preserve"> </w:t>
       </w:r>
     </w:p>
@@ -1569,12 +2967,14 @@
       <w:pPr>
         <w:pStyle w:val="3"/>
       </w:pPr>
+      <w:bookmarkStart w:id="10" w:name="_Toc227354183"/>
       <w:r>
         <w:t xml:space="preserve">2.2.2 </w:t>
       </w:r>
       <w:r>
         <w:t>基于最短路径的轨迹推断</w:t>
       </w:r>
+      <w:bookmarkEnd w:id="10"/>
     </w:p>
     <w:p>
       <w:r>
@@ -1686,16 +3086,8 @@
         <w:rPr>
           <w:rFonts w:ascii="Arial" w:hAnsi="Arial" w:cs="Arial"/>
         </w:rPr>
-        <w:t>库将地铁网络抽象为</w:t>
-      </w:r>
-      <w:proofErr w:type="gramStart"/>
-      <w:r>
-        <w:rPr>
-          <w:rFonts w:ascii="Arial" w:hAnsi="Arial" w:cs="Arial"/>
-        </w:rPr>
-        <w:t>图结构</w:t>
-      </w:r>
-      <w:proofErr w:type="gramEnd"/>
+        <w:t>库将地铁网络抽象为图结构</w:t>
+      </w:r>
       <w:r>
         <w:rPr>
           <w:rFonts w:ascii="Arial" w:hAnsi="Arial" w:cs="Arial"/>
@@ -2959,11 +4351,8 @@
     <w:p>
       <w:pPr>
         <w:pStyle w:val="ab"/>
-        <w:rPr>
-          <w:rFonts w:hint="eastAsia"/>
-        </w:rPr>
-      </w:pPr>
-      <w:hyperlink r:id="rId9" w:history="1">
+      </w:pPr>
+      <w:hyperlink r:id="rId11" w:history="1">
         <w:r>
           <w:rPr>
             <w:rStyle w:val="a8"/>
@@ -2983,21 +4372,7 @@
             <w:rStyle w:val="a8"/>
             <w:rFonts w:hint="eastAsia"/>
           </w:rPr>
-          <w:t>图链</w:t>
-        </w:r>
-        <w:r>
-          <w:rPr>
-            <w:rStyle w:val="a8"/>
-            <w:rFonts w:hint="eastAsia"/>
-          </w:rPr>
-          <w:t>接</w:t>
-        </w:r>
-        <w:r>
-          <w:rPr>
-            <w:rStyle w:val="a8"/>
-            <w:rFonts w:hint="eastAsia"/>
-          </w:rPr>
-          <w:t>]</w:t>
+          <w:t>图链接]</w:t>
         </w:r>
       </w:hyperlink>
     </w:p>
@@ -3005,12 +4380,15 @@
       <w:pPr>
         <w:pStyle w:val="3"/>
       </w:pPr>
-      <w:r>
+      <w:bookmarkStart w:id="11" w:name="_Toc227354184"/>
+      <w:r>
+        <w:lastRenderedPageBreak/>
         <w:t xml:space="preserve">2.2.3 </w:t>
       </w:r>
       <w:r>
         <w:t>隐私前缀树的构建与预算分配</w:t>
       </w:r>
+      <w:bookmarkEnd w:id="11"/>
     </w:p>
     <w:p>
       <w:r>
@@ -3228,13 +4606,14 @@
       <w:pPr>
         <w:pStyle w:val="3"/>
       </w:pPr>
-      <w:r>
-        <w:lastRenderedPageBreak/>
+      <w:bookmarkStart w:id="12" w:name="_Toc227354185"/>
+      <w:r>
         <w:t xml:space="preserve">2.2.4 </w:t>
       </w:r>
       <w:r>
         <w:t>噪声注入与结构剪枝优化</w:t>
       </w:r>
+      <w:bookmarkEnd w:id="12"/>
     </w:p>
     <w:p>
       <w:pPr>
@@ -3423,12 +4802,14 @@
       <w:pPr>
         <w:pStyle w:val="1"/>
       </w:pPr>
+      <w:bookmarkStart w:id="13" w:name="_Toc227354186"/>
       <w:r>
         <w:t xml:space="preserve">3 </w:t>
       </w:r>
       <w:r>
         <w:t>核心类及数学原理说明</w:t>
       </w:r>
+      <w:bookmarkEnd w:id="13"/>
     </w:p>
     <w:p>
       <w:pPr>
@@ -3529,6 +4910,7 @@
           <w:szCs w:val="27"/>
         </w:rPr>
       </w:pPr>
+      <w:bookmarkStart w:id="14" w:name="_Toc227354187"/>
       <w:r>
         <w:rPr>
           <w:rFonts w:ascii="Arial" w:hAnsi="Arial" w:cs="Arial"/>
@@ -3551,6 +4933,7 @@
         </w:rPr>
         <w:t>核心类详细解释</w:t>
       </w:r>
+      <w:bookmarkEnd w:id="14"/>
     </w:p>
     <w:p>
       <w:pPr>
@@ -3684,25 +5067,7 @@
           <w:kern w:val="0"/>
           <w:sz w:val="24"/>
         </w:rPr>
-        <w:t>（</w:t>
-      </w:r>
-      <w:proofErr w:type="gramStart"/>
-      <w:r>
-        <w:rPr>
-          <w:rFonts w:ascii="Arial" w:hAnsi="Arial" w:cs="Arial"/>
-          <w:kern w:val="0"/>
-          <w:sz w:val="24"/>
-        </w:rPr>
-        <w:t>加噪频次</w:t>
-      </w:r>
-      <w:proofErr w:type="gramEnd"/>
-      <w:r>
-        <w:rPr>
-          <w:rFonts w:ascii="Arial" w:hAnsi="Arial" w:cs="Arial"/>
-          <w:kern w:val="0"/>
-          <w:sz w:val="24"/>
-        </w:rPr>
-        <w:t>）和</w:t>
+        <w:t>（加噪频次）和</w:t>
       </w:r>
       <w:r>
         <w:rPr>
@@ -3939,7 +5304,7 @@
           <w:sz w:val="24"/>
         </w:rPr>
       </w:pPr>
-      <w:bookmarkStart w:id="6" w:name="X3a2dd0823ec4c41cf3473ef758f32ddb0a1c398"/>
+      <w:bookmarkStart w:id="15" w:name="X3a2dd0823ec4c41cf3473ef758f32ddb0a1c398"/>
       <w:r>
         <w:rPr>
           <w:rFonts w:ascii="Arial" w:hAnsi="Arial" w:cs="Arial"/>
@@ -4006,7 +5371,7 @@
           <w:sz w:val="24"/>
         </w:rPr>
       </w:pPr>
-      <w:bookmarkStart w:id="7" w:name="Xbf918bbb8bd754702633d7aac61c30b32b881e7"/>
+      <w:bookmarkStart w:id="16" w:name="Xbf918bbb8bd754702633d7aac61c30b32b881e7"/>
       <w:r>
         <w:rPr>
           <w:rFonts w:ascii="Arial" w:hAnsi="Arial" w:cs="Arial"/>
@@ -4077,6 +5442,7 @@
           <w:kern w:val="0"/>
           <w:sz w:val="24"/>
         </w:rPr>
+        <w:lastRenderedPageBreak/>
         <w:t>该函数实现了自底向上的概率累加。在代码逻辑中，我们假设每个节点被查询的概率与其子树的规模正相关。</w:t>
       </w:r>
     </w:p>
@@ -4228,7 +5594,7 @@
         <w:spacing w:after="100" w:afterAutospacing="1"/>
         <w:jc w:val="left"/>
         <w:rPr>
-          <w:rFonts w:ascii="Arial" w:hAnsi="Arial" w:cs="Arial" w:hint="eastAsia"/>
+          <w:rFonts w:ascii="Arial" w:hAnsi="Arial" w:cs="Arial"/>
           <w:kern w:val="0"/>
           <w:sz w:val="24"/>
         </w:rPr>
@@ -4289,7 +5655,6 @@
           <w:kern w:val="0"/>
           <w:sz w:val="24"/>
         </w:rPr>
-        <w:lastRenderedPageBreak/>
         <w:t xml:space="preserve">        return </w:t>
       </w:r>
       <w:proofErr w:type="spellStart"/>
@@ -4315,18 +5680,26 @@
         <w:spacing w:after="100" w:afterAutospacing="1"/>
         <w:jc w:val="left"/>
         <w:rPr>
+          <w:rFonts w:ascii="Arial" w:hAnsi="Arial" w:cs="Arial"/>
+          <w:kern w:val="0"/>
+          <w:sz w:val="24"/>
+        </w:rPr>
+      </w:pPr>
+      <w:r>
+        <w:rPr>
           <w:rFonts w:ascii="Arial" w:hAnsi="Arial" w:cs="Arial" w:hint="eastAsia"/>
           <w:kern w:val="0"/>
           <w:sz w:val="24"/>
         </w:rPr>
-      </w:pPr>
+        <w:t xml:space="preserve">    # </w:t>
+      </w:r>
       <w:r>
         <w:rPr>
           <w:rFonts w:ascii="Arial" w:hAnsi="Arial" w:cs="Arial" w:hint="eastAsia"/>
           <w:kern w:val="0"/>
           <w:sz w:val="24"/>
         </w:rPr>
-        <w:t xml:space="preserve">    # </w:t>
+        <w:t>节点概率</w:t>
       </w:r>
       <w:r>
         <w:rPr>
@@ -4334,7 +5707,7 @@
           <w:kern w:val="0"/>
           <w:sz w:val="24"/>
         </w:rPr>
-        <w:t>节点概率</w:t>
+        <w:t xml:space="preserve"> = </w:t>
       </w:r>
       <w:r>
         <w:rPr>
@@ -4342,7 +5715,7 @@
           <w:kern w:val="0"/>
           <w:sz w:val="24"/>
         </w:rPr>
-        <w:t xml:space="preserve"> = </w:t>
+        <w:t>自身基础值</w:t>
       </w:r>
       <w:r>
         <w:rPr>
@@ -4350,7 +5723,7 @@
           <w:kern w:val="0"/>
           <w:sz w:val="24"/>
         </w:rPr>
-        <w:t>自身基础值</w:t>
+        <w:t xml:space="preserve"> + </w:t>
       </w:r>
       <w:r>
         <w:rPr>
@@ -4358,26 +5731,8 @@
           <w:kern w:val="0"/>
           <w:sz w:val="24"/>
         </w:rPr>
-        <w:t xml:space="preserve"> + </w:t>
-      </w:r>
-      <w:r>
-        <w:rPr>
-          <w:rFonts w:ascii="Arial" w:hAnsi="Arial" w:cs="Arial" w:hint="eastAsia"/>
-          <w:kern w:val="0"/>
-          <w:sz w:val="24"/>
-        </w:rPr>
-        <w:t>所有子节点概率之</w:t>
-      </w:r>
-      <w:proofErr w:type="gramStart"/>
-      <w:r>
-        <w:rPr>
-          <w:rFonts w:ascii="Arial" w:hAnsi="Arial" w:cs="Arial" w:hint="eastAsia"/>
-          <w:kern w:val="0"/>
-          <w:sz w:val="24"/>
-        </w:rPr>
-        <w:t>和</w:t>
-      </w:r>
-      <w:proofErr w:type="gramEnd"/>
+        <w:t>所有子节点概率之和</w:t>
+      </w:r>
     </w:p>
     <w:p>
       <w:pPr>
@@ -4472,25 +5827,7 @@
           <w:kern w:val="0"/>
           <w:sz w:val="24"/>
         </w:rPr>
-        <w:t xml:space="preserve">                       for </w:t>
-      </w:r>
-      <w:proofErr w:type="gramStart"/>
-      <w:r>
-        <w:rPr>
-          <w:rFonts w:ascii="Arial" w:hAnsi="Arial" w:cs="Arial"/>
-          <w:kern w:val="0"/>
-          <w:sz w:val="24"/>
-        </w:rPr>
-        <w:t>child</w:t>
-      </w:r>
-      <w:proofErr w:type="gramEnd"/>
-      <w:r>
-        <w:rPr>
-          <w:rFonts w:ascii="Arial" w:hAnsi="Arial" w:cs="Arial"/>
-          <w:kern w:val="0"/>
-          <w:sz w:val="24"/>
-        </w:rPr>
-        <w:t xml:space="preserve"> in </w:t>
+        <w:t xml:space="preserve">                       for child in </w:t>
       </w:r>
       <w:proofErr w:type="spellStart"/>
       <w:proofErr w:type="gramStart"/>
@@ -4682,8 +6019,8 @@
           <w:sz w:val="24"/>
         </w:rPr>
       </w:pPr>
-      <w:bookmarkStart w:id="8" w:name="X432e4a543a30e8cbbf2429321b390896b3a1a8b"/>
-      <w:bookmarkEnd w:id="7"/>
+      <w:bookmarkStart w:id="17" w:name="X432e4a543a30e8cbbf2429321b390896b3a1a8b"/>
+      <w:bookmarkEnd w:id="16"/>
       <w:r>
         <w:rPr>
           <w:rFonts w:ascii="Arial" w:hAnsi="Arial" w:cs="Arial"/>
@@ -4989,7 +6326,7 @@
         <w:spacing w:after="100" w:afterAutospacing="1"/>
         <w:jc w:val="left"/>
         <w:rPr>
-          <w:rFonts w:ascii="Arial" w:hAnsi="Arial" w:cs="Arial" w:hint="eastAsia"/>
+          <w:rFonts w:ascii="Arial" w:hAnsi="Arial" w:cs="Arial"/>
           <w:kern w:val="0"/>
           <w:sz w:val="24"/>
         </w:rPr>
@@ -5337,8 +6674,8 @@
           <w:sz w:val="24"/>
         </w:rPr>
       </w:pPr>
-      <w:bookmarkStart w:id="9" w:name="X7f2f17000a68634bcd213ed363cfc6ce0005ffb"/>
-      <w:bookmarkEnd w:id="8"/>
+      <w:bookmarkStart w:id="18" w:name="X7f2f17000a68634bcd213ed363cfc6ce0005ffb"/>
+      <w:bookmarkEnd w:id="17"/>
       <w:r>
         <w:rPr>
           <w:rFonts w:ascii="Arial" w:hAnsi="Arial" w:cs="Arial"/>
@@ -5378,9 +6715,9 @@
           <w:kern w:val="0"/>
           <w:sz w:val="24"/>
         </w:rPr>
-        <w:t>normalize_budget_per_</w:t>
-      </w:r>
-      <w:proofErr w:type="gramStart"/>
+        <w:t>normalize_budget_per_path</w:t>
+      </w:r>
+      <w:proofErr w:type="spellEnd"/>
       <w:r>
         <w:rPr>
           <w:rFonts w:ascii="Arial" w:hAnsi="Arial" w:cs="Arial"/>
@@ -5389,29 +6726,7 @@
           <w:kern w:val="0"/>
           <w:sz w:val="24"/>
         </w:rPr>
-        <w:t>path</w:t>
-      </w:r>
-      <w:proofErr w:type="spellEnd"/>
-      <w:r>
-        <w:rPr>
-          <w:rFonts w:ascii="Arial" w:hAnsi="Arial" w:cs="Arial"/>
-          <w:i/>
-          <w:iCs/>
-          <w:kern w:val="0"/>
-          <w:sz w:val="24"/>
-        </w:rPr>
-        <w:t>(</w:t>
-      </w:r>
-      <w:proofErr w:type="gramEnd"/>
-      <w:r>
-        <w:rPr>
-          <w:rFonts w:ascii="Arial" w:hAnsi="Arial" w:cs="Arial"/>
-          <w:i/>
-          <w:iCs/>
-          <w:kern w:val="0"/>
-          <w:sz w:val="24"/>
-        </w:rPr>
-        <w:t xml:space="preserve">node, </w:t>
+        <w:t xml:space="preserve">(node, </w:t>
       </w:r>
       <w:proofErr w:type="spellStart"/>
       <w:r>
@@ -5638,7 +6953,7 @@
         <w:spacing w:after="100" w:afterAutospacing="1"/>
         <w:jc w:val="left"/>
         <w:rPr>
-          <w:rFonts w:ascii="Arial" w:hAnsi="Arial" w:cs="Arial" w:hint="eastAsia"/>
+          <w:rFonts w:ascii="Arial" w:hAnsi="Arial" w:cs="Arial"/>
           <w:kern w:val="0"/>
           <w:sz w:val="24"/>
         </w:rPr>
@@ -5670,7 +6985,7 @@
         <w:spacing w:after="100" w:afterAutospacing="1"/>
         <w:jc w:val="left"/>
         <w:rPr>
-          <w:rFonts w:ascii="Arial" w:hAnsi="Arial" w:cs="Arial" w:hint="eastAsia"/>
+          <w:rFonts w:ascii="Arial" w:hAnsi="Arial" w:cs="Arial"/>
           <w:kern w:val="0"/>
           <w:sz w:val="24"/>
         </w:rPr>
@@ -5772,7 +7087,7 @@
         <w:spacing w:after="100" w:afterAutospacing="1"/>
         <w:jc w:val="left"/>
         <w:rPr>
-          <w:rFonts w:ascii="Arial" w:hAnsi="Arial" w:cs="Arial" w:hint="eastAsia"/>
+          <w:rFonts w:ascii="Arial" w:hAnsi="Arial" w:cs="Arial"/>
           <w:kern w:val="0"/>
           <w:sz w:val="24"/>
         </w:rPr>
@@ -5857,6 +7172,7 @@
           <w:kern w:val="0"/>
           <w:sz w:val="24"/>
         </w:rPr>
+        <w:lastRenderedPageBreak/>
         <w:t>数学意义</w:t>
       </w:r>
       <w:r>
@@ -6030,8 +7346,8 @@
           <w:sz w:val="24"/>
         </w:rPr>
       </w:pPr>
-      <w:bookmarkStart w:id="10" w:name="Xab59d48461383383077fd1ef2b28cb0c8220fd0"/>
-      <w:bookmarkEnd w:id="9"/>
+      <w:bookmarkStart w:id="19" w:name="Xab59d48461383383077fd1ef2b28cb0c8220fd0"/>
+      <w:bookmarkEnd w:id="18"/>
       <w:r>
         <w:rPr>
           <w:rFonts w:ascii="Arial" w:hAnsi="Arial" w:cs="Arial"/>
@@ -6050,29 +7366,7 @@
           <w:kern w:val="0"/>
           <w:sz w:val="24"/>
         </w:rPr>
-        <w:t>噪声注入</w:t>
-      </w:r>
-      <w:proofErr w:type="gramStart"/>
-      <w:r>
-        <w:rPr>
-          <w:rFonts w:ascii="Arial" w:hAnsi="Arial" w:cs="Arial" w:hint="eastAsia"/>
-          <w:i/>
-          <w:iCs/>
-          <w:kern w:val="0"/>
-          <w:sz w:val="24"/>
-        </w:rPr>
-        <w:t>与加噪函数</w:t>
-      </w:r>
-      <w:proofErr w:type="gramEnd"/>
-      <w:r>
-        <w:rPr>
-          <w:rFonts w:ascii="Arial" w:hAnsi="Arial" w:cs="Arial" w:hint="eastAsia"/>
-          <w:i/>
-          <w:iCs/>
-          <w:kern w:val="0"/>
-          <w:sz w:val="24"/>
-        </w:rPr>
-        <w:t>：</w:t>
+        <w:t>噪声注入与加噪函数：</w:t>
       </w:r>
       <w:r>
         <w:rPr>
@@ -6182,7 +7476,6 @@
           <w:kern w:val="0"/>
           <w:sz w:val="24"/>
         </w:rPr>
-        <w:lastRenderedPageBreak/>
         <w:t>def _</w:t>
       </w:r>
       <w:proofErr w:type="spellStart"/>
@@ -6276,7 +7569,7 @@
         <w:spacing w:after="100" w:afterAutospacing="1"/>
         <w:jc w:val="left"/>
         <w:rPr>
-          <w:rFonts w:ascii="Arial" w:hAnsi="Arial" w:cs="Arial" w:hint="eastAsia"/>
+          <w:rFonts w:ascii="Arial" w:hAnsi="Arial" w:cs="Arial"/>
           <w:kern w:val="0"/>
           <w:sz w:val="24"/>
         </w:rPr>
@@ -6624,7 +7917,7 @@
         <w:spacing w:after="100" w:afterAutospacing="1"/>
         <w:jc w:val="left"/>
         <w:rPr>
-          <w:rFonts w:ascii="Arial" w:hAnsi="Arial" w:cs="Arial" w:hint="eastAsia"/>
+          <w:rFonts w:ascii="Arial" w:hAnsi="Arial" w:cs="Arial"/>
           <w:kern w:val="0"/>
           <w:sz w:val="24"/>
         </w:rPr>
@@ -6812,8 +8105,8 @@
         </w:rPr>
         <w:t>。</w:t>
       </w:r>
-      <w:bookmarkEnd w:id="6"/>
-      <w:bookmarkEnd w:id="10"/>
+      <w:bookmarkEnd w:id="15"/>
+      <w:bookmarkEnd w:id="19"/>
     </w:p>
     <w:p>
       <w:pPr>
@@ -7092,6 +8385,7 @@
           <w:szCs w:val="27"/>
         </w:rPr>
       </w:pPr>
+      <w:bookmarkStart w:id="20" w:name="_Toc227354188"/>
       <w:r>
         <w:rPr>
           <w:rFonts w:ascii="Arial" w:hAnsi="Arial" w:cs="Arial"/>
@@ -7114,6 +8408,7 @@
         </w:rPr>
         <w:t>数学原理与公式说明</w:t>
       </w:r>
+      <w:bookmarkEnd w:id="20"/>
     </w:p>
     <w:p>
       <w:pPr>
@@ -7769,7 +9064,7 @@
         <w:spacing w:after="100" w:afterAutospacing="1"/>
         <w:jc w:val="left"/>
         <w:rPr>
-          <w:rFonts w:ascii="Arial" w:hAnsi="Arial" w:cs="Arial" w:hint="eastAsia"/>
+          <w:rFonts w:ascii="Arial" w:hAnsi="Arial" w:cs="Arial"/>
           <w:kern w:val="0"/>
           <w:sz w:val="24"/>
         </w:rPr>
@@ -7847,6 +9142,7 @@
           <w:kern w:val="0"/>
           <w:sz w:val="24"/>
         </w:rPr>
+        <w:lastRenderedPageBreak/>
         <w:t>根据差分隐私的组合性质，为了满足序列数据的</w:t>
       </w:r>
       <w:r>
@@ -8137,7 +9433,6 @@
           <w:kern w:val="0"/>
           <w:sz w:val="24"/>
         </w:rPr>
-        <w:lastRenderedPageBreak/>
         <w:t>引入拉格朗日乘子</w:t>
       </w:r>
       <w:r>
@@ -8720,7 +10015,7 @@
         <w:spacing w:after="100" w:afterAutospacing="1"/>
         <w:jc w:val="left"/>
         <w:rPr>
-          <w:rFonts w:ascii="Arial" w:hAnsi="Arial" w:cs="Arial" w:hint="eastAsia"/>
+          <w:rFonts w:ascii="Arial" w:hAnsi="Arial" w:cs="Arial"/>
           <w:kern w:val="0"/>
           <w:sz w:val="24"/>
         </w:rPr>
@@ -8810,7 +10105,6 @@
         </w:rPr>
         <w:t xml:space="preserve">3.2.4 </w:t>
       </w:r>
-      <w:proofErr w:type="gramStart"/>
       <w:r>
         <w:rPr>
           <w:rFonts w:ascii="Arial" w:hAnsi="Arial" w:cs="Arial"/>
@@ -8821,7 +10115,6 @@
         </w:rPr>
         <w:t>拉普拉斯加噪机制</w:t>
       </w:r>
-      <w:proofErr w:type="gramEnd"/>
     </w:p>
     <w:p>
       <w:pPr>
@@ -9287,7 +10580,8 @@
       <w:pPr>
         <w:pStyle w:val="1"/>
       </w:pPr>
-      <w:bookmarkStart w:id="11" w:name="Xe69e0fc40aaf9396f60cd70a38be6aac9496337"/>
+      <w:bookmarkStart w:id="21" w:name="Xe69e0fc40aaf9396f60cd70a38be6aac9496337"/>
+      <w:bookmarkStart w:id="22" w:name="_Toc227354189"/>
       <w:r>
         <w:t xml:space="preserve">4 </w:t>
       </w:r>
@@ -9297,6 +10591,7 @@
         </w:rPr>
         <w:t>模块依赖关系</w:t>
       </w:r>
+      <w:bookmarkEnd w:id="22"/>
     </w:p>
     <w:p>
       <w:pPr>
@@ -9313,7 +10608,8 @@
       <w:pPr>
         <w:pStyle w:val="3"/>
       </w:pPr>
-      <w:bookmarkStart w:id="12" w:name="Xaa872b870e958ee859596b9088edf9ae6b86195"/>
+      <w:bookmarkStart w:id="23" w:name="Xaa872b870e958ee859596b9088edf9ae6b86195"/>
+      <w:bookmarkStart w:id="24" w:name="_Toc227354190"/>
       <w:r>
         <w:t xml:space="preserve">4.1 </w:t>
       </w:r>
@@ -9323,6 +10619,7 @@
         </w:rPr>
         <w:t>模块依赖关系图</w:t>
       </w:r>
+      <w:bookmarkEnd w:id="24"/>
     </w:p>
     <w:p>
       <w:pPr>
@@ -9343,6 +10640,7 @@
         <w:rPr>
           <w:noProof/>
         </w:rPr>
+        <w:lastRenderedPageBreak/>
         <w:drawing>
           <wp:inline distT="0" distB="0" distL="0" distR="0" wp14:anchorId="16286033" wp14:editId="25FF4BB6">
             <wp:extent cx="5334000" cy="1869580"/>
@@ -9359,7 +10657,7 @@
                     </pic:cNvPicPr>
                   </pic:nvPicPr>
                   <pic:blipFill>
-                    <a:blip r:embed="rId10"/>
+                    <a:blip r:embed="rId12"/>
                     <a:stretch>
                       <a:fillRect/>
                     </a:stretch>
@@ -9390,10 +10688,10 @@
       <w:pPr>
         <w:pStyle w:val="3"/>
       </w:pPr>
-      <w:bookmarkStart w:id="13" w:name="Xfb905c1e76947a7eda123c5acab2a8ca9ae98df"/>
-      <w:bookmarkEnd w:id="12"/>
-      <w:r>
-        <w:lastRenderedPageBreak/>
+      <w:bookmarkStart w:id="25" w:name="Xfb905c1e76947a7eda123c5acab2a8ca9ae98df"/>
+      <w:bookmarkStart w:id="26" w:name="_Toc227354191"/>
+      <w:bookmarkEnd w:id="23"/>
+      <w:r>
         <w:t xml:space="preserve">4.2 </w:t>
       </w:r>
       <w:r>
@@ -9402,6 +10700,7 @@
         </w:rPr>
         <w:t>依赖说明</w:t>
       </w:r>
+      <w:bookmarkEnd w:id="26"/>
     </w:p>
     <w:p>
       <w:pPr>
@@ -9679,17 +10978,14 @@
       </w:r>
     </w:p>
     <w:p>
-      <w:pPr>
-        <w:rPr>
-          <w:rFonts w:hint="eastAsia"/>
-        </w:rPr>
-      </w:pPr>
-      <w:bookmarkStart w:id="14" w:name="_相关的流程图和引用"/>
-      <w:bookmarkEnd w:id="11"/>
-      <w:bookmarkEnd w:id="13"/>
-      <w:bookmarkEnd w:id="14"/>
+      <w:bookmarkStart w:id="27" w:name="_相关的流程图和引用"/>
+      <w:bookmarkEnd w:id="21"/>
+      <w:bookmarkEnd w:id="25"/>
+      <w:bookmarkEnd w:id="27"/>
     </w:p>
     <w:sectPr>
+      <w:footerReference w:type="even" r:id="rId13"/>
+      <w:footerReference w:type="default" r:id="rId14"/>
       <w:pgSz w:w="11906" w:h="16838"/>
       <w:pgMar w:top="1440" w:right="1800" w:bottom="1440" w:left="1800" w:header="851" w:footer="992" w:gutter="0"/>
       <w:cols w:space="425"/>
@@ -9697,6 +10993,167 @@
     </w:sectPr>
   </w:body>
 </w:document>
+</file>
+
+<file path=word/endnotes.xml><?xml version="1.0" encoding="utf-8"?>
+<w:endnotes xmlns:wpc="http://schemas.microsoft.com/office/word/2010/wordprocessingCanvas" xmlns:cx="http://schemas.microsoft.com/office/drawing/2014/chartex" xmlns:cx1="http://schemas.microsoft.com/office/drawing/2015/9/8/chartex" xmlns:cx2="http://schemas.microsoft.com/office/drawing/2015/10/21/chartex" xmlns:cx3="http://schemas.microsoft.com/office/drawing/2016/5/9/chartex" xmlns:cx4="http://schemas.microsoft.com/office/drawing/2016/5/10/chartex" xmlns:cx5="http://schemas.microsoft.com/office/drawing/2016/5/11/chartex" xmlns:cx6="http://schemas.microsoft.com/office/drawing/2016/5/12/chartex" xmlns:cx7="http://schemas.microsoft.com/office/drawing/2016/5/13/chartex" xmlns:cx8="http://schemas.microsoft.com/office/drawing/2016/5/14/chartex" xmlns:mc="http://schemas.openxmlformats.org/markup-compatibility/2006" xmlns:aink="http://schemas.microsoft.com/office/drawing/2016/ink" xmlns:am3d="http://schemas.microsoft.com/office/drawing/2017/model3d" xmlns:o="urn:schemas-microsoft-com:office:office" xmlns:oel="http://schemas.microsoft.com/office/2019/extlst" xmlns:r="http://schemas.openxmlformats.org/officeDocument/2006/relationships" xmlns:m="http://schemas.openxmlformats.org/officeDocument/2006/math" xmlns:v="urn:schemas-microsoft-com:vml" xmlns:wp14="http://schemas.microsoft.com/office/word/2010/wordprocessingDrawing" xmlns:wp="http://schemas.openxmlformats.org/drawingml/2006/wordprocessingDrawing" xmlns:w10="urn:schemas-microsoft-com:office:word" xmlns:w="http://schemas.openxmlformats.org/wordprocessingml/2006/main" xmlns:w14="http://schemas.microsoft.com/office/word/2010/wordml" xmlns:w15="http://schemas.microsoft.com/office/word/2012/wordml" xmlns:w16cex="http://schemas.microsoft.com/office/word/2018/wordml/cex" xmlns:w16cid="http://schemas.microsoft.com/office/word/2016/wordml/cid" xmlns:w16="http://schemas.microsoft.com/office/word/2018/wordml" xmlns:w16du="http://schemas.microsoft.com/office/word/2023/wordml/word16du" xmlns:w16sdtdh="http://schemas.microsoft.com/office/word/2020/wordml/sdtdatahash" xmlns:w16sdtfl="http://schemas.microsoft.com/office/word/2024/wordml/sdtformatlock" xmlns:w16se="http://schemas.microsoft.com/office/word/2015/wordml/symex" xmlns:wpg="http://schemas.microsoft.com/office/word/2010/wordprocessingGroup" xmlns:wpi="http://schemas.microsoft.com/office/word/2010/wordprocessingInk" xmlns:wne="http://schemas.microsoft.com/office/word/2006/wordml" xmlns:wps="http://schemas.microsoft.com/office/word/2010/wordprocessingShape" mc:Ignorable="w14 w15 w16se w16cid w16 w16cex w16sdtdh w16sdtfl w16du wp14">
+  <w:endnote w:type="separator" w:id="-1">
+    <w:p>
+      <w:r>
+        <w:separator/>
+      </w:r>
+    </w:p>
+  </w:endnote>
+  <w:endnote w:type="continuationSeparator" w:id="0">
+    <w:p>
+      <w:r>
+        <w:continuationSeparator/>
+      </w:r>
+    </w:p>
+  </w:endnote>
+</w:endnotes>
+</file>
+
+<file path=word/footer1.xml><?xml version="1.0" encoding="utf-8"?>
+<w:ftr xmlns:wpc="http://schemas.microsoft.com/office/word/2010/wordprocessingCanvas" xmlns:cx="http://schemas.microsoft.com/office/drawing/2014/chartex" xmlns:cx1="http://schemas.microsoft.com/office/drawing/2015/9/8/chartex" xmlns:cx2="http://schemas.microsoft.com/office/drawing/2015/10/21/chartex" xmlns:cx3="http://schemas.microsoft.com/office/drawing/2016/5/9/chartex" xmlns:cx4="http://schemas.microsoft.com/office/drawing/2016/5/10/chartex" xmlns:cx5="http://schemas.microsoft.com/office/drawing/2016/5/11/chartex" xmlns:cx6="http://schemas.microsoft.com/office/drawing/2016/5/12/chartex" xmlns:cx7="http://schemas.microsoft.com/office/drawing/2016/5/13/chartex" xmlns:cx8="http://schemas.microsoft.com/office/drawing/2016/5/14/chartex" xmlns:mc="http://schemas.openxmlformats.org/markup-compatibility/2006" xmlns:aink="http://schemas.microsoft.com/office/drawing/2016/ink" xmlns:am3d="http://schemas.microsoft.com/office/drawing/2017/model3d" xmlns:o="urn:schemas-microsoft-com:office:office" xmlns:oel="http://schemas.microsoft.com/office/2019/extlst" xmlns:r="http://schemas.openxmlformats.org/officeDocument/2006/relationships" xmlns:m="http://schemas.openxmlformats.org/officeDocument/2006/math" xmlns:v="urn:schemas-microsoft-com:vml" xmlns:wp14="http://schemas.microsoft.com/office/word/2010/wordprocessingDrawing" xmlns:wp="http://schemas.openxmlformats.org/drawingml/2006/wordprocessingDrawing" xmlns:w10="urn:schemas-microsoft-com:office:word" xmlns:w="http://schemas.openxmlformats.org/wordprocessingml/2006/main" xmlns:w14="http://schemas.microsoft.com/office/word/2010/wordml" xmlns:w15="http://schemas.microsoft.com/office/word/2012/wordml" xmlns:w16cex="http://schemas.microsoft.com/office/word/2018/wordml/cex" xmlns:w16cid="http://schemas.microsoft.com/office/word/2016/wordml/cid" xmlns:w16="http://schemas.microsoft.com/office/word/2018/wordml" xmlns:w16du="http://schemas.microsoft.com/office/word/2023/wordml/word16du" xmlns:w16sdtdh="http://schemas.microsoft.com/office/word/2020/wordml/sdtdatahash" xmlns:w16sdtfl="http://schemas.microsoft.com/office/word/2024/wordml/sdtformatlock" xmlns:w16se="http://schemas.microsoft.com/office/word/2015/wordml/symex" xmlns:wpg="http://schemas.microsoft.com/office/word/2010/wordprocessingGroup" xmlns:wpi="http://schemas.microsoft.com/office/word/2010/wordprocessingInk" xmlns:wne="http://schemas.microsoft.com/office/word/2006/wordml" xmlns:wps="http://schemas.microsoft.com/office/word/2010/wordprocessingShape" mc:Ignorable="w14 w15 w16se w16cid w16 w16cex w16sdtdh w16sdtfl w16du wp14">
+  <w:sdt>
+    <w:sdtPr>
+      <w:rPr>
+        <w:rStyle w:val="ae"/>
+      </w:rPr>
+      <w:id w:val="-1164081006"/>
+      <w:docPartObj>
+        <w:docPartGallery w:val="Page Numbers (Bottom of Page)"/>
+        <w:docPartUnique/>
+      </w:docPartObj>
+    </w:sdtPr>
+    <w:sdtContent>
+      <w:p>
+        <w:pPr>
+          <w:pStyle w:val="ac"/>
+          <w:framePr w:wrap="none" w:vAnchor="text" w:hAnchor="margin" w:xAlign="right" w:y="1"/>
+          <w:rPr>
+            <w:rStyle w:val="ae"/>
+          </w:rPr>
+        </w:pPr>
+        <w:r>
+          <w:rPr>
+            <w:rStyle w:val="ae"/>
+          </w:rPr>
+          <w:fldChar w:fldCharType="begin"/>
+        </w:r>
+        <w:r>
+          <w:rPr>
+            <w:rStyle w:val="ae"/>
+          </w:rPr>
+          <w:instrText xml:space="preserve"> PAGE </w:instrText>
+        </w:r>
+        <w:r>
+          <w:rPr>
+            <w:rStyle w:val="ae"/>
+          </w:rPr>
+          <w:fldChar w:fldCharType="separate"/>
+        </w:r>
+        <w:r>
+          <w:rPr>
+            <w:rStyle w:val="ae"/>
+          </w:rPr>
+          <w:fldChar w:fldCharType="end"/>
+        </w:r>
+      </w:p>
+    </w:sdtContent>
+  </w:sdt>
+  <w:p>
+    <w:pPr>
+      <w:pStyle w:val="ac"/>
+      <w:ind w:right="360"/>
+    </w:pPr>
+  </w:p>
+</w:ftr>
+</file>
+
+<file path=word/footer2.xml><?xml version="1.0" encoding="utf-8"?>
+<w:ftr xmlns:wpc="http://schemas.microsoft.com/office/word/2010/wordprocessingCanvas" xmlns:cx="http://schemas.microsoft.com/office/drawing/2014/chartex" xmlns:cx1="http://schemas.microsoft.com/office/drawing/2015/9/8/chartex" xmlns:cx2="http://schemas.microsoft.com/office/drawing/2015/10/21/chartex" xmlns:cx3="http://schemas.microsoft.com/office/drawing/2016/5/9/chartex" xmlns:cx4="http://schemas.microsoft.com/office/drawing/2016/5/10/chartex" xmlns:cx5="http://schemas.microsoft.com/office/drawing/2016/5/11/chartex" xmlns:cx6="http://schemas.microsoft.com/office/drawing/2016/5/12/chartex" xmlns:cx7="http://schemas.microsoft.com/office/drawing/2016/5/13/chartex" xmlns:cx8="http://schemas.microsoft.com/office/drawing/2016/5/14/chartex" xmlns:mc="http://schemas.openxmlformats.org/markup-compatibility/2006" xmlns:aink="http://schemas.microsoft.com/office/drawing/2016/ink" xmlns:am3d="http://schemas.microsoft.com/office/drawing/2017/model3d" xmlns:o="urn:schemas-microsoft-com:office:office" xmlns:oel="http://schemas.microsoft.com/office/2019/extlst" xmlns:r="http://schemas.openxmlformats.org/officeDocument/2006/relationships" xmlns:m="http://schemas.openxmlformats.org/officeDocument/2006/math" xmlns:v="urn:schemas-microsoft-com:vml" xmlns:wp14="http://schemas.microsoft.com/office/word/2010/wordprocessingDrawing" xmlns:wp="http://schemas.openxmlformats.org/drawingml/2006/wordprocessingDrawing" xmlns:w10="urn:schemas-microsoft-com:office:word" xmlns:w="http://schemas.openxmlformats.org/wordprocessingml/2006/main" xmlns:w14="http://schemas.microsoft.com/office/word/2010/wordml" xmlns:w15="http://schemas.microsoft.com/office/word/2012/wordml" xmlns:w16cex="http://schemas.microsoft.com/office/word/2018/wordml/cex" xmlns:w16cid="http://schemas.microsoft.com/office/word/2016/wordml/cid" xmlns:w16="http://schemas.microsoft.com/office/word/2018/wordml" xmlns:w16du="http://schemas.microsoft.com/office/word/2023/wordml/word16du" xmlns:w16sdtdh="http://schemas.microsoft.com/office/word/2020/wordml/sdtdatahash" xmlns:w16sdtfl="http://schemas.microsoft.com/office/word/2024/wordml/sdtformatlock" xmlns:w16se="http://schemas.microsoft.com/office/word/2015/wordml/symex" xmlns:wpg="http://schemas.microsoft.com/office/word/2010/wordprocessingGroup" xmlns:wpi="http://schemas.microsoft.com/office/word/2010/wordprocessingInk" xmlns:wne="http://schemas.microsoft.com/office/word/2006/wordml" xmlns:wps="http://schemas.microsoft.com/office/word/2010/wordprocessingShape" mc:Ignorable="w14 w15 w16se w16cid w16 w16cex w16sdtdh w16sdtfl w16du wp14">
+  <w:sdt>
+    <w:sdtPr>
+      <w:rPr>
+        <w:rStyle w:val="ae"/>
+      </w:rPr>
+      <w:id w:val="441345287"/>
+      <w:docPartObj>
+        <w:docPartGallery w:val="Page Numbers (Bottom of Page)"/>
+        <w:docPartUnique/>
+      </w:docPartObj>
+    </w:sdtPr>
+    <w:sdtContent>
+      <w:p>
+        <w:pPr>
+          <w:pStyle w:val="ac"/>
+          <w:framePr w:wrap="none" w:vAnchor="text" w:hAnchor="margin" w:xAlign="right" w:y="1"/>
+          <w:rPr>
+            <w:rStyle w:val="ae"/>
+          </w:rPr>
+        </w:pPr>
+        <w:r>
+          <w:rPr>
+            <w:rStyle w:val="ae"/>
+          </w:rPr>
+          <w:fldChar w:fldCharType="begin"/>
+        </w:r>
+        <w:r>
+          <w:rPr>
+            <w:rStyle w:val="ae"/>
+          </w:rPr>
+          <w:instrText xml:space="preserve"> PAGE </w:instrText>
+        </w:r>
+        <w:r>
+          <w:rPr>
+            <w:rStyle w:val="ae"/>
+          </w:rPr>
+          <w:fldChar w:fldCharType="separate"/>
+        </w:r>
+        <w:r>
+          <w:rPr>
+            <w:rStyle w:val="ae"/>
+            <w:noProof/>
+          </w:rPr>
+          <w:t>2</w:t>
+        </w:r>
+        <w:r>
+          <w:rPr>
+            <w:rStyle w:val="ae"/>
+          </w:rPr>
+          <w:fldChar w:fldCharType="end"/>
+        </w:r>
+      </w:p>
+    </w:sdtContent>
+  </w:sdt>
+  <w:p>
+    <w:pPr>
+      <w:pStyle w:val="ac"/>
+      <w:ind w:right="360"/>
+    </w:pPr>
+  </w:p>
+</w:ftr>
+</file>
+
+<file path=word/footnotes.xml><?xml version="1.0" encoding="utf-8"?>
+<w:footnotes xmlns:wpc="http://schemas.microsoft.com/office/word/2010/wordprocessingCanvas" xmlns:cx="http://schemas.microsoft.com/office/drawing/2014/chartex" xmlns:cx1="http://schemas.microsoft.com/office/drawing/2015/9/8/chartex" xmlns:cx2="http://schemas.microsoft.com/office/drawing/2015/10/21/chartex" xmlns:cx3="http://schemas.microsoft.com/office/drawing/2016/5/9/chartex" xmlns:cx4="http://schemas.microsoft.com/office/drawing/2016/5/10/chartex" xmlns:cx5="http://schemas.microsoft.com/office/drawing/2016/5/11/chartex" xmlns:cx6="http://schemas.microsoft.com/office/drawing/2016/5/12/chartex" xmlns:cx7="http://schemas.microsoft.com/office/drawing/2016/5/13/chartex" xmlns:cx8="http://schemas.microsoft.com/office/drawing/2016/5/14/chartex" xmlns:mc="http://schemas.openxmlformats.org/markup-compatibility/2006" xmlns:aink="http://schemas.microsoft.com/office/drawing/2016/ink" xmlns:am3d="http://schemas.microsoft.com/office/drawing/2017/model3d" xmlns:o="urn:schemas-microsoft-com:office:office" xmlns:oel="http://schemas.microsoft.com/office/2019/extlst" xmlns:r="http://schemas.openxmlformats.org/officeDocument/2006/relationships" xmlns:m="http://schemas.openxmlformats.org/officeDocument/2006/math" xmlns:v="urn:schemas-microsoft-com:vml" xmlns:wp14="http://schemas.microsoft.com/office/word/2010/wordprocessingDrawing" xmlns:wp="http://schemas.openxmlformats.org/drawingml/2006/wordprocessingDrawing" xmlns:w10="urn:schemas-microsoft-com:office:word" xmlns:w="http://schemas.openxmlformats.org/wordprocessingml/2006/main" xmlns:w14="http://schemas.microsoft.com/office/word/2010/wordml" xmlns:w15="http://schemas.microsoft.com/office/word/2012/wordml" xmlns:w16cex="http://schemas.microsoft.com/office/word/2018/wordml/cex" xmlns:w16cid="http://schemas.microsoft.com/office/word/2016/wordml/cid" xmlns:w16="http://schemas.microsoft.com/office/word/2018/wordml" xmlns:w16du="http://schemas.microsoft.com/office/word/2023/wordml/word16du" xmlns:w16sdtdh="http://schemas.microsoft.com/office/word/2020/wordml/sdtdatahash" xmlns:w16sdtfl="http://schemas.microsoft.com/office/word/2024/wordml/sdtformatlock" xmlns:w16se="http://schemas.microsoft.com/office/word/2015/wordml/symex" xmlns:wpg="http://schemas.microsoft.com/office/word/2010/wordprocessingGroup" xmlns:wpi="http://schemas.microsoft.com/office/word/2010/wordprocessingInk" xmlns:wne="http://schemas.microsoft.com/office/word/2006/wordml" xmlns:wps="http://schemas.microsoft.com/office/word/2010/wordprocessingShape" mc:Ignorable="w14 w15 w16se w16cid w16 w16cex w16sdtdh w16sdtfl w16du wp14">
+  <w:footnote w:type="separator" w:id="-1">
+    <w:p>
+      <w:r>
+        <w:separator/>
+      </w:r>
+    </w:p>
+  </w:footnote>
+  <w:footnote w:type="continuationSeparator" w:id="0">
+    <w:p>
+      <w:r>
+        <w:continuationSeparator/>
+      </w:r>
+    </w:p>
+  </w:footnote>
+</w:footnotes>
 </file>
 
 <file path=word/numbering.xml><?xml version="1.0" encoding="utf-8"?>
@@ -10901,11 +12358,15 @@
     <w:lsdException w:name="heading 7" w:semiHidden="1" w:unhideWhenUsed="1" w:qFormat="1"/>
     <w:lsdException w:name="heading 8" w:semiHidden="1" w:unhideWhenUsed="1" w:qFormat="1"/>
     <w:lsdException w:name="heading 9" w:semiHidden="1" w:unhideWhenUsed="1" w:qFormat="1"/>
+    <w:lsdException w:name="toc 1" w:uiPriority="39"/>
+    <w:lsdException w:name="toc 2" w:uiPriority="39"/>
+    <w:lsdException w:name="toc 3" w:uiPriority="39"/>
     <w:lsdException w:name="caption" w:semiHidden="1" w:unhideWhenUsed="1" w:qFormat="1"/>
     <w:lsdException w:name="Title" w:qFormat="1"/>
     <w:lsdException w:name="Default Paragraph Font" w:semiHidden="1" w:uiPriority="1" w:unhideWhenUsed="1"/>
     <w:lsdException w:name="Body Text" w:qFormat="1"/>
     <w:lsdException w:name="Subtitle" w:qFormat="1"/>
+    <w:lsdException w:name="Hyperlink" w:uiPriority="99"/>
     <w:lsdException w:name="Strong" w:qFormat="1"/>
     <w:lsdException w:name="Emphasis" w:qFormat="1"/>
     <w:lsdException w:name="HTML Top of Form" w:semiHidden="1" w:uiPriority="99" w:unhideWhenUsed="1"/>
@@ -11285,6 +12746,7 @@
   <w:style w:type="character" w:default="1" w:styleId="a0">
     <w:name w:val="Default Paragraph Font"/>
     <w:uiPriority w:val="1"/>
+    <w:semiHidden/>
     <w:unhideWhenUsed/>
   </w:style>
   <w:style w:type="table" w:default="1" w:styleId="a1">
@@ -11503,6 +12965,7 @@
   <w:style w:type="character" w:styleId="a8">
     <w:name w:val="Hyperlink"/>
     <w:basedOn w:val="a0"/>
+    <w:uiPriority w:val="99"/>
     <w:rsid w:val="0097474D"/>
     <w:rPr>
       <w:color w:val="0563C1" w:themeColor="hyperlink"/>
@@ -11563,6 +13026,193 @@
     <w:name w:val="math-inline"/>
     <w:basedOn w:val="a0"/>
     <w:rsid w:val="002B763B"/>
+  </w:style>
+  <w:style w:type="paragraph" w:styleId="TOC1">
+    <w:name w:val="toc 1"/>
+    <w:basedOn w:val="a"/>
+    <w:next w:val="a"/>
+    <w:autoRedefine/>
+    <w:uiPriority w:val="39"/>
+    <w:rsid w:val="00327C47"/>
+    <w:pPr>
+      <w:spacing w:before="120" w:after="120"/>
+      <w:jc w:val="left"/>
+    </w:pPr>
+    <w:rPr>
+      <w:rFonts w:asciiTheme="minorHAnsi" w:hAnsiTheme="minorHAnsi" w:cstheme="minorHAnsi"/>
+      <w:b/>
+      <w:bCs/>
+      <w:caps/>
+      <w:sz w:val="20"/>
+      <w:szCs w:val="20"/>
+    </w:rPr>
+  </w:style>
+  <w:style w:type="paragraph" w:styleId="TOC2">
+    <w:name w:val="toc 2"/>
+    <w:basedOn w:val="a"/>
+    <w:next w:val="a"/>
+    <w:autoRedefine/>
+    <w:uiPriority w:val="39"/>
+    <w:rsid w:val="00327C47"/>
+    <w:pPr>
+      <w:ind w:left="210"/>
+      <w:jc w:val="left"/>
+    </w:pPr>
+    <w:rPr>
+      <w:rFonts w:asciiTheme="minorHAnsi" w:hAnsiTheme="minorHAnsi" w:cstheme="minorHAnsi"/>
+      <w:smallCaps/>
+      <w:sz w:val="20"/>
+      <w:szCs w:val="20"/>
+    </w:rPr>
+  </w:style>
+  <w:style w:type="paragraph" w:styleId="TOC3">
+    <w:name w:val="toc 3"/>
+    <w:basedOn w:val="a"/>
+    <w:next w:val="a"/>
+    <w:autoRedefine/>
+    <w:uiPriority w:val="39"/>
+    <w:rsid w:val="00327C47"/>
+    <w:pPr>
+      <w:ind w:left="420"/>
+      <w:jc w:val="left"/>
+    </w:pPr>
+    <w:rPr>
+      <w:rFonts w:asciiTheme="minorHAnsi" w:hAnsiTheme="minorHAnsi" w:cstheme="minorHAnsi"/>
+      <w:i/>
+      <w:iCs/>
+      <w:sz w:val="20"/>
+      <w:szCs w:val="20"/>
+    </w:rPr>
+  </w:style>
+  <w:style w:type="paragraph" w:styleId="TOC4">
+    <w:name w:val="toc 4"/>
+    <w:basedOn w:val="a"/>
+    <w:next w:val="a"/>
+    <w:autoRedefine/>
+    <w:rsid w:val="00327C47"/>
+    <w:pPr>
+      <w:ind w:left="630"/>
+      <w:jc w:val="left"/>
+    </w:pPr>
+    <w:rPr>
+      <w:rFonts w:asciiTheme="minorHAnsi" w:hAnsiTheme="minorHAnsi" w:cstheme="minorHAnsi"/>
+      <w:sz w:val="18"/>
+      <w:szCs w:val="18"/>
+    </w:rPr>
+  </w:style>
+  <w:style w:type="paragraph" w:styleId="TOC5">
+    <w:name w:val="toc 5"/>
+    <w:basedOn w:val="a"/>
+    <w:next w:val="a"/>
+    <w:autoRedefine/>
+    <w:rsid w:val="00327C47"/>
+    <w:pPr>
+      <w:ind w:left="840"/>
+      <w:jc w:val="left"/>
+    </w:pPr>
+    <w:rPr>
+      <w:rFonts w:asciiTheme="minorHAnsi" w:hAnsiTheme="minorHAnsi" w:cstheme="minorHAnsi"/>
+      <w:sz w:val="18"/>
+      <w:szCs w:val="18"/>
+    </w:rPr>
+  </w:style>
+  <w:style w:type="paragraph" w:styleId="TOC6">
+    <w:name w:val="toc 6"/>
+    <w:basedOn w:val="a"/>
+    <w:next w:val="a"/>
+    <w:autoRedefine/>
+    <w:rsid w:val="00327C47"/>
+    <w:pPr>
+      <w:ind w:left="1050"/>
+      <w:jc w:val="left"/>
+    </w:pPr>
+    <w:rPr>
+      <w:rFonts w:asciiTheme="minorHAnsi" w:hAnsiTheme="minorHAnsi" w:cstheme="minorHAnsi"/>
+      <w:sz w:val="18"/>
+      <w:szCs w:val="18"/>
+    </w:rPr>
+  </w:style>
+  <w:style w:type="paragraph" w:styleId="TOC7">
+    <w:name w:val="toc 7"/>
+    <w:basedOn w:val="a"/>
+    <w:next w:val="a"/>
+    <w:autoRedefine/>
+    <w:rsid w:val="00327C47"/>
+    <w:pPr>
+      <w:ind w:left="1260"/>
+      <w:jc w:val="left"/>
+    </w:pPr>
+    <w:rPr>
+      <w:rFonts w:asciiTheme="minorHAnsi" w:hAnsiTheme="minorHAnsi" w:cstheme="minorHAnsi"/>
+      <w:sz w:val="18"/>
+      <w:szCs w:val="18"/>
+    </w:rPr>
+  </w:style>
+  <w:style w:type="paragraph" w:styleId="TOC8">
+    <w:name w:val="toc 8"/>
+    <w:basedOn w:val="a"/>
+    <w:next w:val="a"/>
+    <w:autoRedefine/>
+    <w:rsid w:val="00327C47"/>
+    <w:pPr>
+      <w:ind w:left="1470"/>
+      <w:jc w:val="left"/>
+    </w:pPr>
+    <w:rPr>
+      <w:rFonts w:asciiTheme="minorHAnsi" w:hAnsiTheme="minorHAnsi" w:cstheme="minorHAnsi"/>
+      <w:sz w:val="18"/>
+      <w:szCs w:val="18"/>
+    </w:rPr>
+  </w:style>
+  <w:style w:type="paragraph" w:styleId="TOC9">
+    <w:name w:val="toc 9"/>
+    <w:basedOn w:val="a"/>
+    <w:next w:val="a"/>
+    <w:autoRedefine/>
+    <w:rsid w:val="00327C47"/>
+    <w:pPr>
+      <w:ind w:left="1680"/>
+      <w:jc w:val="left"/>
+    </w:pPr>
+    <w:rPr>
+      <w:rFonts w:asciiTheme="minorHAnsi" w:hAnsiTheme="minorHAnsi" w:cstheme="minorHAnsi"/>
+      <w:sz w:val="18"/>
+      <w:szCs w:val="18"/>
+    </w:rPr>
+  </w:style>
+  <w:style w:type="paragraph" w:styleId="ac">
+    <w:name w:val="footer"/>
+    <w:basedOn w:val="a"/>
+    <w:link w:val="ad"/>
+    <w:rsid w:val="00327C47"/>
+    <w:pPr>
+      <w:tabs>
+        <w:tab w:val="center" w:pos="4153"/>
+        <w:tab w:val="right" w:pos="8306"/>
+      </w:tabs>
+      <w:snapToGrid w:val="0"/>
+      <w:jc w:val="left"/>
+    </w:pPr>
+    <w:rPr>
+      <w:sz w:val="18"/>
+      <w:szCs w:val="18"/>
+    </w:rPr>
+  </w:style>
+  <w:style w:type="character" w:customStyle="1" w:styleId="ad">
+    <w:name w:val="页脚 字符"/>
+    <w:basedOn w:val="a0"/>
+    <w:link w:val="ac"/>
+    <w:rsid w:val="00327C47"/>
+    <w:rPr>
+      <w:kern w:val="2"/>
+      <w:sz w:val="18"/>
+      <w:szCs w:val="18"/>
+    </w:rPr>
+  </w:style>
+  <w:style w:type="character" w:styleId="ae">
+    <w:name w:val="page number"/>
+    <w:basedOn w:val="a0"/>
+    <w:rsid w:val="00327C47"/>
   </w:style>
 </w:styles>
 </file>

--- a/学习资料/python学习的相关资料/ai组的学习计划&路径/2026-4/2026人工智能组末期考核/B题_姚晨_计算机学院计算机类12班/项目详细文档/QG末期考核报告书_姚晨_3125004395.docx
+++ b/学习资料/python学习的相关资料/ai组的学习计划&路径/2026-4/2026人工智能组末期考核/B题_姚晨_计算机学院计算机类12班/项目详细文档/QG末期考核报告书_姚晨_3125004395.docx
@@ -137,7 +137,7 @@
       <w:pPr>
         <w:jc w:val="center"/>
         <w:rPr>
-          <w:rFonts w:ascii="隶书" w:eastAsia="隶书" w:hAnsi="宋体"/>
+          <w:rFonts w:ascii="隶书" w:eastAsia="隶书" w:hAnsi="宋体" w:hint="eastAsia"/>
           <w:b/>
           <w:sz w:val="44"/>
           <w:szCs w:val="44"/>
@@ -148,7 +148,7 @@
       <w:pPr>
         <w:jc w:val="center"/>
         <w:rPr>
-          <w:rFonts w:ascii="隶书" w:eastAsia="隶书" w:hAnsi="宋体"/>
+          <w:rFonts w:ascii="隶书" w:eastAsia="隶书" w:hAnsi="宋体" w:hint="eastAsia"/>
           <w:b/>
           <w:sz w:val="44"/>
           <w:szCs w:val="44"/>
@@ -159,7 +159,7 @@
       <w:pPr>
         <w:jc w:val="center"/>
         <w:rPr>
-          <w:rFonts w:ascii="隶书" w:eastAsia="隶书" w:hAnsi="宋体"/>
+          <w:rFonts w:ascii="隶书" w:eastAsia="隶书" w:hAnsi="宋体" w:hint="eastAsia"/>
           <w:b/>
           <w:sz w:val="52"/>
           <w:szCs w:val="52"/>
@@ -199,7 +199,7 @@
       <w:pPr>
         <w:jc w:val="center"/>
         <w:rPr>
-          <w:rFonts w:ascii="隶书" w:eastAsia="隶书" w:hAnsi="宋体"/>
+          <w:rFonts w:ascii="隶书" w:eastAsia="隶书" w:hAnsi="宋体" w:hint="eastAsia"/>
           <w:b/>
           <w:sz w:val="52"/>
           <w:szCs w:val="52"/>
@@ -2223,7 +2223,7 @@
         <w:widowControl/>
         <w:jc w:val="left"/>
         <w:rPr>
-          <w:rFonts w:eastAsia="黑体" w:hint="eastAsia"/>
+          <w:rFonts w:eastAsia="黑体"/>
           <w:b/>
           <w:sz w:val="32"/>
         </w:rPr>
@@ -2681,13 +2681,7 @@
     <w:p/>
     <w:p/>
     <w:p/>
-    <w:p>
-      <w:pPr>
-        <w:rPr>
-          <w:rFonts w:hint="eastAsia"/>
-        </w:rPr>
-      </w:pPr>
-    </w:p>
+    <w:p/>
     <w:p>
       <w:pPr>
         <w:pStyle w:val="1"/>
@@ -2703,11 +2697,6 @@
       <w:bookmarkEnd w:id="7"/>
     </w:p>
     <w:p>
-      <w:pPr>
-        <w:rPr>
-          <w:rFonts w:hint="eastAsia"/>
-        </w:rPr>
-      </w:pPr>
       <w:r>
         <w:t>本程序基于差分隐私保护理论，针对大规模交通轨迹数据</w:t>
       </w:r>
@@ -2834,114 +2823,144 @@
       <w:bookmarkEnd w:id="9"/>
     </w:p>
     <w:p>
-      <w:r>
-        <w:t>程序首先利用</w:t>
-      </w:r>
-      <w:r>
-        <w:t xml:space="preserve"> Pandas </w:t>
-      </w:r>
-      <w:r>
-        <w:t>对原始地铁</w:t>
-      </w:r>
-      <w:r>
-        <w:t xml:space="preserve"> CSV </w:t>
-      </w:r>
-      <w:r>
-        <w:t>数据进行预处理。关键逻辑在于利用</w:t>
-      </w:r>
-      <w:r>
-        <w:t xml:space="preserve"> shift </w:t>
-      </w:r>
-      <w:r>
-        <w:t>函数将同一张交通卡的</w:t>
-      </w:r>
-      <w:r>
-        <w:t>“</w:t>
-      </w:r>
-      <w:r>
-        <w:t>地铁入站</w:t>
-      </w:r>
-      <w:r>
-        <w:t>”</w:t>
-      </w:r>
-      <w:r>
-        <w:t>与</w:t>
-      </w:r>
-      <w:r>
-        <w:t>“</w:t>
-      </w:r>
-      <w:r>
-        <w:t>地铁出站</w:t>
-      </w:r>
-      <w:r>
-        <w:t>”</w:t>
-      </w:r>
-      <w:r>
-        <w:t>记录进行平移对齐，形成单次的</w:t>
-      </w:r>
-      <w:r>
-        <w:t>“</w:t>
-      </w:r>
-      <w:r>
-        <w:t>起点</w:t>
-      </w:r>
-      <w:r>
-        <w:t>-</w:t>
-      </w:r>
-      <w:r>
-        <w:t>终点（</w:t>
-      </w:r>
-      <w:r>
-        <w:t>OD</w:t>
-      </w:r>
-      <w:r>
-        <w:t>）</w:t>
-      </w:r>
-      <w:r>
-        <w:t>”</w:t>
-      </w:r>
-      <w:r>
-        <w:t>行程。在此阶段，程序会严格过滤行程时长少于</w:t>
-      </w:r>
-      <w:r>
-        <w:t xml:space="preserve"> 60 </w:t>
-      </w:r>
-      <w:r>
-        <w:t>秒或超过</w:t>
-      </w:r>
-      <w:r>
-        <w:t xml:space="preserve"> 24 </w:t>
-      </w:r>
-      <w:r>
-        <w:t>小时的异常数据。</w:t>
-      </w:r>
-    </w:p>
-    <w:p/>
-    <w:p>
-      <w:pPr>
-        <w:rPr>
-          <w:rStyle w:val="a8"/>
-        </w:rPr>
-      </w:pPr>
-      <w:r>
-        <w:fldChar w:fldCharType="begin"/>
-      </w:r>
-      <w:r>
-        <w:instrText>HYPERLINK "https://raw.githubusercontent.com/YCDR-810518/imageBed/main/2026/04/upgit_20260417_1776425746.svg"</w:instrText>
-      </w:r>
-      <w:r>
-        <w:fldChar w:fldCharType="separate"/>
-      </w:r>
-      <w:r>
-        <w:rPr>
-          <w:rStyle w:val="a8"/>
-        </w:rPr>
-        <w:t>流程图</w:t>
-      </w:r>
-      <w:r>
+      <w:pPr>
         <w:rPr>
           <w:rStyle w:val="a8"/>
           <w:rFonts w:hint="eastAsia"/>
+          <w:color w:val="auto"/>
+          <w:u w:val="none"/>
+        </w:rPr>
+      </w:pPr>
+      <w:r>
+        <w:t>程序首先利用</w:t>
+      </w:r>
+      <w:r>
+        <w:t xml:space="preserve"> Pandas </w:t>
+      </w:r>
+      <w:r>
+        <w:t>对原始地铁</w:t>
+      </w:r>
+      <w:r>
+        <w:t xml:space="preserve"> CSV </w:t>
+      </w:r>
+      <w:r>
+        <w:t>数据进行预处理。关键逻辑在于利用</w:t>
+      </w:r>
+      <w:r>
+        <w:t xml:space="preserve"> shift </w:t>
+      </w:r>
+      <w:r>
+        <w:t>函数将同一张交通卡的</w:t>
+      </w:r>
+      <w:r>
+        <w:t>“</w:t>
+      </w:r>
+      <w:r>
+        <w:t>地铁入站</w:t>
+      </w:r>
+      <w:r>
+        <w:t>”</w:t>
+      </w:r>
+      <w:r>
+        <w:t>与</w:t>
+      </w:r>
+      <w:r>
+        <w:t>“</w:t>
+      </w:r>
+      <w:r>
+        <w:t>地铁出站</w:t>
+      </w:r>
+      <w:r>
+        <w:t>”</w:t>
+      </w:r>
+      <w:r>
+        <w:t>记录进行平移对齐，形成单次的</w:t>
+      </w:r>
+      <w:r>
+        <w:t>“</w:t>
+      </w:r>
+      <w:r>
+        <w:t>起点</w:t>
+      </w:r>
+      <w:r>
+        <w:t>-</w:t>
+      </w:r>
+      <w:r>
+        <w:t>终点（</w:t>
+      </w:r>
+      <w:r>
+        <w:t>OD</w:t>
+      </w:r>
+      <w:r>
+        <w:t>）</w:t>
+      </w:r>
+      <w:r>
+        <w:t>”</w:t>
+      </w:r>
+      <w:r>
+        <w:t>行程。在此阶段，程序会严格过滤行程时长少于</w:t>
+      </w:r>
+      <w:r>
+        <w:t xml:space="preserve"> 60 </w:t>
+      </w:r>
+      <w:r>
+        <w:t>秒或超过</w:t>
+      </w:r>
+      <w:r>
+        <w:t xml:space="preserve"> 24 </w:t>
+      </w:r>
+      <w:r>
+        <w:t>小时的异常数据。</w:t>
+      </w:r>
+    </w:p>
+    <w:p>
+      <w:pPr>
+        <w:pStyle w:val="ab"/>
+        <w:rPr>
+          <w:rStyle w:val="a8"/>
+          <w:rFonts w:hint="eastAsia"/>
+        </w:rPr>
+      </w:pPr>
+      <w:r>
+        <w:rPr>
+          <w:rStyle w:val="a8"/>
+          <w:rFonts w:hint="eastAsia"/>
+        </w:rPr>
+        <w:t>[</w:t>
+      </w:r>
+      <w:r>
+        <w:rPr>
+          <w:rStyle w:val="a8"/>
+        </w:rPr>
+        <w:fldChar w:fldCharType="begin"/>
+      </w:r>
+      <w:r>
+        <w:rPr>
+          <w:rStyle w:val="a8"/>
+        </w:rPr>
+        <w:instrText>HYPERLINK "https://raw.githubusercontent.com/YCDR-810518/imageBed/main/2026/04/upgit_20260417_1776425746.svg"</w:instrText>
+      </w:r>
+      <w:r>
+        <w:rPr>
+          <w:rStyle w:val="a8"/>
+        </w:rPr>
+      </w:r>
+      <w:r>
+        <w:rPr>
+          <w:rStyle w:val="a8"/>
+        </w:rPr>
+        <w:fldChar w:fldCharType="separate"/>
+      </w:r>
+      <w:r>
+        <w:rPr>
+          <w:rStyle w:val="a8"/>
+        </w:rPr>
+        <w:t>流程图</w:t>
+      </w:r>
+      <w:r>
+        <w:rPr>
+          <w:rStyle w:val="a8"/>
+          <w:rFonts w:hint="eastAsia"/>
         </w:rPr>
         <w:t xml:space="preserve">2 </w:t>
       </w:r>
@@ -2949,18 +2968,37 @@
         <w:rPr>
           <w:rStyle w:val="a8"/>
         </w:rPr>
-        <w:t>数据清洗和出入对匹配</w:t>
-      </w:r>
-    </w:p>
-    <w:p>
-      <w:r>
+        <w:t>数据清</w:t>
+      </w:r>
+      <w:r>
+        <w:rPr>
+          <w:rStyle w:val="a8"/>
+        </w:rPr>
+        <w:t>洗</w:t>
+      </w:r>
+      <w:r>
+        <w:rPr>
+          <w:rStyle w:val="a8"/>
+        </w:rPr>
+        <w:t>和出入对匹配</w:t>
+      </w:r>
+      <w:r>
+        <w:rPr>
+          <w:rStyle w:val="a8"/>
+          <w:rFonts w:hint="eastAsia"/>
+        </w:rPr>
+        <w:t>]</w:t>
+      </w:r>
+    </w:p>
+    <w:p>
+      <w:pPr>
+        <w:pStyle w:val="ab"/>
+      </w:pPr>
+      <w:r>
+        <w:rPr>
+          <w:rStyle w:val="a8"/>
+        </w:rPr>
         <w:fldChar w:fldCharType="end"/>
-      </w:r>
-      <w:r>
-        <w:rPr>
-          <w:rFonts w:hint="eastAsia"/>
-        </w:rPr>
-        <w:t xml:space="preserve"> </w:t>
       </w:r>
     </w:p>
     <w:p>
@@ -4332,6 +4370,9 @@
     <w:p>
       <w:pPr>
         <w:pStyle w:val="ab"/>
+        <w:rPr>
+          <w:rFonts w:hint="eastAsia"/>
+        </w:rPr>
       </w:pPr>
       <w:r>
         <w:t xml:space="preserve">以下为 </w:t>
@@ -4351,6 +4392,9 @@
     <w:p>
       <w:pPr>
         <w:pStyle w:val="ab"/>
+        <w:rPr>
+          <w:rFonts w:hint="eastAsia"/>
+        </w:rPr>
       </w:pPr>
       <w:hyperlink r:id="rId11" w:history="1">
         <w:r>
@@ -4372,7 +4416,21 @@
             <w:rStyle w:val="a8"/>
             <w:rFonts w:hint="eastAsia"/>
           </w:rPr>
-          <w:t>图链接]</w:t>
+          <w:t>图</w:t>
+        </w:r>
+        <w:r>
+          <w:rPr>
+            <w:rStyle w:val="a8"/>
+            <w:rFonts w:hint="eastAsia"/>
+          </w:rPr>
+          <w:t>3 最短轨迹推断逻辑</w:t>
+        </w:r>
+        <w:r>
+          <w:rPr>
+            <w:rStyle w:val="a8"/>
+            <w:rFonts w:hint="eastAsia"/>
+          </w:rPr>
+          <w:t>]</w:t>
         </w:r>
       </w:hyperlink>
     </w:p>
@@ -4382,7 +4440,6 @@
       </w:pPr>
       <w:bookmarkStart w:id="11" w:name="_Toc227354184"/>
       <w:r>
-        <w:lastRenderedPageBreak/>
         <w:t xml:space="preserve">2.2.3 </w:t>
       </w:r>
       <w:r>
@@ -5380,6 +5437,7 @@
           <w:kern w:val="0"/>
           <w:sz w:val="24"/>
         </w:rPr>
+        <w:lastRenderedPageBreak/>
         <w:t xml:space="preserve">1. </w:t>
       </w:r>
       <w:r>
@@ -5442,7 +5500,6 @@
           <w:kern w:val="0"/>
           <w:sz w:val="24"/>
         </w:rPr>
-        <w:lastRenderedPageBreak/>
         <w:t>该函数实现了自底向上的概率累加。在代码逻辑中，我们假设每个节点被查询的概率与其子树的规模正相关。</w:t>
       </w:r>
     </w:p>
@@ -5827,7 +5884,25 @@
           <w:kern w:val="0"/>
           <w:sz w:val="24"/>
         </w:rPr>
-        <w:t xml:space="preserve">                       for child in </w:t>
+        <w:t xml:space="preserve">                       for </w:t>
+      </w:r>
+      <w:proofErr w:type="gramStart"/>
+      <w:r>
+        <w:rPr>
+          <w:rFonts w:ascii="Arial" w:hAnsi="Arial" w:cs="Arial"/>
+          <w:kern w:val="0"/>
+          <w:sz w:val="24"/>
+        </w:rPr>
+        <w:t>child</w:t>
+      </w:r>
+      <w:proofErr w:type="gramEnd"/>
+      <w:r>
+        <w:rPr>
+          <w:rFonts w:ascii="Arial" w:hAnsi="Arial" w:cs="Arial"/>
+          <w:kern w:val="0"/>
+          <w:sz w:val="24"/>
+        </w:rPr>
+        <w:t xml:space="preserve"> in </w:t>
       </w:r>
       <w:proofErr w:type="spellStart"/>
       <w:proofErr w:type="gramStart"/>
@@ -10580,8 +10655,8 @@
       <w:pPr>
         <w:pStyle w:val="1"/>
       </w:pPr>
-      <w:bookmarkStart w:id="21" w:name="Xe69e0fc40aaf9396f60cd70a38be6aac9496337"/>
-      <w:bookmarkStart w:id="22" w:name="_Toc227354189"/>
+      <w:bookmarkStart w:id="21" w:name="_Toc227354189"/>
+      <w:bookmarkStart w:id="22" w:name="Xe69e0fc40aaf9396f60cd70a38be6aac9496337"/>
       <w:r>
         <w:t xml:space="preserve">4 </w:t>
       </w:r>
@@ -10591,7 +10666,7 @@
         </w:rPr>
         <w:t>模块依赖关系</w:t>
       </w:r>
-      <w:bookmarkEnd w:id="22"/>
+      <w:bookmarkEnd w:id="21"/>
     </w:p>
     <w:p>
       <w:pPr>
@@ -10608,8 +10683,8 @@
       <w:pPr>
         <w:pStyle w:val="3"/>
       </w:pPr>
-      <w:bookmarkStart w:id="23" w:name="Xaa872b870e958ee859596b9088edf9ae6b86195"/>
-      <w:bookmarkStart w:id="24" w:name="_Toc227354190"/>
+      <w:bookmarkStart w:id="23" w:name="_Toc227354190"/>
+      <w:bookmarkStart w:id="24" w:name="Xaa872b870e958ee859596b9088edf9ae6b86195"/>
       <w:r>
         <w:t xml:space="preserve">4.1 </w:t>
       </w:r>
@@ -10619,7 +10694,7 @@
         </w:rPr>
         <w:t>模块依赖关系图</w:t>
       </w:r>
-      <w:bookmarkEnd w:id="24"/>
+      <w:bookmarkEnd w:id="23"/>
     </w:p>
     <w:p>
       <w:pPr>
@@ -10688,9 +10763,9 @@
       <w:pPr>
         <w:pStyle w:val="3"/>
       </w:pPr>
-      <w:bookmarkStart w:id="25" w:name="Xfb905c1e76947a7eda123c5acab2a8ca9ae98df"/>
-      <w:bookmarkStart w:id="26" w:name="_Toc227354191"/>
-      <w:bookmarkEnd w:id="23"/>
+      <w:bookmarkStart w:id="25" w:name="_Toc227354191"/>
+      <w:bookmarkStart w:id="26" w:name="Xfb905c1e76947a7eda123c5acab2a8ca9ae98df"/>
+      <w:bookmarkEnd w:id="24"/>
       <w:r>
         <w:t xml:space="preserve">4.2 </w:t>
       </w:r>
@@ -10700,7 +10775,7 @@
         </w:rPr>
         <w:t>依赖说明</w:t>
       </w:r>
-      <w:bookmarkEnd w:id="26"/>
+      <w:bookmarkEnd w:id="25"/>
     </w:p>
     <w:p>
       <w:pPr>
@@ -10979,8 +11054,8 @@
     </w:p>
     <w:p>
       <w:bookmarkStart w:id="27" w:name="_相关的流程图和引用"/>
-      <w:bookmarkEnd w:id="21"/>
-      <w:bookmarkEnd w:id="25"/>
+      <w:bookmarkEnd w:id="22"/>
+      <w:bookmarkEnd w:id="26"/>
       <w:bookmarkEnd w:id="27"/>
     </w:p>
     <w:sectPr>
@@ -13214,6 +13289,35 @@
     <w:basedOn w:val="a0"/>
     <w:rsid w:val="00327C47"/>
   </w:style>
+  <w:style w:type="paragraph" w:styleId="af">
+    <w:name w:val="header"/>
+    <w:basedOn w:val="a"/>
+    <w:link w:val="af0"/>
+    <w:rsid w:val="004211EC"/>
+    <w:pPr>
+      <w:tabs>
+        <w:tab w:val="center" w:pos="4153"/>
+        <w:tab w:val="right" w:pos="8306"/>
+      </w:tabs>
+      <w:snapToGrid w:val="0"/>
+      <w:jc w:val="center"/>
+    </w:pPr>
+    <w:rPr>
+      <w:sz w:val="18"/>
+      <w:szCs w:val="18"/>
+    </w:rPr>
+  </w:style>
+  <w:style w:type="character" w:customStyle="1" w:styleId="af0">
+    <w:name w:val="页眉 字符"/>
+    <w:basedOn w:val="a0"/>
+    <w:link w:val="af"/>
+    <w:rsid w:val="004211EC"/>
+    <w:rPr>
+      <w:kern w:val="2"/>
+      <w:sz w:val="18"/>
+      <w:szCs w:val="18"/>
+    </w:rPr>
+  </w:style>
 </w:styles>
 </file>
 

--- a/学习资料/python学习的相关资料/ai组的学习计划&路径/2026-4/2026人工智能组末期考核/B题_姚晨_计算机学院计算机类12班/项目详细文档/QG末期考核报告书_姚晨_3125004395.docx
+++ b/学习资料/python学习的相关资料/ai组的学习计划&路径/2026-4/2026人工智能组末期考核/B题_姚晨_计算机学院计算机类12班/项目详细文档/QG末期考核报告书_姚晨_3125004395.docx
@@ -783,76 +783,84 @@
           <w:tab w:val="right" w:leader="dot" w:pos="8296"/>
         </w:tabs>
         <w:rPr>
-          <w:rFonts w:eastAsiaTheme="minorEastAsia" w:cstheme="minorBidi"/>
+          <w:rFonts w:eastAsiaTheme="minorEastAsia" w:cstheme="minorBidi" w:hint="eastAsia"/>
           <w:b w:val="0"/>
           <w:bCs w:val="0"/>
           <w:caps w:val="0"/>
           <w:noProof/>
-          <w:sz w:val="36"/>
-          <w:szCs w:val="40"/>
+          <w:sz w:val="22"/>
+          <w:szCs w:val="24"/>
           <w14:ligatures w14:val="standardContextual"/>
         </w:rPr>
       </w:pPr>
-      <w:hyperlink w:anchor="_Toc227354179" w:history="1">
+      <w:hyperlink w:anchor="_Toc227791224" w:history="1">
         <w:r>
           <w:rPr>
             <w:rStyle w:val="a8"/>
-            <w:noProof/>
-            <w:sz w:val="28"/>
-            <w:szCs w:val="28"/>
+            <w:rFonts w:hint="eastAsia"/>
+            <w:noProof/>
           </w:rPr>
           <w:t xml:space="preserve">1 </w:t>
         </w:r>
         <w:r>
           <w:rPr>
             <w:rStyle w:val="a8"/>
-            <w:noProof/>
-            <w:sz w:val="28"/>
-            <w:szCs w:val="28"/>
+            <w:rFonts w:hint="eastAsia"/>
+            <w:noProof/>
           </w:rPr>
           <w:t>实验环境与设备</w:t>
         </w:r>
         <w:r>
           <w:rPr>
+            <w:rFonts w:hint="eastAsia"/>
             <w:noProof/>
             <w:webHidden/>
-            <w:sz w:val="28"/>
-            <w:szCs w:val="28"/>
           </w:rPr>
           <w:tab/>
         </w:r>
         <w:r>
           <w:rPr>
+            <w:rFonts w:hint="eastAsia"/>
             <w:noProof/>
             <w:webHidden/>
-            <w:sz w:val="28"/>
-            <w:szCs w:val="28"/>
           </w:rPr>
           <w:fldChar w:fldCharType="begin"/>
         </w:r>
         <w:r>
           <w:rPr>
+            <w:rFonts w:hint="eastAsia"/>
             <w:noProof/>
             <w:webHidden/>
-            <w:sz w:val="28"/>
-            <w:szCs w:val="28"/>
-          </w:rPr>
-          <w:instrText xml:space="preserve"> PAGEREF _Toc227354179 \h </w:instrText>
+          </w:rPr>
+          <w:instrText xml:space="preserve"> </w:instrText>
         </w:r>
         <w:r>
           <w:rPr>
             <w:noProof/>
             <w:webHidden/>
-            <w:sz w:val="28"/>
-            <w:szCs w:val="28"/>
-          </w:rPr>
-        </w:r>
-        <w:r>
-          <w:rPr>
+          </w:rPr>
+          <w:instrText>PAGEREF _Toc227791224 \h</w:instrText>
+        </w:r>
+        <w:r>
+          <w:rPr>
+            <w:rFonts w:hint="eastAsia"/>
             <w:noProof/>
             <w:webHidden/>
-            <w:sz w:val="28"/>
-            <w:szCs w:val="28"/>
+          </w:rPr>
+          <w:instrText xml:space="preserve"> </w:instrText>
+        </w:r>
+        <w:r>
+          <w:rPr>
+            <w:rFonts w:hint="eastAsia"/>
+            <w:noProof/>
+            <w:webHidden/>
+          </w:rPr>
+        </w:r>
+        <w:r>
+          <w:rPr>
+            <w:rFonts w:hint="eastAsia"/>
+            <w:noProof/>
+            <w:webHidden/>
           </w:rPr>
           <w:fldChar w:fldCharType="separate"/>
         </w:r>
@@ -860,17 +868,14 @@
           <w:rPr>
             <w:noProof/>
             <w:webHidden/>
-            <w:sz w:val="28"/>
-            <w:szCs w:val="28"/>
-          </w:rPr>
-          <w:t>3</w:t>
-        </w:r>
-        <w:r>
-          <w:rPr>
+          </w:rPr>
+          <w:t>2</w:t>
+        </w:r>
+        <w:r>
+          <w:rPr>
+            <w:rFonts w:hint="eastAsia"/>
             <w:noProof/>
             <w:webHidden/>
-            <w:sz w:val="28"/>
-            <w:szCs w:val="28"/>
           </w:rPr>
           <w:fldChar w:fldCharType="end"/>
         </w:r>
@@ -883,76 +888,84 @@
           <w:tab w:val="right" w:leader="dot" w:pos="8296"/>
         </w:tabs>
         <w:rPr>
-          <w:rFonts w:eastAsiaTheme="minorEastAsia" w:cstheme="minorBidi"/>
+          <w:rFonts w:eastAsiaTheme="minorEastAsia" w:cstheme="minorBidi" w:hint="eastAsia"/>
           <w:b w:val="0"/>
           <w:bCs w:val="0"/>
           <w:caps w:val="0"/>
           <w:noProof/>
-          <w:sz w:val="36"/>
-          <w:szCs w:val="40"/>
+          <w:sz w:val="22"/>
+          <w:szCs w:val="24"/>
           <w14:ligatures w14:val="standardContextual"/>
         </w:rPr>
       </w:pPr>
-      <w:hyperlink w:anchor="_Toc227354180" w:history="1">
+      <w:hyperlink w:anchor="_Toc227791225" w:history="1">
         <w:r>
           <w:rPr>
             <w:rStyle w:val="a8"/>
-            <w:noProof/>
-            <w:sz w:val="28"/>
-            <w:szCs w:val="28"/>
+            <w:rFonts w:hint="eastAsia"/>
+            <w:noProof/>
           </w:rPr>
           <w:t xml:space="preserve">2 </w:t>
         </w:r>
         <w:r>
           <w:rPr>
             <w:rStyle w:val="a8"/>
-            <w:noProof/>
-            <w:sz w:val="28"/>
-            <w:szCs w:val="28"/>
+            <w:rFonts w:hint="eastAsia"/>
+            <w:noProof/>
           </w:rPr>
           <w:t>程序总体框架与运行逻辑</w:t>
         </w:r>
         <w:r>
           <w:rPr>
+            <w:rFonts w:hint="eastAsia"/>
             <w:noProof/>
             <w:webHidden/>
-            <w:sz w:val="28"/>
-            <w:szCs w:val="28"/>
           </w:rPr>
           <w:tab/>
         </w:r>
         <w:r>
           <w:rPr>
+            <w:rFonts w:hint="eastAsia"/>
             <w:noProof/>
             <w:webHidden/>
-            <w:sz w:val="28"/>
-            <w:szCs w:val="28"/>
           </w:rPr>
           <w:fldChar w:fldCharType="begin"/>
         </w:r>
         <w:r>
           <w:rPr>
+            <w:rFonts w:hint="eastAsia"/>
             <w:noProof/>
             <w:webHidden/>
-            <w:sz w:val="28"/>
-            <w:szCs w:val="28"/>
-          </w:rPr>
-          <w:instrText xml:space="preserve"> PAGEREF _Toc227354180 \h </w:instrText>
+          </w:rPr>
+          <w:instrText xml:space="preserve"> </w:instrText>
         </w:r>
         <w:r>
           <w:rPr>
             <w:noProof/>
             <w:webHidden/>
-            <w:sz w:val="28"/>
-            <w:szCs w:val="28"/>
-          </w:rPr>
-        </w:r>
-        <w:r>
-          <w:rPr>
+          </w:rPr>
+          <w:instrText>PAGEREF _Toc227791225 \h</w:instrText>
+        </w:r>
+        <w:r>
+          <w:rPr>
+            <w:rFonts w:hint="eastAsia"/>
             <w:noProof/>
             <w:webHidden/>
-            <w:sz w:val="28"/>
-            <w:szCs w:val="28"/>
+          </w:rPr>
+          <w:instrText xml:space="preserve"> </w:instrText>
+        </w:r>
+        <w:r>
+          <w:rPr>
+            <w:rFonts w:hint="eastAsia"/>
+            <w:noProof/>
+            <w:webHidden/>
+          </w:rPr>
+        </w:r>
+        <w:r>
+          <w:rPr>
+            <w:rFonts w:hint="eastAsia"/>
+            <w:noProof/>
+            <w:webHidden/>
           </w:rPr>
           <w:fldChar w:fldCharType="separate"/>
         </w:r>
@@ -960,17 +973,14 @@
           <w:rPr>
             <w:noProof/>
             <w:webHidden/>
-            <w:sz w:val="28"/>
-            <w:szCs w:val="28"/>
           </w:rPr>
           <w:t>3</w:t>
         </w:r>
         <w:r>
           <w:rPr>
+            <w:rFonts w:hint="eastAsia"/>
             <w:noProof/>
             <w:webHidden/>
-            <w:sz w:val="28"/>
-            <w:szCs w:val="28"/>
           </w:rPr>
           <w:fldChar w:fldCharType="end"/>
         </w:r>
@@ -983,74 +993,82 @@
           <w:tab w:val="right" w:leader="dot" w:pos="8296"/>
         </w:tabs>
         <w:rPr>
-          <w:rFonts w:eastAsiaTheme="minorEastAsia" w:cstheme="minorBidi"/>
+          <w:rFonts w:eastAsiaTheme="minorEastAsia" w:cstheme="minorBidi" w:hint="eastAsia"/>
           <w:smallCaps w:val="0"/>
           <w:noProof/>
-          <w:sz w:val="36"/>
-          <w:szCs w:val="40"/>
+          <w:sz w:val="22"/>
+          <w:szCs w:val="24"/>
           <w14:ligatures w14:val="standardContextual"/>
         </w:rPr>
       </w:pPr>
-      <w:hyperlink w:anchor="_Toc227354181" w:history="1">
+      <w:hyperlink w:anchor="_Toc227791226" w:history="1">
         <w:r>
           <w:rPr>
             <w:rStyle w:val="a8"/>
-            <w:noProof/>
-            <w:sz w:val="28"/>
-            <w:szCs w:val="28"/>
+            <w:rFonts w:hint="eastAsia"/>
+            <w:noProof/>
           </w:rPr>
           <w:t xml:space="preserve">2.2 </w:t>
         </w:r>
         <w:r>
           <w:rPr>
             <w:rStyle w:val="a8"/>
-            <w:noProof/>
-            <w:sz w:val="28"/>
-            <w:szCs w:val="28"/>
+            <w:rFonts w:hint="eastAsia"/>
+            <w:noProof/>
           </w:rPr>
           <w:t>程序运行逻辑解释</w:t>
         </w:r>
         <w:r>
           <w:rPr>
+            <w:rFonts w:hint="eastAsia"/>
             <w:noProof/>
             <w:webHidden/>
-            <w:sz w:val="28"/>
-            <w:szCs w:val="28"/>
           </w:rPr>
           <w:tab/>
         </w:r>
         <w:r>
           <w:rPr>
+            <w:rFonts w:hint="eastAsia"/>
             <w:noProof/>
             <w:webHidden/>
-            <w:sz w:val="28"/>
-            <w:szCs w:val="28"/>
           </w:rPr>
           <w:fldChar w:fldCharType="begin"/>
         </w:r>
         <w:r>
           <w:rPr>
+            <w:rFonts w:hint="eastAsia"/>
             <w:noProof/>
             <w:webHidden/>
-            <w:sz w:val="28"/>
-            <w:szCs w:val="28"/>
-          </w:rPr>
-          <w:instrText xml:space="preserve"> PAGEREF _Toc227354181 \h </w:instrText>
+          </w:rPr>
+          <w:instrText xml:space="preserve"> </w:instrText>
         </w:r>
         <w:r>
           <w:rPr>
             <w:noProof/>
             <w:webHidden/>
-            <w:sz w:val="28"/>
-            <w:szCs w:val="28"/>
-          </w:rPr>
-        </w:r>
-        <w:r>
-          <w:rPr>
+          </w:rPr>
+          <w:instrText>PAGEREF _Toc227791226 \h</w:instrText>
+        </w:r>
+        <w:r>
+          <w:rPr>
+            <w:rFonts w:hint="eastAsia"/>
             <w:noProof/>
             <w:webHidden/>
-            <w:sz w:val="28"/>
-            <w:szCs w:val="28"/>
+          </w:rPr>
+          <w:instrText xml:space="preserve"> </w:instrText>
+        </w:r>
+        <w:r>
+          <w:rPr>
+            <w:rFonts w:hint="eastAsia"/>
+            <w:noProof/>
+            <w:webHidden/>
+          </w:rPr>
+        </w:r>
+        <w:r>
+          <w:rPr>
+            <w:rFonts w:hint="eastAsia"/>
+            <w:noProof/>
+            <w:webHidden/>
           </w:rPr>
           <w:fldChar w:fldCharType="separate"/>
         </w:r>
@@ -1058,17 +1076,14 @@
           <w:rPr>
             <w:noProof/>
             <w:webHidden/>
-            <w:sz w:val="28"/>
-            <w:szCs w:val="28"/>
-          </w:rPr>
-          <w:t>4</w:t>
-        </w:r>
-        <w:r>
-          <w:rPr>
+          </w:rPr>
+          <w:t>3</w:t>
+        </w:r>
+        <w:r>
+          <w:rPr>
+            <w:rFonts w:hint="eastAsia"/>
             <w:noProof/>
             <w:webHidden/>
-            <w:sz w:val="28"/>
-            <w:szCs w:val="28"/>
           </w:rPr>
           <w:fldChar w:fldCharType="end"/>
         </w:r>
@@ -1081,93 +1096,99 @@
           <w:tab w:val="right" w:leader="dot" w:pos="8296"/>
         </w:tabs>
         <w:rPr>
-          <w:rFonts w:eastAsiaTheme="minorEastAsia" w:cstheme="minorBidi"/>
+          <w:rFonts w:eastAsiaTheme="minorEastAsia" w:cstheme="minorBidi" w:hint="eastAsia"/>
           <w:i w:val="0"/>
           <w:iCs w:val="0"/>
           <w:noProof/>
-          <w:sz w:val="36"/>
-          <w:szCs w:val="40"/>
+          <w:sz w:val="22"/>
+          <w:szCs w:val="24"/>
           <w14:ligatures w14:val="standardContextual"/>
         </w:rPr>
       </w:pPr>
-      <w:hyperlink w:anchor="_Toc227354182" w:history="1">
+      <w:hyperlink w:anchor="_Toc227791227" w:history="1">
         <w:r>
           <w:rPr>
             <w:rStyle w:val="a8"/>
-            <w:noProof/>
-            <w:sz w:val="28"/>
-            <w:szCs w:val="28"/>
+            <w:rFonts w:hint="eastAsia"/>
+            <w:noProof/>
           </w:rPr>
           <w:t xml:space="preserve">2.2.1 </w:t>
         </w:r>
         <w:r>
           <w:rPr>
             <w:rStyle w:val="a8"/>
-            <w:noProof/>
-            <w:sz w:val="28"/>
-            <w:szCs w:val="28"/>
+            <w:rFonts w:hint="eastAsia"/>
+            <w:noProof/>
           </w:rPr>
           <w:t>数据清洗与</w:t>
         </w:r>
         <w:r>
           <w:rPr>
             <w:rStyle w:val="a8"/>
-            <w:noProof/>
-            <w:sz w:val="28"/>
-            <w:szCs w:val="28"/>
+            <w:rFonts w:hint="eastAsia"/>
+            <w:noProof/>
           </w:rPr>
           <w:t xml:space="preserve"> OD </w:t>
         </w:r>
         <w:r>
           <w:rPr>
             <w:rStyle w:val="a8"/>
-            <w:noProof/>
-            <w:sz w:val="28"/>
-            <w:szCs w:val="28"/>
+            <w:rFonts w:hint="eastAsia"/>
+            <w:noProof/>
           </w:rPr>
           <w:t>匹配</w:t>
         </w:r>
         <w:r>
           <w:rPr>
+            <w:rFonts w:hint="eastAsia"/>
             <w:noProof/>
             <w:webHidden/>
-            <w:sz w:val="28"/>
-            <w:szCs w:val="28"/>
           </w:rPr>
           <w:tab/>
         </w:r>
         <w:r>
           <w:rPr>
+            <w:rFonts w:hint="eastAsia"/>
             <w:noProof/>
             <w:webHidden/>
-            <w:sz w:val="28"/>
-            <w:szCs w:val="28"/>
           </w:rPr>
           <w:fldChar w:fldCharType="begin"/>
         </w:r>
         <w:r>
           <w:rPr>
+            <w:rFonts w:hint="eastAsia"/>
             <w:noProof/>
             <w:webHidden/>
-            <w:sz w:val="28"/>
-            <w:szCs w:val="28"/>
-          </w:rPr>
-          <w:instrText xml:space="preserve"> PAGEREF _Toc227354182 \h </w:instrText>
+          </w:rPr>
+          <w:instrText xml:space="preserve"> </w:instrText>
         </w:r>
         <w:r>
           <w:rPr>
             <w:noProof/>
             <w:webHidden/>
-            <w:sz w:val="28"/>
-            <w:szCs w:val="28"/>
-          </w:rPr>
-        </w:r>
-        <w:r>
-          <w:rPr>
+          </w:rPr>
+          <w:instrText>PAGEREF _Toc227791227 \h</w:instrText>
+        </w:r>
+        <w:r>
+          <w:rPr>
+            <w:rFonts w:hint="eastAsia"/>
             <w:noProof/>
             <w:webHidden/>
-            <w:sz w:val="28"/>
-            <w:szCs w:val="28"/>
+          </w:rPr>
+          <w:instrText xml:space="preserve"> </w:instrText>
+        </w:r>
+        <w:r>
+          <w:rPr>
+            <w:rFonts w:hint="eastAsia"/>
+            <w:noProof/>
+            <w:webHidden/>
+          </w:rPr>
+        </w:r>
+        <w:r>
+          <w:rPr>
+            <w:rFonts w:hint="eastAsia"/>
+            <w:noProof/>
+            <w:webHidden/>
           </w:rPr>
           <w:fldChar w:fldCharType="separate"/>
         </w:r>
@@ -1175,17 +1196,14 @@
           <w:rPr>
             <w:noProof/>
             <w:webHidden/>
-            <w:sz w:val="28"/>
-            <w:szCs w:val="28"/>
-          </w:rPr>
-          <w:t>4</w:t>
-        </w:r>
-        <w:r>
-          <w:rPr>
+          </w:rPr>
+          <w:t>3</w:t>
+        </w:r>
+        <w:r>
+          <w:rPr>
+            <w:rFonts w:hint="eastAsia"/>
             <w:noProof/>
             <w:webHidden/>
-            <w:sz w:val="28"/>
-            <w:szCs w:val="28"/>
           </w:rPr>
           <w:fldChar w:fldCharType="end"/>
         </w:r>
@@ -1198,75 +1216,83 @@
           <w:tab w:val="right" w:leader="dot" w:pos="8296"/>
         </w:tabs>
         <w:rPr>
-          <w:rFonts w:eastAsiaTheme="minorEastAsia" w:cstheme="minorBidi"/>
+          <w:rFonts w:eastAsiaTheme="minorEastAsia" w:cstheme="minorBidi" w:hint="eastAsia"/>
           <w:i w:val="0"/>
           <w:iCs w:val="0"/>
           <w:noProof/>
-          <w:sz w:val="36"/>
-          <w:szCs w:val="40"/>
+          <w:sz w:val="22"/>
+          <w:szCs w:val="24"/>
           <w14:ligatures w14:val="standardContextual"/>
         </w:rPr>
       </w:pPr>
-      <w:hyperlink w:anchor="_Toc227354183" w:history="1">
+      <w:hyperlink w:anchor="_Toc227791228" w:history="1">
         <w:r>
           <w:rPr>
             <w:rStyle w:val="a8"/>
-            <w:noProof/>
-            <w:sz w:val="28"/>
-            <w:szCs w:val="28"/>
+            <w:rFonts w:hint="eastAsia"/>
+            <w:noProof/>
           </w:rPr>
           <w:t xml:space="preserve">2.2.2 </w:t>
         </w:r>
         <w:r>
           <w:rPr>
             <w:rStyle w:val="a8"/>
-            <w:noProof/>
-            <w:sz w:val="28"/>
-            <w:szCs w:val="28"/>
+            <w:rFonts w:hint="eastAsia"/>
+            <w:noProof/>
           </w:rPr>
           <w:t>基于最短路径的轨迹推断</w:t>
         </w:r>
         <w:r>
           <w:rPr>
+            <w:rFonts w:hint="eastAsia"/>
             <w:noProof/>
             <w:webHidden/>
-            <w:sz w:val="28"/>
-            <w:szCs w:val="28"/>
           </w:rPr>
           <w:tab/>
         </w:r>
         <w:r>
           <w:rPr>
+            <w:rFonts w:hint="eastAsia"/>
             <w:noProof/>
             <w:webHidden/>
-            <w:sz w:val="28"/>
-            <w:szCs w:val="28"/>
           </w:rPr>
           <w:fldChar w:fldCharType="begin"/>
         </w:r>
         <w:r>
           <w:rPr>
+            <w:rFonts w:hint="eastAsia"/>
             <w:noProof/>
             <w:webHidden/>
-            <w:sz w:val="28"/>
-            <w:szCs w:val="28"/>
-          </w:rPr>
-          <w:instrText xml:space="preserve"> PAGEREF _Toc227354183 \h </w:instrText>
+          </w:rPr>
+          <w:instrText xml:space="preserve"> </w:instrText>
         </w:r>
         <w:r>
           <w:rPr>
             <w:noProof/>
             <w:webHidden/>
-            <w:sz w:val="28"/>
-            <w:szCs w:val="28"/>
-          </w:rPr>
-        </w:r>
-        <w:r>
-          <w:rPr>
+          </w:rPr>
+          <w:instrText>PAGEREF _Toc227791228 \h</w:instrText>
+        </w:r>
+        <w:r>
+          <w:rPr>
+            <w:rFonts w:hint="eastAsia"/>
             <w:noProof/>
             <w:webHidden/>
-            <w:sz w:val="28"/>
-            <w:szCs w:val="28"/>
+          </w:rPr>
+          <w:instrText xml:space="preserve"> </w:instrText>
+        </w:r>
+        <w:r>
+          <w:rPr>
+            <w:rFonts w:hint="eastAsia"/>
+            <w:noProof/>
+            <w:webHidden/>
+          </w:rPr>
+        </w:r>
+        <w:r>
+          <w:rPr>
+            <w:rFonts w:hint="eastAsia"/>
+            <w:noProof/>
+            <w:webHidden/>
           </w:rPr>
           <w:fldChar w:fldCharType="separate"/>
         </w:r>
@@ -1274,17 +1300,14 @@
           <w:rPr>
             <w:noProof/>
             <w:webHidden/>
-            <w:sz w:val="28"/>
-            <w:szCs w:val="28"/>
-          </w:rPr>
-          <w:t>5</w:t>
-        </w:r>
-        <w:r>
-          <w:rPr>
+          </w:rPr>
+          <w:t>4</w:t>
+        </w:r>
+        <w:r>
+          <w:rPr>
+            <w:rFonts w:hint="eastAsia"/>
             <w:noProof/>
             <w:webHidden/>
-            <w:sz w:val="28"/>
-            <w:szCs w:val="28"/>
           </w:rPr>
           <w:fldChar w:fldCharType="end"/>
         </w:r>
@@ -1297,75 +1320,83 @@
           <w:tab w:val="right" w:leader="dot" w:pos="8296"/>
         </w:tabs>
         <w:rPr>
-          <w:rFonts w:eastAsiaTheme="minorEastAsia" w:cstheme="minorBidi"/>
+          <w:rFonts w:eastAsiaTheme="minorEastAsia" w:cstheme="minorBidi" w:hint="eastAsia"/>
           <w:i w:val="0"/>
           <w:iCs w:val="0"/>
           <w:noProof/>
-          <w:sz w:val="36"/>
-          <w:szCs w:val="40"/>
+          <w:sz w:val="22"/>
+          <w:szCs w:val="24"/>
           <w14:ligatures w14:val="standardContextual"/>
         </w:rPr>
       </w:pPr>
-      <w:hyperlink w:anchor="_Toc227354184" w:history="1">
+      <w:hyperlink w:anchor="_Toc227791229" w:history="1">
         <w:r>
           <w:rPr>
             <w:rStyle w:val="a8"/>
-            <w:noProof/>
-            <w:sz w:val="28"/>
-            <w:szCs w:val="28"/>
+            <w:rFonts w:hint="eastAsia"/>
+            <w:noProof/>
           </w:rPr>
           <w:t xml:space="preserve">2.2.3 </w:t>
         </w:r>
         <w:r>
           <w:rPr>
             <w:rStyle w:val="a8"/>
-            <w:noProof/>
-            <w:sz w:val="28"/>
-            <w:szCs w:val="28"/>
+            <w:rFonts w:hint="eastAsia"/>
+            <w:noProof/>
           </w:rPr>
           <w:t>隐私前缀树的构建与预算分配</w:t>
         </w:r>
         <w:r>
           <w:rPr>
+            <w:rFonts w:hint="eastAsia"/>
             <w:noProof/>
             <w:webHidden/>
-            <w:sz w:val="28"/>
-            <w:szCs w:val="28"/>
           </w:rPr>
           <w:tab/>
         </w:r>
         <w:r>
           <w:rPr>
+            <w:rFonts w:hint="eastAsia"/>
             <w:noProof/>
             <w:webHidden/>
-            <w:sz w:val="28"/>
-            <w:szCs w:val="28"/>
           </w:rPr>
           <w:fldChar w:fldCharType="begin"/>
         </w:r>
         <w:r>
           <w:rPr>
+            <w:rFonts w:hint="eastAsia"/>
             <w:noProof/>
             <w:webHidden/>
-            <w:sz w:val="28"/>
-            <w:szCs w:val="28"/>
-          </w:rPr>
-          <w:instrText xml:space="preserve"> PAGEREF _Toc227354184 \h </w:instrText>
+          </w:rPr>
+          <w:instrText xml:space="preserve"> </w:instrText>
         </w:r>
         <w:r>
           <w:rPr>
             <w:noProof/>
             <w:webHidden/>
-            <w:sz w:val="28"/>
-            <w:szCs w:val="28"/>
-          </w:rPr>
-        </w:r>
-        <w:r>
-          <w:rPr>
+          </w:rPr>
+          <w:instrText>PAGEREF _Toc227791229 \h</w:instrText>
+        </w:r>
+        <w:r>
+          <w:rPr>
+            <w:rFonts w:hint="eastAsia"/>
             <w:noProof/>
             <w:webHidden/>
-            <w:sz w:val="28"/>
-            <w:szCs w:val="28"/>
+          </w:rPr>
+          <w:instrText xml:space="preserve"> </w:instrText>
+        </w:r>
+        <w:r>
+          <w:rPr>
+            <w:rFonts w:hint="eastAsia"/>
+            <w:noProof/>
+            <w:webHidden/>
+          </w:rPr>
+        </w:r>
+        <w:r>
+          <w:rPr>
+            <w:rFonts w:hint="eastAsia"/>
+            <w:noProof/>
+            <w:webHidden/>
           </w:rPr>
           <w:fldChar w:fldCharType="separate"/>
         </w:r>
@@ -1373,17 +1404,14 @@
           <w:rPr>
             <w:noProof/>
             <w:webHidden/>
-            <w:sz w:val="28"/>
-            <w:szCs w:val="28"/>
-          </w:rPr>
-          <w:t>5</w:t>
-        </w:r>
-        <w:r>
-          <w:rPr>
+          </w:rPr>
+          <w:t>4</w:t>
+        </w:r>
+        <w:r>
+          <w:rPr>
+            <w:rFonts w:hint="eastAsia"/>
             <w:noProof/>
             <w:webHidden/>
-            <w:sz w:val="28"/>
-            <w:szCs w:val="28"/>
           </w:rPr>
           <w:fldChar w:fldCharType="end"/>
         </w:r>
@@ -1396,75 +1424,83 @@
           <w:tab w:val="right" w:leader="dot" w:pos="8296"/>
         </w:tabs>
         <w:rPr>
-          <w:rFonts w:eastAsiaTheme="minorEastAsia" w:cstheme="minorBidi"/>
+          <w:rFonts w:eastAsiaTheme="minorEastAsia" w:cstheme="minorBidi" w:hint="eastAsia"/>
           <w:i w:val="0"/>
           <w:iCs w:val="0"/>
           <w:noProof/>
-          <w:sz w:val="36"/>
-          <w:szCs w:val="40"/>
+          <w:sz w:val="22"/>
+          <w:szCs w:val="24"/>
           <w14:ligatures w14:val="standardContextual"/>
         </w:rPr>
       </w:pPr>
-      <w:hyperlink w:anchor="_Toc227354185" w:history="1">
+      <w:hyperlink w:anchor="_Toc227791230" w:history="1">
         <w:r>
           <w:rPr>
             <w:rStyle w:val="a8"/>
-            <w:noProof/>
-            <w:sz w:val="28"/>
-            <w:szCs w:val="28"/>
+            <w:rFonts w:hint="eastAsia"/>
+            <w:noProof/>
           </w:rPr>
           <w:t xml:space="preserve">2.2.4 </w:t>
         </w:r>
         <w:r>
           <w:rPr>
             <w:rStyle w:val="a8"/>
-            <w:noProof/>
-            <w:sz w:val="28"/>
-            <w:szCs w:val="28"/>
+            <w:rFonts w:hint="eastAsia"/>
+            <w:noProof/>
           </w:rPr>
           <w:t>噪声注入与结构剪枝优化</w:t>
         </w:r>
         <w:r>
           <w:rPr>
+            <w:rFonts w:hint="eastAsia"/>
             <w:noProof/>
             <w:webHidden/>
-            <w:sz w:val="28"/>
-            <w:szCs w:val="28"/>
           </w:rPr>
           <w:tab/>
         </w:r>
         <w:r>
           <w:rPr>
+            <w:rFonts w:hint="eastAsia"/>
             <w:noProof/>
             <w:webHidden/>
-            <w:sz w:val="28"/>
-            <w:szCs w:val="28"/>
           </w:rPr>
           <w:fldChar w:fldCharType="begin"/>
         </w:r>
         <w:r>
           <w:rPr>
+            <w:rFonts w:hint="eastAsia"/>
             <w:noProof/>
             <w:webHidden/>
-            <w:sz w:val="28"/>
-            <w:szCs w:val="28"/>
-          </w:rPr>
-          <w:instrText xml:space="preserve"> PAGEREF _Toc227354185 \h </w:instrText>
+          </w:rPr>
+          <w:instrText xml:space="preserve"> </w:instrText>
         </w:r>
         <w:r>
           <w:rPr>
             <w:noProof/>
             <w:webHidden/>
-            <w:sz w:val="28"/>
-            <w:szCs w:val="28"/>
-          </w:rPr>
-        </w:r>
-        <w:r>
-          <w:rPr>
+          </w:rPr>
+          <w:instrText>PAGEREF _Toc227791230 \h</w:instrText>
+        </w:r>
+        <w:r>
+          <w:rPr>
+            <w:rFonts w:hint="eastAsia"/>
             <w:noProof/>
             <w:webHidden/>
-            <w:sz w:val="28"/>
-            <w:szCs w:val="28"/>
+          </w:rPr>
+          <w:instrText xml:space="preserve"> </w:instrText>
+        </w:r>
+        <w:r>
+          <w:rPr>
+            <w:rFonts w:hint="eastAsia"/>
+            <w:noProof/>
+            <w:webHidden/>
+          </w:rPr>
+        </w:r>
+        <w:r>
+          <w:rPr>
+            <w:rFonts w:hint="eastAsia"/>
+            <w:noProof/>
+            <w:webHidden/>
           </w:rPr>
           <w:fldChar w:fldCharType="separate"/>
         </w:r>
@@ -1472,17 +1508,14 @@
           <w:rPr>
             <w:noProof/>
             <w:webHidden/>
-            <w:sz w:val="28"/>
-            <w:szCs w:val="28"/>
-          </w:rPr>
-          <w:t>6</w:t>
-        </w:r>
-        <w:r>
-          <w:rPr>
+          </w:rPr>
+          <w:t>5</w:t>
+        </w:r>
+        <w:r>
+          <w:rPr>
+            <w:rFonts w:hint="eastAsia"/>
             <w:noProof/>
             <w:webHidden/>
-            <w:sz w:val="28"/>
-            <w:szCs w:val="28"/>
           </w:rPr>
           <w:fldChar w:fldCharType="end"/>
         </w:r>
@@ -1495,76 +1528,84 @@
           <w:tab w:val="right" w:leader="dot" w:pos="8296"/>
         </w:tabs>
         <w:rPr>
-          <w:rFonts w:eastAsiaTheme="minorEastAsia" w:cstheme="minorBidi"/>
+          <w:rFonts w:eastAsiaTheme="minorEastAsia" w:cstheme="minorBidi" w:hint="eastAsia"/>
           <w:b w:val="0"/>
           <w:bCs w:val="0"/>
           <w:caps w:val="0"/>
           <w:noProof/>
-          <w:sz w:val="36"/>
-          <w:szCs w:val="40"/>
+          <w:sz w:val="22"/>
+          <w:szCs w:val="24"/>
           <w14:ligatures w14:val="standardContextual"/>
         </w:rPr>
       </w:pPr>
-      <w:hyperlink w:anchor="_Toc227354186" w:history="1">
+      <w:hyperlink w:anchor="_Toc227791231" w:history="1">
         <w:r>
           <w:rPr>
             <w:rStyle w:val="a8"/>
-            <w:noProof/>
-            <w:sz w:val="28"/>
-            <w:szCs w:val="28"/>
+            <w:rFonts w:hint="eastAsia"/>
+            <w:noProof/>
           </w:rPr>
           <w:t xml:space="preserve">3 </w:t>
         </w:r>
         <w:r>
           <w:rPr>
             <w:rStyle w:val="a8"/>
-            <w:noProof/>
-            <w:sz w:val="28"/>
-            <w:szCs w:val="28"/>
+            <w:rFonts w:hint="eastAsia"/>
+            <w:noProof/>
           </w:rPr>
           <w:t>核心类及数学原理说明</w:t>
         </w:r>
         <w:r>
           <w:rPr>
+            <w:rFonts w:hint="eastAsia"/>
             <w:noProof/>
             <w:webHidden/>
-            <w:sz w:val="28"/>
-            <w:szCs w:val="28"/>
           </w:rPr>
           <w:tab/>
         </w:r>
         <w:r>
           <w:rPr>
+            <w:rFonts w:hint="eastAsia"/>
             <w:noProof/>
             <w:webHidden/>
-            <w:sz w:val="28"/>
-            <w:szCs w:val="28"/>
           </w:rPr>
           <w:fldChar w:fldCharType="begin"/>
         </w:r>
         <w:r>
           <w:rPr>
+            <w:rFonts w:hint="eastAsia"/>
             <w:noProof/>
             <w:webHidden/>
-            <w:sz w:val="28"/>
-            <w:szCs w:val="28"/>
-          </w:rPr>
-          <w:instrText xml:space="preserve"> PAGEREF _Toc227354186 \h </w:instrText>
+          </w:rPr>
+          <w:instrText xml:space="preserve"> </w:instrText>
         </w:r>
         <w:r>
           <w:rPr>
             <w:noProof/>
             <w:webHidden/>
-            <w:sz w:val="28"/>
-            <w:szCs w:val="28"/>
-          </w:rPr>
-        </w:r>
-        <w:r>
-          <w:rPr>
+          </w:rPr>
+          <w:instrText>PAGEREF _Toc227791231 \h</w:instrText>
+        </w:r>
+        <w:r>
+          <w:rPr>
+            <w:rFonts w:hint="eastAsia"/>
             <w:noProof/>
             <w:webHidden/>
-            <w:sz w:val="28"/>
-            <w:szCs w:val="28"/>
+          </w:rPr>
+          <w:instrText xml:space="preserve"> </w:instrText>
+        </w:r>
+        <w:r>
+          <w:rPr>
+            <w:rFonts w:hint="eastAsia"/>
+            <w:noProof/>
+            <w:webHidden/>
+          </w:rPr>
+        </w:r>
+        <w:r>
+          <w:rPr>
+            <w:rFonts w:hint="eastAsia"/>
+            <w:noProof/>
+            <w:webHidden/>
           </w:rPr>
           <w:fldChar w:fldCharType="separate"/>
         </w:r>
@@ -1572,17 +1613,14 @@
           <w:rPr>
             <w:noProof/>
             <w:webHidden/>
-            <w:sz w:val="28"/>
-            <w:szCs w:val="28"/>
-          </w:rPr>
-          <w:t>6</w:t>
-        </w:r>
-        <w:r>
-          <w:rPr>
+          </w:rPr>
+          <w:t>5</w:t>
+        </w:r>
+        <w:r>
+          <w:rPr>
+            <w:rFonts w:hint="eastAsia"/>
             <w:noProof/>
             <w:webHidden/>
-            <w:sz w:val="28"/>
-            <w:szCs w:val="28"/>
           </w:rPr>
           <w:fldChar w:fldCharType="end"/>
         </w:r>
@@ -1595,83 +1633,89 @@
           <w:tab w:val="right" w:leader="dot" w:pos="8296"/>
         </w:tabs>
         <w:rPr>
-          <w:rFonts w:eastAsiaTheme="minorEastAsia" w:cstheme="minorBidi"/>
+          <w:rFonts w:eastAsiaTheme="minorEastAsia" w:cstheme="minorBidi" w:hint="eastAsia"/>
           <w:i w:val="0"/>
           <w:iCs w:val="0"/>
           <w:noProof/>
-          <w:sz w:val="36"/>
-          <w:szCs w:val="40"/>
+          <w:sz w:val="22"/>
+          <w:szCs w:val="24"/>
           <w14:ligatures w14:val="standardContextual"/>
         </w:rPr>
       </w:pPr>
-      <w:hyperlink w:anchor="_Toc227354187" w:history="1">
+      <w:hyperlink w:anchor="_Toc227791232" w:history="1">
         <w:r>
           <w:rPr>
             <w:rStyle w:val="a8"/>
-            <w:rFonts w:ascii="Arial" w:hAnsi="Arial" w:cs="Arial"/>
+            <w:rFonts w:ascii="Arial" w:hAnsi="Arial" w:cs="Arial" w:hint="eastAsia"/>
             <w:b/>
             <w:bCs/>
             <w:noProof/>
             <w:kern w:val="0"/>
-            <w:sz w:val="28"/>
-            <w:szCs w:val="28"/>
           </w:rPr>
           <w:t xml:space="preserve">3.1 </w:t>
         </w:r>
         <w:r>
           <w:rPr>
             <w:rStyle w:val="a8"/>
-            <w:rFonts w:ascii="Arial" w:hAnsi="Arial" w:cs="Arial"/>
+            <w:rFonts w:ascii="Arial" w:hAnsi="Arial" w:cs="Arial" w:hint="eastAsia"/>
             <w:b/>
             <w:bCs/>
             <w:noProof/>
             <w:kern w:val="0"/>
-            <w:sz w:val="28"/>
-            <w:szCs w:val="28"/>
           </w:rPr>
           <w:t>核心类详细解释</w:t>
         </w:r>
         <w:r>
           <w:rPr>
+            <w:rFonts w:hint="eastAsia"/>
             <w:noProof/>
             <w:webHidden/>
-            <w:sz w:val="28"/>
-            <w:szCs w:val="28"/>
           </w:rPr>
           <w:tab/>
         </w:r>
         <w:r>
           <w:rPr>
+            <w:rFonts w:hint="eastAsia"/>
             <w:noProof/>
             <w:webHidden/>
-            <w:sz w:val="28"/>
-            <w:szCs w:val="28"/>
           </w:rPr>
           <w:fldChar w:fldCharType="begin"/>
         </w:r>
         <w:r>
           <w:rPr>
+            <w:rFonts w:hint="eastAsia"/>
             <w:noProof/>
             <w:webHidden/>
-            <w:sz w:val="28"/>
-            <w:szCs w:val="28"/>
-          </w:rPr>
-          <w:instrText xml:space="preserve"> PAGEREF _Toc227354187 \h </w:instrText>
+          </w:rPr>
+          <w:instrText xml:space="preserve"> </w:instrText>
         </w:r>
         <w:r>
           <w:rPr>
             <w:noProof/>
             <w:webHidden/>
-            <w:sz w:val="28"/>
-            <w:szCs w:val="28"/>
-          </w:rPr>
-        </w:r>
-        <w:r>
-          <w:rPr>
+          </w:rPr>
+          <w:instrText>PAGEREF _Toc227791232 \h</w:instrText>
+        </w:r>
+        <w:r>
+          <w:rPr>
+            <w:rFonts w:hint="eastAsia"/>
             <w:noProof/>
             <w:webHidden/>
-            <w:sz w:val="28"/>
-            <w:szCs w:val="28"/>
+          </w:rPr>
+          <w:instrText xml:space="preserve"> </w:instrText>
+        </w:r>
+        <w:r>
+          <w:rPr>
+            <w:rFonts w:hint="eastAsia"/>
+            <w:noProof/>
+            <w:webHidden/>
+          </w:rPr>
+        </w:r>
+        <w:r>
+          <w:rPr>
+            <w:rFonts w:hint="eastAsia"/>
+            <w:noProof/>
+            <w:webHidden/>
           </w:rPr>
           <w:fldChar w:fldCharType="separate"/>
         </w:r>
@@ -1679,17 +1723,14 @@
           <w:rPr>
             <w:noProof/>
             <w:webHidden/>
-            <w:sz w:val="28"/>
-            <w:szCs w:val="28"/>
-          </w:rPr>
-          <w:t>6</w:t>
-        </w:r>
-        <w:r>
-          <w:rPr>
+          </w:rPr>
+          <w:t>5</w:t>
+        </w:r>
+        <w:r>
+          <w:rPr>
+            <w:rFonts w:hint="eastAsia"/>
             <w:noProof/>
             <w:webHidden/>
-            <w:sz w:val="28"/>
-            <w:szCs w:val="28"/>
           </w:rPr>
           <w:fldChar w:fldCharType="end"/>
         </w:r>
@@ -1702,83 +1743,89 @@
           <w:tab w:val="right" w:leader="dot" w:pos="8296"/>
         </w:tabs>
         <w:rPr>
-          <w:rFonts w:eastAsiaTheme="minorEastAsia" w:cstheme="minorBidi"/>
+          <w:rFonts w:eastAsiaTheme="minorEastAsia" w:cstheme="minorBidi" w:hint="eastAsia"/>
           <w:i w:val="0"/>
           <w:iCs w:val="0"/>
           <w:noProof/>
-          <w:sz w:val="36"/>
-          <w:szCs w:val="40"/>
+          <w:sz w:val="22"/>
+          <w:szCs w:val="24"/>
           <w14:ligatures w14:val="standardContextual"/>
         </w:rPr>
       </w:pPr>
-      <w:hyperlink w:anchor="_Toc227354188" w:history="1">
+      <w:hyperlink w:anchor="_Toc227791233" w:history="1">
         <w:r>
           <w:rPr>
             <w:rStyle w:val="a8"/>
-            <w:rFonts w:ascii="Arial" w:hAnsi="Arial" w:cs="Arial"/>
+            <w:rFonts w:ascii="Arial" w:hAnsi="Arial" w:cs="Arial" w:hint="eastAsia"/>
             <w:b/>
             <w:bCs/>
             <w:noProof/>
             <w:kern w:val="0"/>
-            <w:sz w:val="28"/>
-            <w:szCs w:val="28"/>
           </w:rPr>
           <w:t xml:space="preserve">3.2 </w:t>
         </w:r>
         <w:r>
           <w:rPr>
             <w:rStyle w:val="a8"/>
-            <w:rFonts w:ascii="Arial" w:hAnsi="Arial" w:cs="Arial"/>
+            <w:rFonts w:ascii="Arial" w:hAnsi="Arial" w:cs="Arial" w:hint="eastAsia"/>
             <w:b/>
             <w:bCs/>
             <w:noProof/>
             <w:kern w:val="0"/>
-            <w:sz w:val="28"/>
-            <w:szCs w:val="28"/>
           </w:rPr>
           <w:t>数学原理与公式说明</w:t>
         </w:r>
         <w:r>
           <w:rPr>
+            <w:rFonts w:hint="eastAsia"/>
             <w:noProof/>
             <w:webHidden/>
-            <w:sz w:val="28"/>
-            <w:szCs w:val="28"/>
           </w:rPr>
           <w:tab/>
         </w:r>
         <w:r>
           <w:rPr>
+            <w:rFonts w:hint="eastAsia"/>
             <w:noProof/>
             <w:webHidden/>
-            <w:sz w:val="28"/>
-            <w:szCs w:val="28"/>
           </w:rPr>
           <w:fldChar w:fldCharType="begin"/>
         </w:r>
         <w:r>
           <w:rPr>
+            <w:rFonts w:hint="eastAsia"/>
             <w:noProof/>
             <w:webHidden/>
-            <w:sz w:val="28"/>
-            <w:szCs w:val="28"/>
-          </w:rPr>
-          <w:instrText xml:space="preserve"> PAGEREF _Toc227354188 \h </w:instrText>
+          </w:rPr>
+          <w:instrText xml:space="preserve"> </w:instrText>
         </w:r>
         <w:r>
           <w:rPr>
             <w:noProof/>
             <w:webHidden/>
-            <w:sz w:val="28"/>
-            <w:szCs w:val="28"/>
-          </w:rPr>
-        </w:r>
-        <w:r>
-          <w:rPr>
+          </w:rPr>
+          <w:instrText>PAGEREF _Toc227791233 \h</w:instrText>
+        </w:r>
+        <w:r>
+          <w:rPr>
+            <w:rFonts w:hint="eastAsia"/>
             <w:noProof/>
             <w:webHidden/>
-            <w:sz w:val="28"/>
-            <w:szCs w:val="28"/>
+          </w:rPr>
+          <w:instrText xml:space="preserve"> </w:instrText>
+        </w:r>
+        <w:r>
+          <w:rPr>
+            <w:rFonts w:hint="eastAsia"/>
+            <w:noProof/>
+            <w:webHidden/>
+          </w:rPr>
+        </w:r>
+        <w:r>
+          <w:rPr>
+            <w:rFonts w:hint="eastAsia"/>
+            <w:noProof/>
+            <w:webHidden/>
           </w:rPr>
           <w:fldChar w:fldCharType="separate"/>
         </w:r>
@@ -1786,17 +1833,14 @@
           <w:rPr>
             <w:noProof/>
             <w:webHidden/>
-            <w:sz w:val="28"/>
-            <w:szCs w:val="28"/>
-          </w:rPr>
-          <w:t>8</w:t>
-        </w:r>
-        <w:r>
-          <w:rPr>
+          </w:rPr>
+          <w:t>7</w:t>
+        </w:r>
+        <w:r>
+          <w:rPr>
+            <w:rFonts w:hint="eastAsia"/>
             <w:noProof/>
             <w:webHidden/>
-            <w:sz w:val="28"/>
-            <w:szCs w:val="28"/>
           </w:rPr>
           <w:fldChar w:fldCharType="end"/>
         </w:r>
@@ -1809,76 +1853,84 @@
           <w:tab w:val="right" w:leader="dot" w:pos="8296"/>
         </w:tabs>
         <w:rPr>
-          <w:rFonts w:eastAsiaTheme="minorEastAsia" w:cstheme="minorBidi"/>
+          <w:rFonts w:eastAsiaTheme="minorEastAsia" w:cstheme="minorBidi" w:hint="eastAsia"/>
           <w:b w:val="0"/>
           <w:bCs w:val="0"/>
           <w:caps w:val="0"/>
           <w:noProof/>
-          <w:sz w:val="36"/>
-          <w:szCs w:val="40"/>
+          <w:sz w:val="22"/>
+          <w:szCs w:val="24"/>
           <w14:ligatures w14:val="standardContextual"/>
         </w:rPr>
       </w:pPr>
-      <w:hyperlink w:anchor="_Toc227354189" w:history="1">
+      <w:hyperlink w:anchor="_Toc227791234" w:history="1">
         <w:r>
           <w:rPr>
             <w:rStyle w:val="a8"/>
-            <w:noProof/>
-            <w:sz w:val="28"/>
-            <w:szCs w:val="28"/>
+            <w:rFonts w:hint="eastAsia"/>
+            <w:noProof/>
           </w:rPr>
           <w:t xml:space="preserve">4 </w:t>
         </w:r>
         <w:r>
           <w:rPr>
             <w:rStyle w:val="a8"/>
-            <w:noProof/>
-            <w:sz w:val="28"/>
-            <w:szCs w:val="28"/>
+            <w:rFonts w:hint="eastAsia"/>
+            <w:noProof/>
           </w:rPr>
           <w:t>模块依赖关系</w:t>
         </w:r>
         <w:r>
           <w:rPr>
+            <w:rFonts w:hint="eastAsia"/>
             <w:noProof/>
             <w:webHidden/>
-            <w:sz w:val="28"/>
-            <w:szCs w:val="28"/>
           </w:rPr>
           <w:tab/>
         </w:r>
         <w:r>
           <w:rPr>
+            <w:rFonts w:hint="eastAsia"/>
             <w:noProof/>
             <w:webHidden/>
-            <w:sz w:val="28"/>
-            <w:szCs w:val="28"/>
           </w:rPr>
           <w:fldChar w:fldCharType="begin"/>
         </w:r>
         <w:r>
           <w:rPr>
+            <w:rFonts w:hint="eastAsia"/>
             <w:noProof/>
             <w:webHidden/>
-            <w:sz w:val="28"/>
-            <w:szCs w:val="28"/>
-          </w:rPr>
-          <w:instrText xml:space="preserve"> PAGEREF _Toc227354189 \h </w:instrText>
+          </w:rPr>
+          <w:instrText xml:space="preserve"> </w:instrText>
         </w:r>
         <w:r>
           <w:rPr>
             <w:noProof/>
             <w:webHidden/>
-            <w:sz w:val="28"/>
-            <w:szCs w:val="28"/>
-          </w:rPr>
-        </w:r>
-        <w:r>
-          <w:rPr>
+          </w:rPr>
+          <w:instrText>PAGEREF _Toc227791234 \h</w:instrText>
+        </w:r>
+        <w:r>
+          <w:rPr>
+            <w:rFonts w:hint="eastAsia"/>
             <w:noProof/>
             <w:webHidden/>
-            <w:sz w:val="28"/>
-            <w:szCs w:val="28"/>
+          </w:rPr>
+          <w:instrText xml:space="preserve"> </w:instrText>
+        </w:r>
+        <w:r>
+          <w:rPr>
+            <w:rFonts w:hint="eastAsia"/>
+            <w:noProof/>
+            <w:webHidden/>
+          </w:rPr>
+        </w:r>
+        <w:r>
+          <w:rPr>
+            <w:rFonts w:hint="eastAsia"/>
+            <w:noProof/>
+            <w:webHidden/>
           </w:rPr>
           <w:fldChar w:fldCharType="separate"/>
         </w:r>
@@ -1886,17 +1938,14 @@
           <w:rPr>
             <w:noProof/>
             <w:webHidden/>
-            <w:sz w:val="28"/>
-            <w:szCs w:val="28"/>
-          </w:rPr>
-          <w:t>9</w:t>
-        </w:r>
-        <w:r>
-          <w:rPr>
+          </w:rPr>
+          <w:t>8</w:t>
+        </w:r>
+        <w:r>
+          <w:rPr>
+            <w:rFonts w:hint="eastAsia"/>
             <w:noProof/>
             <w:webHidden/>
-            <w:sz w:val="28"/>
-            <w:szCs w:val="28"/>
           </w:rPr>
           <w:fldChar w:fldCharType="end"/>
         </w:r>
@@ -1909,75 +1958,83 @@
           <w:tab w:val="right" w:leader="dot" w:pos="8296"/>
         </w:tabs>
         <w:rPr>
-          <w:rFonts w:eastAsiaTheme="minorEastAsia" w:cstheme="minorBidi"/>
+          <w:rFonts w:eastAsiaTheme="minorEastAsia" w:cstheme="minorBidi" w:hint="eastAsia"/>
           <w:i w:val="0"/>
           <w:iCs w:val="0"/>
           <w:noProof/>
-          <w:sz w:val="36"/>
-          <w:szCs w:val="40"/>
+          <w:sz w:val="22"/>
+          <w:szCs w:val="24"/>
           <w14:ligatures w14:val="standardContextual"/>
         </w:rPr>
       </w:pPr>
-      <w:hyperlink w:anchor="_Toc227354190" w:history="1">
+      <w:hyperlink w:anchor="_Toc227791235" w:history="1">
         <w:r>
           <w:rPr>
             <w:rStyle w:val="a8"/>
-            <w:noProof/>
-            <w:sz w:val="28"/>
-            <w:szCs w:val="28"/>
+            <w:rFonts w:hint="eastAsia"/>
+            <w:noProof/>
           </w:rPr>
           <w:t xml:space="preserve">4.1 </w:t>
         </w:r>
         <w:r>
           <w:rPr>
             <w:rStyle w:val="a8"/>
-            <w:noProof/>
-            <w:sz w:val="28"/>
-            <w:szCs w:val="28"/>
+            <w:rFonts w:hint="eastAsia"/>
+            <w:noProof/>
           </w:rPr>
           <w:t>模块依赖关系图</w:t>
         </w:r>
         <w:r>
           <w:rPr>
+            <w:rFonts w:hint="eastAsia"/>
             <w:noProof/>
             <w:webHidden/>
-            <w:sz w:val="28"/>
-            <w:szCs w:val="28"/>
           </w:rPr>
           <w:tab/>
         </w:r>
         <w:r>
           <w:rPr>
+            <w:rFonts w:hint="eastAsia"/>
             <w:noProof/>
             <w:webHidden/>
-            <w:sz w:val="28"/>
-            <w:szCs w:val="28"/>
           </w:rPr>
           <w:fldChar w:fldCharType="begin"/>
         </w:r>
         <w:r>
           <w:rPr>
+            <w:rFonts w:hint="eastAsia"/>
             <w:noProof/>
             <w:webHidden/>
-            <w:sz w:val="28"/>
-            <w:szCs w:val="28"/>
-          </w:rPr>
-          <w:instrText xml:space="preserve"> PAGEREF _Toc227354190 \h </w:instrText>
+          </w:rPr>
+          <w:instrText xml:space="preserve"> </w:instrText>
         </w:r>
         <w:r>
           <w:rPr>
             <w:noProof/>
             <w:webHidden/>
-            <w:sz w:val="28"/>
-            <w:szCs w:val="28"/>
-          </w:rPr>
-        </w:r>
-        <w:r>
-          <w:rPr>
+          </w:rPr>
+          <w:instrText>PAGEREF _Toc227791235 \h</w:instrText>
+        </w:r>
+        <w:r>
+          <w:rPr>
+            <w:rFonts w:hint="eastAsia"/>
             <w:noProof/>
             <w:webHidden/>
-            <w:sz w:val="28"/>
-            <w:szCs w:val="28"/>
+          </w:rPr>
+          <w:instrText xml:space="preserve"> </w:instrText>
+        </w:r>
+        <w:r>
+          <w:rPr>
+            <w:rFonts w:hint="eastAsia"/>
+            <w:noProof/>
+            <w:webHidden/>
+          </w:rPr>
+        </w:r>
+        <w:r>
+          <w:rPr>
+            <w:rFonts w:hint="eastAsia"/>
+            <w:noProof/>
+            <w:webHidden/>
           </w:rPr>
           <w:fldChar w:fldCharType="separate"/>
         </w:r>
@@ -1985,17 +2042,14 @@
           <w:rPr>
             <w:noProof/>
             <w:webHidden/>
-            <w:sz w:val="28"/>
-            <w:szCs w:val="28"/>
           </w:rPr>
           <w:t>9</w:t>
         </w:r>
         <w:r>
           <w:rPr>
+            <w:rFonts w:hint="eastAsia"/>
             <w:noProof/>
             <w:webHidden/>
-            <w:sz w:val="28"/>
-            <w:szCs w:val="28"/>
           </w:rPr>
           <w:fldChar w:fldCharType="end"/>
         </w:r>
@@ -2008,75 +2062,83 @@
           <w:tab w:val="right" w:leader="dot" w:pos="8296"/>
         </w:tabs>
         <w:rPr>
-          <w:rFonts w:eastAsiaTheme="minorEastAsia" w:cstheme="minorBidi"/>
+          <w:rFonts w:eastAsiaTheme="minorEastAsia" w:cstheme="minorBidi" w:hint="eastAsia"/>
           <w:i w:val="0"/>
           <w:iCs w:val="0"/>
           <w:noProof/>
-          <w:sz w:val="36"/>
-          <w:szCs w:val="40"/>
+          <w:sz w:val="22"/>
+          <w:szCs w:val="24"/>
           <w14:ligatures w14:val="standardContextual"/>
         </w:rPr>
       </w:pPr>
-      <w:hyperlink w:anchor="_Toc227354191" w:history="1">
+      <w:hyperlink w:anchor="_Toc227791236" w:history="1">
         <w:r>
           <w:rPr>
             <w:rStyle w:val="a8"/>
-            <w:noProof/>
-            <w:sz w:val="28"/>
-            <w:szCs w:val="28"/>
+            <w:rFonts w:hint="eastAsia"/>
+            <w:noProof/>
           </w:rPr>
           <w:t xml:space="preserve">4.2 </w:t>
         </w:r>
         <w:r>
           <w:rPr>
             <w:rStyle w:val="a8"/>
-            <w:noProof/>
-            <w:sz w:val="28"/>
-            <w:szCs w:val="28"/>
+            <w:rFonts w:hint="eastAsia"/>
+            <w:noProof/>
           </w:rPr>
           <w:t>依赖说明</w:t>
         </w:r>
         <w:r>
           <w:rPr>
+            <w:rFonts w:hint="eastAsia"/>
             <w:noProof/>
             <w:webHidden/>
-            <w:sz w:val="28"/>
-            <w:szCs w:val="28"/>
           </w:rPr>
           <w:tab/>
         </w:r>
         <w:r>
           <w:rPr>
+            <w:rFonts w:hint="eastAsia"/>
             <w:noProof/>
             <w:webHidden/>
-            <w:sz w:val="28"/>
-            <w:szCs w:val="28"/>
           </w:rPr>
           <w:fldChar w:fldCharType="begin"/>
         </w:r>
         <w:r>
           <w:rPr>
+            <w:rFonts w:hint="eastAsia"/>
             <w:noProof/>
             <w:webHidden/>
-            <w:sz w:val="28"/>
-            <w:szCs w:val="28"/>
-          </w:rPr>
-          <w:instrText xml:space="preserve"> PAGEREF _Toc227354191 \h </w:instrText>
+          </w:rPr>
+          <w:instrText xml:space="preserve"> </w:instrText>
         </w:r>
         <w:r>
           <w:rPr>
             <w:noProof/>
             <w:webHidden/>
-            <w:sz w:val="28"/>
-            <w:szCs w:val="28"/>
-          </w:rPr>
-        </w:r>
-        <w:r>
-          <w:rPr>
+          </w:rPr>
+          <w:instrText>PAGEREF _Toc227791236 \h</w:instrText>
+        </w:r>
+        <w:r>
+          <w:rPr>
+            <w:rFonts w:hint="eastAsia"/>
             <w:noProof/>
             <w:webHidden/>
-            <w:sz w:val="28"/>
-            <w:szCs w:val="28"/>
+          </w:rPr>
+          <w:instrText xml:space="preserve"> </w:instrText>
+        </w:r>
+        <w:r>
+          <w:rPr>
+            <w:rFonts w:hint="eastAsia"/>
+            <w:noProof/>
+            <w:webHidden/>
+          </w:rPr>
+        </w:r>
+        <w:r>
+          <w:rPr>
+            <w:rFonts w:hint="eastAsia"/>
+            <w:noProof/>
+            <w:webHidden/>
           </w:rPr>
           <w:fldChar w:fldCharType="separate"/>
         </w:r>
@@ -2084,17 +2146,127 @@
           <w:rPr>
             <w:noProof/>
             <w:webHidden/>
-            <w:sz w:val="28"/>
-            <w:szCs w:val="28"/>
-          </w:rPr>
-          <w:t>10</w:t>
-        </w:r>
-        <w:r>
-          <w:rPr>
+          </w:rPr>
+          <w:t>9</w:t>
+        </w:r>
+        <w:r>
+          <w:rPr>
+            <w:rFonts w:hint="eastAsia"/>
             <w:noProof/>
             <w:webHidden/>
-            <w:sz w:val="28"/>
-            <w:szCs w:val="28"/>
+          </w:rPr>
+          <w:fldChar w:fldCharType="end"/>
+        </w:r>
+      </w:hyperlink>
+    </w:p>
+    <w:p>
+      <w:pPr>
+        <w:pStyle w:val="TOC1"/>
+        <w:tabs>
+          <w:tab w:val="right" w:leader="dot" w:pos="8296"/>
+        </w:tabs>
+        <w:rPr>
+          <w:rFonts w:eastAsiaTheme="minorEastAsia" w:cstheme="minorBidi" w:hint="eastAsia"/>
+          <w:b w:val="0"/>
+          <w:bCs w:val="0"/>
+          <w:caps w:val="0"/>
+          <w:noProof/>
+          <w:sz w:val="22"/>
+          <w:szCs w:val="24"/>
+          <w14:ligatures w14:val="standardContextual"/>
+        </w:rPr>
+      </w:pPr>
+      <w:hyperlink w:anchor="_Toc227791237" w:history="1">
+        <w:r>
+          <w:rPr>
+            <w:rStyle w:val="a8"/>
+            <w:rFonts w:hint="eastAsia"/>
+            <w:noProof/>
+          </w:rPr>
+          <w:t>附录</w:t>
+        </w:r>
+        <w:r>
+          <w:rPr>
+            <w:rStyle w:val="a8"/>
+            <w:rFonts w:hint="eastAsia"/>
+            <w:noProof/>
+          </w:rPr>
+          <w:t xml:space="preserve">A </w:t>
+        </w:r>
+        <w:r>
+          <w:rPr>
+            <w:rStyle w:val="a8"/>
+            <w:rFonts w:hint="eastAsia"/>
+            <w:noProof/>
+          </w:rPr>
+          <w:t>相关流程图</w:t>
+        </w:r>
+        <w:r>
+          <w:rPr>
+            <w:rFonts w:hint="eastAsia"/>
+            <w:noProof/>
+            <w:webHidden/>
+          </w:rPr>
+          <w:tab/>
+        </w:r>
+        <w:r>
+          <w:rPr>
+            <w:rFonts w:hint="eastAsia"/>
+            <w:noProof/>
+            <w:webHidden/>
+          </w:rPr>
+          <w:fldChar w:fldCharType="begin"/>
+        </w:r>
+        <w:r>
+          <w:rPr>
+            <w:rFonts w:hint="eastAsia"/>
+            <w:noProof/>
+            <w:webHidden/>
+          </w:rPr>
+          <w:instrText xml:space="preserve"> </w:instrText>
+        </w:r>
+        <w:r>
+          <w:rPr>
+            <w:noProof/>
+            <w:webHidden/>
+          </w:rPr>
+          <w:instrText>PAGEREF _Toc227791237 \h</w:instrText>
+        </w:r>
+        <w:r>
+          <w:rPr>
+            <w:rFonts w:hint="eastAsia"/>
+            <w:noProof/>
+            <w:webHidden/>
+          </w:rPr>
+          <w:instrText xml:space="preserve"> </w:instrText>
+        </w:r>
+        <w:r>
+          <w:rPr>
+            <w:rFonts w:hint="eastAsia"/>
+            <w:noProof/>
+            <w:webHidden/>
+          </w:rPr>
+        </w:r>
+        <w:r>
+          <w:rPr>
+            <w:rFonts w:hint="eastAsia"/>
+            <w:noProof/>
+            <w:webHidden/>
+          </w:rPr>
+          <w:fldChar w:fldCharType="separate"/>
+        </w:r>
+        <w:r>
+          <w:rPr>
+            <w:noProof/>
+            <w:webHidden/>
+          </w:rPr>
+          <w:t>9</w:t>
+        </w:r>
+        <w:r>
+          <w:rPr>
+            <w:rFonts w:hint="eastAsia"/>
+            <w:noProof/>
+            <w:webHidden/>
           </w:rPr>
           <w:fldChar w:fldCharType="end"/>
         </w:r>
@@ -2129,6 +2301,30 @@
           <w:sz w:val="32"/>
         </w:rPr>
       </w:pPr>
+      <w:r>
+        <w:rPr>
+          <w:rFonts w:eastAsia="黑体" w:hint="eastAsia"/>
+          <w:b/>
+          <w:sz w:val="32"/>
+        </w:rPr>
+        <w:t>本报告中的详细流程图都放在附录</w:t>
+      </w:r>
+      <w:r>
+        <w:rPr>
+          <w:rFonts w:eastAsia="黑体" w:hint="eastAsia"/>
+          <w:b/>
+          <w:sz w:val="32"/>
+        </w:rPr>
+        <w:t>A</w:t>
+      </w:r>
+      <w:r>
+        <w:rPr>
+          <w:rFonts w:eastAsia="黑体" w:hint="eastAsia"/>
+          <w:b/>
+          <w:sz w:val="32"/>
+        </w:rPr>
+        <w:t>中了，使用电子版的读者可以直接点击文中的超链接</w:t>
+      </w:r>
     </w:p>
     <w:p>
       <w:pPr>
@@ -2231,9 +2427,20 @@
     </w:p>
     <w:p>
       <w:pPr>
+        <w:widowControl/>
+        <w:jc w:val="left"/>
+        <w:rPr>
+          <w:rFonts w:eastAsia="黑体" w:hint="eastAsia"/>
+          <w:b/>
+          <w:sz w:val="32"/>
+        </w:rPr>
+      </w:pPr>
+    </w:p>
+    <w:p>
+      <w:pPr>
         <w:pStyle w:val="1"/>
       </w:pPr>
-      <w:bookmarkStart w:id="6" w:name="_Toc227354179"/>
+      <w:bookmarkStart w:id="6" w:name="_Toc227791224"/>
       <w:bookmarkEnd w:id="0"/>
       <w:r>
         <w:t xml:space="preserve">1 </w:t>
@@ -2671,126 +2878,119 @@
         </w:tc>
       </w:tr>
     </w:tbl>
+    <w:p>
+      <w:pPr>
+        <w:rPr>
+          <w:rFonts w:hint="eastAsia"/>
+        </w:rPr>
+      </w:pPr>
+    </w:p>
+    <w:p>
+      <w:pPr>
+        <w:pStyle w:val="1"/>
+      </w:pPr>
+      <w:bookmarkStart w:id="7" w:name="_Toc227791225"/>
+      <w:r>
+        <w:t xml:space="preserve">2 </w:t>
+      </w:r>
+      <w:r>
+        <w:t>程序总体框架与运行逻辑</w:t>
+      </w:r>
+      <w:bookmarkEnd w:id="7"/>
+    </w:p>
+    <w:p>
+      <w:r>
+        <w:t>本程序基于差分隐私保护理论，针对大规模交通轨迹数据</w:t>
+      </w:r>
+      <w:r>
+        <w:rPr>
+          <w:rFonts w:hint="eastAsia"/>
+        </w:rPr>
+        <w:t>进行了模糊处理并评估了模糊</w:t>
+      </w:r>
+      <w:r>
+        <w:rPr>
+          <w:rFonts w:hint="eastAsia"/>
+        </w:rPr>
+        <w:t>处理的</w:t>
+      </w:r>
+      <w:r>
+        <w:rPr>
+          <w:rFonts w:hint="eastAsia"/>
+        </w:rPr>
+        <w:t>效果</w:t>
+      </w:r>
+      <w:r>
+        <w:t>。程序逻辑遵循从原始数据提取到高维模型构建，再到隐私预算优化的闭环路径。</w:t>
+      </w:r>
+    </w:p>
+    <w:p>
+      <w:pPr>
+        <w:rPr>
+          <w:rFonts w:hint="eastAsia"/>
+        </w:rPr>
+      </w:pPr>
+    </w:p>
+    <w:p>
+      <w:hyperlink r:id="rId10" w:history="1">
+        <w:r>
+          <w:rPr>
+            <w:rStyle w:val="a8"/>
+            <w:rFonts w:hint="eastAsia"/>
+          </w:rPr>
+          <w:t>[</w:t>
+        </w:r>
+        <w:r>
+          <w:rPr>
+            <w:rStyle w:val="a8"/>
+            <w:rFonts w:hint="eastAsia"/>
+          </w:rPr>
+          <w:t>流程图</w:t>
+        </w:r>
+        <w:r>
+          <w:rPr>
+            <w:rStyle w:val="a8"/>
+            <w:rFonts w:hint="eastAsia"/>
+          </w:rPr>
+          <w:t xml:space="preserve">1 </w:t>
+        </w:r>
+        <w:r>
+          <w:rPr>
+            <w:rStyle w:val="a8"/>
+            <w:rFonts w:hint="eastAsia"/>
+          </w:rPr>
+          <w:t>总体程序</w:t>
+        </w:r>
+        <w:r>
+          <w:rPr>
+            <w:rStyle w:val="a8"/>
+            <w:rFonts w:hint="eastAsia"/>
+          </w:rPr>
+          <w:t>架</w:t>
+        </w:r>
+        <w:r>
+          <w:rPr>
+            <w:rStyle w:val="a8"/>
+            <w:rFonts w:hint="eastAsia"/>
+          </w:rPr>
+          <w:t>构</w:t>
+        </w:r>
+        <w:r>
+          <w:rPr>
+            <w:rStyle w:val="a8"/>
+            <w:rFonts w:hint="eastAsia"/>
+          </w:rPr>
+          <w:t>]</w:t>
+        </w:r>
+      </w:hyperlink>
+    </w:p>
     <w:p/>
-    <w:p/>
-    <w:p/>
-    <w:p/>
-    <w:p/>
-    <w:p/>
-    <w:p/>
-    <w:p/>
-    <w:p/>
-    <w:p/>
-    <w:p/>
-    <w:p>
-      <w:pPr>
-        <w:pStyle w:val="1"/>
-      </w:pPr>
-      <w:bookmarkStart w:id="7" w:name="_Toc227354180"/>
-      <w:r>
-        <w:lastRenderedPageBreak/>
-        <w:t xml:space="preserve">2 </w:t>
-      </w:r>
-      <w:r>
-        <w:t>程序总体框架与运行逻辑</w:t>
-      </w:r>
-      <w:bookmarkEnd w:id="7"/>
-    </w:p>
-    <w:p>
-      <w:r>
-        <w:t>本程序基于差分隐私保护理论，针对大规模交通轨迹数据</w:t>
-      </w:r>
-      <w:r>
-        <w:rPr>
-          <w:rFonts w:hint="eastAsia"/>
-        </w:rPr>
-        <w:t>进行了模糊处理并评估了模糊</w:t>
-      </w:r>
-      <w:r>
-        <w:rPr>
-          <w:rFonts w:hint="eastAsia"/>
-        </w:rPr>
-        <w:t>处理的</w:t>
-      </w:r>
-      <w:r>
-        <w:rPr>
-          <w:rFonts w:hint="eastAsia"/>
-        </w:rPr>
-        <w:t>效果</w:t>
-      </w:r>
-      <w:r>
-        <w:t>。程序逻辑遵循从原始数据提取到高维模型构建，再到隐私预算优化的闭环路径。</w:t>
-      </w:r>
-    </w:p>
-    <w:p>
-      <w:r>
-        <w:rPr>
-          <w:rFonts w:hint="eastAsia"/>
-        </w:rPr>
-        <w:t>流程图</w:t>
-      </w:r>
-      <w:r>
-        <w:rPr>
-          <w:rFonts w:hint="eastAsia"/>
-        </w:rPr>
-        <w:t xml:space="preserve">1 </w:t>
-      </w:r>
-      <w:r>
-        <w:rPr>
-          <w:rFonts w:hint="eastAsia"/>
-        </w:rPr>
-        <w:t>总体程序架构</w:t>
-      </w:r>
-    </w:p>
-    <w:p>
-      <w:r>
-        <w:rPr>
-          <w:noProof/>
-        </w:rPr>
-        <w:drawing>
-          <wp:inline distT="0" distB="0" distL="0" distR="0" wp14:anchorId="327A3934" wp14:editId="5E4719CB">
-            <wp:extent cx="2778696" cy="6547104"/>
-            <wp:effectExtent l="0" t="0" r="3175" b="6350"/>
-            <wp:docPr id="1994600109" name="图片 1"/>
-            <wp:cNvGraphicFramePr>
-              <a:graphicFrameLocks xmlns:a="http://schemas.openxmlformats.org/drawingml/2006/main" noChangeAspect="1"/>
-            </wp:cNvGraphicFramePr>
-            <a:graphic xmlns:a="http://schemas.openxmlformats.org/drawingml/2006/main">
-              <a:graphicData uri="http://schemas.openxmlformats.org/drawingml/2006/picture">
-                <pic:pic xmlns:pic="http://schemas.openxmlformats.org/drawingml/2006/picture">
-                  <pic:nvPicPr>
-                    <pic:cNvPr id="1994600109" name=""/>
-                    <pic:cNvPicPr/>
-                  </pic:nvPicPr>
-                  <pic:blipFill>
-                    <a:blip r:embed="rId10"/>
-                    <a:stretch>
-                      <a:fillRect/>
-                    </a:stretch>
-                  </pic:blipFill>
-                  <pic:spPr>
-                    <a:xfrm>
-                      <a:off x="0" y="0"/>
-                      <a:ext cx="2778696" cy="6547104"/>
-                    </a:xfrm>
-                    <a:prstGeom prst="rect">
-                      <a:avLst/>
-                    </a:prstGeom>
-                  </pic:spPr>
-                </pic:pic>
-              </a:graphicData>
-            </a:graphic>
-          </wp:inline>
-        </w:drawing>
-      </w:r>
-    </w:p>
     <w:p>
       <w:pPr>
         <w:pStyle w:val="2"/>
       </w:pPr>
-      <w:bookmarkStart w:id="8" w:name="_Toc227354181"/>
-      <w:r>
-        <w:lastRenderedPageBreak/>
+      <w:bookmarkStart w:id="8" w:name="_Toc227791226"/>
+      <w:r>
         <w:t xml:space="preserve">2.2 </w:t>
       </w:r>
       <w:r>
@@ -2807,7 +3007,7 @@
       <w:pPr>
         <w:pStyle w:val="3"/>
       </w:pPr>
-      <w:bookmarkStart w:id="9" w:name="_Toc227354182"/>
+      <w:bookmarkStart w:id="9" w:name="_Toc227791227"/>
       <w:r>
         <w:t xml:space="preserve">2.2.1 </w:t>
       </w:r>
@@ -2824,180 +3024,194 @@
     </w:p>
     <w:p>
       <w:pPr>
+        <w:rPr>
+          <w:rStyle w:val="a8"/>
+          <w:color w:val="auto"/>
+          <w:u w:val="none"/>
+        </w:rPr>
+      </w:pPr>
+      <w:r>
+        <w:t>程序首先利用</w:t>
+      </w:r>
+      <w:r>
+        <w:t xml:space="preserve"> Pandas </w:t>
+      </w:r>
+      <w:r>
+        <w:t>对原始地铁</w:t>
+      </w:r>
+      <w:r>
+        <w:t xml:space="preserve"> CSV </w:t>
+      </w:r>
+      <w:r>
+        <w:t>数据进行预处理。关键逻辑在于利用</w:t>
+      </w:r>
+      <w:r>
+        <w:t xml:space="preserve"> shift </w:t>
+      </w:r>
+      <w:r>
+        <w:t>函数将同一张交通卡的</w:t>
+      </w:r>
+      <w:r>
+        <w:t>“</w:t>
+      </w:r>
+      <w:r>
+        <w:t>地铁入站</w:t>
+      </w:r>
+      <w:r>
+        <w:t>”</w:t>
+      </w:r>
+      <w:r>
+        <w:t>与</w:t>
+      </w:r>
+      <w:r>
+        <w:t>“</w:t>
+      </w:r>
+      <w:r>
+        <w:t>地铁出站</w:t>
+      </w:r>
+      <w:r>
+        <w:t>”</w:t>
+      </w:r>
+      <w:r>
+        <w:t>记录进行平移对齐，形成单次的</w:t>
+      </w:r>
+      <w:r>
+        <w:t>“</w:t>
+      </w:r>
+      <w:r>
+        <w:t>起点</w:t>
+      </w:r>
+      <w:r>
+        <w:t>-</w:t>
+      </w:r>
+      <w:r>
+        <w:t>终点（</w:t>
+      </w:r>
+      <w:r>
+        <w:t>OD</w:t>
+      </w:r>
+      <w:r>
+        <w:t>）</w:t>
+      </w:r>
+      <w:r>
+        <w:t>”</w:t>
+      </w:r>
+      <w:r>
+        <w:t>行程。在此阶段，程序会严格过滤行程时长少于</w:t>
+      </w:r>
+      <w:r>
+        <w:t xml:space="preserve"> 60 </w:t>
+      </w:r>
+      <w:r>
+        <w:t>秒或超过</w:t>
+      </w:r>
+      <w:r>
+        <w:t xml:space="preserve"> 24 </w:t>
+      </w:r>
+      <w:r>
+        <w:t>小时的异常数据。</w:t>
+      </w:r>
+    </w:p>
+    <w:p>
+      <w:pPr>
+        <w:pStyle w:val="ab"/>
         <w:rPr>
           <w:rStyle w:val="a8"/>
           <w:rFonts w:hint="eastAsia"/>
-          <w:color w:val="auto"/>
-          <w:u w:val="none"/>
-        </w:rPr>
-      </w:pPr>
-      <w:r>
-        <w:t>程序首先利用</w:t>
-      </w:r>
-      <w:r>
-        <w:t xml:space="preserve"> Pandas </w:t>
-      </w:r>
-      <w:r>
-        <w:t>对原始地铁</w:t>
-      </w:r>
-      <w:r>
-        <w:t xml:space="preserve"> CSV </w:t>
-      </w:r>
-      <w:r>
-        <w:t>数据进行预处理。关键逻辑在于利用</w:t>
-      </w:r>
-      <w:r>
-        <w:t xml:space="preserve"> shift </w:t>
-      </w:r>
-      <w:r>
-        <w:t>函数将同一张交通卡的</w:t>
-      </w:r>
-      <w:r>
-        <w:t>“</w:t>
-      </w:r>
-      <w:r>
-        <w:t>地铁入站</w:t>
-      </w:r>
-      <w:r>
-        <w:t>”</w:t>
-      </w:r>
-      <w:r>
-        <w:t>与</w:t>
-      </w:r>
-      <w:r>
-        <w:t>“</w:t>
-      </w:r>
-      <w:r>
-        <w:t>地铁出站</w:t>
-      </w:r>
-      <w:r>
-        <w:t>”</w:t>
-      </w:r>
-      <w:r>
-        <w:t>记录进行平移对齐，形成单次的</w:t>
-      </w:r>
-      <w:r>
-        <w:t>“</w:t>
-      </w:r>
-      <w:r>
-        <w:t>起点</w:t>
-      </w:r>
-      <w:r>
-        <w:t>-</w:t>
-      </w:r>
-      <w:r>
-        <w:t>终点（</w:t>
-      </w:r>
-      <w:r>
-        <w:t>OD</w:t>
-      </w:r>
-      <w:r>
-        <w:t>）</w:t>
-      </w:r>
-      <w:r>
-        <w:t>”</w:t>
-      </w:r>
-      <w:r>
-        <w:t>行程。在此阶段，程序会严格过滤行程时长少于</w:t>
-      </w:r>
-      <w:r>
-        <w:t xml:space="preserve"> 60 </w:t>
-      </w:r>
-      <w:r>
-        <w:t>秒或超过</w:t>
-      </w:r>
-      <w:r>
-        <w:t xml:space="preserve"> 24 </w:t>
-      </w:r>
-      <w:r>
-        <w:t>小时的异常数据。</w:t>
-      </w:r>
-    </w:p>
-    <w:p>
-      <w:pPr>
-        <w:pStyle w:val="ab"/>
+        </w:rPr>
+      </w:pPr>
+      <w:r>
         <w:rPr>
           <w:rStyle w:val="a8"/>
           <w:rFonts w:hint="eastAsia"/>
         </w:rPr>
-      </w:pPr>
+        <w:t>[</w:t>
+      </w:r>
+      <w:r>
+        <w:rPr>
+          <w:rStyle w:val="a8"/>
+        </w:rPr>
+        <w:fldChar w:fldCharType="begin"/>
+      </w:r>
+      <w:r>
+        <w:rPr>
+          <w:rStyle w:val="a8"/>
+        </w:rPr>
+        <w:instrText>HYPERLINK "https://raw.githubusercontent.com/YCDR-810518/imageBed/main/2026/04/upgit_20260417_1776425746.svg"</w:instrText>
+      </w:r>
+      <w:r>
+        <w:rPr>
+          <w:rStyle w:val="a8"/>
+        </w:rPr>
+      </w:r>
+      <w:r>
+        <w:rPr>
+          <w:rStyle w:val="a8"/>
+        </w:rPr>
+        <w:fldChar w:fldCharType="separate"/>
+      </w:r>
+      <w:r>
+        <w:rPr>
+          <w:rStyle w:val="a8"/>
+        </w:rPr>
+        <w:t>流程图</w:t>
+      </w:r>
       <w:r>
         <w:rPr>
           <w:rStyle w:val="a8"/>
           <w:rFonts w:hint="eastAsia"/>
         </w:rPr>
-        <w:t>[</w:t>
+        <w:t xml:space="preserve">2 </w:t>
       </w:r>
       <w:r>
         <w:rPr>
           <w:rStyle w:val="a8"/>
         </w:rPr>
-        <w:fldChar w:fldCharType="begin"/>
+        <w:t>数</w:t>
       </w:r>
       <w:r>
         <w:rPr>
           <w:rStyle w:val="a8"/>
         </w:rPr>
-        <w:instrText>HYPERLINK "https://raw.githubusercontent.com/YCDR-810518/imageBed/main/2026/04/upgit_20260417_1776425746.svg"</w:instrText>
+        <w:t>据</w:t>
       </w:r>
       <w:r>
         <w:rPr>
           <w:rStyle w:val="a8"/>
         </w:rPr>
+        <w:t>清洗和出入</w:t>
       </w:r>
       <w:r>
         <w:rPr>
           <w:rStyle w:val="a8"/>
         </w:rPr>
-        <w:fldChar w:fldCharType="separate"/>
+        <w:t>对</w:t>
       </w:r>
       <w:r>
         <w:rPr>
           <w:rStyle w:val="a8"/>
         </w:rPr>
-        <w:t>流程图</w:t>
+        <w:t>匹配</w:t>
       </w:r>
       <w:r>
         <w:rPr>
           <w:rStyle w:val="a8"/>
           <w:rFonts w:hint="eastAsia"/>
         </w:rPr>
-        <w:t xml:space="preserve">2 </w:t>
-      </w:r>
+        <w:t>]</w:t>
+      </w:r>
+    </w:p>
+    <w:p>
+      <w:pPr>
+        <w:pStyle w:val="ab"/>
+        <w:rPr>
+          <w:rFonts w:hint="eastAsia"/>
+        </w:rPr>
+      </w:pPr>
       <w:r>
         <w:rPr>
           <w:rStyle w:val="a8"/>
         </w:rPr>
-        <w:t>数据清</w:t>
-      </w:r>
-      <w:r>
-        <w:rPr>
-          <w:rStyle w:val="a8"/>
-        </w:rPr>
-        <w:t>洗</w:t>
-      </w:r>
-      <w:r>
-        <w:rPr>
-          <w:rStyle w:val="a8"/>
-        </w:rPr>
-        <w:t>和出入对匹配</w:t>
-      </w:r>
-      <w:r>
-        <w:rPr>
-          <w:rStyle w:val="a8"/>
-          <w:rFonts w:hint="eastAsia"/>
-        </w:rPr>
-        <w:t>]</w:t>
-      </w:r>
-    </w:p>
-    <w:p>
-      <w:pPr>
-        <w:pStyle w:val="ab"/>
-      </w:pPr>
-      <w:r>
-        <w:rPr>
-          <w:rStyle w:val="a8"/>
-        </w:rPr>
         <w:fldChar w:fldCharType="end"/>
       </w:r>
     </w:p>
@@ -3005,7 +3219,7 @@
       <w:pPr>
         <w:pStyle w:val="3"/>
       </w:pPr>
-      <w:bookmarkStart w:id="10" w:name="_Toc227354183"/>
+      <w:bookmarkStart w:id="10" w:name="_Toc227791228"/>
       <w:r>
         <w:t xml:space="preserve">2.2.2 </w:t>
       </w:r>
@@ -3046,7 +3260,12 @@
         <w:t>OD</w:t>
       </w:r>
       <w:r>
-        <w:t>对），缺乏中间途径车站的显式记录。为了恢复完整的轨迹序列，程序构建了地铁网络拓扑模型并引入了路径推断机制。</w:t>
+        <w:t>对），缺乏中间途径车站的显式记录。为了恢复完整的轨迹序列，程序构建了地铁网络拓扑模型并引入了路径推断机</w:t>
+      </w:r>
+    </w:p>
+    <w:p>
+      <w:r>
+        <w:t>制。</w:t>
       </w:r>
     </w:p>
     <w:p>
@@ -4423,13 +4642,34 @@
             <w:rStyle w:val="a8"/>
             <w:rFonts w:hint="eastAsia"/>
           </w:rPr>
-          <w:t>3 最短轨迹推断逻辑</w:t>
+          <w:t>3 最短轨迹</w:t>
         </w:r>
         <w:r>
           <w:rPr>
             <w:rStyle w:val="a8"/>
             <w:rFonts w:hint="eastAsia"/>
           </w:rPr>
+          <w:t>推</w:t>
+        </w:r>
+        <w:r>
+          <w:rPr>
+            <w:rStyle w:val="a8"/>
+            <w:rFonts w:hint="eastAsia"/>
+          </w:rPr>
+          <w:t>断</w:t>
+        </w:r>
+        <w:r>
+          <w:rPr>
+            <w:rStyle w:val="a8"/>
+            <w:rFonts w:hint="eastAsia"/>
+          </w:rPr>
+          <w:t>逻辑</w:t>
+        </w:r>
+        <w:r>
+          <w:rPr>
+            <w:rStyle w:val="a8"/>
+            <w:rFonts w:hint="eastAsia"/>
+          </w:rPr>
           <w:t>]</w:t>
         </w:r>
       </w:hyperlink>
@@ -4438,7 +4678,7 @@
       <w:pPr>
         <w:pStyle w:val="3"/>
       </w:pPr>
-      <w:bookmarkStart w:id="11" w:name="_Toc227354184"/>
+      <w:bookmarkStart w:id="11" w:name="_Toc227791229"/>
       <w:r>
         <w:t xml:space="preserve">2.2.3 </w:t>
       </w:r>
@@ -4448,6 +4688,11 @@
       <w:bookmarkEnd w:id="11"/>
     </w:p>
     <w:p>
+      <w:pPr>
+        <w:rPr>
+          <w:rFonts w:hint="eastAsia"/>
+        </w:rPr>
+      </w:pPr>
       <w:r>
         <w:t>在模型核心层，</w:t>
       </w:r>
@@ -4660,10 +4905,395 @@
       </w:r>
     </w:p>
     <w:p>
+      <w:hyperlink r:id="rId12" w:history="1">
+        <w:r>
+          <w:rPr>
+            <w:rStyle w:val="a8"/>
+            <w:rFonts w:hint="eastAsia"/>
+          </w:rPr>
+          <w:t>[</w:t>
+        </w:r>
+        <w:r>
+          <w:rPr>
+            <w:rStyle w:val="a8"/>
+          </w:rPr>
+          <w:t>流程图</w:t>
+        </w:r>
+        <w:r>
+          <w:rPr>
+            <w:rStyle w:val="a8"/>
+            <w:rFonts w:hint="eastAsia"/>
+          </w:rPr>
+          <w:t xml:space="preserve">4 </w:t>
+        </w:r>
+        <w:r>
+          <w:rPr>
+            <w:rStyle w:val="a8"/>
+          </w:rPr>
+          <w:t>隐私前缀树构建与预</w:t>
+        </w:r>
+        <w:r>
+          <w:rPr>
+            <w:rStyle w:val="a8"/>
+          </w:rPr>
+          <w:t>算</w:t>
+        </w:r>
+        <w:r>
+          <w:rPr>
+            <w:rStyle w:val="a8"/>
+          </w:rPr>
+          <w:t>分配总流程图</w:t>
+        </w:r>
+        <w:r>
+          <w:rPr>
+            <w:rStyle w:val="a8"/>
+            <w:rFonts w:hint="eastAsia"/>
+          </w:rPr>
+          <w:t>]</w:t>
+        </w:r>
+      </w:hyperlink>
+    </w:p>
+    <w:p>
+      <w:pPr>
+        <w:ind w:left="720"/>
+        <w:rPr>
+          <w:rFonts w:hint="eastAsia"/>
+        </w:rPr>
+      </w:pPr>
+    </w:p>
+    <w:p>
+      <w:pPr>
+        <w:numPr>
+          <w:ilvl w:val="0"/>
+          <w:numId w:val="2"/>
+        </w:numPr>
+      </w:pPr>
+      <w:r>
+        <w:rPr>
+          <w:rFonts w:hint="eastAsia"/>
+          <w:b/>
+          <w:bCs/>
+        </w:rPr>
+        <w:t>隐私前缀树构建逻辑</w:t>
+      </w:r>
+      <w:r>
+        <w:rPr>
+          <w:rFonts w:hint="eastAsia"/>
+        </w:rPr>
+        <w:t>：</w:t>
+      </w:r>
+      <w:r>
+        <w:rPr>
+          <w:rFonts w:hint="eastAsia"/>
+        </w:rPr>
+        <w:t>路径插入</w:t>
+      </w:r>
+    </w:p>
+    <w:p>
+      <w:pPr>
+        <w:pStyle w:val="ab"/>
+        <w:numPr>
+          <w:ilvl w:val="1"/>
+          <w:numId w:val="2"/>
+        </w:numPr>
+      </w:pPr>
+      <w:r>
+        <w:drawing>
+          <wp:anchor distT="0" distB="0" distL="114300" distR="114300" simplePos="0" relativeHeight="251618816" behindDoc="0" locked="0" layoutInCell="1" allowOverlap="1" wp14:anchorId="101C0470" wp14:editId="15C53312">
+            <wp:simplePos x="0" y="0"/>
+            <wp:positionH relativeFrom="column">
+              <wp:posOffset>3889375</wp:posOffset>
+            </wp:positionH>
+            <wp:positionV relativeFrom="paragraph">
+              <wp:posOffset>8890</wp:posOffset>
+            </wp:positionV>
+            <wp:extent cx="1828800" cy="3588385"/>
+            <wp:effectExtent l="0" t="0" r="0" b="0"/>
+            <wp:wrapSquare wrapText="bothSides"/>
+            <wp:docPr id="1339224586" name="图片 1"/>
+            <wp:cNvGraphicFramePr>
+              <a:graphicFrameLocks xmlns:a="http://schemas.openxmlformats.org/drawingml/2006/main" noChangeAspect="1"/>
+            </wp:cNvGraphicFramePr>
+            <a:graphic xmlns:a="http://schemas.openxmlformats.org/drawingml/2006/main">
+              <a:graphicData uri="http://schemas.openxmlformats.org/drawingml/2006/picture">
+                <pic:pic xmlns:pic="http://schemas.openxmlformats.org/drawingml/2006/picture">
+                  <pic:nvPicPr>
+                    <pic:cNvPr id="1339224586" name=""/>
+                    <pic:cNvPicPr/>
+                  </pic:nvPicPr>
+                  <pic:blipFill>
+                    <a:blip r:embed="rId13">
+                      <a:extLst>
+                        <a:ext uri="{28A0092B-C50C-407E-A947-70E740481C1C}">
+                          <a14:useLocalDpi xmlns:a14="http://schemas.microsoft.com/office/drawing/2010/main" val="0"/>
+                        </a:ext>
+                      </a:extLst>
+                    </a:blip>
+                    <a:stretch>
+                      <a:fillRect/>
+                    </a:stretch>
+                  </pic:blipFill>
+                  <pic:spPr>
+                    <a:xfrm>
+                      <a:off x="0" y="0"/>
+                      <a:ext cx="1828800" cy="3588385"/>
+                    </a:xfrm>
+                    <a:prstGeom prst="rect">
+                      <a:avLst/>
+                    </a:prstGeom>
+                  </pic:spPr>
+                </pic:pic>
+              </a:graphicData>
+            </a:graphic>
+            <wp14:sizeRelH relativeFrom="margin">
+              <wp14:pctWidth>0</wp14:pctWidth>
+            </wp14:sizeRelH>
+            <wp14:sizeRelV relativeFrom="margin">
+              <wp14:pctHeight>0</wp14:pctHeight>
+            </wp14:sizeRelV>
+          </wp:anchor>
+        </w:drawing>
+      </w:r>
+      <w:r>
+        <w:rPr>
+          <w:rStyle w:val="af1"/>
+        </w:rPr>
+        <w:t>从根节点（Root）出发</w:t>
+      </w:r>
+      <w:r>
+        <w:t>：</w:t>
+      </w:r>
+    </w:p>
+    <w:p>
+      <w:pPr>
+        <w:pStyle w:val="ab"/>
+        <w:numPr>
+          <w:ilvl w:val="2"/>
+          <w:numId w:val="2"/>
+        </w:numPr>
+      </w:pPr>
+      <w:r>
+        <w:t>每一个轨迹序列的起点都从根节点开始。</w:t>
+      </w:r>
+    </w:p>
+    <w:p>
+      <w:pPr>
+        <w:pStyle w:val="ab"/>
+        <w:numPr>
+          <w:ilvl w:val="1"/>
+          <w:numId w:val="2"/>
+        </w:numPr>
+      </w:pPr>
+      <w:r>
+        <w:rPr>
+          <w:rStyle w:val="af1"/>
+        </w:rPr>
+        <w:t>逐点遍历</w:t>
+      </w:r>
+      <w:r>
+        <w:t>：</w:t>
+      </w:r>
+    </w:p>
+    <w:p>
+      <w:pPr>
+        <w:pStyle w:val="ab"/>
+        <w:numPr>
+          <w:ilvl w:val="2"/>
+          <w:numId w:val="2"/>
+        </w:numPr>
+      </w:pPr>
+      <w:r>
+        <w:t>对于轨迹中的每一个位置（例如：</w:t>
+      </w:r>
+      <w:r>
+        <w:rPr>
+          <w:rStyle w:val="HTML0"/>
+        </w:rPr>
+        <w:t>['罗湖', '国贸', '老街']</w:t>
+      </w:r>
+      <w:r>
+        <w:t>），在当前节点下查找是否已经存在该位置的子节点。</w:t>
+      </w:r>
+    </w:p>
+    <w:p>
+      <w:pPr>
+        <w:pStyle w:val="ab"/>
+        <w:numPr>
+          <w:ilvl w:val="1"/>
+          <w:numId w:val="2"/>
+        </w:numPr>
+      </w:pPr>
+      <w:r>
+        <w:rPr>
+          <w:rStyle w:val="af1"/>
+        </w:rPr>
+        <w:t>存在则聚合（Aggregation）</w:t>
+      </w:r>
+      <w:r>
+        <w:t>：</w:t>
+      </w:r>
+    </w:p>
+    <w:p>
+      <w:pPr>
+        <w:pStyle w:val="ab"/>
+        <w:numPr>
+          <w:ilvl w:val="2"/>
+          <w:numId w:val="2"/>
+        </w:numPr>
+      </w:pPr>
+      <w:r>
+        <w:t>如果子节点已存在，说明之前已有轨迹经过此路径，直接在该子节点的计数器（</w:t>
+      </w:r>
+      <w:r>
+        <w:rPr>
+          <w:rStyle w:val="HTML0"/>
+        </w:rPr>
+        <w:t>count</w:t>
+      </w:r>
+      <w:r>
+        <w:t>）上累加当前的流量。</w:t>
+      </w:r>
+    </w:p>
+    <w:p>
+      <w:pPr>
+        <w:pStyle w:val="ab"/>
+        <w:numPr>
+          <w:ilvl w:val="1"/>
+          <w:numId w:val="2"/>
+        </w:numPr>
+      </w:pPr>
+      <w:r>
+        <w:rPr>
+          <w:rStyle w:val="af1"/>
+        </w:rPr>
+        <w:t>不存在则创建（Creation）</w:t>
+      </w:r>
+      <w:r>
+        <w:t>：</w:t>
+      </w:r>
+    </w:p>
+    <w:p>
+      <w:pPr>
+        <w:pStyle w:val="ab"/>
+        <w:numPr>
+          <w:ilvl w:val="2"/>
+          <w:numId w:val="2"/>
+        </w:numPr>
+      </w:pPr>
+      <w:r>
+        <w:t>如果不存在，则创建一个新的节点，将其挂载到当前节点下，并初始化计数。</w:t>
+      </w:r>
+    </w:p>
+    <w:p>
+      <w:pPr>
+        <w:pStyle w:val="ab"/>
+        <w:numPr>
+          <w:ilvl w:val="1"/>
+          <w:numId w:val="2"/>
+        </w:numPr>
+      </w:pPr>
+      <w:r>
+        <w:rPr>
+          <w:rStyle w:val="af1"/>
+        </w:rPr>
+        <w:t>重复直至终点</w:t>
+      </w:r>
+      <w:r>
+        <w:t>：</w:t>
+      </w:r>
+    </w:p>
+    <w:p>
+      <w:pPr>
+        <w:pStyle w:val="ab"/>
+        <w:numPr>
+          <w:ilvl w:val="2"/>
+          <w:numId w:val="2"/>
+        </w:numPr>
+      </w:pPr>
+      <w:r>
+        <w:t>将轨迹序列中的</w:t>
+      </w:r>
+      <w:proofErr w:type="gramStart"/>
+      <w:r>
+        <w:t>所有点</w:t>
+      </w:r>
+      <w:proofErr w:type="gramEnd"/>
+      <w:r>
+        <w:t>处理完毕。</w:t>
+      </w:r>
+    </w:p>
+    <w:p>
+      <w:pPr>
+        <w:rPr>
+          <w:rFonts w:hint="eastAsia"/>
+        </w:rPr>
+      </w:pPr>
+      <w:hyperlink r:id="rId14" w:history="1">
+        <w:r>
+          <w:rPr>
+            <w:rStyle w:val="a8"/>
+            <w:rFonts w:hint="eastAsia"/>
+          </w:rPr>
+          <w:t>[</w:t>
+        </w:r>
+        <w:r>
+          <w:rPr>
+            <w:rStyle w:val="a8"/>
+            <w:rFonts w:hint="eastAsia"/>
+          </w:rPr>
+          <w:t>流程图</w:t>
+        </w:r>
+        <w:r>
+          <w:rPr>
+            <w:rStyle w:val="a8"/>
+            <w:rFonts w:hint="eastAsia"/>
+          </w:rPr>
+          <w:t xml:space="preserve">5 </w:t>
+        </w:r>
+        <w:r>
+          <w:rPr>
+            <w:rStyle w:val="a8"/>
+          </w:rPr>
+          <w:t>由轨迹构建前缀树</w:t>
+        </w:r>
+        <w:r>
+          <w:rPr>
+            <w:rStyle w:val="a8"/>
+          </w:rPr>
+          <w:t>的</w:t>
+        </w:r>
+        <w:r>
+          <w:rPr>
+            <w:rStyle w:val="a8"/>
+          </w:rPr>
+          <w:t>具</w:t>
+        </w:r>
+        <w:r>
+          <w:rPr>
+            <w:rStyle w:val="a8"/>
+          </w:rPr>
+          <w:t>体</w:t>
+        </w:r>
+        <w:r>
+          <w:rPr>
+            <w:rStyle w:val="a8"/>
+          </w:rPr>
+          <w:t>流程</w:t>
+        </w:r>
+        <w:r>
+          <w:rPr>
+            <w:rStyle w:val="a8"/>
+            <w:rFonts w:hint="eastAsia"/>
+          </w:rPr>
+          <w:t>]</w:t>
+        </w:r>
+      </w:hyperlink>
+    </w:p>
+    <w:p>
       <w:pPr>
         <w:pStyle w:val="3"/>
       </w:pPr>
-      <w:bookmarkStart w:id="12" w:name="_Toc227354185"/>
+      <w:bookmarkStart w:id="12" w:name="_Toc227791230"/>
       <w:r>
         <w:t xml:space="preserve">2.2.4 </w:t>
       </w:r>
@@ -4859,7 +5489,7 @@
       <w:pPr>
         <w:pStyle w:val="1"/>
       </w:pPr>
-      <w:bookmarkStart w:id="13" w:name="_Toc227354186"/>
+      <w:bookmarkStart w:id="13" w:name="_Toc227791231"/>
       <w:r>
         <w:t xml:space="preserve">3 </w:t>
       </w:r>
@@ -4967,7 +5597,7 @@
           <w:szCs w:val="27"/>
         </w:rPr>
       </w:pPr>
-      <w:bookmarkStart w:id="14" w:name="_Toc227354187"/>
+      <w:bookmarkStart w:id="14" w:name="_Toc227791232"/>
       <w:r>
         <w:rPr>
           <w:rFonts w:ascii="Arial" w:hAnsi="Arial" w:cs="Arial"/>
@@ -5437,7 +6067,6 @@
           <w:kern w:val="0"/>
           <w:sz w:val="24"/>
         </w:rPr>
-        <w:lastRenderedPageBreak/>
         <w:t xml:space="preserve">1. </w:t>
       </w:r>
       <w:r>
@@ -7247,7 +7876,6 @@
           <w:kern w:val="0"/>
           <w:sz w:val="24"/>
         </w:rPr>
-        <w:lastRenderedPageBreak/>
         <w:t>数学意义</w:t>
       </w:r>
       <w:r>
@@ -8460,7 +9088,7 @@
           <w:szCs w:val="27"/>
         </w:rPr>
       </w:pPr>
-      <w:bookmarkStart w:id="20" w:name="_Toc227354188"/>
+      <w:bookmarkStart w:id="20" w:name="_Toc227791233"/>
       <w:r>
         <w:rPr>
           <w:rFonts w:ascii="Arial" w:hAnsi="Arial" w:cs="Arial"/>
@@ -9217,7 +9845,6 @@
           <w:kern w:val="0"/>
           <w:sz w:val="24"/>
         </w:rPr>
-        <w:lastRenderedPageBreak/>
         <w:t>根据差分隐私的组合性质，为了满足序列数据的</w:t>
       </w:r>
       <w:r>
@@ -10655,8 +11282,8 @@
       <w:pPr>
         <w:pStyle w:val="1"/>
       </w:pPr>
-      <w:bookmarkStart w:id="21" w:name="_Toc227354189"/>
-      <w:bookmarkStart w:id="22" w:name="Xe69e0fc40aaf9396f60cd70a38be6aac9496337"/>
+      <w:bookmarkStart w:id="21" w:name="Xe69e0fc40aaf9396f60cd70a38be6aac9496337"/>
+      <w:bookmarkStart w:id="22" w:name="_Toc227791234"/>
       <w:r>
         <w:t xml:space="preserve">4 </w:t>
       </w:r>
@@ -10666,7 +11293,7 @@
         </w:rPr>
         <w:t>模块依赖关系</w:t>
       </w:r>
-      <w:bookmarkEnd w:id="21"/>
+      <w:bookmarkEnd w:id="22"/>
     </w:p>
     <w:p>
       <w:pPr>
@@ -10676,15 +11303,35 @@
         <w:rPr>
           <w:rFonts w:hint="eastAsia"/>
         </w:rPr>
-        <w:t>本项目的模块划分清晰，遵循高内聚低耦合原则。</w:t>
+        <w:t>本项目的模块划分清晰</w:t>
+      </w:r>
+      <w:r>
+        <w:rPr>
+          <w:rFonts w:hint="eastAsia"/>
+        </w:rPr>
+        <w:t>，</w:t>
+      </w:r>
+      <w:proofErr w:type="gramStart"/>
+      <w:r>
+        <w:rPr>
+          <w:rFonts w:hint="eastAsia"/>
+        </w:rPr>
+        <w:t>遵循低</w:t>
+      </w:r>
+      <w:proofErr w:type="gramEnd"/>
+      <w:r>
+        <w:rPr>
+          <w:rFonts w:hint="eastAsia"/>
+        </w:rPr>
+        <w:t>耦合度原则</w:t>
       </w:r>
     </w:p>
     <w:p>
       <w:pPr>
         <w:pStyle w:val="3"/>
       </w:pPr>
-      <w:bookmarkStart w:id="23" w:name="_Toc227354190"/>
-      <w:bookmarkStart w:id="24" w:name="Xaa872b870e958ee859596b9088edf9ae6b86195"/>
+      <w:bookmarkStart w:id="23" w:name="Xaa872b870e958ee859596b9088edf9ae6b86195"/>
+      <w:bookmarkStart w:id="24" w:name="_Toc227791235"/>
       <w:r>
         <w:t xml:space="preserve">4.1 </w:t>
       </w:r>
@@ -10694,18 +11341,7 @@
         </w:rPr>
         <w:t>模块依赖关系图</w:t>
       </w:r>
-      <w:bookmarkEnd w:id="23"/>
-    </w:p>
-    <w:p>
-      <w:pPr>
-        <w:pStyle w:val="FirstParagraph"/>
-      </w:pPr>
-      <w:r>
-        <w:rPr>
-          <w:rFonts w:hint="eastAsia"/>
-        </w:rPr>
-        <w:t>代码段</w:t>
-      </w:r>
+      <w:bookmarkEnd w:id="24"/>
     </w:p>
     <w:p>
       <w:pPr>
@@ -10715,7 +11351,6 @@
         <w:rPr>
           <w:noProof/>
         </w:rPr>
-        <w:lastRenderedPageBreak/>
         <w:drawing>
           <wp:inline distT="0" distB="0" distL="0" distR="0" wp14:anchorId="16286033" wp14:editId="25FF4BB6">
             <wp:extent cx="5334000" cy="1869580"/>
@@ -10732,7 +11367,7 @@
                     </pic:cNvPicPr>
                   </pic:nvPicPr>
                   <pic:blipFill>
-                    <a:blip r:embed="rId12"/>
+                    <a:blip r:embed="rId15"/>
                     <a:stretch>
                       <a:fillRect/>
                     </a:stretch>
@@ -10763,9 +11398,9 @@
       <w:pPr>
         <w:pStyle w:val="3"/>
       </w:pPr>
-      <w:bookmarkStart w:id="25" w:name="_Toc227354191"/>
-      <w:bookmarkStart w:id="26" w:name="Xfb905c1e76947a7eda123c5acab2a8ca9ae98df"/>
-      <w:bookmarkEnd w:id="24"/>
+      <w:bookmarkStart w:id="25" w:name="Xfb905c1e76947a7eda123c5acab2a8ca9ae98df"/>
+      <w:bookmarkStart w:id="26" w:name="_Toc227791236"/>
+      <w:bookmarkEnd w:id="23"/>
       <w:r>
         <w:t xml:space="preserve">4.2 </w:t>
       </w:r>
@@ -10775,7 +11410,7 @@
         </w:rPr>
         <w:t>依赖说明</w:t>
       </w:r>
-      <w:bookmarkEnd w:id="25"/>
+      <w:bookmarkEnd w:id="26"/>
     </w:p>
     <w:p>
       <w:pPr>
@@ -11053,14 +11688,843 @@
       </w:r>
     </w:p>
     <w:p>
+      <w:pPr>
+        <w:widowControl/>
+        <w:spacing w:after="200"/>
+        <w:jc w:val="left"/>
+      </w:pPr>
+    </w:p>
+    <w:p>
+      <w:pPr>
+        <w:widowControl/>
+        <w:spacing w:after="200"/>
+        <w:jc w:val="left"/>
+      </w:pPr>
+    </w:p>
+    <w:p>
+      <w:pPr>
+        <w:widowControl/>
+        <w:spacing w:after="200"/>
+        <w:jc w:val="left"/>
+      </w:pPr>
+    </w:p>
+    <w:p>
+      <w:pPr>
+        <w:widowControl/>
+        <w:spacing w:after="200"/>
+        <w:jc w:val="left"/>
+      </w:pPr>
+    </w:p>
+    <w:p>
+      <w:pPr>
+        <w:widowControl/>
+        <w:spacing w:after="200"/>
+        <w:jc w:val="left"/>
+      </w:pPr>
+    </w:p>
+    <w:p>
+      <w:pPr>
+        <w:widowControl/>
+        <w:spacing w:after="200"/>
+        <w:jc w:val="left"/>
+        <w:rPr>
+          <w:rFonts w:hint="eastAsia"/>
+        </w:rPr>
+      </w:pPr>
+    </w:p>
+    <w:p>
+      <w:pPr>
+        <w:pStyle w:val="1"/>
+      </w:pPr>
       <w:bookmarkStart w:id="27" w:name="_相关的流程图和引用"/>
-      <w:bookmarkEnd w:id="22"/>
-      <w:bookmarkEnd w:id="26"/>
+      <w:bookmarkStart w:id="28" w:name="_Toc227791237"/>
+      <w:bookmarkEnd w:id="21"/>
+      <w:bookmarkEnd w:id="25"/>
       <w:bookmarkEnd w:id="27"/>
+      <w:r>
+        <w:rPr>
+          <w:rFonts w:hint="eastAsia"/>
+        </w:rPr>
+        <w:t>附录</w:t>
+      </w:r>
+      <w:r>
+        <w:rPr>
+          <w:rFonts w:hint="eastAsia"/>
+        </w:rPr>
+        <w:t xml:space="preserve">A </w:t>
+      </w:r>
+      <w:r>
+        <w:rPr>
+          <w:rFonts w:hint="eastAsia"/>
+        </w:rPr>
+        <w:t>相关流程图</w:t>
+      </w:r>
+      <w:bookmarkEnd w:id="28"/>
+    </w:p>
+    <w:p>
+      <w:r>
+        <w:rPr>
+          <w:rFonts w:hint="eastAsia"/>
+        </w:rPr>
+        <w:t>[</w:t>
+      </w:r>
+      <w:r>
+        <w:rPr>
+          <w:rFonts w:hint="eastAsia"/>
+        </w:rPr>
+        <w:t>流程图</w:t>
+      </w:r>
+      <w:r>
+        <w:rPr>
+          <w:rFonts w:hint="eastAsia"/>
+        </w:rPr>
+        <w:t xml:space="preserve">1 </w:t>
+      </w:r>
+      <w:r>
+        <w:rPr>
+          <w:rFonts w:hint="eastAsia"/>
+        </w:rPr>
+        <w:t>总体程序架构</w:t>
+      </w:r>
+      <w:r>
+        <w:rPr>
+          <w:rFonts w:hint="eastAsia"/>
+        </w:rPr>
+        <w:t>]</w:t>
+      </w:r>
+      <w:r>
+        <w:rPr>
+          <w:rFonts w:hint="eastAsia"/>
+          <w:noProof/>
+        </w:rPr>
+        <w:t xml:space="preserve"> </w:t>
+      </w:r>
+    </w:p>
+    <w:p>
+      <w:r>
+        <w:rPr>
+          <w:rFonts w:hint="eastAsia"/>
+          <w:noProof/>
+        </w:rPr>
+        <w:drawing>
+          <wp:anchor distT="0" distB="0" distL="114300" distR="114300" simplePos="0" relativeHeight="251624960" behindDoc="0" locked="0" layoutInCell="1" allowOverlap="1" wp14:anchorId="030F3CC3" wp14:editId="6CD983E1">
+            <wp:simplePos x="0" y="0"/>
+            <wp:positionH relativeFrom="column">
+              <wp:posOffset>-14633</wp:posOffset>
+            </wp:positionH>
+            <wp:positionV relativeFrom="paragraph">
+              <wp:posOffset>77332</wp:posOffset>
+            </wp:positionV>
+            <wp:extent cx="3625215" cy="8545830"/>
+            <wp:effectExtent l="0" t="0" r="0" b="7620"/>
+            <wp:wrapSquare wrapText="bothSides"/>
+            <wp:docPr id="1162753523" name="图片 1"/>
+            <wp:cNvGraphicFramePr>
+              <a:graphicFrameLocks xmlns:a="http://schemas.openxmlformats.org/drawingml/2006/main" noChangeAspect="1"/>
+            </wp:cNvGraphicFramePr>
+            <a:graphic xmlns:a="http://schemas.openxmlformats.org/drawingml/2006/main">
+              <a:graphicData uri="http://schemas.openxmlformats.org/drawingml/2006/picture">
+                <pic:pic xmlns:pic="http://schemas.openxmlformats.org/drawingml/2006/picture">
+                  <pic:nvPicPr>
+                    <pic:cNvPr id="0" name="Picture 1"/>
+                    <pic:cNvPicPr>
+                      <a:picLocks noChangeAspect="1" noChangeArrowheads="1"/>
+                    </pic:cNvPicPr>
+                  </pic:nvPicPr>
+                  <pic:blipFill>
+                    <a:blip r:embed="rId16">
+                      <a:extLst>
+                        <a:ext uri="{28A0092B-C50C-407E-A947-70E740481C1C}">
+                          <a14:useLocalDpi xmlns:a14="http://schemas.microsoft.com/office/drawing/2010/main" val="0"/>
+                        </a:ext>
+                      </a:extLst>
+                    </a:blip>
+                    <a:srcRect/>
+                    <a:stretch>
+                      <a:fillRect/>
+                    </a:stretch>
+                  </pic:blipFill>
+                  <pic:spPr bwMode="auto">
+                    <a:xfrm>
+                      <a:off x="0" y="0"/>
+                      <a:ext cx="3625215" cy="8545830"/>
+                    </a:xfrm>
+                    <a:prstGeom prst="rect">
+                      <a:avLst/>
+                    </a:prstGeom>
+                    <a:noFill/>
+                    <a:ln>
+                      <a:noFill/>
+                    </a:ln>
+                  </pic:spPr>
+                </pic:pic>
+              </a:graphicData>
+            </a:graphic>
+            <wp14:sizeRelH relativeFrom="margin">
+              <wp14:pctWidth>0</wp14:pctWidth>
+            </wp14:sizeRelH>
+            <wp14:sizeRelV relativeFrom="margin">
+              <wp14:pctHeight>0</wp14:pctHeight>
+            </wp14:sizeRelV>
+          </wp:anchor>
+        </w:drawing>
+      </w:r>
+    </w:p>
+    <w:p/>
+    <w:p/>
+    <w:p/>
+    <w:p/>
+    <w:p/>
+    <w:p/>
+    <w:p/>
+    <w:p/>
+    <w:p/>
+    <w:p/>
+    <w:p/>
+    <w:p/>
+    <w:p/>
+    <w:p/>
+    <w:p/>
+    <w:p/>
+    <w:p/>
+    <w:p/>
+    <w:p/>
+    <w:p/>
+    <w:p/>
+    <w:p/>
+    <w:p/>
+    <w:p/>
+    <w:p/>
+    <w:p/>
+    <w:p/>
+    <w:p/>
+    <w:p/>
+    <w:p/>
+    <w:p/>
+    <w:p/>
+    <w:p/>
+    <w:p/>
+    <w:p/>
+    <w:p/>
+    <w:p/>
+    <w:p/>
+    <w:p/>
+    <w:p>
+      <w:pPr>
+        <w:rPr>
+          <w:rFonts w:hint="eastAsia"/>
+        </w:rPr>
+      </w:pPr>
+      <w:r>
+        <w:rPr>
+          <w:rFonts w:hint="eastAsia"/>
+        </w:rPr>
+        <w:t>[</w:t>
+      </w:r>
+      <w:r>
+        <w:rPr>
+          <w:rFonts w:hint="eastAsia"/>
+        </w:rPr>
+        <w:t>流程图</w:t>
+      </w:r>
+      <w:r>
+        <w:rPr>
+          <w:rFonts w:hint="eastAsia"/>
+        </w:rPr>
+        <w:t xml:space="preserve">2 </w:t>
+      </w:r>
+      <w:r>
+        <w:rPr>
+          <w:rFonts w:hint="eastAsia"/>
+        </w:rPr>
+        <w:t>数据清洗和出入对匹配</w:t>
+      </w:r>
+      <w:r>
+        <w:rPr>
+          <w:rFonts w:hint="eastAsia"/>
+        </w:rPr>
+        <w:t>]</w:t>
+      </w:r>
+    </w:p>
+    <w:p>
+      <w:r>
+        <w:drawing>
+          <wp:anchor distT="0" distB="0" distL="114300" distR="114300" simplePos="0" relativeHeight="251672064" behindDoc="0" locked="0" layoutInCell="1" allowOverlap="1" wp14:anchorId="0D0021D9" wp14:editId="4870323C">
+            <wp:simplePos x="0" y="0"/>
+            <wp:positionH relativeFrom="column">
+              <wp:posOffset>-585746</wp:posOffset>
+            </wp:positionH>
+            <wp:positionV relativeFrom="paragraph">
+              <wp:posOffset>117420</wp:posOffset>
+            </wp:positionV>
+            <wp:extent cx="3140710" cy="4937760"/>
+            <wp:effectExtent l="0" t="0" r="2540" b="0"/>
+            <wp:wrapSquare wrapText="bothSides"/>
+            <wp:docPr id="1816302718" name="图片 1"/>
+            <wp:cNvGraphicFramePr>
+              <a:graphicFrameLocks xmlns:a="http://schemas.openxmlformats.org/drawingml/2006/main" noChangeAspect="1"/>
+            </wp:cNvGraphicFramePr>
+            <a:graphic xmlns:a="http://schemas.openxmlformats.org/drawingml/2006/main">
+              <a:graphicData uri="http://schemas.openxmlformats.org/drawingml/2006/picture">
+                <pic:pic xmlns:pic="http://schemas.openxmlformats.org/drawingml/2006/picture">
+                  <pic:nvPicPr>
+                    <pic:cNvPr id="1816302718" name=""/>
+                    <pic:cNvPicPr/>
+                  </pic:nvPicPr>
+                  <pic:blipFill>
+                    <a:blip r:embed="rId17">
+                      <a:extLst>
+                        <a:ext uri="{28A0092B-C50C-407E-A947-70E740481C1C}">
+                          <a14:useLocalDpi xmlns:a14="http://schemas.microsoft.com/office/drawing/2010/main" val="0"/>
+                        </a:ext>
+                      </a:extLst>
+                    </a:blip>
+                    <a:stretch>
+                      <a:fillRect/>
+                    </a:stretch>
+                  </pic:blipFill>
+                  <pic:spPr>
+                    <a:xfrm>
+                      <a:off x="0" y="0"/>
+                      <a:ext cx="3140710" cy="4937760"/>
+                    </a:xfrm>
+                    <a:prstGeom prst="rect">
+                      <a:avLst/>
+                    </a:prstGeom>
+                  </pic:spPr>
+                </pic:pic>
+              </a:graphicData>
+            </a:graphic>
+            <wp14:sizeRelH relativeFrom="margin">
+              <wp14:pctWidth>0</wp14:pctWidth>
+            </wp14:sizeRelH>
+            <wp14:sizeRelV relativeFrom="margin">
+              <wp14:pctHeight>0</wp14:pctHeight>
+            </wp14:sizeRelV>
+          </wp:anchor>
+        </w:drawing>
+      </w:r>
+    </w:p>
+    <w:p>
+      <w:pPr>
+        <w:widowControl/>
+        <w:jc w:val="left"/>
+      </w:pPr>
+      <w:r>
+        <w:drawing>
+          <wp:anchor distT="0" distB="0" distL="114300" distR="114300" simplePos="0" relativeHeight="251687424" behindDoc="0" locked="0" layoutInCell="1" allowOverlap="1" wp14:anchorId="12035F00" wp14:editId="7C30DA93">
+            <wp:simplePos x="0" y="0"/>
+            <wp:positionH relativeFrom="column">
+              <wp:posOffset>-184039</wp:posOffset>
+            </wp:positionH>
+            <wp:positionV relativeFrom="paragraph">
+              <wp:posOffset>1190597</wp:posOffset>
+            </wp:positionV>
+            <wp:extent cx="3524885" cy="3633470"/>
+            <wp:effectExtent l="0" t="0" r="0" b="5080"/>
+            <wp:wrapSquare wrapText="bothSides"/>
+            <wp:docPr id="519119358" name="图片 1"/>
+            <wp:cNvGraphicFramePr>
+              <a:graphicFrameLocks xmlns:a="http://schemas.openxmlformats.org/drawingml/2006/main" noChangeAspect="1"/>
+            </wp:cNvGraphicFramePr>
+            <a:graphic xmlns:a="http://schemas.openxmlformats.org/drawingml/2006/main">
+              <a:graphicData uri="http://schemas.openxmlformats.org/drawingml/2006/picture">
+                <pic:pic xmlns:pic="http://schemas.openxmlformats.org/drawingml/2006/picture">
+                  <pic:nvPicPr>
+                    <pic:cNvPr id="519119358" name=""/>
+                    <pic:cNvPicPr/>
+                  </pic:nvPicPr>
+                  <pic:blipFill>
+                    <a:blip r:embed="rId18">
+                      <a:extLst>
+                        <a:ext uri="{28A0092B-C50C-407E-A947-70E740481C1C}">
+                          <a14:useLocalDpi xmlns:a14="http://schemas.microsoft.com/office/drawing/2010/main" val="0"/>
+                        </a:ext>
+                      </a:extLst>
+                    </a:blip>
+                    <a:stretch>
+                      <a:fillRect/>
+                    </a:stretch>
+                  </pic:blipFill>
+                  <pic:spPr>
+                    <a:xfrm>
+                      <a:off x="0" y="0"/>
+                      <a:ext cx="3524885" cy="3633470"/>
+                    </a:xfrm>
+                    <a:prstGeom prst="rect">
+                      <a:avLst/>
+                    </a:prstGeom>
+                  </pic:spPr>
+                </pic:pic>
+              </a:graphicData>
+            </a:graphic>
+            <wp14:sizeRelH relativeFrom="margin">
+              <wp14:pctWidth>0</wp14:pctWidth>
+            </wp14:sizeRelH>
+            <wp14:sizeRelV relativeFrom="margin">
+              <wp14:pctHeight>0</wp14:pctHeight>
+            </wp14:sizeRelV>
+          </wp:anchor>
+        </w:drawing>
+      </w:r>
+      <w:r>
+        <w:drawing>
+          <wp:anchor distT="0" distB="0" distL="114300" distR="114300" simplePos="0" relativeHeight="251696640" behindDoc="0" locked="0" layoutInCell="1" allowOverlap="1" wp14:anchorId="3625A495" wp14:editId="69C627CA">
+            <wp:simplePos x="0" y="0"/>
+            <wp:positionH relativeFrom="column">
+              <wp:posOffset>628153</wp:posOffset>
+            </wp:positionH>
+            <wp:positionV relativeFrom="paragraph">
+              <wp:posOffset>4785691</wp:posOffset>
+            </wp:positionV>
+            <wp:extent cx="3557270" cy="4309110"/>
+            <wp:effectExtent l="0" t="0" r="5080" b="0"/>
+            <wp:wrapSquare wrapText="bothSides"/>
+            <wp:docPr id="1110179164" name="图片 1"/>
+            <wp:cNvGraphicFramePr>
+              <a:graphicFrameLocks xmlns:a="http://schemas.openxmlformats.org/drawingml/2006/main" noChangeAspect="1"/>
+            </wp:cNvGraphicFramePr>
+            <a:graphic xmlns:a="http://schemas.openxmlformats.org/drawingml/2006/main">
+              <a:graphicData uri="http://schemas.openxmlformats.org/drawingml/2006/picture">
+                <pic:pic xmlns:pic="http://schemas.openxmlformats.org/drawingml/2006/picture">
+                  <pic:nvPicPr>
+                    <pic:cNvPr id="1110179164" name=""/>
+                    <pic:cNvPicPr/>
+                  </pic:nvPicPr>
+                  <pic:blipFill>
+                    <a:blip r:embed="rId19">
+                      <a:extLst>
+                        <a:ext uri="{28A0092B-C50C-407E-A947-70E740481C1C}">
+                          <a14:useLocalDpi xmlns:a14="http://schemas.microsoft.com/office/drawing/2010/main" val="0"/>
+                        </a:ext>
+                      </a:extLst>
+                    </a:blip>
+                    <a:stretch>
+                      <a:fillRect/>
+                    </a:stretch>
+                  </pic:blipFill>
+                  <pic:spPr>
+                    <a:xfrm>
+                      <a:off x="0" y="0"/>
+                      <a:ext cx="3557270" cy="4309110"/>
+                    </a:xfrm>
+                    <a:prstGeom prst="rect">
+                      <a:avLst/>
+                    </a:prstGeom>
+                  </pic:spPr>
+                </pic:pic>
+              </a:graphicData>
+            </a:graphic>
+            <wp14:sizeRelH relativeFrom="margin">
+              <wp14:pctWidth>0</wp14:pctWidth>
+            </wp14:sizeRelH>
+            <wp14:sizeRelV relativeFrom="margin">
+              <wp14:pctHeight>0</wp14:pctHeight>
+            </wp14:sizeRelV>
+          </wp:anchor>
+        </w:drawing>
+      </w:r>
+      <w:r>
+        <w:drawing>
+          <wp:anchor distT="0" distB="0" distL="114300" distR="114300" simplePos="0" relativeHeight="251653632" behindDoc="0" locked="0" layoutInCell="1" allowOverlap="1" wp14:anchorId="4E9F9321" wp14:editId="2373AFC9">
+            <wp:simplePos x="0" y="0"/>
+            <wp:positionH relativeFrom="column">
+              <wp:posOffset>-3322127</wp:posOffset>
+            </wp:positionH>
+            <wp:positionV relativeFrom="paragraph">
+              <wp:posOffset>4785968</wp:posOffset>
+            </wp:positionV>
+            <wp:extent cx="3229610" cy="4579620"/>
+            <wp:effectExtent l="0" t="0" r="8890" b="0"/>
+            <wp:wrapSquare wrapText="bothSides"/>
+            <wp:docPr id="2031493369" name="图片 1"/>
+            <wp:cNvGraphicFramePr>
+              <a:graphicFrameLocks xmlns:a="http://schemas.openxmlformats.org/drawingml/2006/main" noChangeAspect="1"/>
+            </wp:cNvGraphicFramePr>
+            <a:graphic xmlns:a="http://schemas.openxmlformats.org/drawingml/2006/main">
+              <a:graphicData uri="http://schemas.openxmlformats.org/drawingml/2006/picture">
+                <pic:pic xmlns:pic="http://schemas.openxmlformats.org/drawingml/2006/picture">
+                  <pic:nvPicPr>
+                    <pic:cNvPr id="2031493369" name=""/>
+                    <pic:cNvPicPr/>
+                  </pic:nvPicPr>
+                  <pic:blipFill>
+                    <a:blip r:embed="rId20">
+                      <a:extLst>
+                        <a:ext uri="{28A0092B-C50C-407E-A947-70E740481C1C}">
+                          <a14:useLocalDpi xmlns:a14="http://schemas.microsoft.com/office/drawing/2010/main" val="0"/>
+                        </a:ext>
+                      </a:extLst>
+                    </a:blip>
+                    <a:stretch>
+                      <a:fillRect/>
+                    </a:stretch>
+                  </pic:blipFill>
+                  <pic:spPr>
+                    <a:xfrm>
+                      <a:off x="0" y="0"/>
+                      <a:ext cx="3229610" cy="4579620"/>
+                    </a:xfrm>
+                    <a:prstGeom prst="rect">
+                      <a:avLst/>
+                    </a:prstGeom>
+                  </pic:spPr>
+                </pic:pic>
+              </a:graphicData>
+            </a:graphic>
+            <wp14:sizeRelH relativeFrom="margin">
+              <wp14:pctWidth>0</wp14:pctWidth>
+            </wp14:sizeRelH>
+            <wp14:sizeRelV relativeFrom="margin">
+              <wp14:pctHeight>0</wp14:pctHeight>
+            </wp14:sizeRelV>
+          </wp:anchor>
+        </w:drawing>
+      </w:r>
+      <w:r>
+        <w:br w:type="page"/>
+      </w:r>
+    </w:p>
+    <w:p>
+      <w:pPr>
+        <w:pStyle w:val="ab"/>
+        <w:rPr>
+          <w:rFonts w:hint="eastAsia"/>
+        </w:rPr>
+      </w:pPr>
+      <w:r>
+        <w:drawing>
+          <wp:anchor distT="0" distB="0" distL="114300" distR="114300" simplePos="0" relativeHeight="251698688" behindDoc="0" locked="0" layoutInCell="1" allowOverlap="1" wp14:anchorId="7FB4CA7F" wp14:editId="51CCBDF7">
+            <wp:simplePos x="0" y="0"/>
+            <wp:positionH relativeFrom="column">
+              <wp:posOffset>1905</wp:posOffset>
+            </wp:positionH>
+            <wp:positionV relativeFrom="paragraph">
+              <wp:posOffset>276</wp:posOffset>
+            </wp:positionV>
+            <wp:extent cx="3830955" cy="8863330"/>
+            <wp:effectExtent l="0" t="0" r="0" b="0"/>
+            <wp:wrapSquare wrapText="bothSides"/>
+            <wp:docPr id="471904579" name="图片 1"/>
+            <wp:cNvGraphicFramePr>
+              <a:graphicFrameLocks xmlns:a="http://schemas.openxmlformats.org/drawingml/2006/main" noChangeAspect="1"/>
+            </wp:cNvGraphicFramePr>
+            <a:graphic xmlns:a="http://schemas.openxmlformats.org/drawingml/2006/main">
+              <a:graphicData uri="http://schemas.openxmlformats.org/drawingml/2006/picture">
+                <pic:pic xmlns:pic="http://schemas.openxmlformats.org/drawingml/2006/picture">
+                  <pic:nvPicPr>
+                    <pic:cNvPr id="471904579" name=""/>
+                    <pic:cNvPicPr/>
+                  </pic:nvPicPr>
+                  <pic:blipFill>
+                    <a:blip r:embed="rId21">
+                      <a:extLst>
+                        <a:ext uri="{28A0092B-C50C-407E-A947-70E740481C1C}">
+                          <a14:useLocalDpi xmlns:a14="http://schemas.microsoft.com/office/drawing/2010/main" val="0"/>
+                        </a:ext>
+                      </a:extLst>
+                    </a:blip>
+                    <a:stretch>
+                      <a:fillRect/>
+                    </a:stretch>
+                  </pic:blipFill>
+                  <pic:spPr>
+                    <a:xfrm>
+                      <a:off x="0" y="0"/>
+                      <a:ext cx="3830955" cy="8863330"/>
+                    </a:xfrm>
+                    <a:prstGeom prst="rect">
+                      <a:avLst/>
+                    </a:prstGeom>
+                  </pic:spPr>
+                </pic:pic>
+              </a:graphicData>
+            </a:graphic>
+          </wp:anchor>
+        </w:drawing>
+      </w:r>
+      <w:hyperlink r:id="rId22" w:history="1">
+        <w:r>
+          <w:rPr>
+            <w:rStyle w:val="a8"/>
+            <w:rFonts w:hint="eastAsia"/>
+          </w:rPr>
+          <w:t>[</w:t>
+        </w:r>
+        <w:r>
+          <w:rPr>
+            <w:rStyle w:val="a8"/>
+            <w:rFonts w:hint="eastAsia"/>
+          </w:rPr>
+          <w:t>流程</w:t>
+        </w:r>
+        <w:r>
+          <w:rPr>
+            <w:rStyle w:val="a8"/>
+            <w:rFonts w:hint="eastAsia"/>
+          </w:rPr>
+          <w:t>图</w:t>
+        </w:r>
+        <w:r>
+          <w:rPr>
+            <w:rStyle w:val="a8"/>
+            <w:rFonts w:hint="eastAsia"/>
+          </w:rPr>
+          <w:t>3 最短轨迹</w:t>
+        </w:r>
+        <w:r>
+          <w:rPr>
+            <w:rStyle w:val="a8"/>
+            <w:rFonts w:hint="eastAsia"/>
+          </w:rPr>
+          <w:t>推</w:t>
+        </w:r>
+        <w:r>
+          <w:rPr>
+            <w:rStyle w:val="a8"/>
+            <w:rFonts w:hint="eastAsia"/>
+          </w:rPr>
+          <w:t>断逻辑</w:t>
+        </w:r>
+        <w:r>
+          <w:rPr>
+            <w:rStyle w:val="a8"/>
+            <w:rFonts w:hint="eastAsia"/>
+          </w:rPr>
+          <w:t>]</w:t>
+        </w:r>
+      </w:hyperlink>
+    </w:p>
+    <w:p/>
+    <w:p/>
+    <w:p/>
+    <w:p/>
+    <w:p/>
+    <w:p/>
+    <w:p/>
+    <w:p/>
+    <w:p/>
+    <w:p/>
+    <w:p/>
+    <w:p/>
+    <w:p/>
+    <w:p/>
+    <w:p/>
+    <w:p/>
+    <w:p/>
+    <w:p/>
+    <w:p/>
+    <w:p/>
+    <w:p/>
+    <w:p/>
+    <w:p/>
+    <w:p/>
+    <w:p/>
+    <w:p/>
+    <w:p/>
+    <w:p/>
+    <w:p/>
+    <w:p/>
+    <w:p/>
+    <w:p/>
+    <w:p/>
+    <w:p/>
+    <w:p/>
+    <w:p/>
+    <w:p/>
+    <w:p/>
+    <w:p/>
+    <w:p/>
+    <w:p/>
+    <w:p>
+      <w:hyperlink r:id="rId23" w:history="1">
+        <w:r>
+          <w:rPr>
+            <w:rStyle w:val="a8"/>
+            <w:rFonts w:hint="eastAsia"/>
+          </w:rPr>
+          <w:t>[</w:t>
+        </w:r>
+        <w:r>
+          <w:rPr>
+            <w:rStyle w:val="a8"/>
+          </w:rPr>
+          <w:t>流程图</w:t>
+        </w:r>
+        <w:r>
+          <w:rPr>
+            <w:rStyle w:val="a8"/>
+            <w:rFonts w:hint="eastAsia"/>
+          </w:rPr>
+          <w:t xml:space="preserve">4 </w:t>
+        </w:r>
+        <w:r>
+          <w:rPr>
+            <w:rStyle w:val="a8"/>
+          </w:rPr>
+          <w:t>隐私前缀树构建与预算分配总流程图</w:t>
+        </w:r>
+        <w:r>
+          <w:rPr>
+            <w:rStyle w:val="a8"/>
+            <w:rFonts w:hint="eastAsia"/>
+          </w:rPr>
+          <w:t>]</w:t>
+        </w:r>
+      </w:hyperlink>
+    </w:p>
+    <w:p>
+      <w:r>
+        <w:drawing>
+          <wp:anchor distT="0" distB="0" distL="114300" distR="114300" simplePos="0" relativeHeight="251700736" behindDoc="0" locked="0" layoutInCell="1" allowOverlap="1" wp14:anchorId="75E74EEA" wp14:editId="72C563EB">
+            <wp:simplePos x="0" y="0"/>
+            <wp:positionH relativeFrom="column">
+              <wp:posOffset>1187</wp:posOffset>
+            </wp:positionH>
+            <wp:positionV relativeFrom="paragraph">
+              <wp:posOffset>103588</wp:posOffset>
+            </wp:positionV>
+            <wp:extent cx="3060065" cy="8863330"/>
+            <wp:effectExtent l="0" t="0" r="6985" b="0"/>
+            <wp:wrapSquare wrapText="bothSides"/>
+            <wp:docPr id="979743777" name="图片 1"/>
+            <wp:cNvGraphicFramePr>
+              <a:graphicFrameLocks xmlns:a="http://schemas.openxmlformats.org/drawingml/2006/main" noChangeAspect="1"/>
+            </wp:cNvGraphicFramePr>
+            <a:graphic xmlns:a="http://schemas.openxmlformats.org/drawingml/2006/main">
+              <a:graphicData uri="http://schemas.openxmlformats.org/drawingml/2006/picture">
+                <pic:pic xmlns:pic="http://schemas.openxmlformats.org/drawingml/2006/picture">
+                  <pic:nvPicPr>
+                    <pic:cNvPr id="979743777" name=""/>
+                    <pic:cNvPicPr/>
+                  </pic:nvPicPr>
+                  <pic:blipFill>
+                    <a:blip r:embed="rId24">
+                      <a:extLst>
+                        <a:ext uri="{28A0092B-C50C-407E-A947-70E740481C1C}">
+                          <a14:useLocalDpi xmlns:a14="http://schemas.microsoft.com/office/drawing/2010/main" val="0"/>
+                        </a:ext>
+                      </a:extLst>
+                    </a:blip>
+                    <a:stretch>
+                      <a:fillRect/>
+                    </a:stretch>
+                  </pic:blipFill>
+                  <pic:spPr>
+                    <a:xfrm>
+                      <a:off x="0" y="0"/>
+                      <a:ext cx="3060065" cy="8863330"/>
+                    </a:xfrm>
+                    <a:prstGeom prst="rect">
+                      <a:avLst/>
+                    </a:prstGeom>
+                  </pic:spPr>
+                </pic:pic>
+              </a:graphicData>
+            </a:graphic>
+          </wp:anchor>
+        </w:drawing>
+      </w:r>
+    </w:p>
+    <w:p>
+      <w:pPr>
+        <w:widowControl/>
+        <w:jc w:val="left"/>
+      </w:pPr>
+      <w:r>
+        <w:br w:type="page"/>
+      </w:r>
+    </w:p>
+    <w:p>
+      <w:pPr>
+        <w:rPr>
+          <w:rFonts w:hint="eastAsia"/>
+        </w:rPr>
+      </w:pPr>
+      <w:hyperlink r:id="rId25" w:history="1">
+        <w:r>
+          <w:rPr>
+            <w:rStyle w:val="a8"/>
+            <w:rFonts w:hint="eastAsia"/>
+          </w:rPr>
+          <w:t>[</w:t>
+        </w:r>
+        <w:r>
+          <w:rPr>
+            <w:rStyle w:val="a8"/>
+            <w:rFonts w:hint="eastAsia"/>
+          </w:rPr>
+          <w:t>流程图</w:t>
+        </w:r>
+        <w:r>
+          <w:rPr>
+            <w:rStyle w:val="a8"/>
+            <w:rFonts w:hint="eastAsia"/>
+          </w:rPr>
+          <w:t xml:space="preserve">5 </w:t>
+        </w:r>
+        <w:r>
+          <w:rPr>
+            <w:rStyle w:val="a8"/>
+          </w:rPr>
+          <w:t>由轨迹构建前缀树的具体流程</w:t>
+        </w:r>
+        <w:r>
+          <w:rPr>
+            <w:rStyle w:val="a8"/>
+            <w:rFonts w:hint="eastAsia"/>
+          </w:rPr>
+          <w:t>]</w:t>
+        </w:r>
+      </w:hyperlink>
+    </w:p>
+    <w:p>
+      <w:pPr>
+        <w:rPr>
+          <w:rFonts w:hint="eastAsia"/>
+        </w:rPr>
+      </w:pPr>
+      <w:r>
+        <w:drawing>
+          <wp:inline distT="0" distB="0" distL="0" distR="0" wp14:anchorId="3B4A84BD" wp14:editId="421C262C">
+            <wp:extent cx="5274310" cy="8579485"/>
+            <wp:effectExtent l="0" t="0" r="2540" b="0"/>
+            <wp:docPr id="1479787500" name="图片 1"/>
+            <wp:cNvGraphicFramePr>
+              <a:graphicFrameLocks xmlns:a="http://schemas.openxmlformats.org/drawingml/2006/main" noChangeAspect="1"/>
+            </wp:cNvGraphicFramePr>
+            <a:graphic xmlns:a="http://schemas.openxmlformats.org/drawingml/2006/main">
+              <a:graphicData uri="http://schemas.openxmlformats.org/drawingml/2006/picture">
+                <pic:pic xmlns:pic="http://schemas.openxmlformats.org/drawingml/2006/picture">
+                  <pic:nvPicPr>
+                    <pic:cNvPr id="1479787500" name=""/>
+                    <pic:cNvPicPr/>
+                  </pic:nvPicPr>
+                  <pic:blipFill>
+                    <a:blip r:embed="rId26"/>
+                    <a:stretch>
+                      <a:fillRect/>
+                    </a:stretch>
+                  </pic:blipFill>
+                  <pic:spPr>
+                    <a:xfrm>
+                      <a:off x="0" y="0"/>
+                      <a:ext cx="5274310" cy="8579485"/>
+                    </a:xfrm>
+                    <a:prstGeom prst="rect">
+                      <a:avLst/>
+                    </a:prstGeom>
+                  </pic:spPr>
+                </pic:pic>
+              </a:graphicData>
+            </a:graphic>
+          </wp:inline>
+        </w:drawing>
+      </w:r>
     </w:p>
     <w:sectPr>
-      <w:footerReference w:type="even" r:id="rId13"/>
-      <w:footerReference w:type="default" r:id="rId14"/>
+      <w:footerReference w:type="even" r:id="rId27"/>
+      <w:footerReference w:type="default" r:id="rId28"/>
       <w:pgSz w:w="11906" w:h="16838"/>
       <w:pgMar w:top="1440" w:right="1800" w:bottom="1440" w:left="1800" w:header="851" w:footer="992" w:gutter="0"/>
       <w:cols w:space="425"/>
@@ -11927,7 +13391,7 @@
         <w:sz w:val="20"/>
       </w:rPr>
     </w:lvl>
-    <w:lvl w:ilvl="1" w:tentative="1">
+    <w:lvl w:ilvl="1">
       <w:start w:val="1"/>
       <w:numFmt w:val="bullet"/>
       <w:lvlText w:val="o"/>
@@ -11943,7 +13407,7 @@
         <w:sz w:val="20"/>
       </w:rPr>
     </w:lvl>
-    <w:lvl w:ilvl="2" w:tentative="1">
+    <w:lvl w:ilvl="2">
       <w:start w:val="1"/>
       <w:numFmt w:val="bullet"/>
       <w:lvlText w:val=""/>
@@ -12442,7 +13906,7 @@
     <w:lsdException w:name="Body Text" w:qFormat="1"/>
     <w:lsdException w:name="Subtitle" w:qFormat="1"/>
     <w:lsdException w:name="Hyperlink" w:uiPriority="99"/>
-    <w:lsdException w:name="Strong" w:qFormat="1"/>
+    <w:lsdException w:name="Strong" w:uiPriority="22" w:qFormat="1"/>
     <w:lsdException w:name="Emphasis" w:qFormat="1"/>
     <w:lsdException w:name="HTML Top of Form" w:semiHidden="1" w:uiPriority="99" w:unhideWhenUsed="1"/>
     <w:lsdException w:name="HTML Bottom of Form" w:semiHidden="1" w:uiPriority="99" w:unhideWhenUsed="1"/>
@@ -12821,7 +14285,6 @@
   <w:style w:type="character" w:default="1" w:styleId="a0">
     <w:name w:val="Default Paragraph Font"/>
     <w:uiPriority w:val="1"/>
-    <w:semiHidden/>
     <w:unhideWhenUsed/>
   </w:style>
   <w:style w:type="table" w:default="1" w:styleId="a1">
@@ -13318,6 +14781,17 @@
       <w:szCs w:val="18"/>
     </w:rPr>
   </w:style>
+  <w:style w:type="character" w:styleId="af1">
+    <w:name w:val="Strong"/>
+    <w:basedOn w:val="a0"/>
+    <w:uiPriority w:val="22"/>
+    <w:qFormat/>
+    <w:rsid w:val="00037750"/>
+    <w:rPr>
+      <w:b/>
+      <w:bCs/>
+    </w:rPr>
+  </w:style>
 </w:styles>
 </file>
 

--- a/学习资料/python学习的相关资料/ai组的学习计划&路径/2026-4/2026人工智能组末期考核/B题_姚晨_计算机学院计算机类12班/项目详细文档/QG末期考核报告书_姚晨_3125004395.docx
+++ b/学习资料/python学习的相关资料/ai组的学习计划&路径/2026-4/2026人工智能组末期考核/B题_姚晨_计算机学院计算机类12班/项目详细文档/QG末期考核报告书_姚晨_3125004395.docx
@@ -537,7 +537,29 @@
           <w:szCs w:val="32"/>
           <w:u w:val="thick"/>
         </w:rPr>
-        <w:t>大一（12）班</w:t>
+        <w:t>大</w:t>
+      </w:r>
+      <w:proofErr w:type="gramStart"/>
+      <w:r>
+        <w:rPr>
+          <w:rFonts w:ascii="黑体" w:eastAsia="黑体" w:hint="eastAsia"/>
+          <w:b/>
+          <w:sz w:val="32"/>
+          <w:szCs w:val="32"/>
+          <w:u w:val="thick"/>
+        </w:rPr>
+        <w:t>一</w:t>
+      </w:r>
+      <w:proofErr w:type="gramEnd"/>
+      <w:r>
+        <w:rPr>
+          <w:rFonts w:ascii="黑体" w:eastAsia="黑体" w:hint="eastAsia"/>
+          <w:b/>
+          <w:sz w:val="32"/>
+          <w:szCs w:val="32"/>
+          <w:u w:val="thick"/>
+        </w:rPr>
+        <w:t>（12）班</w:t>
       </w:r>
       <w:r>
         <w:rPr>
@@ -740,1537 +762,2269 @@
         <w:widowControl/>
         <w:jc w:val="left"/>
         <w:rPr>
-          <w:noProof/>
-        </w:rPr>
-      </w:pPr>
-      <w:r>
-        <w:rPr>
           <w:rFonts w:eastAsia="黑体"/>
           <w:b/>
           <w:sz w:val="32"/>
         </w:rPr>
-        <w:br w:type="page"/>
-      </w:r>
+      </w:pPr>
       <w:r>
         <w:rPr>
           <w:rFonts w:eastAsia="黑体"/>
           <w:b/>
           <w:sz w:val="32"/>
         </w:rPr>
-        <w:fldChar w:fldCharType="begin"/>
-      </w:r>
-      <w:r>
+        <w:br w:type="page"/>
+      </w:r>
+    </w:p>
+    <w:sdt>
+      <w:sdtPr>
+        <w:rPr>
+          <w:lang w:val="zh-CN"/>
+        </w:rPr>
+        <w:id w:val="1529447639"/>
+        <w:docPartObj>
+          <w:docPartGallery w:val="Table of Contents"/>
+          <w:docPartUnique/>
+        </w:docPartObj>
+      </w:sdtPr>
+      <w:sdtEndPr>
+        <w:rPr>
+          <w:rFonts w:ascii="Times New Roman" w:eastAsia="宋体" w:hAnsi="Times New Roman" w:cs="Times New Roman"/>
+          <w:b/>
+          <w:bCs/>
+          <w:color w:val="auto"/>
+          <w:kern w:val="2"/>
+          <w:sz w:val="21"/>
+          <w:szCs w:val="24"/>
+        </w:rPr>
+      </w:sdtEndPr>
+      <w:sdtContent>
+        <w:p>
+          <w:pPr>
+            <w:pStyle w:val="TOC"/>
+            <w:rPr>
+              <w:rFonts w:hint="eastAsia"/>
+            </w:rPr>
+          </w:pPr>
+          <w:r>
+            <w:rPr>
+              <w:rFonts w:hint="eastAsia"/>
+              <w:lang w:val="zh-CN"/>
+            </w:rPr>
+            <w:t>交通轨迹数据差分隐私发布优化</w:t>
+          </w:r>
+          <w:r>
+            <w:rPr>
+              <w:rFonts w:hint="eastAsia"/>
+              <w:lang w:val="zh-CN"/>
+            </w:rPr>
+            <w:t>报告目录</w:t>
+          </w:r>
+        </w:p>
+        <w:p>
+          <w:pPr>
+            <w:pStyle w:val="TOC1"/>
+            <w:tabs>
+              <w:tab w:val="right" w:leader="dot" w:pos="8296"/>
+            </w:tabs>
+            <w:rPr>
+              <w:rFonts w:eastAsiaTheme="minorEastAsia" w:cstheme="minorBidi" w:hint="eastAsia"/>
+              <w:b w:val="0"/>
+              <w:bCs w:val="0"/>
+              <w:caps w:val="0"/>
+              <w:noProof/>
+              <w:sz w:val="22"/>
+              <w:szCs w:val="24"/>
+              <w14:ligatures w14:val="standardContextual"/>
+            </w:rPr>
+          </w:pPr>
+          <w:r>
+            <w:fldChar w:fldCharType="begin"/>
+          </w:r>
+          <w:r>
+            <w:instrText xml:space="preserve"> TOC \o "1-3" \h \z \u </w:instrText>
+          </w:r>
+          <w:r>
+            <w:rPr>
+              <w:rFonts w:hint="eastAsia"/>
+            </w:rPr>
+            <w:fldChar w:fldCharType="separate"/>
+          </w:r>
+          <w:hyperlink w:anchor="_Toc227872602" w:history="1">
+            <w:r>
+              <w:rPr>
+                <w:rStyle w:val="a8"/>
+                <w:rFonts w:hint="eastAsia"/>
+                <w:noProof/>
+              </w:rPr>
+              <w:t>一、实验环境与设备</w:t>
+            </w:r>
+            <w:r>
+              <w:rPr>
+                <w:rFonts w:hint="eastAsia"/>
+                <w:noProof/>
+                <w:webHidden/>
+              </w:rPr>
+              <w:tab/>
+            </w:r>
+            <w:r>
+              <w:rPr>
+                <w:rFonts w:hint="eastAsia"/>
+                <w:noProof/>
+                <w:webHidden/>
+              </w:rPr>
+              <w:fldChar w:fldCharType="begin"/>
+            </w:r>
+            <w:r>
+              <w:rPr>
+                <w:rFonts w:hint="eastAsia"/>
+                <w:noProof/>
+                <w:webHidden/>
+              </w:rPr>
+              <w:instrText xml:space="preserve"> </w:instrText>
+            </w:r>
+            <w:r>
+              <w:rPr>
+                <w:noProof/>
+                <w:webHidden/>
+              </w:rPr>
+              <w:instrText>PAGEREF _Toc227872602 \h</w:instrText>
+            </w:r>
+            <w:r>
+              <w:rPr>
+                <w:rFonts w:hint="eastAsia"/>
+                <w:noProof/>
+                <w:webHidden/>
+              </w:rPr>
+              <w:instrText xml:space="preserve"> </w:instrText>
+            </w:r>
+            <w:r>
+              <w:rPr>
+                <w:rFonts w:hint="eastAsia"/>
+                <w:noProof/>
+                <w:webHidden/>
+              </w:rPr>
+            </w:r>
+            <w:r>
+              <w:rPr>
+                <w:rFonts w:hint="eastAsia"/>
+                <w:noProof/>
+                <w:webHidden/>
+              </w:rPr>
+              <w:fldChar w:fldCharType="separate"/>
+            </w:r>
+            <w:r>
+              <w:rPr>
+                <w:noProof/>
+                <w:webHidden/>
+              </w:rPr>
+              <w:t>3</w:t>
+            </w:r>
+            <w:r>
+              <w:rPr>
+                <w:rFonts w:hint="eastAsia"/>
+                <w:noProof/>
+                <w:webHidden/>
+              </w:rPr>
+              <w:fldChar w:fldCharType="end"/>
+            </w:r>
+          </w:hyperlink>
+        </w:p>
+        <w:p>
+          <w:pPr>
+            <w:pStyle w:val="TOC1"/>
+            <w:tabs>
+              <w:tab w:val="right" w:leader="dot" w:pos="8296"/>
+            </w:tabs>
+            <w:rPr>
+              <w:rFonts w:eastAsiaTheme="minorEastAsia" w:cstheme="minorBidi" w:hint="eastAsia"/>
+              <w:b w:val="0"/>
+              <w:bCs w:val="0"/>
+              <w:caps w:val="0"/>
+              <w:noProof/>
+              <w:sz w:val="22"/>
+              <w:szCs w:val="24"/>
+              <w14:ligatures w14:val="standardContextual"/>
+            </w:rPr>
+          </w:pPr>
+          <w:hyperlink w:anchor="_Toc227872603" w:history="1">
+            <w:r>
+              <w:rPr>
+                <w:rStyle w:val="a8"/>
+                <w:rFonts w:hint="eastAsia"/>
+                <w:noProof/>
+              </w:rPr>
+              <w:t>二、程序总体框架与运行逻辑</w:t>
+            </w:r>
+            <w:r>
+              <w:rPr>
+                <w:rFonts w:hint="eastAsia"/>
+                <w:noProof/>
+                <w:webHidden/>
+              </w:rPr>
+              <w:tab/>
+            </w:r>
+            <w:r>
+              <w:rPr>
+                <w:rFonts w:hint="eastAsia"/>
+                <w:noProof/>
+                <w:webHidden/>
+              </w:rPr>
+              <w:fldChar w:fldCharType="begin"/>
+            </w:r>
+            <w:r>
+              <w:rPr>
+                <w:rFonts w:hint="eastAsia"/>
+                <w:noProof/>
+                <w:webHidden/>
+              </w:rPr>
+              <w:instrText xml:space="preserve"> </w:instrText>
+            </w:r>
+            <w:r>
+              <w:rPr>
+                <w:noProof/>
+                <w:webHidden/>
+              </w:rPr>
+              <w:instrText>PAGEREF _Toc227872603 \h</w:instrText>
+            </w:r>
+            <w:r>
+              <w:rPr>
+                <w:rFonts w:hint="eastAsia"/>
+                <w:noProof/>
+                <w:webHidden/>
+              </w:rPr>
+              <w:instrText xml:space="preserve"> </w:instrText>
+            </w:r>
+            <w:r>
+              <w:rPr>
+                <w:rFonts w:hint="eastAsia"/>
+                <w:noProof/>
+                <w:webHidden/>
+              </w:rPr>
+            </w:r>
+            <w:r>
+              <w:rPr>
+                <w:rFonts w:hint="eastAsia"/>
+                <w:noProof/>
+                <w:webHidden/>
+              </w:rPr>
+              <w:fldChar w:fldCharType="separate"/>
+            </w:r>
+            <w:r>
+              <w:rPr>
+                <w:noProof/>
+                <w:webHidden/>
+              </w:rPr>
+              <w:t>3</w:t>
+            </w:r>
+            <w:r>
+              <w:rPr>
+                <w:rFonts w:hint="eastAsia"/>
+                <w:noProof/>
+                <w:webHidden/>
+              </w:rPr>
+              <w:fldChar w:fldCharType="end"/>
+            </w:r>
+          </w:hyperlink>
+        </w:p>
+        <w:p>
+          <w:pPr>
+            <w:pStyle w:val="TOC3"/>
+            <w:tabs>
+              <w:tab w:val="right" w:leader="dot" w:pos="8296"/>
+            </w:tabs>
+            <w:rPr>
+              <w:rFonts w:eastAsiaTheme="minorEastAsia" w:cstheme="minorBidi" w:hint="eastAsia"/>
+              <w:i w:val="0"/>
+              <w:iCs w:val="0"/>
+              <w:noProof/>
+              <w:sz w:val="22"/>
+              <w:szCs w:val="24"/>
+              <w14:ligatures w14:val="standardContextual"/>
+            </w:rPr>
+          </w:pPr>
+          <w:hyperlink w:anchor="_Toc227872604" w:history="1">
+            <w:r>
+              <w:rPr>
+                <w:rStyle w:val="a8"/>
+                <w:rFonts w:hint="eastAsia"/>
+                <w:noProof/>
+              </w:rPr>
+              <w:t xml:space="preserve">2.1 </w:t>
+            </w:r>
+            <w:r>
+              <w:rPr>
+                <w:rStyle w:val="a8"/>
+                <w:rFonts w:hint="eastAsia"/>
+                <w:noProof/>
+              </w:rPr>
+              <w:t>数据清洗与</w:t>
+            </w:r>
+            <w:r>
+              <w:rPr>
+                <w:rStyle w:val="a8"/>
+                <w:rFonts w:hint="eastAsia"/>
+                <w:noProof/>
+              </w:rPr>
+              <w:t xml:space="preserve"> OD </w:t>
+            </w:r>
+            <w:r>
+              <w:rPr>
+                <w:rStyle w:val="a8"/>
+                <w:rFonts w:hint="eastAsia"/>
+                <w:noProof/>
+              </w:rPr>
+              <w:t>匹配</w:t>
+            </w:r>
+            <w:r>
+              <w:rPr>
+                <w:rFonts w:hint="eastAsia"/>
+                <w:noProof/>
+                <w:webHidden/>
+              </w:rPr>
+              <w:tab/>
+            </w:r>
+            <w:r>
+              <w:rPr>
+                <w:rFonts w:hint="eastAsia"/>
+                <w:noProof/>
+                <w:webHidden/>
+              </w:rPr>
+              <w:fldChar w:fldCharType="begin"/>
+            </w:r>
+            <w:r>
+              <w:rPr>
+                <w:rFonts w:hint="eastAsia"/>
+                <w:noProof/>
+                <w:webHidden/>
+              </w:rPr>
+              <w:instrText xml:space="preserve"> </w:instrText>
+            </w:r>
+            <w:r>
+              <w:rPr>
+                <w:noProof/>
+                <w:webHidden/>
+              </w:rPr>
+              <w:instrText>PAGEREF _Toc227872604 \h</w:instrText>
+            </w:r>
+            <w:r>
+              <w:rPr>
+                <w:rFonts w:hint="eastAsia"/>
+                <w:noProof/>
+                <w:webHidden/>
+              </w:rPr>
+              <w:instrText xml:space="preserve"> </w:instrText>
+            </w:r>
+            <w:r>
+              <w:rPr>
+                <w:rFonts w:hint="eastAsia"/>
+                <w:noProof/>
+                <w:webHidden/>
+              </w:rPr>
+            </w:r>
+            <w:r>
+              <w:rPr>
+                <w:rFonts w:hint="eastAsia"/>
+                <w:noProof/>
+                <w:webHidden/>
+              </w:rPr>
+              <w:fldChar w:fldCharType="separate"/>
+            </w:r>
+            <w:r>
+              <w:rPr>
+                <w:noProof/>
+                <w:webHidden/>
+              </w:rPr>
+              <w:t>4</w:t>
+            </w:r>
+            <w:r>
+              <w:rPr>
+                <w:rFonts w:hint="eastAsia"/>
+                <w:noProof/>
+                <w:webHidden/>
+              </w:rPr>
+              <w:fldChar w:fldCharType="end"/>
+            </w:r>
+          </w:hyperlink>
+        </w:p>
+        <w:p>
+          <w:pPr>
+            <w:pStyle w:val="TOC3"/>
+            <w:tabs>
+              <w:tab w:val="right" w:leader="dot" w:pos="8296"/>
+            </w:tabs>
+            <w:rPr>
+              <w:rFonts w:eastAsiaTheme="minorEastAsia" w:cstheme="minorBidi" w:hint="eastAsia"/>
+              <w:i w:val="0"/>
+              <w:iCs w:val="0"/>
+              <w:noProof/>
+              <w:sz w:val="22"/>
+              <w:szCs w:val="24"/>
+              <w14:ligatures w14:val="standardContextual"/>
+            </w:rPr>
+          </w:pPr>
+          <w:hyperlink w:anchor="_Toc227872605" w:history="1">
+            <w:r>
+              <w:rPr>
+                <w:rStyle w:val="a8"/>
+                <w:rFonts w:hint="eastAsia"/>
+                <w:noProof/>
+              </w:rPr>
+              <w:t xml:space="preserve">2.2 </w:t>
+            </w:r>
+            <w:r>
+              <w:rPr>
+                <w:rStyle w:val="a8"/>
+                <w:rFonts w:hint="eastAsia"/>
+                <w:noProof/>
+              </w:rPr>
+              <w:t>基于最短路径的轨迹推断</w:t>
+            </w:r>
+            <w:r>
+              <w:rPr>
+                <w:rFonts w:hint="eastAsia"/>
+                <w:noProof/>
+                <w:webHidden/>
+              </w:rPr>
+              <w:tab/>
+            </w:r>
+            <w:r>
+              <w:rPr>
+                <w:rFonts w:hint="eastAsia"/>
+                <w:noProof/>
+                <w:webHidden/>
+              </w:rPr>
+              <w:fldChar w:fldCharType="begin"/>
+            </w:r>
+            <w:r>
+              <w:rPr>
+                <w:rFonts w:hint="eastAsia"/>
+                <w:noProof/>
+                <w:webHidden/>
+              </w:rPr>
+              <w:instrText xml:space="preserve"> </w:instrText>
+            </w:r>
+            <w:r>
+              <w:rPr>
+                <w:noProof/>
+                <w:webHidden/>
+              </w:rPr>
+              <w:instrText>PAGEREF _Toc227872605 \h</w:instrText>
+            </w:r>
+            <w:r>
+              <w:rPr>
+                <w:rFonts w:hint="eastAsia"/>
+                <w:noProof/>
+                <w:webHidden/>
+              </w:rPr>
+              <w:instrText xml:space="preserve"> </w:instrText>
+            </w:r>
+            <w:r>
+              <w:rPr>
+                <w:rFonts w:hint="eastAsia"/>
+                <w:noProof/>
+                <w:webHidden/>
+              </w:rPr>
+            </w:r>
+            <w:r>
+              <w:rPr>
+                <w:rFonts w:hint="eastAsia"/>
+                <w:noProof/>
+                <w:webHidden/>
+              </w:rPr>
+              <w:fldChar w:fldCharType="separate"/>
+            </w:r>
+            <w:r>
+              <w:rPr>
+                <w:noProof/>
+                <w:webHidden/>
+              </w:rPr>
+              <w:t>4</w:t>
+            </w:r>
+            <w:r>
+              <w:rPr>
+                <w:rFonts w:hint="eastAsia"/>
+                <w:noProof/>
+                <w:webHidden/>
+              </w:rPr>
+              <w:fldChar w:fldCharType="end"/>
+            </w:r>
+          </w:hyperlink>
+        </w:p>
+        <w:p>
+          <w:pPr>
+            <w:pStyle w:val="TOC3"/>
+            <w:tabs>
+              <w:tab w:val="right" w:leader="dot" w:pos="8296"/>
+            </w:tabs>
+            <w:rPr>
+              <w:rFonts w:eastAsiaTheme="minorEastAsia" w:cstheme="minorBidi" w:hint="eastAsia"/>
+              <w:i w:val="0"/>
+              <w:iCs w:val="0"/>
+              <w:noProof/>
+              <w:sz w:val="22"/>
+              <w:szCs w:val="24"/>
+              <w14:ligatures w14:val="standardContextual"/>
+            </w:rPr>
+          </w:pPr>
+          <w:hyperlink w:anchor="_Toc227872606" w:history="1">
+            <w:r>
+              <w:rPr>
+                <w:rStyle w:val="a8"/>
+                <w:rFonts w:hint="eastAsia"/>
+                <w:noProof/>
+              </w:rPr>
+              <w:t xml:space="preserve">2.3 </w:t>
+            </w:r>
+            <w:r>
+              <w:rPr>
+                <w:rStyle w:val="a8"/>
+                <w:rFonts w:hint="eastAsia"/>
+                <w:noProof/>
+              </w:rPr>
+              <w:t>隐私前缀树的构建与预算分配</w:t>
+            </w:r>
+            <w:r>
+              <w:rPr>
+                <w:rFonts w:hint="eastAsia"/>
+                <w:noProof/>
+                <w:webHidden/>
+              </w:rPr>
+              <w:tab/>
+            </w:r>
+            <w:r>
+              <w:rPr>
+                <w:rFonts w:hint="eastAsia"/>
+                <w:noProof/>
+                <w:webHidden/>
+              </w:rPr>
+              <w:fldChar w:fldCharType="begin"/>
+            </w:r>
+            <w:r>
+              <w:rPr>
+                <w:rFonts w:hint="eastAsia"/>
+                <w:noProof/>
+                <w:webHidden/>
+              </w:rPr>
+              <w:instrText xml:space="preserve"> </w:instrText>
+            </w:r>
+            <w:r>
+              <w:rPr>
+                <w:noProof/>
+                <w:webHidden/>
+              </w:rPr>
+              <w:instrText>PAGEREF _Toc227872606 \h</w:instrText>
+            </w:r>
+            <w:r>
+              <w:rPr>
+                <w:rFonts w:hint="eastAsia"/>
+                <w:noProof/>
+                <w:webHidden/>
+              </w:rPr>
+              <w:instrText xml:space="preserve"> </w:instrText>
+            </w:r>
+            <w:r>
+              <w:rPr>
+                <w:rFonts w:hint="eastAsia"/>
+                <w:noProof/>
+                <w:webHidden/>
+              </w:rPr>
+            </w:r>
+            <w:r>
+              <w:rPr>
+                <w:rFonts w:hint="eastAsia"/>
+                <w:noProof/>
+                <w:webHidden/>
+              </w:rPr>
+              <w:fldChar w:fldCharType="separate"/>
+            </w:r>
+            <w:r>
+              <w:rPr>
+                <w:noProof/>
+                <w:webHidden/>
+              </w:rPr>
+              <w:t>5</w:t>
+            </w:r>
+            <w:r>
+              <w:rPr>
+                <w:rFonts w:hint="eastAsia"/>
+                <w:noProof/>
+                <w:webHidden/>
+              </w:rPr>
+              <w:fldChar w:fldCharType="end"/>
+            </w:r>
+          </w:hyperlink>
+        </w:p>
+        <w:p>
+          <w:pPr>
+            <w:pStyle w:val="TOC3"/>
+            <w:tabs>
+              <w:tab w:val="right" w:leader="dot" w:pos="8296"/>
+            </w:tabs>
+            <w:rPr>
+              <w:rFonts w:eastAsiaTheme="minorEastAsia" w:cstheme="minorBidi" w:hint="eastAsia"/>
+              <w:i w:val="0"/>
+              <w:iCs w:val="0"/>
+              <w:noProof/>
+              <w:sz w:val="22"/>
+              <w:szCs w:val="24"/>
+              <w14:ligatures w14:val="standardContextual"/>
+            </w:rPr>
+          </w:pPr>
+          <w:hyperlink w:anchor="_Toc227872607" w:history="1">
+            <w:r>
+              <w:rPr>
+                <w:rStyle w:val="a8"/>
+                <w:rFonts w:hint="eastAsia"/>
+                <w:noProof/>
+              </w:rPr>
+              <w:t xml:space="preserve">2.4 </w:t>
+            </w:r>
+            <w:r>
+              <w:rPr>
+                <w:rStyle w:val="a8"/>
+                <w:rFonts w:hint="eastAsia"/>
+                <w:noProof/>
+              </w:rPr>
+              <w:t>噪声注入与结构剪枝优化</w:t>
+            </w:r>
+            <w:r>
+              <w:rPr>
+                <w:rFonts w:hint="eastAsia"/>
+                <w:noProof/>
+                <w:webHidden/>
+              </w:rPr>
+              <w:tab/>
+            </w:r>
+            <w:r>
+              <w:rPr>
+                <w:rFonts w:hint="eastAsia"/>
+                <w:noProof/>
+                <w:webHidden/>
+              </w:rPr>
+              <w:fldChar w:fldCharType="begin"/>
+            </w:r>
+            <w:r>
+              <w:rPr>
+                <w:rFonts w:hint="eastAsia"/>
+                <w:noProof/>
+                <w:webHidden/>
+              </w:rPr>
+              <w:instrText xml:space="preserve"> </w:instrText>
+            </w:r>
+            <w:r>
+              <w:rPr>
+                <w:noProof/>
+                <w:webHidden/>
+              </w:rPr>
+              <w:instrText>PAGEREF _Toc227872607 \h</w:instrText>
+            </w:r>
+            <w:r>
+              <w:rPr>
+                <w:rFonts w:hint="eastAsia"/>
+                <w:noProof/>
+                <w:webHidden/>
+              </w:rPr>
+              <w:instrText xml:space="preserve"> </w:instrText>
+            </w:r>
+            <w:r>
+              <w:rPr>
+                <w:rFonts w:hint="eastAsia"/>
+                <w:noProof/>
+                <w:webHidden/>
+              </w:rPr>
+            </w:r>
+            <w:r>
+              <w:rPr>
+                <w:rFonts w:hint="eastAsia"/>
+                <w:noProof/>
+                <w:webHidden/>
+              </w:rPr>
+              <w:fldChar w:fldCharType="separate"/>
+            </w:r>
+            <w:r>
+              <w:rPr>
+                <w:noProof/>
+                <w:webHidden/>
+              </w:rPr>
+              <w:t>5</w:t>
+            </w:r>
+            <w:r>
+              <w:rPr>
+                <w:rFonts w:hint="eastAsia"/>
+                <w:noProof/>
+                <w:webHidden/>
+              </w:rPr>
+              <w:fldChar w:fldCharType="end"/>
+            </w:r>
+          </w:hyperlink>
+        </w:p>
+        <w:p>
+          <w:pPr>
+            <w:pStyle w:val="TOC1"/>
+            <w:tabs>
+              <w:tab w:val="right" w:leader="dot" w:pos="8296"/>
+            </w:tabs>
+            <w:rPr>
+              <w:rFonts w:eastAsiaTheme="minorEastAsia" w:cstheme="minorBidi" w:hint="eastAsia"/>
+              <w:b w:val="0"/>
+              <w:bCs w:val="0"/>
+              <w:caps w:val="0"/>
+              <w:noProof/>
+              <w:sz w:val="22"/>
+              <w:szCs w:val="24"/>
+              <w14:ligatures w14:val="standardContextual"/>
+            </w:rPr>
+          </w:pPr>
+          <w:hyperlink w:anchor="_Toc227872608" w:history="1">
+            <w:r>
+              <w:rPr>
+                <w:rStyle w:val="a8"/>
+                <w:rFonts w:hint="eastAsia"/>
+                <w:noProof/>
+              </w:rPr>
+              <w:t>三、核心类及数学原理说明</w:t>
+            </w:r>
+            <w:r>
+              <w:rPr>
+                <w:rFonts w:hint="eastAsia"/>
+                <w:noProof/>
+                <w:webHidden/>
+              </w:rPr>
+              <w:tab/>
+            </w:r>
+            <w:r>
+              <w:rPr>
+                <w:rFonts w:hint="eastAsia"/>
+                <w:noProof/>
+                <w:webHidden/>
+              </w:rPr>
+              <w:fldChar w:fldCharType="begin"/>
+            </w:r>
+            <w:r>
+              <w:rPr>
+                <w:rFonts w:hint="eastAsia"/>
+                <w:noProof/>
+                <w:webHidden/>
+              </w:rPr>
+              <w:instrText xml:space="preserve"> </w:instrText>
+            </w:r>
+            <w:r>
+              <w:rPr>
+                <w:noProof/>
+                <w:webHidden/>
+              </w:rPr>
+              <w:instrText>PAGEREF _Toc227872608 \h</w:instrText>
+            </w:r>
+            <w:r>
+              <w:rPr>
+                <w:rFonts w:hint="eastAsia"/>
+                <w:noProof/>
+                <w:webHidden/>
+              </w:rPr>
+              <w:instrText xml:space="preserve"> </w:instrText>
+            </w:r>
+            <w:r>
+              <w:rPr>
+                <w:rFonts w:hint="eastAsia"/>
+                <w:noProof/>
+                <w:webHidden/>
+              </w:rPr>
+            </w:r>
+            <w:r>
+              <w:rPr>
+                <w:rFonts w:hint="eastAsia"/>
+                <w:noProof/>
+                <w:webHidden/>
+              </w:rPr>
+              <w:fldChar w:fldCharType="separate"/>
+            </w:r>
+            <w:r>
+              <w:rPr>
+                <w:noProof/>
+                <w:webHidden/>
+              </w:rPr>
+              <w:t>6</w:t>
+            </w:r>
+            <w:r>
+              <w:rPr>
+                <w:rFonts w:hint="eastAsia"/>
+                <w:noProof/>
+                <w:webHidden/>
+              </w:rPr>
+              <w:fldChar w:fldCharType="end"/>
+            </w:r>
+          </w:hyperlink>
+        </w:p>
+        <w:p>
+          <w:pPr>
+            <w:pStyle w:val="TOC3"/>
+            <w:tabs>
+              <w:tab w:val="right" w:leader="dot" w:pos="8296"/>
+            </w:tabs>
+            <w:rPr>
+              <w:rFonts w:eastAsiaTheme="minorEastAsia" w:cstheme="minorBidi" w:hint="eastAsia"/>
+              <w:i w:val="0"/>
+              <w:iCs w:val="0"/>
+              <w:noProof/>
+              <w:sz w:val="22"/>
+              <w:szCs w:val="24"/>
+              <w14:ligatures w14:val="standardContextual"/>
+            </w:rPr>
+          </w:pPr>
+          <w:hyperlink w:anchor="_Toc227872609" w:history="1">
+            <w:r>
+              <w:rPr>
+                <w:rStyle w:val="a8"/>
+                <w:rFonts w:ascii="Arial" w:hAnsi="Arial" w:cs="Arial" w:hint="eastAsia"/>
+                <w:noProof/>
+                <w:kern w:val="0"/>
+              </w:rPr>
+              <w:t xml:space="preserve">3.1 </w:t>
+            </w:r>
+            <w:r>
+              <w:rPr>
+                <w:rStyle w:val="a8"/>
+                <w:rFonts w:ascii="Arial" w:hAnsi="Arial" w:cs="Arial" w:hint="eastAsia"/>
+                <w:noProof/>
+                <w:kern w:val="0"/>
+              </w:rPr>
+              <w:t>核心类详细解释</w:t>
+            </w:r>
+            <w:r>
+              <w:rPr>
+                <w:rFonts w:hint="eastAsia"/>
+                <w:noProof/>
+                <w:webHidden/>
+              </w:rPr>
+              <w:tab/>
+            </w:r>
+            <w:r>
+              <w:rPr>
+                <w:rFonts w:hint="eastAsia"/>
+                <w:noProof/>
+                <w:webHidden/>
+              </w:rPr>
+              <w:fldChar w:fldCharType="begin"/>
+            </w:r>
+            <w:r>
+              <w:rPr>
+                <w:rFonts w:hint="eastAsia"/>
+                <w:noProof/>
+                <w:webHidden/>
+              </w:rPr>
+              <w:instrText xml:space="preserve"> </w:instrText>
+            </w:r>
+            <w:r>
+              <w:rPr>
+                <w:noProof/>
+                <w:webHidden/>
+              </w:rPr>
+              <w:instrText>PAGEREF _Toc227872609 \h</w:instrText>
+            </w:r>
+            <w:r>
+              <w:rPr>
+                <w:rFonts w:hint="eastAsia"/>
+                <w:noProof/>
+                <w:webHidden/>
+              </w:rPr>
+              <w:instrText xml:space="preserve"> </w:instrText>
+            </w:r>
+            <w:r>
+              <w:rPr>
+                <w:rFonts w:hint="eastAsia"/>
+                <w:noProof/>
+                <w:webHidden/>
+              </w:rPr>
+            </w:r>
+            <w:r>
+              <w:rPr>
+                <w:rFonts w:hint="eastAsia"/>
+                <w:noProof/>
+                <w:webHidden/>
+              </w:rPr>
+              <w:fldChar w:fldCharType="separate"/>
+            </w:r>
+            <w:r>
+              <w:rPr>
+                <w:noProof/>
+                <w:webHidden/>
+              </w:rPr>
+              <w:t>6</w:t>
+            </w:r>
+            <w:r>
+              <w:rPr>
+                <w:rFonts w:hint="eastAsia"/>
+                <w:noProof/>
+                <w:webHidden/>
+              </w:rPr>
+              <w:fldChar w:fldCharType="end"/>
+            </w:r>
+          </w:hyperlink>
+        </w:p>
+        <w:p>
+          <w:pPr>
+            <w:pStyle w:val="TOC3"/>
+            <w:tabs>
+              <w:tab w:val="right" w:leader="dot" w:pos="8296"/>
+            </w:tabs>
+            <w:rPr>
+              <w:rFonts w:eastAsiaTheme="minorEastAsia" w:cstheme="minorBidi" w:hint="eastAsia"/>
+              <w:i w:val="0"/>
+              <w:iCs w:val="0"/>
+              <w:noProof/>
+              <w:sz w:val="22"/>
+              <w:szCs w:val="24"/>
+              <w14:ligatures w14:val="standardContextual"/>
+            </w:rPr>
+          </w:pPr>
+          <w:hyperlink w:anchor="_Toc227872610" w:history="1">
+            <w:r>
+              <w:rPr>
+                <w:rStyle w:val="a8"/>
+                <w:rFonts w:ascii="Arial" w:hAnsi="Arial" w:cs="Arial" w:hint="eastAsia"/>
+                <w:noProof/>
+                <w:kern w:val="0"/>
+              </w:rPr>
+              <w:t xml:space="preserve">3.2 </w:t>
+            </w:r>
+            <w:r>
+              <w:rPr>
+                <w:rStyle w:val="a8"/>
+                <w:rFonts w:ascii="Arial" w:hAnsi="Arial" w:cs="Arial" w:hint="eastAsia"/>
+                <w:noProof/>
+                <w:kern w:val="0"/>
+              </w:rPr>
+              <w:t>数学原理与公式说明</w:t>
+            </w:r>
+            <w:r>
+              <w:rPr>
+                <w:rFonts w:hint="eastAsia"/>
+                <w:noProof/>
+                <w:webHidden/>
+              </w:rPr>
+              <w:tab/>
+            </w:r>
+            <w:r>
+              <w:rPr>
+                <w:rFonts w:hint="eastAsia"/>
+                <w:noProof/>
+                <w:webHidden/>
+              </w:rPr>
+              <w:fldChar w:fldCharType="begin"/>
+            </w:r>
+            <w:r>
+              <w:rPr>
+                <w:rFonts w:hint="eastAsia"/>
+                <w:noProof/>
+                <w:webHidden/>
+              </w:rPr>
+              <w:instrText xml:space="preserve"> </w:instrText>
+            </w:r>
+            <w:r>
+              <w:rPr>
+                <w:noProof/>
+                <w:webHidden/>
+              </w:rPr>
+              <w:instrText>PAGEREF _Toc227872610 \h</w:instrText>
+            </w:r>
+            <w:r>
+              <w:rPr>
+                <w:rFonts w:hint="eastAsia"/>
+                <w:noProof/>
+                <w:webHidden/>
+              </w:rPr>
+              <w:instrText xml:space="preserve"> </w:instrText>
+            </w:r>
+            <w:r>
+              <w:rPr>
+                <w:rFonts w:hint="eastAsia"/>
+                <w:noProof/>
+                <w:webHidden/>
+              </w:rPr>
+            </w:r>
+            <w:r>
+              <w:rPr>
+                <w:rFonts w:hint="eastAsia"/>
+                <w:noProof/>
+                <w:webHidden/>
+              </w:rPr>
+              <w:fldChar w:fldCharType="separate"/>
+            </w:r>
+            <w:r>
+              <w:rPr>
+                <w:noProof/>
+                <w:webHidden/>
+              </w:rPr>
+              <w:t>8</w:t>
+            </w:r>
+            <w:r>
+              <w:rPr>
+                <w:rFonts w:hint="eastAsia"/>
+                <w:noProof/>
+                <w:webHidden/>
+              </w:rPr>
+              <w:fldChar w:fldCharType="end"/>
+            </w:r>
+          </w:hyperlink>
+        </w:p>
+        <w:p>
+          <w:pPr>
+            <w:pStyle w:val="TOC1"/>
+            <w:tabs>
+              <w:tab w:val="right" w:leader="dot" w:pos="8296"/>
+            </w:tabs>
+            <w:rPr>
+              <w:rFonts w:eastAsiaTheme="minorEastAsia" w:cstheme="minorBidi" w:hint="eastAsia"/>
+              <w:b w:val="0"/>
+              <w:bCs w:val="0"/>
+              <w:caps w:val="0"/>
+              <w:noProof/>
+              <w:sz w:val="22"/>
+              <w:szCs w:val="24"/>
+              <w14:ligatures w14:val="standardContextual"/>
+            </w:rPr>
+          </w:pPr>
+          <w:hyperlink w:anchor="_Toc227872611" w:history="1">
+            <w:r>
+              <w:rPr>
+                <w:rStyle w:val="a8"/>
+                <w:rFonts w:hint="eastAsia"/>
+                <w:noProof/>
+              </w:rPr>
+              <w:t>四、复现的实验结果与分析</w:t>
+            </w:r>
+            <w:r>
+              <w:rPr>
+                <w:rFonts w:hint="eastAsia"/>
+                <w:noProof/>
+                <w:webHidden/>
+              </w:rPr>
+              <w:tab/>
+            </w:r>
+            <w:r>
+              <w:rPr>
+                <w:rFonts w:hint="eastAsia"/>
+                <w:noProof/>
+                <w:webHidden/>
+              </w:rPr>
+              <w:fldChar w:fldCharType="begin"/>
+            </w:r>
+            <w:r>
+              <w:rPr>
+                <w:rFonts w:hint="eastAsia"/>
+                <w:noProof/>
+                <w:webHidden/>
+              </w:rPr>
+              <w:instrText xml:space="preserve"> </w:instrText>
+            </w:r>
+            <w:r>
+              <w:rPr>
+                <w:noProof/>
+                <w:webHidden/>
+              </w:rPr>
+              <w:instrText>PAGEREF _Toc227872611 \h</w:instrText>
+            </w:r>
+            <w:r>
+              <w:rPr>
+                <w:rFonts w:hint="eastAsia"/>
+                <w:noProof/>
+                <w:webHidden/>
+              </w:rPr>
+              <w:instrText xml:space="preserve"> </w:instrText>
+            </w:r>
+            <w:r>
+              <w:rPr>
+                <w:rFonts w:hint="eastAsia"/>
+                <w:noProof/>
+                <w:webHidden/>
+              </w:rPr>
+            </w:r>
+            <w:r>
+              <w:rPr>
+                <w:rFonts w:hint="eastAsia"/>
+                <w:noProof/>
+                <w:webHidden/>
+              </w:rPr>
+              <w:fldChar w:fldCharType="separate"/>
+            </w:r>
+            <w:r>
+              <w:rPr>
+                <w:noProof/>
+                <w:webHidden/>
+              </w:rPr>
+              <w:t>9</w:t>
+            </w:r>
+            <w:r>
+              <w:rPr>
+                <w:rFonts w:hint="eastAsia"/>
+                <w:noProof/>
+                <w:webHidden/>
+              </w:rPr>
+              <w:fldChar w:fldCharType="end"/>
+            </w:r>
+          </w:hyperlink>
+        </w:p>
+        <w:p>
+          <w:pPr>
+            <w:pStyle w:val="TOC3"/>
+            <w:tabs>
+              <w:tab w:val="right" w:leader="dot" w:pos="8296"/>
+            </w:tabs>
+            <w:rPr>
+              <w:rFonts w:eastAsiaTheme="minorEastAsia" w:cstheme="minorBidi" w:hint="eastAsia"/>
+              <w:i w:val="0"/>
+              <w:iCs w:val="0"/>
+              <w:noProof/>
+              <w:sz w:val="22"/>
+              <w:szCs w:val="24"/>
+              <w14:ligatures w14:val="standardContextual"/>
+            </w:rPr>
+          </w:pPr>
+          <w:hyperlink w:anchor="_Toc227872612" w:history="1">
+            <w:r>
+              <w:rPr>
+                <w:rStyle w:val="a8"/>
+                <w:rFonts w:hint="eastAsia"/>
+                <w:noProof/>
+              </w:rPr>
+              <w:t xml:space="preserve">4.1 </w:t>
+            </w:r>
+            <w:r>
+              <w:rPr>
+                <w:rStyle w:val="a8"/>
+                <w:rFonts w:hint="eastAsia"/>
+                <w:noProof/>
+              </w:rPr>
+              <w:t>不同模型、树高下的误差对比</w:t>
+            </w:r>
+            <w:r>
+              <w:rPr>
+                <w:rFonts w:hint="eastAsia"/>
+                <w:noProof/>
+                <w:webHidden/>
+              </w:rPr>
+              <w:tab/>
+            </w:r>
+            <w:r>
+              <w:rPr>
+                <w:rFonts w:hint="eastAsia"/>
+                <w:noProof/>
+                <w:webHidden/>
+              </w:rPr>
+              <w:fldChar w:fldCharType="begin"/>
+            </w:r>
+            <w:r>
+              <w:rPr>
+                <w:rFonts w:hint="eastAsia"/>
+                <w:noProof/>
+                <w:webHidden/>
+              </w:rPr>
+              <w:instrText xml:space="preserve"> </w:instrText>
+            </w:r>
+            <w:r>
+              <w:rPr>
+                <w:noProof/>
+                <w:webHidden/>
+              </w:rPr>
+              <w:instrText>PAGEREF _Toc227872612 \h</w:instrText>
+            </w:r>
+            <w:r>
+              <w:rPr>
+                <w:rFonts w:hint="eastAsia"/>
+                <w:noProof/>
+                <w:webHidden/>
+              </w:rPr>
+              <w:instrText xml:space="preserve"> </w:instrText>
+            </w:r>
+            <w:r>
+              <w:rPr>
+                <w:rFonts w:hint="eastAsia"/>
+                <w:noProof/>
+                <w:webHidden/>
+              </w:rPr>
+            </w:r>
+            <w:r>
+              <w:rPr>
+                <w:rFonts w:hint="eastAsia"/>
+                <w:noProof/>
+                <w:webHidden/>
+              </w:rPr>
+              <w:fldChar w:fldCharType="separate"/>
+            </w:r>
+            <w:r>
+              <w:rPr>
+                <w:noProof/>
+                <w:webHidden/>
+              </w:rPr>
+              <w:t>9</w:t>
+            </w:r>
+            <w:r>
+              <w:rPr>
+                <w:rFonts w:hint="eastAsia"/>
+                <w:noProof/>
+                <w:webHidden/>
+              </w:rPr>
+              <w:fldChar w:fldCharType="end"/>
+            </w:r>
+          </w:hyperlink>
+        </w:p>
+        <w:p>
+          <w:pPr>
+            <w:pStyle w:val="TOC3"/>
+            <w:tabs>
+              <w:tab w:val="right" w:leader="dot" w:pos="8296"/>
+            </w:tabs>
+            <w:rPr>
+              <w:rFonts w:eastAsiaTheme="minorEastAsia" w:cstheme="minorBidi" w:hint="eastAsia"/>
+              <w:i w:val="0"/>
+              <w:iCs w:val="0"/>
+              <w:noProof/>
+              <w:sz w:val="22"/>
+              <w:szCs w:val="24"/>
+              <w14:ligatures w14:val="standardContextual"/>
+            </w:rPr>
+          </w:pPr>
+          <w:hyperlink w:anchor="_Toc227872613" w:history="1">
+            <w:r>
+              <w:rPr>
+                <w:rStyle w:val="a8"/>
+                <w:rFonts w:hint="eastAsia"/>
+                <w:noProof/>
+              </w:rPr>
+              <w:t xml:space="preserve">4.2 </w:t>
+            </w:r>
+            <w:r>
+              <w:rPr>
+                <w:rStyle w:val="a8"/>
+                <w:rFonts w:hint="eastAsia"/>
+                <w:noProof/>
+              </w:rPr>
+              <w:t>运行时间</w:t>
+            </w:r>
+            <w:r>
+              <w:rPr>
+                <w:rFonts w:hint="eastAsia"/>
+                <w:noProof/>
+                <w:webHidden/>
+              </w:rPr>
+              <w:tab/>
+            </w:r>
+            <w:r>
+              <w:rPr>
+                <w:rFonts w:hint="eastAsia"/>
+                <w:noProof/>
+                <w:webHidden/>
+              </w:rPr>
+              <w:fldChar w:fldCharType="begin"/>
+            </w:r>
+            <w:r>
+              <w:rPr>
+                <w:rFonts w:hint="eastAsia"/>
+                <w:noProof/>
+                <w:webHidden/>
+              </w:rPr>
+              <w:instrText xml:space="preserve"> </w:instrText>
+            </w:r>
+            <w:r>
+              <w:rPr>
+                <w:noProof/>
+                <w:webHidden/>
+              </w:rPr>
+              <w:instrText>PAGEREF _Toc227872613 \h</w:instrText>
+            </w:r>
+            <w:r>
+              <w:rPr>
+                <w:rFonts w:hint="eastAsia"/>
+                <w:noProof/>
+                <w:webHidden/>
+              </w:rPr>
+              <w:instrText xml:space="preserve"> </w:instrText>
+            </w:r>
+            <w:r>
+              <w:rPr>
+                <w:rFonts w:hint="eastAsia"/>
+                <w:noProof/>
+                <w:webHidden/>
+              </w:rPr>
+            </w:r>
+            <w:r>
+              <w:rPr>
+                <w:rFonts w:hint="eastAsia"/>
+                <w:noProof/>
+                <w:webHidden/>
+              </w:rPr>
+              <w:fldChar w:fldCharType="separate"/>
+            </w:r>
+            <w:r>
+              <w:rPr>
+                <w:noProof/>
+                <w:webHidden/>
+              </w:rPr>
+              <w:t>10</w:t>
+            </w:r>
+            <w:r>
+              <w:rPr>
+                <w:rFonts w:hint="eastAsia"/>
+                <w:noProof/>
+                <w:webHidden/>
+              </w:rPr>
+              <w:fldChar w:fldCharType="end"/>
+            </w:r>
+          </w:hyperlink>
+        </w:p>
+        <w:p>
+          <w:pPr>
+            <w:pStyle w:val="TOC3"/>
+            <w:tabs>
+              <w:tab w:val="right" w:leader="dot" w:pos="8296"/>
+            </w:tabs>
+            <w:rPr>
+              <w:rFonts w:eastAsiaTheme="minorEastAsia" w:cstheme="minorBidi" w:hint="eastAsia"/>
+              <w:i w:val="0"/>
+              <w:iCs w:val="0"/>
+              <w:noProof/>
+              <w:sz w:val="22"/>
+              <w:szCs w:val="24"/>
+              <w14:ligatures w14:val="standardContextual"/>
+            </w:rPr>
+          </w:pPr>
+          <w:hyperlink w:anchor="_Toc227872614" w:history="1">
+            <w:r>
+              <w:rPr>
+                <w:rStyle w:val="a8"/>
+                <w:rFonts w:hint="eastAsia"/>
+                <w:noProof/>
+              </w:rPr>
+              <w:t xml:space="preserve">4.3 </w:t>
+            </w:r>
+            <w:r>
+              <w:rPr>
+                <w:rStyle w:val="a8"/>
+                <w:rFonts w:hint="eastAsia"/>
+                <w:noProof/>
+              </w:rPr>
+              <w:t>在不同的树高下的平均误差</w:t>
+            </w:r>
+            <w:r>
+              <w:rPr>
+                <w:rFonts w:hint="eastAsia"/>
+                <w:noProof/>
+                <w:webHidden/>
+              </w:rPr>
+              <w:tab/>
+            </w:r>
+            <w:r>
+              <w:rPr>
+                <w:rFonts w:hint="eastAsia"/>
+                <w:noProof/>
+                <w:webHidden/>
+              </w:rPr>
+              <w:fldChar w:fldCharType="begin"/>
+            </w:r>
+            <w:r>
+              <w:rPr>
+                <w:rFonts w:hint="eastAsia"/>
+                <w:noProof/>
+                <w:webHidden/>
+              </w:rPr>
+              <w:instrText xml:space="preserve"> </w:instrText>
+            </w:r>
+            <w:r>
+              <w:rPr>
+                <w:noProof/>
+                <w:webHidden/>
+              </w:rPr>
+              <w:instrText>PAGEREF _Toc227872614 \h</w:instrText>
+            </w:r>
+            <w:r>
+              <w:rPr>
+                <w:rFonts w:hint="eastAsia"/>
+                <w:noProof/>
+                <w:webHidden/>
+              </w:rPr>
+              <w:instrText xml:space="preserve"> </w:instrText>
+            </w:r>
+            <w:r>
+              <w:rPr>
+                <w:rFonts w:hint="eastAsia"/>
+                <w:noProof/>
+                <w:webHidden/>
+              </w:rPr>
+            </w:r>
+            <w:r>
+              <w:rPr>
+                <w:rFonts w:hint="eastAsia"/>
+                <w:noProof/>
+                <w:webHidden/>
+              </w:rPr>
+              <w:fldChar w:fldCharType="separate"/>
+            </w:r>
+            <w:r>
+              <w:rPr>
+                <w:noProof/>
+                <w:webHidden/>
+              </w:rPr>
+              <w:t>10</w:t>
+            </w:r>
+            <w:r>
+              <w:rPr>
+                <w:rFonts w:hint="eastAsia"/>
+                <w:noProof/>
+                <w:webHidden/>
+              </w:rPr>
+              <w:fldChar w:fldCharType="end"/>
+            </w:r>
+          </w:hyperlink>
+        </w:p>
+        <w:p>
+          <w:pPr>
+            <w:pStyle w:val="TOC3"/>
+            <w:tabs>
+              <w:tab w:val="right" w:leader="dot" w:pos="8296"/>
+            </w:tabs>
+            <w:rPr>
+              <w:rFonts w:eastAsiaTheme="minorEastAsia" w:cstheme="minorBidi" w:hint="eastAsia"/>
+              <w:i w:val="0"/>
+              <w:iCs w:val="0"/>
+              <w:noProof/>
+              <w:sz w:val="22"/>
+              <w:szCs w:val="24"/>
+              <w14:ligatures w14:val="standardContextual"/>
+            </w:rPr>
+          </w:pPr>
+          <w:hyperlink w:anchor="_Toc227872615" w:history="1">
+            <w:r>
+              <w:rPr>
+                <w:rStyle w:val="a8"/>
+                <w:rFonts w:hint="eastAsia"/>
+                <w:noProof/>
+              </w:rPr>
+              <w:t xml:space="preserve">4.4 </w:t>
+            </w:r>
+            <w:r>
+              <w:rPr>
+                <w:rStyle w:val="a8"/>
+                <w:rFonts w:hint="eastAsia"/>
+                <w:noProof/>
+              </w:rPr>
+              <w:t>不同阶段的运行时间占比及各个参数对运行时间的影响</w:t>
+            </w:r>
+            <w:r>
+              <w:rPr>
+                <w:rFonts w:hint="eastAsia"/>
+                <w:noProof/>
+                <w:webHidden/>
+              </w:rPr>
+              <w:tab/>
+            </w:r>
+            <w:r>
+              <w:rPr>
+                <w:rFonts w:hint="eastAsia"/>
+                <w:noProof/>
+                <w:webHidden/>
+              </w:rPr>
+              <w:fldChar w:fldCharType="begin"/>
+            </w:r>
+            <w:r>
+              <w:rPr>
+                <w:rFonts w:hint="eastAsia"/>
+                <w:noProof/>
+                <w:webHidden/>
+              </w:rPr>
+              <w:instrText xml:space="preserve"> </w:instrText>
+            </w:r>
+            <w:r>
+              <w:rPr>
+                <w:noProof/>
+                <w:webHidden/>
+              </w:rPr>
+              <w:instrText>PAGEREF _Toc227872615 \h</w:instrText>
+            </w:r>
+            <w:r>
+              <w:rPr>
+                <w:rFonts w:hint="eastAsia"/>
+                <w:noProof/>
+                <w:webHidden/>
+              </w:rPr>
+              <w:instrText xml:space="preserve"> </w:instrText>
+            </w:r>
+            <w:r>
+              <w:rPr>
+                <w:rFonts w:hint="eastAsia"/>
+                <w:noProof/>
+                <w:webHidden/>
+              </w:rPr>
+            </w:r>
+            <w:r>
+              <w:rPr>
+                <w:rFonts w:hint="eastAsia"/>
+                <w:noProof/>
+                <w:webHidden/>
+              </w:rPr>
+              <w:fldChar w:fldCharType="separate"/>
+            </w:r>
+            <w:r>
+              <w:rPr>
+                <w:noProof/>
+                <w:webHidden/>
+              </w:rPr>
+              <w:t>11</w:t>
+            </w:r>
+            <w:r>
+              <w:rPr>
+                <w:rFonts w:hint="eastAsia"/>
+                <w:noProof/>
+                <w:webHidden/>
+              </w:rPr>
+              <w:fldChar w:fldCharType="end"/>
+            </w:r>
+          </w:hyperlink>
+        </w:p>
+        <w:p>
+          <w:pPr>
+            <w:pStyle w:val="TOC3"/>
+            <w:tabs>
+              <w:tab w:val="right" w:leader="dot" w:pos="8296"/>
+            </w:tabs>
+            <w:rPr>
+              <w:rFonts w:eastAsiaTheme="minorEastAsia" w:cstheme="minorBidi" w:hint="eastAsia"/>
+              <w:i w:val="0"/>
+              <w:iCs w:val="0"/>
+              <w:noProof/>
+              <w:sz w:val="22"/>
+              <w:szCs w:val="24"/>
+              <w14:ligatures w14:val="standardContextual"/>
+            </w:rPr>
+          </w:pPr>
+          <w:hyperlink w:anchor="_Toc227872616" w:history="1">
+            <w:r>
+              <w:rPr>
+                <w:rStyle w:val="a8"/>
+                <w:rFonts w:hint="eastAsia"/>
+                <w:noProof/>
+              </w:rPr>
+              <w:t xml:space="preserve">4.5 </w:t>
+            </w:r>
+            <w:r>
+              <w:rPr>
+                <w:rStyle w:val="a8"/>
+                <w:rFonts w:hint="eastAsia"/>
+                <w:noProof/>
+              </w:rPr>
+              <w:t>数据效用在不同模型之间的对比</w:t>
+            </w:r>
+            <w:r>
+              <w:rPr>
+                <w:rFonts w:hint="eastAsia"/>
+                <w:noProof/>
+                <w:webHidden/>
+              </w:rPr>
+              <w:tab/>
+            </w:r>
+            <w:r>
+              <w:rPr>
+                <w:rFonts w:hint="eastAsia"/>
+                <w:noProof/>
+                <w:webHidden/>
+              </w:rPr>
+              <w:fldChar w:fldCharType="begin"/>
+            </w:r>
+            <w:r>
+              <w:rPr>
+                <w:rFonts w:hint="eastAsia"/>
+                <w:noProof/>
+                <w:webHidden/>
+              </w:rPr>
+              <w:instrText xml:space="preserve"> </w:instrText>
+            </w:r>
+            <w:r>
+              <w:rPr>
+                <w:noProof/>
+                <w:webHidden/>
+              </w:rPr>
+              <w:instrText>PAGEREF _Toc227872616 \h</w:instrText>
+            </w:r>
+            <w:r>
+              <w:rPr>
+                <w:rFonts w:hint="eastAsia"/>
+                <w:noProof/>
+                <w:webHidden/>
+              </w:rPr>
+              <w:instrText xml:space="preserve"> </w:instrText>
+            </w:r>
+            <w:r>
+              <w:rPr>
+                <w:rFonts w:hint="eastAsia"/>
+                <w:noProof/>
+                <w:webHidden/>
+              </w:rPr>
+            </w:r>
+            <w:r>
+              <w:rPr>
+                <w:rFonts w:hint="eastAsia"/>
+                <w:noProof/>
+                <w:webHidden/>
+              </w:rPr>
+              <w:fldChar w:fldCharType="separate"/>
+            </w:r>
+            <w:r>
+              <w:rPr>
+                <w:noProof/>
+                <w:webHidden/>
+              </w:rPr>
+              <w:t>12</w:t>
+            </w:r>
+            <w:r>
+              <w:rPr>
+                <w:rFonts w:hint="eastAsia"/>
+                <w:noProof/>
+                <w:webHidden/>
+              </w:rPr>
+              <w:fldChar w:fldCharType="end"/>
+            </w:r>
+          </w:hyperlink>
+        </w:p>
+        <w:p>
+          <w:pPr>
+            <w:pStyle w:val="TOC3"/>
+            <w:tabs>
+              <w:tab w:val="right" w:leader="dot" w:pos="8296"/>
+            </w:tabs>
+            <w:rPr>
+              <w:rFonts w:eastAsiaTheme="minorEastAsia" w:cstheme="minorBidi" w:hint="eastAsia"/>
+              <w:i w:val="0"/>
+              <w:iCs w:val="0"/>
+              <w:noProof/>
+              <w:sz w:val="22"/>
+              <w:szCs w:val="24"/>
+              <w14:ligatures w14:val="standardContextual"/>
+            </w:rPr>
+          </w:pPr>
+          <w:hyperlink w:anchor="_Toc227872617" w:history="1">
+            <w:r>
+              <w:rPr>
+                <w:rStyle w:val="a8"/>
+                <w:rFonts w:hint="eastAsia"/>
+                <w:noProof/>
+              </w:rPr>
+              <w:t xml:space="preserve">4.6 </w:t>
+            </w:r>
+            <w:r>
+              <w:rPr>
+                <w:rStyle w:val="a8"/>
+                <w:rFonts w:hint="eastAsia"/>
+                <w:noProof/>
+              </w:rPr>
+              <w:t>不同算法的</w:t>
+            </w:r>
+            <m:oMath>
+              <m:r>
+                <m:rPr>
+                  <m:sty m:val="bi"/>
+                </m:rPr>
+                <w:rPr>
+                  <w:rStyle w:val="a8"/>
+                  <w:rFonts w:ascii="Cambria Math" w:hAnsi="Cambria Math" w:hint="eastAsia"/>
+                  <w:noProof/>
+                </w:rPr>
+                <m:t>ϵ</m:t>
+              </m:r>
+            </m:oMath>
+            <w:r>
+              <w:rPr>
+                <w:rStyle w:val="a8"/>
+                <w:rFonts w:hint="eastAsia"/>
+                <w:noProof/>
+              </w:rPr>
+              <w:t>分布对比图及每层的平均值</w:t>
+            </w:r>
+            <w:r>
+              <w:rPr>
+                <w:rStyle w:val="a8"/>
+                <w:rFonts w:hint="eastAsia"/>
+                <w:noProof/>
+              </w:rPr>
+              <w:t>+</w:t>
+            </w:r>
+            <w:r>
+              <w:rPr>
+                <w:rStyle w:val="a8"/>
+                <w:rFonts w:hint="eastAsia"/>
+                <w:noProof/>
+              </w:rPr>
+              <w:t>标准差</w:t>
+            </w:r>
+            <w:r>
+              <w:rPr>
+                <w:rFonts w:hint="eastAsia"/>
+                <w:noProof/>
+                <w:webHidden/>
+              </w:rPr>
+              <w:tab/>
+            </w:r>
+            <w:r>
+              <w:rPr>
+                <w:rFonts w:hint="eastAsia"/>
+                <w:noProof/>
+                <w:webHidden/>
+              </w:rPr>
+              <w:fldChar w:fldCharType="begin"/>
+            </w:r>
+            <w:r>
+              <w:rPr>
+                <w:rFonts w:hint="eastAsia"/>
+                <w:noProof/>
+                <w:webHidden/>
+              </w:rPr>
+              <w:instrText xml:space="preserve"> </w:instrText>
+            </w:r>
+            <w:r>
+              <w:rPr>
+                <w:noProof/>
+                <w:webHidden/>
+              </w:rPr>
+              <w:instrText>PAGEREF _Toc227872617 \h</w:instrText>
+            </w:r>
+            <w:r>
+              <w:rPr>
+                <w:rFonts w:hint="eastAsia"/>
+                <w:noProof/>
+                <w:webHidden/>
+              </w:rPr>
+              <w:instrText xml:space="preserve"> </w:instrText>
+            </w:r>
+            <w:r>
+              <w:rPr>
+                <w:rFonts w:hint="eastAsia"/>
+                <w:noProof/>
+                <w:webHidden/>
+              </w:rPr>
+            </w:r>
+            <w:r>
+              <w:rPr>
+                <w:rFonts w:hint="eastAsia"/>
+                <w:noProof/>
+                <w:webHidden/>
+              </w:rPr>
+              <w:fldChar w:fldCharType="separate"/>
+            </w:r>
+            <w:r>
+              <w:rPr>
+                <w:noProof/>
+                <w:webHidden/>
+              </w:rPr>
+              <w:t>12</w:t>
+            </w:r>
+            <w:r>
+              <w:rPr>
+                <w:rFonts w:hint="eastAsia"/>
+                <w:noProof/>
+                <w:webHidden/>
+              </w:rPr>
+              <w:fldChar w:fldCharType="end"/>
+            </w:r>
+          </w:hyperlink>
+        </w:p>
+        <w:p>
+          <w:pPr>
+            <w:pStyle w:val="TOC1"/>
+            <w:tabs>
+              <w:tab w:val="right" w:leader="dot" w:pos="8296"/>
+            </w:tabs>
+            <w:rPr>
+              <w:rFonts w:eastAsiaTheme="minorEastAsia" w:cstheme="minorBidi" w:hint="eastAsia"/>
+              <w:b w:val="0"/>
+              <w:bCs w:val="0"/>
+              <w:caps w:val="0"/>
+              <w:noProof/>
+              <w:sz w:val="22"/>
+              <w:szCs w:val="24"/>
+              <w14:ligatures w14:val="standardContextual"/>
+            </w:rPr>
+          </w:pPr>
+          <w:hyperlink w:anchor="_Toc227872618" w:history="1">
+            <w:r>
+              <w:rPr>
+                <w:rStyle w:val="a8"/>
+                <w:rFonts w:hint="eastAsia"/>
+                <w:noProof/>
+              </w:rPr>
+              <w:t>五、模块依赖关系</w:t>
+            </w:r>
+            <w:r>
+              <w:rPr>
+                <w:rFonts w:hint="eastAsia"/>
+                <w:noProof/>
+                <w:webHidden/>
+              </w:rPr>
+              <w:tab/>
+            </w:r>
+            <w:r>
+              <w:rPr>
+                <w:rFonts w:hint="eastAsia"/>
+                <w:noProof/>
+                <w:webHidden/>
+              </w:rPr>
+              <w:fldChar w:fldCharType="begin"/>
+            </w:r>
+            <w:r>
+              <w:rPr>
+                <w:rFonts w:hint="eastAsia"/>
+                <w:noProof/>
+                <w:webHidden/>
+              </w:rPr>
+              <w:instrText xml:space="preserve"> </w:instrText>
+            </w:r>
+            <w:r>
+              <w:rPr>
+                <w:noProof/>
+                <w:webHidden/>
+              </w:rPr>
+              <w:instrText>PAGEREF _Toc227872618 \h</w:instrText>
+            </w:r>
+            <w:r>
+              <w:rPr>
+                <w:rFonts w:hint="eastAsia"/>
+                <w:noProof/>
+                <w:webHidden/>
+              </w:rPr>
+              <w:instrText xml:space="preserve"> </w:instrText>
+            </w:r>
+            <w:r>
+              <w:rPr>
+                <w:rFonts w:hint="eastAsia"/>
+                <w:noProof/>
+                <w:webHidden/>
+              </w:rPr>
+            </w:r>
+            <w:r>
+              <w:rPr>
+                <w:rFonts w:hint="eastAsia"/>
+                <w:noProof/>
+                <w:webHidden/>
+              </w:rPr>
+              <w:fldChar w:fldCharType="separate"/>
+            </w:r>
+            <w:r>
+              <w:rPr>
+                <w:noProof/>
+                <w:webHidden/>
+              </w:rPr>
+              <w:t>12</w:t>
+            </w:r>
+            <w:r>
+              <w:rPr>
+                <w:rFonts w:hint="eastAsia"/>
+                <w:noProof/>
+                <w:webHidden/>
+              </w:rPr>
+              <w:fldChar w:fldCharType="end"/>
+            </w:r>
+          </w:hyperlink>
+        </w:p>
+        <w:p>
+          <w:pPr>
+            <w:pStyle w:val="TOC3"/>
+            <w:tabs>
+              <w:tab w:val="right" w:leader="dot" w:pos="8296"/>
+            </w:tabs>
+            <w:rPr>
+              <w:rFonts w:eastAsiaTheme="minorEastAsia" w:cstheme="minorBidi" w:hint="eastAsia"/>
+              <w:i w:val="0"/>
+              <w:iCs w:val="0"/>
+              <w:noProof/>
+              <w:sz w:val="22"/>
+              <w:szCs w:val="24"/>
+              <w14:ligatures w14:val="standardContextual"/>
+            </w:rPr>
+          </w:pPr>
+          <w:hyperlink w:anchor="_Toc227872619" w:history="1">
+            <w:r>
+              <w:rPr>
+                <w:rStyle w:val="a8"/>
+                <w:rFonts w:hint="eastAsia"/>
+                <w:noProof/>
+              </w:rPr>
+              <w:t xml:space="preserve">5.1 </w:t>
+            </w:r>
+            <w:r>
+              <w:rPr>
+                <w:rStyle w:val="a8"/>
+                <w:rFonts w:hint="eastAsia"/>
+                <w:noProof/>
+              </w:rPr>
+              <w:t>模块依赖关系图</w:t>
+            </w:r>
+            <w:r>
+              <w:rPr>
+                <w:rFonts w:hint="eastAsia"/>
+                <w:noProof/>
+                <w:webHidden/>
+              </w:rPr>
+              <w:tab/>
+            </w:r>
+            <w:r>
+              <w:rPr>
+                <w:rFonts w:hint="eastAsia"/>
+                <w:noProof/>
+                <w:webHidden/>
+              </w:rPr>
+              <w:fldChar w:fldCharType="begin"/>
+            </w:r>
+            <w:r>
+              <w:rPr>
+                <w:rFonts w:hint="eastAsia"/>
+                <w:noProof/>
+                <w:webHidden/>
+              </w:rPr>
+              <w:instrText xml:space="preserve"> </w:instrText>
+            </w:r>
+            <w:r>
+              <w:rPr>
+                <w:noProof/>
+                <w:webHidden/>
+              </w:rPr>
+              <w:instrText>PAGEREF _Toc227872619 \h</w:instrText>
+            </w:r>
+            <w:r>
+              <w:rPr>
+                <w:rFonts w:hint="eastAsia"/>
+                <w:noProof/>
+                <w:webHidden/>
+              </w:rPr>
+              <w:instrText xml:space="preserve"> </w:instrText>
+            </w:r>
+            <w:r>
+              <w:rPr>
+                <w:rFonts w:hint="eastAsia"/>
+                <w:noProof/>
+                <w:webHidden/>
+              </w:rPr>
+            </w:r>
+            <w:r>
+              <w:rPr>
+                <w:rFonts w:hint="eastAsia"/>
+                <w:noProof/>
+                <w:webHidden/>
+              </w:rPr>
+              <w:fldChar w:fldCharType="separate"/>
+            </w:r>
+            <w:r>
+              <w:rPr>
+                <w:noProof/>
+                <w:webHidden/>
+              </w:rPr>
+              <w:t>13</w:t>
+            </w:r>
+            <w:r>
+              <w:rPr>
+                <w:rFonts w:hint="eastAsia"/>
+                <w:noProof/>
+                <w:webHidden/>
+              </w:rPr>
+              <w:fldChar w:fldCharType="end"/>
+            </w:r>
+          </w:hyperlink>
+        </w:p>
+        <w:p>
+          <w:pPr>
+            <w:pStyle w:val="TOC3"/>
+            <w:tabs>
+              <w:tab w:val="right" w:leader="dot" w:pos="8296"/>
+            </w:tabs>
+            <w:rPr>
+              <w:rFonts w:eastAsiaTheme="minorEastAsia" w:cstheme="minorBidi" w:hint="eastAsia"/>
+              <w:i w:val="0"/>
+              <w:iCs w:val="0"/>
+              <w:noProof/>
+              <w:sz w:val="22"/>
+              <w:szCs w:val="24"/>
+              <w14:ligatures w14:val="standardContextual"/>
+            </w:rPr>
+          </w:pPr>
+          <w:hyperlink w:anchor="_Toc227872620" w:history="1">
+            <w:r>
+              <w:rPr>
+                <w:rStyle w:val="a8"/>
+                <w:rFonts w:hint="eastAsia"/>
+                <w:noProof/>
+              </w:rPr>
+              <w:t xml:space="preserve">5.2 </w:t>
+            </w:r>
+            <w:r>
+              <w:rPr>
+                <w:rStyle w:val="a8"/>
+                <w:rFonts w:hint="eastAsia"/>
+                <w:noProof/>
+              </w:rPr>
+              <w:t>依赖说明</w:t>
+            </w:r>
+            <w:r>
+              <w:rPr>
+                <w:rFonts w:hint="eastAsia"/>
+                <w:noProof/>
+                <w:webHidden/>
+              </w:rPr>
+              <w:tab/>
+            </w:r>
+            <w:r>
+              <w:rPr>
+                <w:rFonts w:hint="eastAsia"/>
+                <w:noProof/>
+                <w:webHidden/>
+              </w:rPr>
+              <w:fldChar w:fldCharType="begin"/>
+            </w:r>
+            <w:r>
+              <w:rPr>
+                <w:rFonts w:hint="eastAsia"/>
+                <w:noProof/>
+                <w:webHidden/>
+              </w:rPr>
+              <w:instrText xml:space="preserve"> </w:instrText>
+            </w:r>
+            <w:r>
+              <w:rPr>
+                <w:noProof/>
+                <w:webHidden/>
+              </w:rPr>
+              <w:instrText>PAGEREF _Toc227872620 \h</w:instrText>
+            </w:r>
+            <w:r>
+              <w:rPr>
+                <w:rFonts w:hint="eastAsia"/>
+                <w:noProof/>
+                <w:webHidden/>
+              </w:rPr>
+              <w:instrText xml:space="preserve"> </w:instrText>
+            </w:r>
+            <w:r>
+              <w:rPr>
+                <w:rFonts w:hint="eastAsia"/>
+                <w:noProof/>
+                <w:webHidden/>
+              </w:rPr>
+            </w:r>
+            <w:r>
+              <w:rPr>
+                <w:rFonts w:hint="eastAsia"/>
+                <w:noProof/>
+                <w:webHidden/>
+              </w:rPr>
+              <w:fldChar w:fldCharType="separate"/>
+            </w:r>
+            <w:r>
+              <w:rPr>
+                <w:noProof/>
+                <w:webHidden/>
+              </w:rPr>
+              <w:t>13</w:t>
+            </w:r>
+            <w:r>
+              <w:rPr>
+                <w:rFonts w:hint="eastAsia"/>
+                <w:noProof/>
+                <w:webHidden/>
+              </w:rPr>
+              <w:fldChar w:fldCharType="end"/>
+            </w:r>
+          </w:hyperlink>
+        </w:p>
+        <w:p>
+          <w:pPr>
+            <w:pStyle w:val="TOC1"/>
+            <w:tabs>
+              <w:tab w:val="right" w:leader="dot" w:pos="8296"/>
+            </w:tabs>
+            <w:rPr>
+              <w:rFonts w:eastAsiaTheme="minorEastAsia" w:cstheme="minorBidi" w:hint="eastAsia"/>
+              <w:b w:val="0"/>
+              <w:bCs w:val="0"/>
+              <w:caps w:val="0"/>
+              <w:noProof/>
+              <w:sz w:val="22"/>
+              <w:szCs w:val="24"/>
+              <w14:ligatures w14:val="standardContextual"/>
+            </w:rPr>
+          </w:pPr>
+          <w:hyperlink w:anchor="_Toc227872621" w:history="1">
+            <w:r>
+              <w:rPr>
+                <w:rStyle w:val="a8"/>
+                <w:rFonts w:hint="eastAsia"/>
+                <w:noProof/>
+              </w:rPr>
+              <w:t>附录</w:t>
+            </w:r>
+            <w:r>
+              <w:rPr>
+                <w:rStyle w:val="a8"/>
+                <w:rFonts w:hint="eastAsia"/>
+                <w:noProof/>
+              </w:rPr>
+              <w:t xml:space="preserve">A </w:t>
+            </w:r>
+            <w:r>
+              <w:rPr>
+                <w:rStyle w:val="a8"/>
+                <w:rFonts w:hint="eastAsia"/>
+                <w:noProof/>
+              </w:rPr>
+              <w:t>相关流程图</w:t>
+            </w:r>
+            <w:r>
+              <w:rPr>
+                <w:rFonts w:hint="eastAsia"/>
+                <w:noProof/>
+                <w:webHidden/>
+              </w:rPr>
+              <w:tab/>
+            </w:r>
+            <w:r>
+              <w:rPr>
+                <w:rFonts w:hint="eastAsia"/>
+                <w:noProof/>
+                <w:webHidden/>
+              </w:rPr>
+              <w:fldChar w:fldCharType="begin"/>
+            </w:r>
+            <w:r>
+              <w:rPr>
+                <w:rFonts w:hint="eastAsia"/>
+                <w:noProof/>
+                <w:webHidden/>
+              </w:rPr>
+              <w:instrText xml:space="preserve"> </w:instrText>
+            </w:r>
+            <w:r>
+              <w:rPr>
+                <w:noProof/>
+                <w:webHidden/>
+              </w:rPr>
+              <w:instrText>PAGEREF _Toc227872621 \h</w:instrText>
+            </w:r>
+            <w:r>
+              <w:rPr>
+                <w:rFonts w:hint="eastAsia"/>
+                <w:noProof/>
+                <w:webHidden/>
+              </w:rPr>
+              <w:instrText xml:space="preserve"> </w:instrText>
+            </w:r>
+            <w:r>
+              <w:rPr>
+                <w:rFonts w:hint="eastAsia"/>
+                <w:noProof/>
+                <w:webHidden/>
+              </w:rPr>
+            </w:r>
+            <w:r>
+              <w:rPr>
+                <w:rFonts w:hint="eastAsia"/>
+                <w:noProof/>
+                <w:webHidden/>
+              </w:rPr>
+              <w:fldChar w:fldCharType="separate"/>
+            </w:r>
+            <w:r>
+              <w:rPr>
+                <w:noProof/>
+                <w:webHidden/>
+              </w:rPr>
+              <w:t>14</w:t>
+            </w:r>
+            <w:r>
+              <w:rPr>
+                <w:rFonts w:hint="eastAsia"/>
+                <w:noProof/>
+                <w:webHidden/>
+              </w:rPr>
+              <w:fldChar w:fldCharType="end"/>
+            </w:r>
+          </w:hyperlink>
+        </w:p>
+        <w:p>
+          <w:pPr>
+            <w:rPr>
+              <w:rFonts w:hint="eastAsia"/>
+            </w:rPr>
+          </w:pPr>
+          <w:r>
+            <w:rPr>
+              <w:b/>
+              <w:bCs/>
+              <w:lang w:val="zh-CN"/>
+            </w:rPr>
+            <w:fldChar w:fldCharType="end"/>
+          </w:r>
+        </w:p>
+      </w:sdtContent>
+    </w:sdt>
+    <w:p>
+      <w:pPr>
+        <w:widowControl/>
+        <w:jc w:val="left"/>
+        <w:rPr>
+          <w:rFonts w:eastAsia="黑体" w:hint="eastAsia"/>
+          <w:b/>
+          <w:sz w:val="32"/>
+        </w:rPr>
+      </w:pPr>
+    </w:p>
+    <w:p>
+      <w:pPr>
+        <w:widowControl/>
+        <w:jc w:val="left"/>
         <w:rPr>
           <w:rFonts w:eastAsia="黑体"/>
           <w:b/>
           <w:sz w:val="32"/>
         </w:rPr>
-        <w:instrText xml:space="preserve"> TOC \o "1-3" \h \z \u </w:instrText>
-      </w:r>
-      <w:r>
+      </w:pPr>
+      <w:r>
+        <w:rPr>
+          <w:rFonts w:eastAsia="黑体" w:hint="eastAsia"/>
+          <w:b/>
+          <w:sz w:val="32"/>
+        </w:rPr>
+        <w:t>本报告中的详细流程图都放在附录</w:t>
+      </w:r>
+      <w:r>
+        <w:rPr>
+          <w:rFonts w:eastAsia="黑体" w:hint="eastAsia"/>
+          <w:b/>
+          <w:sz w:val="32"/>
+        </w:rPr>
+        <w:t>A</w:t>
+      </w:r>
+      <w:r>
+        <w:rPr>
+          <w:rFonts w:eastAsia="黑体" w:hint="eastAsia"/>
+          <w:b/>
+          <w:sz w:val="32"/>
+        </w:rPr>
+        <w:t>中了，使用电子版的读者可以直接点击文中的超链接</w:t>
+      </w:r>
+      <w:r>
+        <w:rPr>
+          <w:rFonts w:eastAsia="黑体" w:hint="eastAsia"/>
+          <w:b/>
+          <w:sz w:val="32"/>
+        </w:rPr>
+        <w:t>跳转至网页浏览</w:t>
+      </w:r>
+    </w:p>
+    <w:p>
+      <w:pPr>
+        <w:widowControl/>
+        <w:jc w:val="left"/>
         <w:rPr>
           <w:rFonts w:eastAsia="黑体"/>
           <w:b/>
           <w:sz w:val="32"/>
         </w:rPr>
-        <w:fldChar w:fldCharType="separate"/>
-      </w:r>
-    </w:p>
-    <w:p>
-      <w:pPr>
-        <w:pStyle w:val="TOC1"/>
-        <w:tabs>
-          <w:tab w:val="right" w:leader="dot" w:pos="8296"/>
-        </w:tabs>
-        <w:rPr>
-          <w:rFonts w:eastAsiaTheme="minorEastAsia" w:cstheme="minorBidi" w:hint="eastAsia"/>
-          <w:b w:val="0"/>
-          <w:bCs w:val="0"/>
-          <w:caps w:val="0"/>
-          <w:noProof/>
-          <w:sz w:val="22"/>
-          <w:szCs w:val="24"/>
-          <w14:ligatures w14:val="standardContextual"/>
-        </w:rPr>
-      </w:pPr>
-      <w:hyperlink w:anchor="_Toc227791224" w:history="1">
-        <w:r>
-          <w:rPr>
-            <w:rStyle w:val="a8"/>
-            <w:rFonts w:hint="eastAsia"/>
-            <w:noProof/>
-          </w:rPr>
-          <w:t xml:space="preserve">1 </w:t>
-        </w:r>
-        <w:r>
-          <w:rPr>
-            <w:rStyle w:val="a8"/>
-            <w:rFonts w:hint="eastAsia"/>
-            <w:noProof/>
-          </w:rPr>
-          <w:t>实验环境与设备</w:t>
-        </w:r>
-        <w:r>
-          <w:rPr>
-            <w:rFonts w:hint="eastAsia"/>
-            <w:noProof/>
-            <w:webHidden/>
-          </w:rPr>
-          <w:tab/>
-        </w:r>
-        <w:r>
-          <w:rPr>
-            <w:rFonts w:hint="eastAsia"/>
-            <w:noProof/>
-            <w:webHidden/>
-          </w:rPr>
-          <w:fldChar w:fldCharType="begin"/>
-        </w:r>
-        <w:r>
-          <w:rPr>
-            <w:rFonts w:hint="eastAsia"/>
-            <w:noProof/>
-            <w:webHidden/>
-          </w:rPr>
-          <w:instrText xml:space="preserve"> </w:instrText>
-        </w:r>
-        <w:r>
-          <w:rPr>
-            <w:noProof/>
-            <w:webHidden/>
-          </w:rPr>
-          <w:instrText>PAGEREF _Toc227791224 \h</w:instrText>
-        </w:r>
-        <w:r>
-          <w:rPr>
-            <w:rFonts w:hint="eastAsia"/>
-            <w:noProof/>
-            <w:webHidden/>
-          </w:rPr>
-          <w:instrText xml:space="preserve"> </w:instrText>
-        </w:r>
-        <w:r>
-          <w:rPr>
-            <w:rFonts w:hint="eastAsia"/>
-            <w:noProof/>
-            <w:webHidden/>
-          </w:rPr>
-        </w:r>
-        <w:r>
-          <w:rPr>
-            <w:rFonts w:hint="eastAsia"/>
-            <w:noProof/>
-            <w:webHidden/>
-          </w:rPr>
-          <w:fldChar w:fldCharType="separate"/>
-        </w:r>
-        <w:r>
-          <w:rPr>
-            <w:noProof/>
-            <w:webHidden/>
-          </w:rPr>
-          <w:t>2</w:t>
-        </w:r>
-        <w:r>
-          <w:rPr>
-            <w:rFonts w:hint="eastAsia"/>
-            <w:noProof/>
-            <w:webHidden/>
-          </w:rPr>
-          <w:fldChar w:fldCharType="end"/>
-        </w:r>
-      </w:hyperlink>
-    </w:p>
-    <w:p>
-      <w:pPr>
-        <w:pStyle w:val="TOC1"/>
-        <w:tabs>
-          <w:tab w:val="right" w:leader="dot" w:pos="8296"/>
-        </w:tabs>
-        <w:rPr>
-          <w:rFonts w:eastAsiaTheme="minorEastAsia" w:cstheme="minorBidi" w:hint="eastAsia"/>
-          <w:b w:val="0"/>
-          <w:bCs w:val="0"/>
-          <w:caps w:val="0"/>
-          <w:noProof/>
-          <w:sz w:val="22"/>
-          <w:szCs w:val="24"/>
-          <w14:ligatures w14:val="standardContextual"/>
-        </w:rPr>
-      </w:pPr>
-      <w:hyperlink w:anchor="_Toc227791225" w:history="1">
-        <w:r>
-          <w:rPr>
-            <w:rStyle w:val="a8"/>
-            <w:rFonts w:hint="eastAsia"/>
-            <w:noProof/>
-          </w:rPr>
-          <w:t xml:space="preserve">2 </w:t>
-        </w:r>
-        <w:r>
-          <w:rPr>
-            <w:rStyle w:val="a8"/>
-            <w:rFonts w:hint="eastAsia"/>
-            <w:noProof/>
-          </w:rPr>
-          <w:t>程序总体框架与运行逻辑</w:t>
-        </w:r>
-        <w:r>
-          <w:rPr>
-            <w:rFonts w:hint="eastAsia"/>
-            <w:noProof/>
-            <w:webHidden/>
-          </w:rPr>
-          <w:tab/>
-        </w:r>
-        <w:r>
-          <w:rPr>
-            <w:rFonts w:hint="eastAsia"/>
-            <w:noProof/>
-            <w:webHidden/>
-          </w:rPr>
-          <w:fldChar w:fldCharType="begin"/>
-        </w:r>
-        <w:r>
-          <w:rPr>
-            <w:rFonts w:hint="eastAsia"/>
-            <w:noProof/>
-            <w:webHidden/>
-          </w:rPr>
-          <w:instrText xml:space="preserve"> </w:instrText>
-        </w:r>
-        <w:r>
-          <w:rPr>
-            <w:noProof/>
-            <w:webHidden/>
-          </w:rPr>
-          <w:instrText>PAGEREF _Toc227791225 \h</w:instrText>
-        </w:r>
-        <w:r>
-          <w:rPr>
-            <w:rFonts w:hint="eastAsia"/>
-            <w:noProof/>
-            <w:webHidden/>
-          </w:rPr>
-          <w:instrText xml:space="preserve"> </w:instrText>
-        </w:r>
-        <w:r>
-          <w:rPr>
-            <w:rFonts w:hint="eastAsia"/>
-            <w:noProof/>
-            <w:webHidden/>
-          </w:rPr>
-        </w:r>
-        <w:r>
-          <w:rPr>
-            <w:rFonts w:hint="eastAsia"/>
-            <w:noProof/>
-            <w:webHidden/>
-          </w:rPr>
-          <w:fldChar w:fldCharType="separate"/>
-        </w:r>
-        <w:r>
-          <w:rPr>
-            <w:noProof/>
-            <w:webHidden/>
-          </w:rPr>
-          <w:t>3</w:t>
-        </w:r>
-        <w:r>
-          <w:rPr>
-            <w:rFonts w:hint="eastAsia"/>
-            <w:noProof/>
-            <w:webHidden/>
-          </w:rPr>
-          <w:fldChar w:fldCharType="end"/>
-        </w:r>
-      </w:hyperlink>
-    </w:p>
-    <w:p>
-      <w:pPr>
-        <w:pStyle w:val="TOC2"/>
-        <w:tabs>
-          <w:tab w:val="right" w:leader="dot" w:pos="8296"/>
-        </w:tabs>
-        <w:rPr>
-          <w:rFonts w:eastAsiaTheme="minorEastAsia" w:cstheme="minorBidi" w:hint="eastAsia"/>
-          <w:smallCaps w:val="0"/>
-          <w:noProof/>
-          <w:sz w:val="22"/>
-          <w:szCs w:val="24"/>
-          <w14:ligatures w14:val="standardContextual"/>
-        </w:rPr>
-      </w:pPr>
-      <w:hyperlink w:anchor="_Toc227791226" w:history="1">
-        <w:r>
-          <w:rPr>
-            <w:rStyle w:val="a8"/>
-            <w:rFonts w:hint="eastAsia"/>
-            <w:noProof/>
-          </w:rPr>
-          <w:t xml:space="preserve">2.2 </w:t>
-        </w:r>
-        <w:r>
-          <w:rPr>
-            <w:rStyle w:val="a8"/>
-            <w:rFonts w:hint="eastAsia"/>
-            <w:noProof/>
-          </w:rPr>
-          <w:t>程序运行逻辑解释</w:t>
-        </w:r>
-        <w:r>
-          <w:rPr>
-            <w:rFonts w:hint="eastAsia"/>
-            <w:noProof/>
-            <w:webHidden/>
-          </w:rPr>
-          <w:tab/>
-        </w:r>
-        <w:r>
-          <w:rPr>
-            <w:rFonts w:hint="eastAsia"/>
-            <w:noProof/>
-            <w:webHidden/>
-          </w:rPr>
-          <w:fldChar w:fldCharType="begin"/>
-        </w:r>
-        <w:r>
-          <w:rPr>
-            <w:rFonts w:hint="eastAsia"/>
-            <w:noProof/>
-            <w:webHidden/>
-          </w:rPr>
-          <w:instrText xml:space="preserve"> </w:instrText>
-        </w:r>
-        <w:r>
-          <w:rPr>
-            <w:noProof/>
-            <w:webHidden/>
-          </w:rPr>
-          <w:instrText>PAGEREF _Toc227791226 \h</w:instrText>
-        </w:r>
-        <w:r>
-          <w:rPr>
-            <w:rFonts w:hint="eastAsia"/>
-            <w:noProof/>
-            <w:webHidden/>
-          </w:rPr>
-          <w:instrText xml:space="preserve"> </w:instrText>
-        </w:r>
-        <w:r>
-          <w:rPr>
-            <w:rFonts w:hint="eastAsia"/>
-            <w:noProof/>
-            <w:webHidden/>
-          </w:rPr>
-        </w:r>
-        <w:r>
-          <w:rPr>
-            <w:rFonts w:hint="eastAsia"/>
-            <w:noProof/>
-            <w:webHidden/>
-          </w:rPr>
-          <w:fldChar w:fldCharType="separate"/>
-        </w:r>
-        <w:r>
-          <w:rPr>
-            <w:noProof/>
-            <w:webHidden/>
-          </w:rPr>
-          <w:t>3</w:t>
-        </w:r>
-        <w:r>
-          <w:rPr>
-            <w:rFonts w:hint="eastAsia"/>
-            <w:noProof/>
-            <w:webHidden/>
-          </w:rPr>
-          <w:fldChar w:fldCharType="end"/>
-        </w:r>
-      </w:hyperlink>
-    </w:p>
-    <w:p>
-      <w:pPr>
-        <w:pStyle w:val="TOC3"/>
-        <w:tabs>
-          <w:tab w:val="right" w:leader="dot" w:pos="8296"/>
-        </w:tabs>
-        <w:rPr>
-          <w:rFonts w:eastAsiaTheme="minorEastAsia" w:cstheme="minorBidi" w:hint="eastAsia"/>
-          <w:i w:val="0"/>
-          <w:iCs w:val="0"/>
-          <w:noProof/>
-          <w:sz w:val="22"/>
-          <w:szCs w:val="24"/>
-          <w14:ligatures w14:val="standardContextual"/>
-        </w:rPr>
-      </w:pPr>
-      <w:hyperlink w:anchor="_Toc227791227" w:history="1">
-        <w:r>
-          <w:rPr>
-            <w:rStyle w:val="a8"/>
-            <w:rFonts w:hint="eastAsia"/>
-            <w:noProof/>
-          </w:rPr>
-          <w:t xml:space="preserve">2.2.1 </w:t>
-        </w:r>
-        <w:r>
-          <w:rPr>
-            <w:rStyle w:val="a8"/>
-            <w:rFonts w:hint="eastAsia"/>
-            <w:noProof/>
-          </w:rPr>
-          <w:t>数据清洗与</w:t>
-        </w:r>
-        <w:r>
-          <w:rPr>
-            <w:rStyle w:val="a8"/>
-            <w:rFonts w:hint="eastAsia"/>
-            <w:noProof/>
-          </w:rPr>
-          <w:t xml:space="preserve"> OD </w:t>
-        </w:r>
-        <w:r>
-          <w:rPr>
-            <w:rStyle w:val="a8"/>
-            <w:rFonts w:hint="eastAsia"/>
-            <w:noProof/>
-          </w:rPr>
-          <w:t>匹配</w:t>
-        </w:r>
-        <w:r>
-          <w:rPr>
-            <w:rFonts w:hint="eastAsia"/>
-            <w:noProof/>
-            <w:webHidden/>
-          </w:rPr>
-          <w:tab/>
-        </w:r>
-        <w:r>
-          <w:rPr>
-            <w:rFonts w:hint="eastAsia"/>
-            <w:noProof/>
-            <w:webHidden/>
-          </w:rPr>
-          <w:fldChar w:fldCharType="begin"/>
-        </w:r>
-        <w:r>
-          <w:rPr>
-            <w:rFonts w:hint="eastAsia"/>
-            <w:noProof/>
-            <w:webHidden/>
-          </w:rPr>
-          <w:instrText xml:space="preserve"> </w:instrText>
-        </w:r>
-        <w:r>
-          <w:rPr>
-            <w:noProof/>
-            <w:webHidden/>
-          </w:rPr>
-          <w:instrText>PAGEREF _Toc227791227 \h</w:instrText>
-        </w:r>
-        <w:r>
-          <w:rPr>
-            <w:rFonts w:hint="eastAsia"/>
-            <w:noProof/>
-            <w:webHidden/>
-          </w:rPr>
-          <w:instrText xml:space="preserve"> </w:instrText>
-        </w:r>
-        <w:r>
-          <w:rPr>
-            <w:rFonts w:hint="eastAsia"/>
-            <w:noProof/>
-            <w:webHidden/>
-          </w:rPr>
-        </w:r>
-        <w:r>
-          <w:rPr>
-            <w:rFonts w:hint="eastAsia"/>
-            <w:noProof/>
-            <w:webHidden/>
-          </w:rPr>
-          <w:fldChar w:fldCharType="separate"/>
-        </w:r>
-        <w:r>
-          <w:rPr>
-            <w:noProof/>
-            <w:webHidden/>
-          </w:rPr>
-          <w:t>3</w:t>
-        </w:r>
-        <w:r>
-          <w:rPr>
-            <w:rFonts w:hint="eastAsia"/>
-            <w:noProof/>
-            <w:webHidden/>
-          </w:rPr>
-          <w:fldChar w:fldCharType="end"/>
-        </w:r>
-      </w:hyperlink>
-    </w:p>
-    <w:p>
-      <w:pPr>
-        <w:pStyle w:val="TOC3"/>
-        <w:tabs>
-          <w:tab w:val="right" w:leader="dot" w:pos="8296"/>
-        </w:tabs>
-        <w:rPr>
-          <w:rFonts w:eastAsiaTheme="minorEastAsia" w:cstheme="minorBidi" w:hint="eastAsia"/>
-          <w:i w:val="0"/>
-          <w:iCs w:val="0"/>
-          <w:noProof/>
-          <w:sz w:val="22"/>
-          <w:szCs w:val="24"/>
-          <w14:ligatures w14:val="standardContextual"/>
-        </w:rPr>
-      </w:pPr>
-      <w:hyperlink w:anchor="_Toc227791228" w:history="1">
-        <w:r>
-          <w:rPr>
-            <w:rStyle w:val="a8"/>
-            <w:rFonts w:hint="eastAsia"/>
-            <w:noProof/>
-          </w:rPr>
-          <w:t xml:space="preserve">2.2.2 </w:t>
-        </w:r>
-        <w:r>
-          <w:rPr>
-            <w:rStyle w:val="a8"/>
-            <w:rFonts w:hint="eastAsia"/>
-            <w:noProof/>
-          </w:rPr>
-          <w:t>基于最短路径的轨迹推断</w:t>
-        </w:r>
-        <w:r>
-          <w:rPr>
-            <w:rFonts w:hint="eastAsia"/>
-            <w:noProof/>
-            <w:webHidden/>
-          </w:rPr>
-          <w:tab/>
-        </w:r>
-        <w:r>
-          <w:rPr>
-            <w:rFonts w:hint="eastAsia"/>
-            <w:noProof/>
-            <w:webHidden/>
-          </w:rPr>
-          <w:fldChar w:fldCharType="begin"/>
-        </w:r>
-        <w:r>
-          <w:rPr>
-            <w:rFonts w:hint="eastAsia"/>
-            <w:noProof/>
-            <w:webHidden/>
-          </w:rPr>
-          <w:instrText xml:space="preserve"> </w:instrText>
-        </w:r>
-        <w:r>
-          <w:rPr>
-            <w:noProof/>
-            <w:webHidden/>
-          </w:rPr>
-          <w:instrText>PAGEREF _Toc227791228 \h</w:instrText>
-        </w:r>
-        <w:r>
-          <w:rPr>
-            <w:rFonts w:hint="eastAsia"/>
-            <w:noProof/>
-            <w:webHidden/>
-          </w:rPr>
-          <w:instrText xml:space="preserve"> </w:instrText>
-        </w:r>
-        <w:r>
-          <w:rPr>
-            <w:rFonts w:hint="eastAsia"/>
-            <w:noProof/>
-            <w:webHidden/>
-          </w:rPr>
-        </w:r>
-        <w:r>
-          <w:rPr>
-            <w:rFonts w:hint="eastAsia"/>
-            <w:noProof/>
-            <w:webHidden/>
-          </w:rPr>
-          <w:fldChar w:fldCharType="separate"/>
-        </w:r>
-        <w:r>
-          <w:rPr>
-            <w:noProof/>
-            <w:webHidden/>
-          </w:rPr>
-          <w:t>4</w:t>
-        </w:r>
-        <w:r>
-          <w:rPr>
-            <w:rFonts w:hint="eastAsia"/>
-            <w:noProof/>
-            <w:webHidden/>
-          </w:rPr>
-          <w:fldChar w:fldCharType="end"/>
-        </w:r>
-      </w:hyperlink>
-    </w:p>
-    <w:p>
-      <w:pPr>
-        <w:pStyle w:val="TOC3"/>
-        <w:tabs>
-          <w:tab w:val="right" w:leader="dot" w:pos="8296"/>
-        </w:tabs>
-        <w:rPr>
-          <w:rFonts w:eastAsiaTheme="minorEastAsia" w:cstheme="minorBidi" w:hint="eastAsia"/>
-          <w:i w:val="0"/>
-          <w:iCs w:val="0"/>
-          <w:noProof/>
-          <w:sz w:val="22"/>
-          <w:szCs w:val="24"/>
-          <w14:ligatures w14:val="standardContextual"/>
-        </w:rPr>
-      </w:pPr>
-      <w:hyperlink w:anchor="_Toc227791229" w:history="1">
-        <w:r>
-          <w:rPr>
-            <w:rStyle w:val="a8"/>
-            <w:rFonts w:hint="eastAsia"/>
-            <w:noProof/>
-          </w:rPr>
-          <w:t xml:space="preserve">2.2.3 </w:t>
-        </w:r>
-        <w:r>
-          <w:rPr>
-            <w:rStyle w:val="a8"/>
-            <w:rFonts w:hint="eastAsia"/>
-            <w:noProof/>
-          </w:rPr>
-          <w:t>隐私前缀树的构建与预算分配</w:t>
-        </w:r>
-        <w:r>
-          <w:rPr>
-            <w:rFonts w:hint="eastAsia"/>
-            <w:noProof/>
-            <w:webHidden/>
-          </w:rPr>
-          <w:tab/>
-        </w:r>
-        <w:r>
-          <w:rPr>
-            <w:rFonts w:hint="eastAsia"/>
-            <w:noProof/>
-            <w:webHidden/>
-          </w:rPr>
-          <w:fldChar w:fldCharType="begin"/>
-        </w:r>
-        <w:r>
-          <w:rPr>
-            <w:rFonts w:hint="eastAsia"/>
-            <w:noProof/>
-            <w:webHidden/>
-          </w:rPr>
-          <w:instrText xml:space="preserve"> </w:instrText>
-        </w:r>
-        <w:r>
-          <w:rPr>
-            <w:noProof/>
-            <w:webHidden/>
-          </w:rPr>
-          <w:instrText>PAGEREF _Toc227791229 \h</w:instrText>
-        </w:r>
-        <w:r>
-          <w:rPr>
-            <w:rFonts w:hint="eastAsia"/>
-            <w:noProof/>
-            <w:webHidden/>
-          </w:rPr>
-          <w:instrText xml:space="preserve"> </w:instrText>
-        </w:r>
-        <w:r>
-          <w:rPr>
-            <w:rFonts w:hint="eastAsia"/>
-            <w:noProof/>
-            <w:webHidden/>
-          </w:rPr>
-        </w:r>
-        <w:r>
-          <w:rPr>
-            <w:rFonts w:hint="eastAsia"/>
-            <w:noProof/>
-            <w:webHidden/>
-          </w:rPr>
-          <w:fldChar w:fldCharType="separate"/>
-        </w:r>
-        <w:r>
-          <w:rPr>
-            <w:noProof/>
-            <w:webHidden/>
-          </w:rPr>
-          <w:t>4</w:t>
-        </w:r>
-        <w:r>
-          <w:rPr>
-            <w:rFonts w:hint="eastAsia"/>
-            <w:noProof/>
-            <w:webHidden/>
-          </w:rPr>
-          <w:fldChar w:fldCharType="end"/>
-        </w:r>
-      </w:hyperlink>
-    </w:p>
-    <w:p>
-      <w:pPr>
-        <w:pStyle w:val="TOC3"/>
-        <w:tabs>
-          <w:tab w:val="right" w:leader="dot" w:pos="8296"/>
-        </w:tabs>
-        <w:rPr>
-          <w:rFonts w:eastAsiaTheme="minorEastAsia" w:cstheme="minorBidi" w:hint="eastAsia"/>
-          <w:i w:val="0"/>
-          <w:iCs w:val="0"/>
-          <w:noProof/>
-          <w:sz w:val="22"/>
-          <w:szCs w:val="24"/>
-          <w14:ligatures w14:val="standardContextual"/>
-        </w:rPr>
-      </w:pPr>
-      <w:hyperlink w:anchor="_Toc227791230" w:history="1">
-        <w:r>
-          <w:rPr>
-            <w:rStyle w:val="a8"/>
-            <w:rFonts w:hint="eastAsia"/>
-            <w:noProof/>
-          </w:rPr>
-          <w:t xml:space="preserve">2.2.4 </w:t>
-        </w:r>
-        <w:r>
-          <w:rPr>
-            <w:rStyle w:val="a8"/>
-            <w:rFonts w:hint="eastAsia"/>
-            <w:noProof/>
-          </w:rPr>
-          <w:t>噪声注入与结构剪枝优化</w:t>
-        </w:r>
-        <w:r>
-          <w:rPr>
-            <w:rFonts w:hint="eastAsia"/>
-            <w:noProof/>
-            <w:webHidden/>
-          </w:rPr>
-          <w:tab/>
-        </w:r>
-        <w:r>
-          <w:rPr>
-            <w:rFonts w:hint="eastAsia"/>
-            <w:noProof/>
-            <w:webHidden/>
-          </w:rPr>
-          <w:fldChar w:fldCharType="begin"/>
-        </w:r>
-        <w:r>
-          <w:rPr>
-            <w:rFonts w:hint="eastAsia"/>
-            <w:noProof/>
-            <w:webHidden/>
-          </w:rPr>
-          <w:instrText xml:space="preserve"> </w:instrText>
-        </w:r>
-        <w:r>
-          <w:rPr>
-            <w:noProof/>
-            <w:webHidden/>
-          </w:rPr>
-          <w:instrText>PAGEREF _Toc227791230 \h</w:instrText>
-        </w:r>
-        <w:r>
-          <w:rPr>
-            <w:rFonts w:hint="eastAsia"/>
-            <w:noProof/>
-            <w:webHidden/>
-          </w:rPr>
-          <w:instrText xml:space="preserve"> </w:instrText>
-        </w:r>
-        <w:r>
-          <w:rPr>
-            <w:rFonts w:hint="eastAsia"/>
-            <w:noProof/>
-            <w:webHidden/>
-          </w:rPr>
-        </w:r>
-        <w:r>
-          <w:rPr>
-            <w:rFonts w:hint="eastAsia"/>
-            <w:noProof/>
-            <w:webHidden/>
-          </w:rPr>
-          <w:fldChar w:fldCharType="separate"/>
-        </w:r>
-        <w:r>
-          <w:rPr>
-            <w:noProof/>
-            <w:webHidden/>
-          </w:rPr>
-          <w:t>5</w:t>
-        </w:r>
-        <w:r>
-          <w:rPr>
-            <w:rFonts w:hint="eastAsia"/>
-            <w:noProof/>
-            <w:webHidden/>
-          </w:rPr>
-          <w:fldChar w:fldCharType="end"/>
-        </w:r>
-      </w:hyperlink>
-    </w:p>
-    <w:p>
-      <w:pPr>
-        <w:pStyle w:val="TOC1"/>
-        <w:tabs>
-          <w:tab w:val="right" w:leader="dot" w:pos="8296"/>
-        </w:tabs>
-        <w:rPr>
-          <w:rFonts w:eastAsiaTheme="minorEastAsia" w:cstheme="minorBidi" w:hint="eastAsia"/>
-          <w:b w:val="0"/>
-          <w:bCs w:val="0"/>
-          <w:caps w:val="0"/>
-          <w:noProof/>
-          <w:sz w:val="22"/>
-          <w:szCs w:val="24"/>
-          <w14:ligatures w14:val="standardContextual"/>
-        </w:rPr>
-      </w:pPr>
-      <w:hyperlink w:anchor="_Toc227791231" w:history="1">
-        <w:r>
-          <w:rPr>
-            <w:rStyle w:val="a8"/>
-            <w:rFonts w:hint="eastAsia"/>
-            <w:noProof/>
-          </w:rPr>
-          <w:t xml:space="preserve">3 </w:t>
-        </w:r>
-        <w:r>
-          <w:rPr>
-            <w:rStyle w:val="a8"/>
-            <w:rFonts w:hint="eastAsia"/>
-            <w:noProof/>
-          </w:rPr>
-          <w:t>核心类及数学原理说明</w:t>
-        </w:r>
-        <w:r>
-          <w:rPr>
-            <w:rFonts w:hint="eastAsia"/>
-            <w:noProof/>
-            <w:webHidden/>
-          </w:rPr>
-          <w:tab/>
-        </w:r>
-        <w:r>
-          <w:rPr>
-            <w:rFonts w:hint="eastAsia"/>
-            <w:noProof/>
-            <w:webHidden/>
-          </w:rPr>
-          <w:fldChar w:fldCharType="begin"/>
-        </w:r>
-        <w:r>
-          <w:rPr>
-            <w:rFonts w:hint="eastAsia"/>
-            <w:noProof/>
-            <w:webHidden/>
-          </w:rPr>
-          <w:instrText xml:space="preserve"> </w:instrText>
-        </w:r>
-        <w:r>
-          <w:rPr>
-            <w:noProof/>
-            <w:webHidden/>
-          </w:rPr>
-          <w:instrText>PAGEREF _Toc227791231 \h</w:instrText>
-        </w:r>
-        <w:r>
-          <w:rPr>
-            <w:rFonts w:hint="eastAsia"/>
-            <w:noProof/>
-            <w:webHidden/>
-          </w:rPr>
-          <w:instrText xml:space="preserve"> </w:instrText>
-        </w:r>
-        <w:r>
-          <w:rPr>
-            <w:rFonts w:hint="eastAsia"/>
-            <w:noProof/>
-            <w:webHidden/>
-          </w:rPr>
-        </w:r>
-        <w:r>
-          <w:rPr>
-            <w:rFonts w:hint="eastAsia"/>
-            <w:noProof/>
-            <w:webHidden/>
-          </w:rPr>
-          <w:fldChar w:fldCharType="separate"/>
-        </w:r>
-        <w:r>
-          <w:rPr>
-            <w:noProof/>
-            <w:webHidden/>
-          </w:rPr>
-          <w:t>5</w:t>
-        </w:r>
-        <w:r>
-          <w:rPr>
-            <w:rFonts w:hint="eastAsia"/>
-            <w:noProof/>
-            <w:webHidden/>
-          </w:rPr>
-          <w:fldChar w:fldCharType="end"/>
-        </w:r>
-      </w:hyperlink>
-    </w:p>
-    <w:p>
-      <w:pPr>
-        <w:pStyle w:val="TOC3"/>
-        <w:tabs>
-          <w:tab w:val="right" w:leader="dot" w:pos="8296"/>
-        </w:tabs>
-        <w:rPr>
-          <w:rFonts w:eastAsiaTheme="minorEastAsia" w:cstheme="minorBidi" w:hint="eastAsia"/>
-          <w:i w:val="0"/>
-          <w:iCs w:val="0"/>
-          <w:noProof/>
-          <w:sz w:val="22"/>
-          <w:szCs w:val="24"/>
-          <w14:ligatures w14:val="standardContextual"/>
-        </w:rPr>
-      </w:pPr>
-      <w:hyperlink w:anchor="_Toc227791232" w:history="1">
-        <w:r>
-          <w:rPr>
-            <w:rStyle w:val="a8"/>
-            <w:rFonts w:ascii="Arial" w:hAnsi="Arial" w:cs="Arial" w:hint="eastAsia"/>
-            <w:b/>
-            <w:bCs/>
-            <w:noProof/>
-            <w:kern w:val="0"/>
-          </w:rPr>
-          <w:t xml:space="preserve">3.1 </w:t>
-        </w:r>
-        <w:r>
-          <w:rPr>
-            <w:rStyle w:val="a8"/>
-            <w:rFonts w:ascii="Arial" w:hAnsi="Arial" w:cs="Arial" w:hint="eastAsia"/>
-            <w:b/>
-            <w:bCs/>
-            <w:noProof/>
-            <w:kern w:val="0"/>
-          </w:rPr>
-          <w:t>核心类详细解释</w:t>
-        </w:r>
-        <w:r>
-          <w:rPr>
-            <w:rFonts w:hint="eastAsia"/>
-            <w:noProof/>
-            <w:webHidden/>
-          </w:rPr>
-          <w:tab/>
-        </w:r>
-        <w:r>
-          <w:rPr>
-            <w:rFonts w:hint="eastAsia"/>
-            <w:noProof/>
-            <w:webHidden/>
-          </w:rPr>
-          <w:fldChar w:fldCharType="begin"/>
-        </w:r>
-        <w:r>
-          <w:rPr>
-            <w:rFonts w:hint="eastAsia"/>
-            <w:noProof/>
-            <w:webHidden/>
-          </w:rPr>
-          <w:instrText xml:space="preserve"> </w:instrText>
-        </w:r>
-        <w:r>
-          <w:rPr>
-            <w:noProof/>
-            <w:webHidden/>
-          </w:rPr>
-          <w:instrText>PAGEREF _Toc227791232 \h</w:instrText>
-        </w:r>
-        <w:r>
-          <w:rPr>
-            <w:rFonts w:hint="eastAsia"/>
-            <w:noProof/>
-            <w:webHidden/>
-          </w:rPr>
-          <w:instrText xml:space="preserve"> </w:instrText>
-        </w:r>
-        <w:r>
-          <w:rPr>
-            <w:rFonts w:hint="eastAsia"/>
-            <w:noProof/>
-            <w:webHidden/>
-          </w:rPr>
-        </w:r>
-        <w:r>
-          <w:rPr>
-            <w:rFonts w:hint="eastAsia"/>
-            <w:noProof/>
-            <w:webHidden/>
-          </w:rPr>
-          <w:fldChar w:fldCharType="separate"/>
-        </w:r>
-        <w:r>
-          <w:rPr>
-            <w:noProof/>
-            <w:webHidden/>
-          </w:rPr>
-          <w:t>5</w:t>
-        </w:r>
-        <w:r>
-          <w:rPr>
-            <w:rFonts w:hint="eastAsia"/>
-            <w:noProof/>
-            <w:webHidden/>
-          </w:rPr>
-          <w:fldChar w:fldCharType="end"/>
-        </w:r>
-      </w:hyperlink>
-    </w:p>
-    <w:p>
-      <w:pPr>
-        <w:pStyle w:val="TOC3"/>
-        <w:tabs>
-          <w:tab w:val="right" w:leader="dot" w:pos="8296"/>
-        </w:tabs>
-        <w:rPr>
-          <w:rFonts w:eastAsiaTheme="minorEastAsia" w:cstheme="minorBidi" w:hint="eastAsia"/>
-          <w:i w:val="0"/>
-          <w:iCs w:val="0"/>
-          <w:noProof/>
-          <w:sz w:val="22"/>
-          <w:szCs w:val="24"/>
-          <w14:ligatures w14:val="standardContextual"/>
-        </w:rPr>
-      </w:pPr>
-      <w:hyperlink w:anchor="_Toc227791233" w:history="1">
-        <w:r>
-          <w:rPr>
-            <w:rStyle w:val="a8"/>
-            <w:rFonts w:ascii="Arial" w:hAnsi="Arial" w:cs="Arial" w:hint="eastAsia"/>
-            <w:b/>
-            <w:bCs/>
-            <w:noProof/>
-            <w:kern w:val="0"/>
-          </w:rPr>
-          <w:t xml:space="preserve">3.2 </w:t>
-        </w:r>
-        <w:r>
-          <w:rPr>
-            <w:rStyle w:val="a8"/>
-            <w:rFonts w:ascii="Arial" w:hAnsi="Arial" w:cs="Arial" w:hint="eastAsia"/>
-            <w:b/>
-            <w:bCs/>
-            <w:noProof/>
-            <w:kern w:val="0"/>
-          </w:rPr>
-          <w:t>数学原理与公式说明</w:t>
-        </w:r>
-        <w:r>
-          <w:rPr>
-            <w:rFonts w:hint="eastAsia"/>
-            <w:noProof/>
-            <w:webHidden/>
-          </w:rPr>
-          <w:tab/>
-        </w:r>
-        <w:r>
-          <w:rPr>
-            <w:rFonts w:hint="eastAsia"/>
-            <w:noProof/>
-            <w:webHidden/>
-          </w:rPr>
-          <w:fldChar w:fldCharType="begin"/>
-        </w:r>
-        <w:r>
-          <w:rPr>
-            <w:rFonts w:hint="eastAsia"/>
-            <w:noProof/>
-            <w:webHidden/>
-          </w:rPr>
-          <w:instrText xml:space="preserve"> </w:instrText>
-        </w:r>
-        <w:r>
-          <w:rPr>
-            <w:noProof/>
-            <w:webHidden/>
-          </w:rPr>
-          <w:instrText>PAGEREF _Toc227791233 \h</w:instrText>
-        </w:r>
-        <w:r>
-          <w:rPr>
-            <w:rFonts w:hint="eastAsia"/>
-            <w:noProof/>
-            <w:webHidden/>
-          </w:rPr>
-          <w:instrText xml:space="preserve"> </w:instrText>
-        </w:r>
-        <w:r>
-          <w:rPr>
-            <w:rFonts w:hint="eastAsia"/>
-            <w:noProof/>
-            <w:webHidden/>
-          </w:rPr>
-        </w:r>
-        <w:r>
-          <w:rPr>
-            <w:rFonts w:hint="eastAsia"/>
-            <w:noProof/>
-            <w:webHidden/>
-          </w:rPr>
-          <w:fldChar w:fldCharType="separate"/>
-        </w:r>
-        <w:r>
-          <w:rPr>
-            <w:noProof/>
-            <w:webHidden/>
-          </w:rPr>
-          <w:t>7</w:t>
-        </w:r>
-        <w:r>
-          <w:rPr>
-            <w:rFonts w:hint="eastAsia"/>
-            <w:noProof/>
-            <w:webHidden/>
-          </w:rPr>
-          <w:fldChar w:fldCharType="end"/>
-        </w:r>
-      </w:hyperlink>
-    </w:p>
-    <w:p>
-      <w:pPr>
-        <w:pStyle w:val="TOC1"/>
-        <w:tabs>
-          <w:tab w:val="right" w:leader="dot" w:pos="8296"/>
-        </w:tabs>
-        <w:rPr>
-          <w:rFonts w:eastAsiaTheme="minorEastAsia" w:cstheme="minorBidi" w:hint="eastAsia"/>
-          <w:b w:val="0"/>
-          <w:bCs w:val="0"/>
-          <w:caps w:val="0"/>
-          <w:noProof/>
-          <w:sz w:val="22"/>
-          <w:szCs w:val="24"/>
-          <w14:ligatures w14:val="standardContextual"/>
-        </w:rPr>
-      </w:pPr>
-      <w:hyperlink w:anchor="_Toc227791234" w:history="1">
-        <w:r>
-          <w:rPr>
-            <w:rStyle w:val="a8"/>
-            <w:rFonts w:hint="eastAsia"/>
-            <w:noProof/>
-          </w:rPr>
-          <w:t xml:space="preserve">4 </w:t>
-        </w:r>
-        <w:r>
-          <w:rPr>
-            <w:rStyle w:val="a8"/>
-            <w:rFonts w:hint="eastAsia"/>
-            <w:noProof/>
-          </w:rPr>
-          <w:t>模块依赖关系</w:t>
-        </w:r>
-        <w:r>
-          <w:rPr>
-            <w:rFonts w:hint="eastAsia"/>
-            <w:noProof/>
-            <w:webHidden/>
-          </w:rPr>
-          <w:tab/>
-        </w:r>
-        <w:r>
-          <w:rPr>
-            <w:rFonts w:hint="eastAsia"/>
-            <w:noProof/>
-            <w:webHidden/>
-          </w:rPr>
-          <w:fldChar w:fldCharType="begin"/>
-        </w:r>
-        <w:r>
-          <w:rPr>
-            <w:rFonts w:hint="eastAsia"/>
-            <w:noProof/>
-            <w:webHidden/>
-          </w:rPr>
-          <w:instrText xml:space="preserve"> </w:instrText>
-        </w:r>
-        <w:r>
-          <w:rPr>
-            <w:noProof/>
-            <w:webHidden/>
-          </w:rPr>
-          <w:instrText>PAGEREF _Toc227791234 \h</w:instrText>
-        </w:r>
-        <w:r>
-          <w:rPr>
-            <w:rFonts w:hint="eastAsia"/>
-            <w:noProof/>
-            <w:webHidden/>
-          </w:rPr>
-          <w:instrText xml:space="preserve"> </w:instrText>
-        </w:r>
-        <w:r>
-          <w:rPr>
-            <w:rFonts w:hint="eastAsia"/>
-            <w:noProof/>
-            <w:webHidden/>
-          </w:rPr>
-        </w:r>
-        <w:r>
-          <w:rPr>
-            <w:rFonts w:hint="eastAsia"/>
-            <w:noProof/>
-            <w:webHidden/>
-          </w:rPr>
-          <w:fldChar w:fldCharType="separate"/>
-        </w:r>
-        <w:r>
-          <w:rPr>
-            <w:noProof/>
-            <w:webHidden/>
-          </w:rPr>
-          <w:t>8</w:t>
-        </w:r>
-        <w:r>
-          <w:rPr>
-            <w:rFonts w:hint="eastAsia"/>
-            <w:noProof/>
-            <w:webHidden/>
-          </w:rPr>
-          <w:fldChar w:fldCharType="end"/>
-        </w:r>
-      </w:hyperlink>
-    </w:p>
-    <w:p>
-      <w:pPr>
-        <w:pStyle w:val="TOC3"/>
-        <w:tabs>
-          <w:tab w:val="right" w:leader="dot" w:pos="8296"/>
-        </w:tabs>
-        <w:rPr>
-          <w:rFonts w:eastAsiaTheme="minorEastAsia" w:cstheme="minorBidi" w:hint="eastAsia"/>
-          <w:i w:val="0"/>
-          <w:iCs w:val="0"/>
-          <w:noProof/>
-          <w:sz w:val="22"/>
-          <w:szCs w:val="24"/>
-          <w14:ligatures w14:val="standardContextual"/>
-        </w:rPr>
-      </w:pPr>
-      <w:hyperlink w:anchor="_Toc227791235" w:history="1">
-        <w:r>
-          <w:rPr>
-            <w:rStyle w:val="a8"/>
-            <w:rFonts w:hint="eastAsia"/>
-            <w:noProof/>
-          </w:rPr>
-          <w:t xml:space="preserve">4.1 </w:t>
-        </w:r>
-        <w:r>
-          <w:rPr>
-            <w:rStyle w:val="a8"/>
-            <w:rFonts w:hint="eastAsia"/>
-            <w:noProof/>
-          </w:rPr>
-          <w:t>模块依赖关系图</w:t>
-        </w:r>
-        <w:r>
-          <w:rPr>
-            <w:rFonts w:hint="eastAsia"/>
-            <w:noProof/>
-            <w:webHidden/>
-          </w:rPr>
-          <w:tab/>
-        </w:r>
-        <w:r>
-          <w:rPr>
-            <w:rFonts w:hint="eastAsia"/>
-            <w:noProof/>
-            <w:webHidden/>
-          </w:rPr>
-          <w:fldChar w:fldCharType="begin"/>
-        </w:r>
-        <w:r>
-          <w:rPr>
-            <w:rFonts w:hint="eastAsia"/>
-            <w:noProof/>
-            <w:webHidden/>
-          </w:rPr>
-          <w:instrText xml:space="preserve"> </w:instrText>
-        </w:r>
-        <w:r>
-          <w:rPr>
-            <w:noProof/>
-            <w:webHidden/>
-          </w:rPr>
-          <w:instrText>PAGEREF _Toc227791235 \h</w:instrText>
-        </w:r>
-        <w:r>
-          <w:rPr>
-            <w:rFonts w:hint="eastAsia"/>
-            <w:noProof/>
-            <w:webHidden/>
-          </w:rPr>
-          <w:instrText xml:space="preserve"> </w:instrText>
-        </w:r>
-        <w:r>
-          <w:rPr>
-            <w:rFonts w:hint="eastAsia"/>
-            <w:noProof/>
-            <w:webHidden/>
-          </w:rPr>
-        </w:r>
-        <w:r>
-          <w:rPr>
-            <w:rFonts w:hint="eastAsia"/>
-            <w:noProof/>
-            <w:webHidden/>
-          </w:rPr>
-          <w:fldChar w:fldCharType="separate"/>
-        </w:r>
-        <w:r>
-          <w:rPr>
-            <w:noProof/>
-            <w:webHidden/>
-          </w:rPr>
-          <w:t>9</w:t>
-        </w:r>
-        <w:r>
-          <w:rPr>
-            <w:rFonts w:hint="eastAsia"/>
-            <w:noProof/>
-            <w:webHidden/>
-          </w:rPr>
-          <w:fldChar w:fldCharType="end"/>
-        </w:r>
-      </w:hyperlink>
-    </w:p>
-    <w:p>
-      <w:pPr>
-        <w:pStyle w:val="TOC3"/>
-        <w:tabs>
-          <w:tab w:val="right" w:leader="dot" w:pos="8296"/>
-        </w:tabs>
-        <w:rPr>
-          <w:rFonts w:eastAsiaTheme="minorEastAsia" w:cstheme="minorBidi" w:hint="eastAsia"/>
-          <w:i w:val="0"/>
-          <w:iCs w:val="0"/>
-          <w:noProof/>
-          <w:sz w:val="22"/>
-          <w:szCs w:val="24"/>
-          <w14:ligatures w14:val="standardContextual"/>
-        </w:rPr>
-      </w:pPr>
-      <w:hyperlink w:anchor="_Toc227791236" w:history="1">
-        <w:r>
-          <w:rPr>
-            <w:rStyle w:val="a8"/>
-            <w:rFonts w:hint="eastAsia"/>
-            <w:noProof/>
-          </w:rPr>
-          <w:t xml:space="preserve">4.2 </w:t>
-        </w:r>
-        <w:r>
-          <w:rPr>
-            <w:rStyle w:val="a8"/>
-            <w:rFonts w:hint="eastAsia"/>
-            <w:noProof/>
-          </w:rPr>
-          <w:t>依赖说明</w:t>
-        </w:r>
-        <w:r>
-          <w:rPr>
-            <w:rFonts w:hint="eastAsia"/>
-            <w:noProof/>
-            <w:webHidden/>
-          </w:rPr>
-          <w:tab/>
-        </w:r>
-        <w:r>
-          <w:rPr>
-            <w:rFonts w:hint="eastAsia"/>
-            <w:noProof/>
-            <w:webHidden/>
-          </w:rPr>
-          <w:fldChar w:fldCharType="begin"/>
-        </w:r>
-        <w:r>
-          <w:rPr>
-            <w:rFonts w:hint="eastAsia"/>
-            <w:noProof/>
-            <w:webHidden/>
-          </w:rPr>
-          <w:instrText xml:space="preserve"> </w:instrText>
-        </w:r>
-        <w:r>
-          <w:rPr>
-            <w:noProof/>
-            <w:webHidden/>
-          </w:rPr>
-          <w:instrText>PAGEREF _Toc227791236 \h</w:instrText>
-        </w:r>
-        <w:r>
-          <w:rPr>
-            <w:rFonts w:hint="eastAsia"/>
-            <w:noProof/>
-            <w:webHidden/>
-          </w:rPr>
-          <w:instrText xml:space="preserve"> </w:instrText>
-        </w:r>
-        <w:r>
-          <w:rPr>
-            <w:rFonts w:hint="eastAsia"/>
-            <w:noProof/>
-            <w:webHidden/>
-          </w:rPr>
-        </w:r>
-        <w:r>
-          <w:rPr>
-            <w:rFonts w:hint="eastAsia"/>
-            <w:noProof/>
-            <w:webHidden/>
-          </w:rPr>
-          <w:fldChar w:fldCharType="separate"/>
-        </w:r>
-        <w:r>
-          <w:rPr>
-            <w:noProof/>
-            <w:webHidden/>
-          </w:rPr>
-          <w:t>9</w:t>
-        </w:r>
-        <w:r>
-          <w:rPr>
-            <w:rFonts w:hint="eastAsia"/>
-            <w:noProof/>
-            <w:webHidden/>
-          </w:rPr>
-          <w:fldChar w:fldCharType="end"/>
-        </w:r>
-      </w:hyperlink>
-    </w:p>
-    <w:p>
-      <w:pPr>
-        <w:pStyle w:val="TOC1"/>
-        <w:tabs>
-          <w:tab w:val="right" w:leader="dot" w:pos="8296"/>
-        </w:tabs>
-        <w:rPr>
-          <w:rFonts w:eastAsiaTheme="minorEastAsia" w:cstheme="minorBidi" w:hint="eastAsia"/>
-          <w:b w:val="0"/>
-          <w:bCs w:val="0"/>
-          <w:caps w:val="0"/>
-          <w:noProof/>
-          <w:sz w:val="22"/>
-          <w:szCs w:val="24"/>
-          <w14:ligatures w14:val="standardContextual"/>
-        </w:rPr>
-      </w:pPr>
-      <w:hyperlink w:anchor="_Toc227791237" w:history="1">
-        <w:r>
-          <w:rPr>
-            <w:rStyle w:val="a8"/>
-            <w:rFonts w:hint="eastAsia"/>
-            <w:noProof/>
-          </w:rPr>
-          <w:t>附录</w:t>
-        </w:r>
-        <w:r>
-          <w:rPr>
-            <w:rStyle w:val="a8"/>
-            <w:rFonts w:hint="eastAsia"/>
-            <w:noProof/>
-          </w:rPr>
-          <w:t xml:space="preserve">A </w:t>
-        </w:r>
-        <w:r>
-          <w:rPr>
-            <w:rStyle w:val="a8"/>
-            <w:rFonts w:hint="eastAsia"/>
-            <w:noProof/>
-          </w:rPr>
-          <w:t>相关流程图</w:t>
-        </w:r>
-        <w:r>
-          <w:rPr>
-            <w:rFonts w:hint="eastAsia"/>
-            <w:noProof/>
-            <w:webHidden/>
-          </w:rPr>
-          <w:tab/>
-        </w:r>
-        <w:r>
-          <w:rPr>
-            <w:rFonts w:hint="eastAsia"/>
-            <w:noProof/>
-            <w:webHidden/>
-          </w:rPr>
-          <w:fldChar w:fldCharType="begin"/>
-        </w:r>
-        <w:r>
-          <w:rPr>
-            <w:rFonts w:hint="eastAsia"/>
-            <w:noProof/>
-            <w:webHidden/>
-          </w:rPr>
-          <w:instrText xml:space="preserve"> </w:instrText>
-        </w:r>
-        <w:r>
-          <w:rPr>
-            <w:noProof/>
-            <w:webHidden/>
-          </w:rPr>
-          <w:instrText>PAGEREF _Toc227791237 \h</w:instrText>
-        </w:r>
-        <w:r>
-          <w:rPr>
-            <w:rFonts w:hint="eastAsia"/>
-            <w:noProof/>
-            <w:webHidden/>
-          </w:rPr>
-          <w:instrText xml:space="preserve"> </w:instrText>
-        </w:r>
-        <w:r>
-          <w:rPr>
-            <w:rFonts w:hint="eastAsia"/>
-            <w:noProof/>
-            <w:webHidden/>
-          </w:rPr>
-        </w:r>
-        <w:r>
-          <w:rPr>
-            <w:rFonts w:hint="eastAsia"/>
-            <w:noProof/>
-            <w:webHidden/>
-          </w:rPr>
-          <w:fldChar w:fldCharType="separate"/>
-        </w:r>
-        <w:r>
-          <w:rPr>
-            <w:noProof/>
-            <w:webHidden/>
-          </w:rPr>
-          <w:t>9</w:t>
-        </w:r>
-        <w:r>
-          <w:rPr>
-            <w:rFonts w:hint="eastAsia"/>
-            <w:noProof/>
-            <w:webHidden/>
-          </w:rPr>
-          <w:fldChar w:fldCharType="end"/>
-        </w:r>
-      </w:hyperlink>
+      </w:pPr>
     </w:p>
     <w:p>
       <w:pPr>
@@ -2282,14 +3036,17 @@
           <w:sz w:val="32"/>
         </w:rPr>
       </w:pPr>
-      <w:r>
+    </w:p>
+    <w:p>
+      <w:pPr>
+        <w:widowControl/>
+        <w:jc w:val="left"/>
         <w:rPr>
           <w:rFonts w:eastAsia="黑体"/>
           <w:b/>
           <w:sz w:val="32"/>
         </w:rPr>
-        <w:fldChar w:fldCharType="end"/>
-      </w:r>
+      </w:pPr>
     </w:p>
     <w:p>
       <w:pPr>
@@ -2301,30 +3058,6 @@
           <w:sz w:val="32"/>
         </w:rPr>
       </w:pPr>
-      <w:r>
-        <w:rPr>
-          <w:rFonts w:eastAsia="黑体" w:hint="eastAsia"/>
-          <w:b/>
-          <w:sz w:val="32"/>
-        </w:rPr>
-        <w:t>本报告中的详细流程图都放在附录</w:t>
-      </w:r>
-      <w:r>
-        <w:rPr>
-          <w:rFonts w:eastAsia="黑体" w:hint="eastAsia"/>
-          <w:b/>
-          <w:sz w:val="32"/>
-        </w:rPr>
-        <w:t>A</w:t>
-      </w:r>
-      <w:r>
-        <w:rPr>
-          <w:rFonts w:eastAsia="黑体" w:hint="eastAsia"/>
-          <w:b/>
-          <w:sz w:val="32"/>
-        </w:rPr>
-        <w:t>中了，使用电子版的读者可以直接点击文中的超链接</w:t>
-      </w:r>
     </w:p>
     <w:p>
       <w:pPr>
@@ -2394,56 +3127,15 @@
     </w:p>
     <w:p>
       <w:pPr>
-        <w:widowControl/>
-        <w:jc w:val="left"/>
-        <w:rPr>
-          <w:rFonts w:eastAsia="黑体"/>
-          <w:b/>
-          <w:sz w:val="32"/>
-        </w:rPr>
-      </w:pPr>
-    </w:p>
-    <w:p>
-      <w:pPr>
-        <w:widowControl/>
-        <w:jc w:val="left"/>
-        <w:rPr>
-          <w:rFonts w:eastAsia="黑体"/>
-          <w:b/>
-          <w:sz w:val="32"/>
-        </w:rPr>
-      </w:pPr>
-    </w:p>
-    <w:p>
-      <w:pPr>
-        <w:widowControl/>
-        <w:jc w:val="left"/>
-        <w:rPr>
-          <w:rFonts w:eastAsia="黑体"/>
-          <w:b/>
-          <w:sz w:val="32"/>
-        </w:rPr>
-      </w:pPr>
-    </w:p>
-    <w:p>
-      <w:pPr>
-        <w:widowControl/>
-        <w:jc w:val="left"/>
-        <w:rPr>
-          <w:rFonts w:eastAsia="黑体" w:hint="eastAsia"/>
-          <w:b/>
-          <w:sz w:val="32"/>
-        </w:rPr>
-      </w:pPr>
-    </w:p>
-    <w:p>
-      <w:pPr>
         <w:pStyle w:val="1"/>
       </w:pPr>
-      <w:bookmarkStart w:id="6" w:name="_Toc227791224"/>
+      <w:bookmarkStart w:id="6" w:name="_Toc227872602"/>
       <w:bookmarkEnd w:id="0"/>
       <w:r>
-        <w:t xml:space="preserve">1 </w:t>
+        <w:rPr>
+          <w:rFonts w:hint="eastAsia"/>
+        </w:rPr>
+        <w:t>一、</w:t>
       </w:r>
       <w:r>
         <w:t>实验环境与设备</w:t>
@@ -2874,24 +3566,35 @@
               <w:t>tqdm</w:t>
             </w:r>
             <w:proofErr w:type="spellEnd"/>
+            <w:r>
+              <w:rPr>
+                <w:rFonts w:hint="eastAsia"/>
+              </w:rPr>
+              <w:t xml:space="preserve">, </w:t>
+            </w:r>
+            <w:proofErr w:type="spellStart"/>
+            <w:r>
+              <w:rPr>
+                <w:rFonts w:hint="eastAsia"/>
+              </w:rPr>
+              <w:t>scipy</w:t>
+            </w:r>
+            <w:proofErr w:type="spellEnd"/>
           </w:p>
         </w:tc>
       </w:tr>
     </w:tbl>
-    <w:p>
-      <w:pPr>
+    <w:p/>
+    <w:p>
+      <w:pPr>
+        <w:pStyle w:val="1"/>
+      </w:pPr>
+      <w:bookmarkStart w:id="7" w:name="_Toc227872603"/>
+      <w:r>
         <w:rPr>
           <w:rFonts w:hint="eastAsia"/>
         </w:rPr>
-      </w:pPr>
-    </w:p>
-    <w:p>
-      <w:pPr>
-        <w:pStyle w:val="1"/>
-      </w:pPr>
-      <w:bookmarkStart w:id="7" w:name="_Toc227791225"/>
-      <w:r>
-        <w:t xml:space="preserve">2 </w:t>
+        <w:t>二、</w:t>
       </w:r>
       <w:r>
         <w:t>程序总体框架与运行逻辑</w:t>
@@ -2924,13 +3627,7 @@
         <w:t>。程序逻辑遵循从原始数据提取到高维模型构建，再到隐私预算优化的闭环路径。</w:t>
       </w:r>
     </w:p>
-    <w:p>
-      <w:pPr>
-        <w:rPr>
-          <w:rFonts w:hint="eastAsia"/>
-        </w:rPr>
-      </w:pPr>
-    </w:p>
+    <w:p/>
     <w:p>
       <w:hyperlink r:id="rId10" w:history="1">
         <w:r>
@@ -2959,21 +3656,7 @@
             <w:rStyle w:val="a8"/>
             <w:rFonts w:hint="eastAsia"/>
           </w:rPr>
-          <w:t>总体程序</w:t>
-        </w:r>
-        <w:r>
-          <w:rPr>
-            <w:rStyle w:val="a8"/>
-            <w:rFonts w:hint="eastAsia"/>
-          </w:rPr>
-          <w:t>架</w:t>
-        </w:r>
-        <w:r>
-          <w:rPr>
-            <w:rStyle w:val="a8"/>
-            <w:rFonts w:hint="eastAsia"/>
-          </w:rPr>
-          <w:t>构</w:t>
+          <w:t>总体程序架构</w:t>
         </w:r>
         <w:r>
           <w:rPr>
@@ -2987,40 +3670,22 @@
     <w:p/>
     <w:p>
       <w:pPr>
-        <w:pStyle w:val="2"/>
-      </w:pPr>
-      <w:bookmarkStart w:id="8" w:name="_Toc227791226"/>
-      <w:r>
-        <w:t xml:space="preserve">2.2 </w:t>
-      </w:r>
-      <w:r>
-        <w:t>程序运行逻辑解释</w:t>
+        <w:pStyle w:val="3"/>
+      </w:pPr>
+      <w:bookmarkStart w:id="8" w:name="_Toc227872604"/>
+      <w:r>
+        <w:t xml:space="preserve">2.1 </w:t>
+      </w:r>
+      <w:r>
+        <w:t>数据清洗与</w:t>
+      </w:r>
+      <w:r>
+        <w:t xml:space="preserve"> OD </w:t>
+      </w:r>
+      <w:r>
+        <w:t>匹配</w:t>
       </w:r>
       <w:bookmarkEnd w:id="8"/>
-    </w:p>
-    <w:p>
-      <w:r>
-        <w:t>本程序的运行逻辑可以拆解为以下四个关键环节：</w:t>
-      </w:r>
-    </w:p>
-    <w:p>
-      <w:pPr>
-        <w:pStyle w:val="3"/>
-      </w:pPr>
-      <w:bookmarkStart w:id="9" w:name="_Toc227791227"/>
-      <w:r>
-        <w:t xml:space="preserve">2.2.1 </w:t>
-      </w:r>
-      <w:r>
-        <w:t>数据清洗与</w:t>
-      </w:r>
-      <w:r>
-        <w:t xml:space="preserve"> OD </w:t>
-      </w:r>
-      <w:r>
-        <w:t>匹配</w:t>
-      </w:r>
-      <w:bookmarkEnd w:id="9"/>
     </w:p>
     <w:p>
       <w:pPr>
@@ -3167,31 +3832,7 @@
         <w:rPr>
           <w:rStyle w:val="a8"/>
         </w:rPr>
-        <w:t>数</w:t>
-      </w:r>
-      <w:r>
-        <w:rPr>
-          <w:rStyle w:val="a8"/>
-        </w:rPr>
-        <w:t>据</w:t>
-      </w:r>
-      <w:r>
-        <w:rPr>
-          <w:rStyle w:val="a8"/>
-        </w:rPr>
-        <w:t>清洗和出入</w:t>
-      </w:r>
-      <w:r>
-        <w:rPr>
-          <w:rStyle w:val="a8"/>
-        </w:rPr>
-        <w:t>对</w:t>
-      </w:r>
-      <w:r>
-        <w:rPr>
-          <w:rStyle w:val="a8"/>
-        </w:rPr>
-        <w:t>匹配</w:t>
+        <w:t>数据清洗和出入对匹配</w:t>
       </w:r>
       <w:r>
         <w:rPr>
@@ -3219,14 +3860,14 @@
       <w:pPr>
         <w:pStyle w:val="3"/>
       </w:pPr>
-      <w:bookmarkStart w:id="10" w:name="_Toc227791228"/>
-      <w:r>
-        <w:t xml:space="preserve">2.2.2 </w:t>
+      <w:bookmarkStart w:id="9" w:name="_Toc227872605"/>
+      <w:r>
+        <w:t xml:space="preserve">2.2 </w:t>
       </w:r>
       <w:r>
         <w:t>基于最短路径的轨迹推断</w:t>
       </w:r>
-      <w:bookmarkEnd w:id="10"/>
+      <w:bookmarkEnd w:id="9"/>
     </w:p>
     <w:p>
       <w:r>
@@ -3281,9 +3922,15 @@
       </w:pPr>
       <w:r>
         <w:rPr>
-          <w:rFonts w:ascii="Arial" w:hAnsi="Arial" w:cs="Arial"/>
-        </w:rPr>
-        <w:t xml:space="preserve">1. </w:t>
+          <w:rFonts w:ascii="Arial" w:hAnsi="Arial" w:cs="Arial" w:hint="eastAsia"/>
+        </w:rPr>
+        <w:t>(1)</w:t>
+      </w:r>
+      <w:r>
+        <w:rPr>
+          <w:rFonts w:ascii="Arial" w:hAnsi="Arial" w:cs="Arial"/>
+        </w:rPr>
+        <w:t xml:space="preserve"> </w:t>
       </w:r>
       <w:r>
         <w:rPr>
@@ -3343,8 +3990,16 @@
         <w:rPr>
           <w:rFonts w:ascii="Arial" w:hAnsi="Arial" w:cs="Arial"/>
         </w:rPr>
-        <w:t>库将地铁网络抽象为图结构</w:t>
-      </w:r>
+        <w:t>库将地铁网络抽象为</w:t>
+      </w:r>
+      <w:proofErr w:type="gramStart"/>
+      <w:r>
+        <w:rPr>
+          <w:rFonts w:ascii="Arial" w:hAnsi="Arial" w:cs="Arial"/>
+        </w:rPr>
+        <w:t>图结构</w:t>
+      </w:r>
+      <w:proofErr w:type="gramEnd"/>
       <w:r>
         <w:rPr>
           <w:rFonts w:ascii="Arial" w:hAnsi="Arial" w:cs="Arial"/>
@@ -3658,9 +4313,15 @@
       </w:pPr>
       <w:r>
         <w:rPr>
-          <w:rFonts w:ascii="Arial" w:hAnsi="Arial" w:cs="Arial"/>
-        </w:rPr>
-        <w:t xml:space="preserve">2. </w:t>
+          <w:rFonts w:ascii="Arial" w:hAnsi="Arial" w:cs="Arial" w:hint="eastAsia"/>
+        </w:rPr>
+        <w:t>(2)</w:t>
+      </w:r>
+      <w:r>
+        <w:rPr>
+          <w:rFonts w:ascii="Arial" w:hAnsi="Arial" w:cs="Arial"/>
+        </w:rPr>
+        <w:t xml:space="preserve"> </w:t>
       </w:r>
       <w:r>
         <w:rPr>
@@ -4580,7 +5241,13 @@
         </w:rPr>
       </w:pPr>
       <w:r>
-        <w:t xml:space="preserve">3. </w:t>
+        <w:rPr>
+          <w:rFonts w:hint="eastAsia"/>
+        </w:rPr>
+        <w:t>(3)</w:t>
+      </w:r>
+      <w:r>
+        <w:t xml:space="preserve"> </w:t>
       </w:r>
       <w:r>
         <w:t>轨迹推断流程图</w:t>
@@ -4642,28 +5309,7 @@
             <w:rStyle w:val="a8"/>
             <w:rFonts w:hint="eastAsia"/>
           </w:rPr>
-          <w:t>3 最短轨迹</w:t>
-        </w:r>
-        <w:r>
-          <w:rPr>
-            <w:rStyle w:val="a8"/>
-            <w:rFonts w:hint="eastAsia"/>
-          </w:rPr>
-          <w:t>推</w:t>
-        </w:r>
-        <w:r>
-          <w:rPr>
-            <w:rStyle w:val="a8"/>
-            <w:rFonts w:hint="eastAsia"/>
-          </w:rPr>
-          <w:t>断</w:t>
-        </w:r>
-        <w:r>
-          <w:rPr>
-            <w:rStyle w:val="a8"/>
-            <w:rFonts w:hint="eastAsia"/>
-          </w:rPr>
-          <w:t>逻辑</w:t>
+          <w:t>3 最短轨迹推断逻辑</w:t>
         </w:r>
         <w:r>
           <w:rPr>
@@ -4678,21 +5324,16 @@
       <w:pPr>
         <w:pStyle w:val="3"/>
       </w:pPr>
-      <w:bookmarkStart w:id="11" w:name="_Toc227791229"/>
-      <w:r>
-        <w:t xml:space="preserve">2.2.3 </w:t>
+      <w:bookmarkStart w:id="10" w:name="_Toc227872606"/>
+      <w:r>
+        <w:t xml:space="preserve">2.3 </w:t>
       </w:r>
       <w:r>
         <w:t>隐私前缀树的构建与预算分配</w:t>
       </w:r>
-      <w:bookmarkEnd w:id="11"/>
-    </w:p>
-    <w:p>
-      <w:pPr>
-        <w:rPr>
-          <w:rFonts w:hint="eastAsia"/>
-        </w:rPr>
-      </w:pPr>
+      <w:bookmarkEnd w:id="10"/>
+    </w:p>
+    <w:p>
       <w:r>
         <w:t>在模型核心层，</w:t>
       </w:r>
@@ -4930,19 +5571,7 @@
           <w:rPr>
             <w:rStyle w:val="a8"/>
           </w:rPr>
-          <w:t>隐私前缀树构建与预</w:t>
-        </w:r>
-        <w:r>
-          <w:rPr>
-            <w:rStyle w:val="a8"/>
-          </w:rPr>
-          <w:t>算</w:t>
-        </w:r>
-        <w:r>
-          <w:rPr>
-            <w:rStyle w:val="a8"/>
-          </w:rPr>
-          <w:t>分配总流程图</w:t>
+          <w:t>隐私前缀树构建与预算分配总流程图</w:t>
         </w:r>
         <w:r>
           <w:rPr>
@@ -4956,9 +5585,6 @@
     <w:p>
       <w:pPr>
         <w:ind w:left="720"/>
-        <w:rPr>
-          <w:rFonts w:hint="eastAsia"/>
-        </w:rPr>
       </w:pPr>
     </w:p>
     <w:p>
@@ -4996,10 +5622,16 @@
           <w:ilvl w:val="1"/>
           <w:numId w:val="2"/>
         </w:numPr>
-      </w:pPr>
-      <w:r>
+        <w:rPr>
+          <w:rFonts w:hint="eastAsia"/>
+        </w:rPr>
+      </w:pPr>
+      <w:r>
+        <w:rPr>
+          <w:noProof/>
+        </w:rPr>
         <w:drawing>
-          <wp:anchor distT="0" distB="0" distL="114300" distR="114300" simplePos="0" relativeHeight="251618816" behindDoc="0" locked="0" layoutInCell="1" allowOverlap="1" wp14:anchorId="101C0470" wp14:editId="15C53312">
+          <wp:anchor distT="0" distB="0" distL="114300" distR="114300" simplePos="0" relativeHeight="251608064" behindDoc="0" locked="0" layoutInCell="1" allowOverlap="1" wp14:anchorId="101C0470" wp14:editId="33F5A1BD">
             <wp:simplePos x="0" y="0"/>
             <wp:positionH relativeFrom="column">
               <wp:posOffset>3889375</wp:posOffset>
@@ -5071,6 +5703,9 @@
           <w:ilvl w:val="2"/>
           <w:numId w:val="2"/>
         </w:numPr>
+        <w:rPr>
+          <w:rFonts w:hint="eastAsia"/>
+        </w:rPr>
       </w:pPr>
       <w:r>
         <w:t>每一个轨迹序列的起点都从根节点开始。</w:t>
@@ -5083,6 +5718,9 @@
           <w:ilvl w:val="1"/>
           <w:numId w:val="2"/>
         </w:numPr>
+        <w:rPr>
+          <w:rFonts w:hint="eastAsia"/>
+        </w:rPr>
       </w:pPr>
       <w:r>
         <w:rPr>
@@ -5101,6 +5739,9 @@
           <w:ilvl w:val="2"/>
           <w:numId w:val="2"/>
         </w:numPr>
+        <w:rPr>
+          <w:rFonts w:hint="eastAsia"/>
+        </w:rPr>
       </w:pPr>
       <w:r>
         <w:t>对于轨迹中的每一个位置（例如：</w:t>
@@ -5122,6 +5763,9 @@
           <w:ilvl w:val="1"/>
           <w:numId w:val="2"/>
         </w:numPr>
+        <w:rPr>
+          <w:rFonts w:hint="eastAsia"/>
+        </w:rPr>
       </w:pPr>
       <w:r>
         <w:rPr>
@@ -5140,6 +5784,9 @@
           <w:ilvl w:val="2"/>
           <w:numId w:val="2"/>
         </w:numPr>
+        <w:rPr>
+          <w:rFonts w:hint="eastAsia"/>
+        </w:rPr>
       </w:pPr>
       <w:r>
         <w:t>如果子节点已存在，说明之前已有轨迹经过此路径，直接在该子节点的计数器（</w:t>
@@ -5161,6 +5808,9 @@
           <w:ilvl w:val="1"/>
           <w:numId w:val="2"/>
         </w:numPr>
+        <w:rPr>
+          <w:rFonts w:hint="eastAsia"/>
+        </w:rPr>
       </w:pPr>
       <w:r>
         <w:rPr>
@@ -5179,6 +5829,9 @@
           <w:ilvl w:val="2"/>
           <w:numId w:val="2"/>
         </w:numPr>
+        <w:rPr>
+          <w:rFonts w:hint="eastAsia"/>
+        </w:rPr>
       </w:pPr>
       <w:r>
         <w:t>如果不存在，则创建一个新的节点，将其挂载到当前节点下，并初始化计数。</w:t>
@@ -5191,6 +5844,9 @@
           <w:ilvl w:val="1"/>
           <w:numId w:val="2"/>
         </w:numPr>
+        <w:rPr>
+          <w:rFonts w:hint="eastAsia"/>
+        </w:rPr>
       </w:pPr>
       <w:r>
         <w:rPr>
@@ -5209,6 +5865,9 @@
           <w:ilvl w:val="2"/>
           <w:numId w:val="2"/>
         </w:numPr>
+        <w:rPr>
+          <w:rFonts w:hint="eastAsia"/>
+        </w:rPr>
       </w:pPr>
       <w:r>
         <w:t>将轨迹序列中的</w:t>
@@ -5223,11 +5882,6 @@
       </w:r>
     </w:p>
     <w:p>
-      <w:pPr>
-        <w:rPr>
-          <w:rFonts w:hint="eastAsia"/>
-        </w:rPr>
-      </w:pPr>
       <w:hyperlink r:id="rId14" w:history="1">
         <w:r>
           <w:rPr>
@@ -5254,31 +5908,7 @@
           <w:rPr>
             <w:rStyle w:val="a8"/>
           </w:rPr>
-          <w:t>由轨迹构建前缀树</w:t>
-        </w:r>
-        <w:r>
-          <w:rPr>
-            <w:rStyle w:val="a8"/>
-          </w:rPr>
-          <w:t>的</w:t>
-        </w:r>
-        <w:r>
-          <w:rPr>
-            <w:rStyle w:val="a8"/>
-          </w:rPr>
-          <w:t>具</w:t>
-        </w:r>
-        <w:r>
-          <w:rPr>
-            <w:rStyle w:val="a8"/>
-          </w:rPr>
-          <w:t>体</w:t>
-        </w:r>
-        <w:r>
-          <w:rPr>
-            <w:rStyle w:val="a8"/>
-          </w:rPr>
-          <w:t>流程</w:t>
+          <w:t>由轨迹构建前缀树的具体流程</w:t>
         </w:r>
         <w:r>
           <w:rPr>
@@ -5293,14 +5923,14 @@
       <w:pPr>
         <w:pStyle w:val="3"/>
       </w:pPr>
-      <w:bookmarkStart w:id="12" w:name="_Toc227791230"/>
-      <w:r>
-        <w:t xml:space="preserve">2.2.4 </w:t>
+      <w:bookmarkStart w:id="11" w:name="_Toc227872607"/>
+      <w:r>
+        <w:t xml:space="preserve">2.4 </w:t>
       </w:r>
       <w:r>
         <w:t>噪声注入与结构剪枝优化</w:t>
       </w:r>
-      <w:bookmarkEnd w:id="12"/>
+      <w:bookmarkEnd w:id="11"/>
     </w:p>
     <w:p>
       <w:pPr>
@@ -5489,14 +6119,17 @@
       <w:pPr>
         <w:pStyle w:val="1"/>
       </w:pPr>
-      <w:bookmarkStart w:id="13" w:name="_Toc227791231"/>
-      <w:r>
-        <w:t xml:space="preserve">3 </w:t>
+      <w:bookmarkStart w:id="12" w:name="_Toc227872608"/>
+      <w:r>
+        <w:rPr>
+          <w:rFonts w:hint="eastAsia"/>
+        </w:rPr>
+        <w:t>三、</w:t>
       </w:r>
       <w:r>
         <w:t>核心类及数学原理说明</w:t>
       </w:r>
-      <w:bookmarkEnd w:id="13"/>
+      <w:bookmarkEnd w:id="12"/>
     </w:p>
     <w:p>
       <w:pPr>
@@ -5590,19 +6223,15 @@
         <w:outlineLvl w:val="2"/>
         <w:rPr>
           <w:rFonts w:ascii="Arial" w:hAnsi="Arial" w:cs="Arial"/>
-          <w:b/>
-          <w:bCs/>
           <w:kern w:val="0"/>
           <w:sz w:val="27"/>
           <w:szCs w:val="27"/>
         </w:rPr>
       </w:pPr>
-      <w:bookmarkStart w:id="14" w:name="_Toc227791232"/>
-      <w:r>
-        <w:rPr>
-          <w:rFonts w:ascii="Arial" w:hAnsi="Arial" w:cs="Arial"/>
-          <w:b/>
-          <w:bCs/>
+      <w:bookmarkStart w:id="13" w:name="_Toc227872609"/>
+      <w:r>
+        <w:rPr>
+          <w:rFonts w:ascii="Arial" w:hAnsi="Arial" w:cs="Arial"/>
           <w:kern w:val="0"/>
           <w:sz w:val="27"/>
           <w:szCs w:val="27"/>
@@ -5612,15 +6241,13 @@
       <w:r>
         <w:rPr>
           <w:rFonts w:ascii="Arial" w:hAnsi="Arial" w:cs="Arial"/>
-          <w:b/>
-          <w:bCs/>
           <w:kern w:val="0"/>
           <w:sz w:val="27"/>
           <w:szCs w:val="27"/>
         </w:rPr>
         <w:t>核心类详细解释</w:t>
       </w:r>
-      <w:bookmarkEnd w:id="14"/>
+      <w:bookmarkEnd w:id="13"/>
     </w:p>
     <w:p>
       <w:pPr>
@@ -5630,17 +6257,13 @@
         <w:outlineLvl w:val="3"/>
         <w:rPr>
           <w:rFonts w:ascii="Arial" w:hAnsi="Arial" w:cs="Arial"/>
-          <w:b/>
-          <w:bCs/>
-          <w:kern w:val="0"/>
-          <w:sz w:val="24"/>
-        </w:rPr>
-      </w:pPr>
-      <w:r>
-        <w:rPr>
-          <w:rFonts w:ascii="Arial" w:hAnsi="Arial" w:cs="Arial"/>
-          <w:b/>
-          <w:bCs/>
+          <w:kern w:val="0"/>
+          <w:sz w:val="24"/>
+        </w:rPr>
+      </w:pPr>
+      <w:r>
+        <w:rPr>
+          <w:rFonts w:ascii="Arial" w:hAnsi="Arial" w:cs="Arial"/>
           <w:kern w:val="0"/>
           <w:sz w:val="24"/>
         </w:rPr>
@@ -5650,8 +6273,6 @@
       <w:r>
         <w:rPr>
           <w:rFonts w:ascii="Arial" w:hAnsi="Arial" w:cs="Arial"/>
-          <w:b/>
-          <w:bCs/>
           <w:kern w:val="0"/>
           <w:sz w:val="24"/>
         </w:rPr>
@@ -5661,8 +6282,6 @@
       <w:r>
         <w:rPr>
           <w:rFonts w:ascii="Arial" w:hAnsi="Arial" w:cs="Arial"/>
-          <w:b/>
-          <w:bCs/>
           <w:kern w:val="0"/>
           <w:sz w:val="24"/>
         </w:rPr>
@@ -5754,7 +6373,25 @@
           <w:kern w:val="0"/>
           <w:sz w:val="24"/>
         </w:rPr>
-        <w:t>（加噪频次）和</w:t>
+        <w:t>（</w:t>
+      </w:r>
+      <w:proofErr w:type="gramStart"/>
+      <w:r>
+        <w:rPr>
+          <w:rFonts w:ascii="Arial" w:hAnsi="Arial" w:cs="Arial"/>
+          <w:kern w:val="0"/>
+          <w:sz w:val="24"/>
+        </w:rPr>
+        <w:t>加噪频次</w:t>
+      </w:r>
+      <w:proofErr w:type="gramEnd"/>
+      <w:r>
+        <w:rPr>
+          <w:rFonts w:ascii="Arial" w:hAnsi="Arial" w:cs="Arial"/>
+          <w:kern w:val="0"/>
+          <w:sz w:val="24"/>
+        </w:rPr>
+        <w:t>）和</w:t>
       </w:r>
       <w:r>
         <w:rPr>
@@ -5985,18 +6622,14 @@
         <w:outlineLvl w:val="3"/>
         <w:rPr>
           <w:rFonts w:ascii="Arial" w:hAnsi="Arial" w:cs="Arial"/>
-          <w:b/>
-          <w:bCs/>
-          <w:kern w:val="0"/>
-          <w:sz w:val="24"/>
-        </w:rPr>
-      </w:pPr>
-      <w:bookmarkStart w:id="15" w:name="X3a2dd0823ec4c41cf3473ef758f32ddb0a1c398"/>
-      <w:r>
-        <w:rPr>
-          <w:rFonts w:ascii="Arial" w:hAnsi="Arial" w:cs="Arial"/>
-          <w:b/>
-          <w:bCs/>
+          <w:kern w:val="0"/>
+          <w:sz w:val="24"/>
+        </w:rPr>
+      </w:pPr>
+      <w:bookmarkStart w:id="14" w:name="X3a2dd0823ec4c41cf3473ef758f32ddb0a1c398"/>
+      <w:r>
+        <w:rPr>
+          <w:rFonts w:ascii="Arial" w:hAnsi="Arial" w:cs="Arial"/>
           <w:kern w:val="0"/>
           <w:sz w:val="24"/>
         </w:rPr>
@@ -6006,8 +6639,6 @@
       <w:r>
         <w:rPr>
           <w:rFonts w:ascii="Arial" w:hAnsi="Arial" w:cs="Arial" w:hint="eastAsia"/>
-          <w:b/>
-          <w:bCs/>
           <w:kern w:val="0"/>
           <w:sz w:val="24"/>
         </w:rPr>
@@ -6017,8 +6648,6 @@
       <w:r>
         <w:rPr>
           <w:rFonts w:ascii="Arial" w:hAnsi="Arial" w:cs="Arial" w:hint="eastAsia"/>
-          <w:b/>
-          <w:bCs/>
           <w:kern w:val="0"/>
           <w:sz w:val="24"/>
         </w:rPr>
@@ -6052,28 +6681,30 @@
         <w:jc w:val="left"/>
         <w:rPr>
           <w:rFonts w:ascii="Arial" w:hAnsi="Arial" w:cs="Arial"/>
-          <w:i/>
-          <w:iCs/>
-          <w:kern w:val="0"/>
-          <w:sz w:val="24"/>
-        </w:rPr>
-      </w:pPr>
-      <w:bookmarkStart w:id="16" w:name="Xbf918bbb8bd754702633d7aac61c30b32b881e7"/>
-      <w:r>
-        <w:rPr>
-          <w:rFonts w:ascii="Arial" w:hAnsi="Arial" w:cs="Arial"/>
-          <w:i/>
-          <w:iCs/>
-          <w:kern w:val="0"/>
-          <w:sz w:val="24"/>
-        </w:rPr>
-        <w:t xml:space="preserve">1. </w:t>
-      </w:r>
+          <w:kern w:val="0"/>
+          <w:sz w:val="24"/>
+        </w:rPr>
+      </w:pPr>
+      <w:bookmarkStart w:id="15" w:name="Xbf918bbb8bd754702633d7aac61c30b32b881e7"/>
       <w:r>
         <w:rPr>
           <w:rFonts w:ascii="Arial" w:hAnsi="Arial" w:cs="Arial" w:hint="eastAsia"/>
-          <w:i/>
-          <w:iCs/>
+          <w:kern w:val="0"/>
+          <w:sz w:val="24"/>
+        </w:rPr>
+        <w:t>(1)</w:t>
+      </w:r>
+      <w:r>
+        <w:rPr>
+          <w:rFonts w:ascii="Arial" w:hAnsi="Arial" w:cs="Arial"/>
+          <w:kern w:val="0"/>
+          <w:sz w:val="24"/>
+        </w:rPr>
+        <w:t xml:space="preserve"> </w:t>
+      </w:r>
+      <w:r>
+        <w:rPr>
+          <w:rFonts w:ascii="Arial" w:hAnsi="Arial" w:cs="Arial" w:hint="eastAsia"/>
           <w:kern w:val="0"/>
           <w:sz w:val="24"/>
         </w:rPr>
@@ -6082,8 +6713,6 @@
       <w:r>
         <w:rPr>
           <w:rFonts w:ascii="Arial" w:hAnsi="Arial" w:cs="Arial"/>
-          <w:i/>
-          <w:iCs/>
           <w:kern w:val="0"/>
           <w:sz w:val="24"/>
         </w:rPr>
@@ -6093,8 +6722,6 @@
       <w:r>
         <w:rPr>
           <w:rFonts w:ascii="Arial" w:hAnsi="Arial" w:cs="Arial"/>
-          <w:i/>
-          <w:iCs/>
           <w:kern w:val="0"/>
           <w:sz w:val="24"/>
         </w:rPr>
@@ -6104,8 +6731,6 @@
       <w:r>
         <w:rPr>
           <w:rFonts w:ascii="Arial" w:hAnsi="Arial" w:cs="Arial"/>
-          <w:i/>
-          <w:iCs/>
           <w:kern w:val="0"/>
           <w:sz w:val="24"/>
         </w:rPr>
@@ -6417,8 +7042,18 @@
           <w:kern w:val="0"/>
           <w:sz w:val="24"/>
         </w:rPr>
-        <w:t>所有子节点概率之和</w:t>
-      </w:r>
+        <w:t>所有子节点概率之</w:t>
+      </w:r>
+      <w:proofErr w:type="gramStart"/>
+      <w:r>
+        <w:rPr>
+          <w:rFonts w:ascii="Arial" w:hAnsi="Arial" w:cs="Arial" w:hint="eastAsia"/>
+          <w:kern w:val="0"/>
+          <w:sz w:val="24"/>
+        </w:rPr>
+        <w:t>和</w:t>
+      </w:r>
+      <w:proofErr w:type="gramEnd"/>
     </w:p>
     <w:p>
       <w:pPr>
@@ -6534,32 +7169,13 @@
         <w:t xml:space="preserve"> in </w:t>
       </w:r>
       <w:proofErr w:type="spellStart"/>
-      <w:proofErr w:type="gramStart"/>
-      <w:r>
-        <w:rPr>
-          <w:rFonts w:ascii="Arial" w:hAnsi="Arial" w:cs="Arial"/>
-          <w:kern w:val="0"/>
-          <w:sz w:val="24"/>
-        </w:rPr>
-        <w:t>node.children</w:t>
-      </w:r>
-      <w:proofErr w:type="gramEnd"/>
-      <w:r>
-        <w:rPr>
-          <w:rFonts w:ascii="Arial" w:hAnsi="Arial" w:cs="Arial"/>
-          <w:kern w:val="0"/>
-          <w:sz w:val="24"/>
-        </w:rPr>
-        <w:t>.</w:t>
-      </w:r>
-      <w:proofErr w:type="gramStart"/>
-      <w:r>
-        <w:rPr>
-          <w:rFonts w:ascii="Arial" w:hAnsi="Arial" w:cs="Arial"/>
-          <w:kern w:val="0"/>
-          <w:sz w:val="24"/>
-        </w:rPr>
-        <w:t>values</w:t>
+      <w:r>
+        <w:rPr>
+          <w:rFonts w:ascii="Arial" w:hAnsi="Arial" w:cs="Arial"/>
+          <w:kern w:val="0"/>
+          <w:sz w:val="24"/>
+        </w:rPr>
+        <w:t>node.children.values</w:t>
       </w:r>
       <w:proofErr w:type="spellEnd"/>
       <w:r>
@@ -6568,16 +7184,7 @@
           <w:kern w:val="0"/>
           <w:sz w:val="24"/>
         </w:rPr>
-        <w:t>(</w:t>
-      </w:r>
-      <w:proofErr w:type="gramEnd"/>
-      <w:r>
-        <w:rPr>
-          <w:rFonts w:ascii="Arial" w:hAnsi="Arial" w:cs="Arial"/>
-          <w:kern w:val="0"/>
-          <w:sz w:val="24"/>
-        </w:rPr>
-        <w:t>))</w:t>
+        <w:t>())</w:t>
       </w:r>
     </w:p>
     <w:p>
@@ -6717,29 +7324,31 @@
         <w:jc w:val="left"/>
         <w:rPr>
           <w:rFonts w:ascii="Arial" w:hAnsi="Arial" w:cs="Arial"/>
-          <w:i/>
-          <w:iCs/>
-          <w:kern w:val="0"/>
-          <w:sz w:val="24"/>
-        </w:rPr>
-      </w:pPr>
-      <w:bookmarkStart w:id="17" w:name="X432e4a543a30e8cbbf2429321b390896b3a1a8b"/>
-      <w:bookmarkEnd w:id="16"/>
-      <w:r>
-        <w:rPr>
-          <w:rFonts w:ascii="Arial" w:hAnsi="Arial" w:cs="Arial"/>
-          <w:i/>
-          <w:iCs/>
-          <w:kern w:val="0"/>
-          <w:sz w:val="24"/>
-        </w:rPr>
-        <w:t xml:space="preserve">2. </w:t>
-      </w:r>
+          <w:kern w:val="0"/>
+          <w:sz w:val="24"/>
+        </w:rPr>
+      </w:pPr>
+      <w:bookmarkStart w:id="16" w:name="X432e4a543a30e8cbbf2429321b390896b3a1a8b"/>
+      <w:bookmarkEnd w:id="15"/>
       <w:r>
         <w:rPr>
           <w:rFonts w:ascii="Arial" w:hAnsi="Arial" w:cs="Arial" w:hint="eastAsia"/>
-          <w:i/>
-          <w:iCs/>
+          <w:kern w:val="0"/>
+          <w:sz w:val="24"/>
+        </w:rPr>
+        <w:t>(2)</w:t>
+      </w:r>
+      <w:r>
+        <w:rPr>
+          <w:rFonts w:ascii="Arial" w:hAnsi="Arial" w:cs="Arial"/>
+          <w:kern w:val="0"/>
+          <w:sz w:val="24"/>
+        </w:rPr>
+        <w:t xml:space="preserve"> </w:t>
+      </w:r>
+      <w:r>
+        <w:rPr>
+          <w:rFonts w:ascii="Arial" w:hAnsi="Arial" w:cs="Arial" w:hint="eastAsia"/>
           <w:kern w:val="0"/>
           <w:sz w:val="24"/>
         </w:rPr>
@@ -6748,8 +7357,6 @@
       <w:r>
         <w:rPr>
           <w:rFonts w:ascii="Arial" w:hAnsi="Arial" w:cs="Arial"/>
-          <w:i/>
-          <w:iCs/>
           <w:kern w:val="0"/>
           <w:sz w:val="24"/>
         </w:rPr>
@@ -6759,8 +7366,6 @@
       <w:r>
         <w:rPr>
           <w:rFonts w:ascii="Arial" w:hAnsi="Arial" w:cs="Arial"/>
-          <w:i/>
-          <w:iCs/>
           <w:kern w:val="0"/>
           <w:sz w:val="24"/>
         </w:rPr>
@@ -6770,8 +7375,6 @@
       <w:r>
         <w:rPr>
           <w:rFonts w:ascii="Arial" w:hAnsi="Arial" w:cs="Arial"/>
-          <w:i/>
-          <w:iCs/>
           <w:kern w:val="0"/>
           <w:sz w:val="24"/>
         </w:rPr>
@@ -7372,29 +7975,23 @@
         <w:jc w:val="left"/>
         <w:rPr>
           <w:rFonts w:ascii="Arial" w:hAnsi="Arial" w:cs="Arial"/>
-          <w:i/>
-          <w:iCs/>
-          <w:kern w:val="0"/>
-          <w:sz w:val="24"/>
-        </w:rPr>
-      </w:pPr>
-      <w:bookmarkStart w:id="18" w:name="X7f2f17000a68634bcd213ed363cfc6ce0005ffb"/>
-      <w:bookmarkEnd w:id="17"/>
-      <w:r>
-        <w:rPr>
-          <w:rFonts w:ascii="Arial" w:hAnsi="Arial" w:cs="Arial"/>
-          <w:i/>
-          <w:iCs/>
-          <w:kern w:val="0"/>
-          <w:sz w:val="24"/>
-        </w:rPr>
-        <w:t xml:space="preserve">3. </w:t>
-      </w:r>
+          <w:kern w:val="0"/>
+          <w:sz w:val="24"/>
+        </w:rPr>
+      </w:pPr>
+      <w:bookmarkStart w:id="17" w:name="X7f2f17000a68634bcd213ed363cfc6ce0005ffb"/>
+      <w:bookmarkEnd w:id="16"/>
       <w:r>
         <w:rPr>
           <w:rFonts w:ascii="Arial" w:hAnsi="Arial" w:cs="Arial" w:hint="eastAsia"/>
-          <w:i/>
-          <w:iCs/>
+          <w:kern w:val="0"/>
+          <w:sz w:val="24"/>
+        </w:rPr>
+        <w:t xml:space="preserve">(3) </w:t>
+      </w:r>
+      <w:r>
+        <w:rPr>
+          <w:rFonts w:ascii="Arial" w:hAnsi="Arial" w:cs="Arial" w:hint="eastAsia"/>
           <w:kern w:val="0"/>
           <w:sz w:val="24"/>
         </w:rPr>
@@ -7403,8 +8000,6 @@
       <w:r>
         <w:rPr>
           <w:rFonts w:ascii="Arial" w:hAnsi="Arial" w:cs="Arial"/>
-          <w:i/>
-          <w:iCs/>
           <w:kern w:val="0"/>
           <w:sz w:val="24"/>
         </w:rPr>
@@ -7414,30 +8009,42 @@
       <w:r>
         <w:rPr>
           <w:rFonts w:ascii="Arial" w:hAnsi="Arial" w:cs="Arial"/>
-          <w:i/>
-          <w:iCs/>
-          <w:kern w:val="0"/>
-          <w:sz w:val="24"/>
-        </w:rPr>
-        <w:t>normalize_budget_per_path</w:t>
+          <w:kern w:val="0"/>
+          <w:sz w:val="24"/>
+        </w:rPr>
+        <w:t>normalize_budget_per_</w:t>
+      </w:r>
+      <w:proofErr w:type="gramStart"/>
+      <w:r>
+        <w:rPr>
+          <w:rFonts w:ascii="Arial" w:hAnsi="Arial" w:cs="Arial"/>
+          <w:kern w:val="0"/>
+          <w:sz w:val="24"/>
+        </w:rPr>
+        <w:t>path</w:t>
       </w:r>
       <w:proofErr w:type="spellEnd"/>
       <w:r>
         <w:rPr>
           <w:rFonts w:ascii="Arial" w:hAnsi="Arial" w:cs="Arial"/>
-          <w:i/>
-          <w:iCs/>
-          <w:kern w:val="0"/>
-          <w:sz w:val="24"/>
-        </w:rPr>
-        <w:t xml:space="preserve">(node, </w:t>
+          <w:kern w:val="0"/>
+          <w:sz w:val="24"/>
+        </w:rPr>
+        <w:t>(</w:t>
+      </w:r>
+      <w:proofErr w:type="gramEnd"/>
+      <w:r>
+        <w:rPr>
+          <w:rFonts w:ascii="Arial" w:hAnsi="Arial" w:cs="Arial"/>
+          <w:kern w:val="0"/>
+          <w:sz w:val="24"/>
+        </w:rPr>
+        <w:t xml:space="preserve">node, </w:t>
       </w:r>
       <w:proofErr w:type="spellStart"/>
       <w:r>
         <w:rPr>
           <w:rFonts w:ascii="Arial" w:hAnsi="Arial" w:cs="Arial"/>
-          <w:i/>
-          <w:iCs/>
           <w:kern w:val="0"/>
           <w:sz w:val="24"/>
         </w:rPr>
@@ -7447,8 +8054,6 @@
       <w:r>
         <w:rPr>
           <w:rFonts w:ascii="Arial" w:hAnsi="Arial" w:cs="Arial"/>
-          <w:i/>
-          <w:iCs/>
           <w:kern w:val="0"/>
           <w:sz w:val="24"/>
         </w:rPr>
@@ -8043,39 +8648,57 @@
         <w:jc w:val="left"/>
         <w:rPr>
           <w:rFonts w:ascii="Arial" w:hAnsi="Arial" w:cs="Arial"/>
-          <w:i/>
-          <w:iCs/>
-          <w:kern w:val="0"/>
-          <w:sz w:val="24"/>
-        </w:rPr>
-      </w:pPr>
-      <w:bookmarkStart w:id="19" w:name="Xab59d48461383383077fd1ef2b28cb0c8220fd0"/>
-      <w:bookmarkEnd w:id="18"/>
-      <w:r>
-        <w:rPr>
-          <w:rFonts w:ascii="Arial" w:hAnsi="Arial" w:cs="Arial"/>
-          <w:i/>
-          <w:iCs/>
-          <w:kern w:val="0"/>
-          <w:sz w:val="24"/>
-        </w:rPr>
-        <w:t xml:space="preserve">4. </w:t>
-      </w:r>
+          <w:kern w:val="0"/>
+          <w:sz w:val="24"/>
+        </w:rPr>
+      </w:pPr>
+      <w:bookmarkStart w:id="18" w:name="Xab59d48461383383077fd1ef2b28cb0c8220fd0"/>
+      <w:bookmarkEnd w:id="17"/>
       <w:r>
         <w:rPr>
           <w:rFonts w:ascii="Arial" w:hAnsi="Arial" w:cs="Arial" w:hint="eastAsia"/>
-          <w:i/>
-          <w:iCs/>
-          <w:kern w:val="0"/>
-          <w:sz w:val="24"/>
-        </w:rPr>
-        <w:t>噪声注入与加噪函数：</w:t>
-      </w:r>
-      <w:r>
-        <w:rPr>
-          <w:rFonts w:ascii="Arial" w:hAnsi="Arial" w:cs="Arial"/>
-          <w:i/>
-          <w:iCs/>
+          <w:kern w:val="0"/>
+          <w:sz w:val="24"/>
+        </w:rPr>
+        <w:t>(4)</w:t>
+      </w:r>
+      <w:r>
+        <w:rPr>
+          <w:rFonts w:ascii="Arial" w:hAnsi="Arial" w:cs="Arial"/>
+          <w:kern w:val="0"/>
+          <w:sz w:val="24"/>
+        </w:rPr>
+        <w:t xml:space="preserve"> </w:t>
+      </w:r>
+      <w:r>
+        <w:rPr>
+          <w:rFonts w:ascii="Arial" w:hAnsi="Arial" w:cs="Arial" w:hint="eastAsia"/>
+          <w:kern w:val="0"/>
+          <w:sz w:val="24"/>
+        </w:rPr>
+        <w:t>噪声注入</w:t>
+      </w:r>
+      <w:proofErr w:type="gramStart"/>
+      <w:r>
+        <w:rPr>
+          <w:rFonts w:ascii="Arial" w:hAnsi="Arial" w:cs="Arial" w:hint="eastAsia"/>
+          <w:kern w:val="0"/>
+          <w:sz w:val="24"/>
+        </w:rPr>
+        <w:t>与加噪函数</w:t>
+      </w:r>
+      <w:proofErr w:type="gramEnd"/>
+      <w:r>
+        <w:rPr>
+          <w:rFonts w:ascii="Arial" w:hAnsi="Arial" w:cs="Arial" w:hint="eastAsia"/>
+          <w:kern w:val="0"/>
+          <w:sz w:val="24"/>
+        </w:rPr>
+        <w:t>：</w:t>
+      </w:r>
+      <w:r>
+        <w:rPr>
+          <w:rFonts w:ascii="Arial" w:hAnsi="Arial" w:cs="Arial"/>
           <w:kern w:val="0"/>
           <w:sz w:val="24"/>
         </w:rPr>
@@ -8085,8 +8708,6 @@
       <w:r>
         <w:rPr>
           <w:rFonts w:ascii="Arial" w:hAnsi="Arial" w:cs="Arial"/>
-          <w:i/>
-          <w:iCs/>
           <w:kern w:val="0"/>
           <w:sz w:val="24"/>
         </w:rPr>
@@ -8096,8 +8717,6 @@
       <w:r>
         <w:rPr>
           <w:rFonts w:ascii="Arial" w:hAnsi="Arial" w:cs="Arial"/>
-          <w:i/>
-          <w:iCs/>
           <w:kern w:val="0"/>
           <w:sz w:val="24"/>
         </w:rPr>
@@ -8808,8 +9427,8 @@
         </w:rPr>
         <w:t>。</w:t>
       </w:r>
-      <w:bookmarkEnd w:id="15"/>
-      <w:bookmarkEnd w:id="19"/>
+      <w:bookmarkEnd w:id="14"/>
+      <w:bookmarkEnd w:id="18"/>
     </w:p>
     <w:p>
       <w:pPr>
@@ -8819,17 +9438,13 @@
         <w:outlineLvl w:val="3"/>
         <w:rPr>
           <w:rFonts w:ascii="Arial" w:hAnsi="Arial" w:cs="Arial"/>
-          <w:b/>
-          <w:bCs/>
-          <w:kern w:val="0"/>
-          <w:sz w:val="24"/>
-        </w:rPr>
-      </w:pPr>
-      <w:r>
-        <w:rPr>
-          <w:rFonts w:ascii="Arial" w:hAnsi="Arial" w:cs="Arial"/>
-          <w:b/>
-          <w:bCs/>
+          <w:kern w:val="0"/>
+          <w:sz w:val="24"/>
+        </w:rPr>
+      </w:pPr>
+      <w:r>
+        <w:rPr>
+          <w:rFonts w:ascii="Arial" w:hAnsi="Arial" w:cs="Arial"/>
           <w:kern w:val="0"/>
           <w:sz w:val="24"/>
         </w:rPr>
@@ -8839,8 +9454,6 @@
       <w:r>
         <w:rPr>
           <w:rFonts w:ascii="Arial" w:hAnsi="Arial" w:cs="Arial"/>
-          <w:b/>
-          <w:bCs/>
           <w:kern w:val="0"/>
           <w:sz w:val="24"/>
         </w:rPr>
@@ -8850,8 +9463,6 @@
       <w:r>
         <w:rPr>
           <w:rFonts w:ascii="Arial" w:hAnsi="Arial" w:cs="Arial"/>
-          <w:b/>
-          <w:bCs/>
           <w:kern w:val="0"/>
           <w:sz w:val="24"/>
         </w:rPr>
@@ -9081,19 +9692,15 @@
         <w:outlineLvl w:val="2"/>
         <w:rPr>
           <w:rFonts w:ascii="Arial" w:hAnsi="Arial" w:cs="Arial"/>
-          <w:b/>
-          <w:bCs/>
           <w:kern w:val="0"/>
           <w:sz w:val="27"/>
           <w:szCs w:val="27"/>
         </w:rPr>
       </w:pPr>
-      <w:bookmarkStart w:id="20" w:name="_Toc227791233"/>
-      <w:r>
-        <w:rPr>
-          <w:rFonts w:ascii="Arial" w:hAnsi="Arial" w:cs="Arial"/>
-          <w:b/>
-          <w:bCs/>
+      <w:bookmarkStart w:id="19" w:name="_Toc227872610"/>
+      <w:r>
+        <w:rPr>
+          <w:rFonts w:ascii="Arial" w:hAnsi="Arial" w:cs="Arial"/>
           <w:kern w:val="0"/>
           <w:sz w:val="27"/>
           <w:szCs w:val="27"/>
@@ -9103,15 +9710,13 @@
       <w:r>
         <w:rPr>
           <w:rFonts w:ascii="Arial" w:hAnsi="Arial" w:cs="Arial"/>
-          <w:b/>
-          <w:bCs/>
           <w:kern w:val="0"/>
           <w:sz w:val="27"/>
           <w:szCs w:val="27"/>
         </w:rPr>
         <w:t>数学原理与公式说明</w:t>
       </w:r>
-      <w:bookmarkEnd w:id="20"/>
+      <w:bookmarkEnd w:id="19"/>
     </w:p>
     <w:p>
       <w:pPr>
@@ -10807,6 +11412,7 @@
         </w:rPr>
         <w:t xml:space="preserve">3.2.4 </w:t>
       </w:r>
+      <w:proofErr w:type="gramStart"/>
       <w:r>
         <w:rPr>
           <w:rFonts w:ascii="Arial" w:hAnsi="Arial" w:cs="Arial"/>
@@ -10817,6 +11423,7 @@
         </w:rPr>
         <w:t>拉普拉斯加噪机制</w:t>
       </w:r>
+      <w:proofErr w:type="gramEnd"/>
     </w:p>
     <w:p>
       <w:pPr>
@@ -11280,20 +11887,980 @@
     </w:p>
     <w:p>
       <w:pPr>
+        <w:widowControl/>
+        <w:spacing w:after="100" w:afterAutospacing="1"/>
+        <w:jc w:val="left"/>
+        <w:rPr>
+          <w:rFonts w:ascii="Arial" w:hAnsi="Arial" w:cs="Arial"/>
+          <w:kern w:val="0"/>
+          <w:sz w:val="24"/>
+        </w:rPr>
+      </w:pPr>
+    </w:p>
+    <w:p>
+      <w:pPr>
         <w:pStyle w:val="1"/>
       </w:pPr>
-      <w:bookmarkStart w:id="21" w:name="Xe69e0fc40aaf9396f60cd70a38be6aac9496337"/>
-      <w:bookmarkStart w:id="22" w:name="_Toc227791234"/>
-      <w:r>
-        <w:t xml:space="preserve">4 </w:t>
+      <w:bookmarkStart w:id="20" w:name="_Toc227872611"/>
+      <w:r>
+        <w:rPr>
+          <w:noProof/>
+        </w:rPr>
+        <w:drawing>
+          <wp:anchor distT="0" distB="0" distL="114300" distR="114300" simplePos="0" relativeHeight="251618304" behindDoc="0" locked="0" layoutInCell="1" allowOverlap="1" wp14:anchorId="6AA3A8B7" wp14:editId="533155B6">
+            <wp:simplePos x="0" y="0"/>
+            <wp:positionH relativeFrom="column">
+              <wp:posOffset>-290005</wp:posOffset>
+            </wp:positionH>
+            <wp:positionV relativeFrom="paragraph">
+              <wp:posOffset>1308441</wp:posOffset>
+            </wp:positionV>
+            <wp:extent cx="2637790" cy="1978660"/>
+            <wp:effectExtent l="0" t="0" r="0" b="2540"/>
+            <wp:wrapTopAndBottom/>
+            <wp:docPr id="2102693313" name="图形 1"/>
+            <wp:cNvGraphicFramePr>
+              <a:graphicFrameLocks xmlns:a="http://schemas.openxmlformats.org/drawingml/2006/main" noChangeAspect="1"/>
+            </wp:cNvGraphicFramePr>
+            <a:graphic xmlns:a="http://schemas.openxmlformats.org/drawingml/2006/main">
+              <a:graphicData uri="http://schemas.openxmlformats.org/drawingml/2006/picture">
+                <pic:pic xmlns:pic="http://schemas.openxmlformats.org/drawingml/2006/picture">
+                  <pic:nvPicPr>
+                    <pic:cNvPr id="2102693313" name=""/>
+                    <pic:cNvPicPr/>
+                  </pic:nvPicPr>
+                  <pic:blipFill>
+                    <a:blip r:embed="rId15">
+                      <a:extLst>
+                        <a:ext uri="{96DAC541-7B7A-43D3-8B79-37D633B846F1}">
+                          <asvg:svgBlip xmlns:asvg="http://schemas.microsoft.com/office/drawing/2016/SVG/main" r:embed="rId16"/>
+                        </a:ext>
+                      </a:extLst>
+                    </a:blip>
+                    <a:stretch>
+                      <a:fillRect/>
+                    </a:stretch>
+                  </pic:blipFill>
+                  <pic:spPr>
+                    <a:xfrm>
+                      <a:off x="0" y="0"/>
+                      <a:ext cx="2637790" cy="1978660"/>
+                    </a:xfrm>
+                    <a:prstGeom prst="rect">
+                      <a:avLst/>
+                    </a:prstGeom>
+                  </pic:spPr>
+                </pic:pic>
+              </a:graphicData>
+            </a:graphic>
+            <wp14:sizeRelH relativeFrom="margin">
+              <wp14:pctWidth>0</wp14:pctWidth>
+            </wp14:sizeRelH>
+            <wp14:sizeRelV relativeFrom="margin">
+              <wp14:pctHeight>0</wp14:pctHeight>
+            </wp14:sizeRelV>
+          </wp:anchor>
+        </w:drawing>
       </w:r>
       <w:r>
         <w:rPr>
           <w:rFonts w:hint="eastAsia"/>
         </w:rPr>
+        <w:t>四、</w:t>
+      </w:r>
+      <w:r>
+        <w:rPr>
+          <w:rFonts w:hint="eastAsia"/>
+        </w:rPr>
+        <w:t>复现的</w:t>
+      </w:r>
+      <w:r>
+        <w:t>实验结果与分析</w:t>
+      </w:r>
+      <w:bookmarkEnd w:id="20"/>
+    </w:p>
+    <w:p>
+      <w:pPr>
+        <w:pStyle w:val="3"/>
+      </w:pPr>
+      <w:bookmarkStart w:id="21" w:name="_Toc227872612"/>
+      <w:r>
+        <w:rPr>
+          <w:noProof/>
+        </w:rPr>
+        <w:drawing>
+          <wp:anchor distT="0" distB="0" distL="114300" distR="114300" simplePos="0" relativeHeight="251650048" behindDoc="0" locked="0" layoutInCell="1" allowOverlap="1" wp14:anchorId="6FFFC735" wp14:editId="412100CB">
+            <wp:simplePos x="0" y="0"/>
+            <wp:positionH relativeFrom="column">
+              <wp:posOffset>2602714</wp:posOffset>
+            </wp:positionH>
+            <wp:positionV relativeFrom="paragraph">
+              <wp:posOffset>611562</wp:posOffset>
+            </wp:positionV>
+            <wp:extent cx="2514951" cy="1876687"/>
+            <wp:effectExtent l="0" t="0" r="0" b="9525"/>
+            <wp:wrapTopAndBottom/>
+            <wp:docPr id="51496671" name="图片 1"/>
+            <wp:cNvGraphicFramePr>
+              <a:graphicFrameLocks xmlns:a="http://schemas.openxmlformats.org/drawingml/2006/main" noChangeAspect="1"/>
+            </wp:cNvGraphicFramePr>
+            <a:graphic xmlns:a="http://schemas.openxmlformats.org/drawingml/2006/main">
+              <a:graphicData uri="http://schemas.openxmlformats.org/drawingml/2006/picture">
+                <pic:pic xmlns:pic="http://schemas.openxmlformats.org/drawingml/2006/picture">
+                  <pic:nvPicPr>
+                    <pic:cNvPr id="51496671" name=""/>
+                    <pic:cNvPicPr/>
+                  </pic:nvPicPr>
+                  <pic:blipFill>
+                    <a:blip r:embed="rId17">
+                      <a:extLst>
+                        <a:ext uri="{28A0092B-C50C-407E-A947-70E740481C1C}">
+                          <a14:useLocalDpi xmlns:a14="http://schemas.microsoft.com/office/drawing/2010/main" val="0"/>
+                        </a:ext>
+                      </a:extLst>
+                    </a:blip>
+                    <a:stretch>
+                      <a:fillRect/>
+                    </a:stretch>
+                  </pic:blipFill>
+                  <pic:spPr>
+                    <a:xfrm>
+                      <a:off x="0" y="0"/>
+                      <a:ext cx="2514951" cy="1876687"/>
+                    </a:xfrm>
+                    <a:prstGeom prst="rect">
+                      <a:avLst/>
+                    </a:prstGeom>
+                  </pic:spPr>
+                </pic:pic>
+              </a:graphicData>
+            </a:graphic>
+          </wp:anchor>
+        </w:drawing>
+      </w:r>
+      <w:r>
+        <w:rPr>
+          <w:rFonts w:hint="eastAsia"/>
+        </w:rPr>
+        <w:t xml:space="preserve">4.1 </w:t>
+      </w:r>
+      <w:r>
+        <w:rPr>
+          <w:rFonts w:hint="eastAsia"/>
+        </w:rPr>
+        <w:t>不同模型、树高下的误差对比</w:t>
+      </w:r>
+      <w:bookmarkEnd w:id="21"/>
+    </w:p>
+    <w:p/>
+    <w:p/>
+    <w:p>
+      <w:pPr>
+        <w:widowControl/>
+        <w:spacing w:after="100" w:afterAutospacing="1"/>
+        <w:jc w:val="left"/>
+        <w:rPr>
+          <w:rFonts w:ascii="Arial" w:hAnsi="Arial" w:cs="Arial"/>
+          <w:kern w:val="0"/>
+          <w:sz w:val="24"/>
+        </w:rPr>
+      </w:pPr>
+      <w:r>
+        <w:rPr>
+          <w:rFonts w:ascii="Arial" w:hAnsi="Arial" w:cs="Arial" w:hint="eastAsia"/>
+          <w:kern w:val="0"/>
+          <w:sz w:val="24"/>
+        </w:rPr>
+        <w:t>可以看到，平均误差随着树的深度而增加，与论文原文的趋势一致，但本文的</w:t>
+      </w:r>
+    </w:p>
+    <w:p>
+      <w:pPr>
+        <w:widowControl/>
+        <w:spacing w:after="100" w:afterAutospacing="1"/>
+        <w:jc w:val="left"/>
+        <w:rPr>
+          <w:rFonts w:ascii="Arial" w:hAnsi="Arial" w:cs="Arial"/>
+          <w:kern w:val="0"/>
+          <w:sz w:val="24"/>
+        </w:rPr>
+      </w:pPr>
+      <w:r>
+        <w:rPr>
+          <w:rFonts w:ascii="Arial" w:hAnsi="Arial" w:cs="Arial" w:hint="eastAsia"/>
+          <w:kern w:val="0"/>
+          <w:sz w:val="24"/>
+        </w:rPr>
+        <w:t>算法优势在</w:t>
+      </w:r>
+      <w:r>
+        <w:rPr>
+          <w:rFonts w:ascii="Arial" w:hAnsi="Arial" w:cs="Arial" w:hint="eastAsia"/>
+          <w:kern w:val="0"/>
+          <w:sz w:val="24"/>
+        </w:rPr>
+        <w:t>2018</w:t>
+      </w:r>
+      <w:r>
+        <w:rPr>
+          <w:rFonts w:ascii="Arial" w:hAnsi="Arial" w:cs="Arial" w:hint="eastAsia"/>
+          <w:kern w:val="0"/>
+          <w:sz w:val="24"/>
+        </w:rPr>
+        <w:t>深圳地铁数据集上表现并不明显</w:t>
+      </w:r>
+    </w:p>
+    <w:p>
+      <w:pPr>
+        <w:pStyle w:val="3"/>
+      </w:pPr>
+      <w:bookmarkStart w:id="22" w:name="_Toc227872613"/>
+      <w:r>
+        <w:rPr>
+          <w:noProof/>
+        </w:rPr>
+        <w:drawing>
+          <wp:anchor distT="0" distB="0" distL="114300" distR="114300" simplePos="0" relativeHeight="251639808" behindDoc="0" locked="0" layoutInCell="1" allowOverlap="1" wp14:anchorId="54D420C7" wp14:editId="18AD0838">
+            <wp:simplePos x="0" y="0"/>
+            <wp:positionH relativeFrom="column">
+              <wp:posOffset>2397969</wp:posOffset>
+            </wp:positionH>
+            <wp:positionV relativeFrom="paragraph">
+              <wp:posOffset>809265</wp:posOffset>
+            </wp:positionV>
+            <wp:extent cx="2686050" cy="1857375"/>
+            <wp:effectExtent l="0" t="0" r="0" b="9525"/>
+            <wp:wrapTopAndBottom/>
+            <wp:docPr id="996446004" name="图片 1"/>
+            <wp:cNvGraphicFramePr>
+              <a:graphicFrameLocks xmlns:a="http://schemas.openxmlformats.org/drawingml/2006/main" noChangeAspect="1"/>
+            </wp:cNvGraphicFramePr>
+            <a:graphic xmlns:a="http://schemas.openxmlformats.org/drawingml/2006/main">
+              <a:graphicData uri="http://schemas.openxmlformats.org/drawingml/2006/picture">
+                <pic:pic xmlns:pic="http://schemas.openxmlformats.org/drawingml/2006/picture">
+                  <pic:nvPicPr>
+                    <pic:cNvPr id="996446004" name=""/>
+                    <pic:cNvPicPr/>
+                  </pic:nvPicPr>
+                  <pic:blipFill>
+                    <a:blip r:embed="rId18">
+                      <a:extLst>
+                        <a:ext uri="{28A0092B-C50C-407E-A947-70E740481C1C}">
+                          <a14:useLocalDpi xmlns:a14="http://schemas.microsoft.com/office/drawing/2010/main" val="0"/>
+                        </a:ext>
+                      </a:extLst>
+                    </a:blip>
+                    <a:stretch>
+                      <a:fillRect/>
+                    </a:stretch>
+                  </pic:blipFill>
+                  <pic:spPr>
+                    <a:xfrm>
+                      <a:off x="0" y="0"/>
+                      <a:ext cx="2686050" cy="1857375"/>
+                    </a:xfrm>
+                    <a:prstGeom prst="rect">
+                      <a:avLst/>
+                    </a:prstGeom>
+                  </pic:spPr>
+                </pic:pic>
+              </a:graphicData>
+            </a:graphic>
+          </wp:anchor>
+        </w:drawing>
+      </w:r>
+      <w:r>
+        <w:rPr>
+          <w:noProof/>
+        </w:rPr>
+        <w:drawing>
+          <wp:anchor distT="0" distB="0" distL="114300" distR="114300" simplePos="0" relativeHeight="251629568" behindDoc="0" locked="0" layoutInCell="1" allowOverlap="1" wp14:anchorId="7BFCCCBB" wp14:editId="26B213C4">
+            <wp:simplePos x="0" y="0"/>
+            <wp:positionH relativeFrom="column">
+              <wp:posOffset>3175</wp:posOffset>
+            </wp:positionH>
+            <wp:positionV relativeFrom="paragraph">
+              <wp:posOffset>631825</wp:posOffset>
+            </wp:positionV>
+            <wp:extent cx="2797175" cy="2097405"/>
+            <wp:effectExtent l="0" t="0" r="3175" b="0"/>
+            <wp:wrapTopAndBottom/>
+            <wp:docPr id="2086915391" name="图形 1"/>
+            <wp:cNvGraphicFramePr>
+              <a:graphicFrameLocks xmlns:a="http://schemas.openxmlformats.org/drawingml/2006/main" noChangeAspect="1"/>
+            </wp:cNvGraphicFramePr>
+            <a:graphic xmlns:a="http://schemas.openxmlformats.org/drawingml/2006/main">
+              <a:graphicData uri="http://schemas.openxmlformats.org/drawingml/2006/picture">
+                <pic:pic xmlns:pic="http://schemas.openxmlformats.org/drawingml/2006/picture">
+                  <pic:nvPicPr>
+                    <pic:cNvPr id="2086915391" name=""/>
+                    <pic:cNvPicPr/>
+                  </pic:nvPicPr>
+                  <pic:blipFill>
+                    <a:blip r:embed="rId19">
+                      <a:extLst>
+                        <a:ext uri="{96DAC541-7B7A-43D3-8B79-37D633B846F1}">
+                          <asvg:svgBlip xmlns:asvg="http://schemas.microsoft.com/office/drawing/2016/SVG/main" r:embed="rId20"/>
+                        </a:ext>
+                      </a:extLst>
+                    </a:blip>
+                    <a:stretch>
+                      <a:fillRect/>
+                    </a:stretch>
+                  </pic:blipFill>
+                  <pic:spPr>
+                    <a:xfrm>
+                      <a:off x="0" y="0"/>
+                      <a:ext cx="2797175" cy="2097405"/>
+                    </a:xfrm>
+                    <a:prstGeom prst="rect">
+                      <a:avLst/>
+                    </a:prstGeom>
+                  </pic:spPr>
+                </pic:pic>
+              </a:graphicData>
+            </a:graphic>
+            <wp14:sizeRelH relativeFrom="margin">
+              <wp14:pctWidth>0</wp14:pctWidth>
+            </wp14:sizeRelH>
+            <wp14:sizeRelV relativeFrom="margin">
+              <wp14:pctHeight>0</wp14:pctHeight>
+            </wp14:sizeRelV>
+          </wp:anchor>
+        </w:drawing>
+      </w:r>
+      <w:r>
+        <w:rPr>
+          <w:rFonts w:hint="eastAsia"/>
+        </w:rPr>
+        <w:t>4.2</w:t>
+      </w:r>
+      <w:r>
+        <w:t xml:space="preserve"> </w:t>
+      </w:r>
+      <w:r>
+        <w:rPr>
+          <w:rFonts w:hint="eastAsia"/>
+        </w:rPr>
+        <w:t>运行时间</w:t>
+      </w:r>
+      <w:bookmarkEnd w:id="22"/>
+    </w:p>
+    <w:p>
+      <w:pPr>
+        <w:widowControl/>
+        <w:spacing w:after="100" w:afterAutospacing="1"/>
+        <w:jc w:val="left"/>
+        <w:rPr>
+          <w:rFonts w:ascii="Arial" w:hAnsi="Arial" w:cs="Arial"/>
+          <w:kern w:val="0"/>
+          <w:sz w:val="24"/>
+        </w:rPr>
+      </w:pPr>
+      <w:r>
+        <w:rPr>
+          <w:rFonts w:ascii="Arial" w:hAnsi="Arial" w:cs="Arial" w:hint="eastAsia"/>
+          <w:kern w:val="0"/>
+          <w:sz w:val="24"/>
+        </w:rPr>
+        <w:t>可以看到，随着树高的增加，本文的算法</w:t>
+      </w:r>
+      <w:r>
+        <w:rPr>
+          <w:rFonts w:ascii="Arial" w:hAnsi="Arial" w:cs="Arial" w:hint="eastAsia"/>
+          <w:kern w:val="0"/>
+          <w:sz w:val="24"/>
+        </w:rPr>
+        <w:t>运行时间增长得最快，这是因为随树高的增加，需要计算并分配的节点变多而导致的，且在众多模型中，本文中的预算分配算法是最为复杂的</w:t>
+      </w:r>
+    </w:p>
+    <w:p>
+      <w:pPr>
+        <w:pStyle w:val="3"/>
+      </w:pPr>
+      <w:bookmarkStart w:id="23" w:name="_Toc227872614"/>
+      <w:r>
+        <w:rPr>
+          <w:noProof/>
+        </w:rPr>
+        <w:drawing>
+          <wp:anchor distT="0" distB="0" distL="114300" distR="114300" simplePos="0" relativeHeight="251672576" behindDoc="0" locked="0" layoutInCell="1" allowOverlap="1" wp14:anchorId="1DFF2F73" wp14:editId="66DCD355">
+            <wp:simplePos x="0" y="0"/>
+            <wp:positionH relativeFrom="column">
+              <wp:posOffset>2739551</wp:posOffset>
+            </wp:positionH>
+            <wp:positionV relativeFrom="paragraph">
+              <wp:posOffset>764218</wp:posOffset>
+            </wp:positionV>
+            <wp:extent cx="2533650" cy="1724025"/>
+            <wp:effectExtent l="0" t="0" r="0" b="9525"/>
+            <wp:wrapTopAndBottom/>
+            <wp:docPr id="1199826805" name="图片 1"/>
+            <wp:cNvGraphicFramePr>
+              <a:graphicFrameLocks xmlns:a="http://schemas.openxmlformats.org/drawingml/2006/main" noChangeAspect="1"/>
+            </wp:cNvGraphicFramePr>
+            <a:graphic xmlns:a="http://schemas.openxmlformats.org/drawingml/2006/main">
+              <a:graphicData uri="http://schemas.openxmlformats.org/drawingml/2006/picture">
+                <pic:pic xmlns:pic="http://schemas.openxmlformats.org/drawingml/2006/picture">
+                  <pic:nvPicPr>
+                    <pic:cNvPr id="1199826805" name=""/>
+                    <pic:cNvPicPr/>
+                  </pic:nvPicPr>
+                  <pic:blipFill>
+                    <a:blip r:embed="rId21">
+                      <a:extLst>
+                        <a:ext uri="{28A0092B-C50C-407E-A947-70E740481C1C}">
+                          <a14:useLocalDpi xmlns:a14="http://schemas.microsoft.com/office/drawing/2010/main" val="0"/>
+                        </a:ext>
+                      </a:extLst>
+                    </a:blip>
+                    <a:stretch>
+                      <a:fillRect/>
+                    </a:stretch>
+                  </pic:blipFill>
+                  <pic:spPr>
+                    <a:xfrm>
+                      <a:off x="0" y="0"/>
+                      <a:ext cx="2533650" cy="1724025"/>
+                    </a:xfrm>
+                    <a:prstGeom prst="rect">
+                      <a:avLst/>
+                    </a:prstGeom>
+                  </pic:spPr>
+                </pic:pic>
+              </a:graphicData>
+            </a:graphic>
+          </wp:anchor>
+        </w:drawing>
+      </w:r>
+      <w:r>
+        <w:rPr>
+          <w:noProof/>
+        </w:rPr>
+        <w:drawing>
+          <wp:anchor distT="0" distB="0" distL="114300" distR="114300" simplePos="0" relativeHeight="251662336" behindDoc="0" locked="0" layoutInCell="1" allowOverlap="1" wp14:anchorId="22712D4F" wp14:editId="2A284B48">
+            <wp:simplePos x="0" y="0"/>
+            <wp:positionH relativeFrom="column">
+              <wp:posOffset>3175</wp:posOffset>
+            </wp:positionH>
+            <wp:positionV relativeFrom="paragraph">
+              <wp:posOffset>586740</wp:posOffset>
+            </wp:positionV>
+            <wp:extent cx="2626995" cy="1970405"/>
+            <wp:effectExtent l="0" t="0" r="1905" b="0"/>
+            <wp:wrapTopAndBottom/>
+            <wp:docPr id="348321539" name="图形 1"/>
+            <wp:cNvGraphicFramePr>
+              <a:graphicFrameLocks xmlns:a="http://schemas.openxmlformats.org/drawingml/2006/main" noChangeAspect="1"/>
+            </wp:cNvGraphicFramePr>
+            <a:graphic xmlns:a="http://schemas.openxmlformats.org/drawingml/2006/main">
+              <a:graphicData uri="http://schemas.openxmlformats.org/drawingml/2006/picture">
+                <pic:pic xmlns:pic="http://schemas.openxmlformats.org/drawingml/2006/picture">
+                  <pic:nvPicPr>
+                    <pic:cNvPr id="348321539" name=""/>
+                    <pic:cNvPicPr/>
+                  </pic:nvPicPr>
+                  <pic:blipFill>
+                    <a:blip r:embed="rId22">
+                      <a:extLst>
+                        <a:ext uri="{96DAC541-7B7A-43D3-8B79-37D633B846F1}">
+                          <asvg:svgBlip xmlns:asvg="http://schemas.microsoft.com/office/drawing/2016/SVG/main" r:embed="rId23"/>
+                        </a:ext>
+                      </a:extLst>
+                    </a:blip>
+                    <a:stretch>
+                      <a:fillRect/>
+                    </a:stretch>
+                  </pic:blipFill>
+                  <pic:spPr>
+                    <a:xfrm>
+                      <a:off x="0" y="0"/>
+                      <a:ext cx="2626995" cy="1970405"/>
+                    </a:xfrm>
+                    <a:prstGeom prst="rect">
+                      <a:avLst/>
+                    </a:prstGeom>
+                  </pic:spPr>
+                </pic:pic>
+              </a:graphicData>
+            </a:graphic>
+            <wp14:sizeRelH relativeFrom="margin">
+              <wp14:pctWidth>0</wp14:pctWidth>
+            </wp14:sizeRelH>
+            <wp14:sizeRelV relativeFrom="margin">
+              <wp14:pctHeight>0</wp14:pctHeight>
+            </wp14:sizeRelV>
+          </wp:anchor>
+        </w:drawing>
+      </w:r>
+      <w:r>
+        <w:rPr>
+          <w:rFonts w:hint="eastAsia"/>
+        </w:rPr>
+        <w:t>4.3</w:t>
+      </w:r>
+      <w:r>
+        <w:t xml:space="preserve"> </w:t>
+      </w:r>
+      <w:r>
+        <w:rPr>
+          <w:rFonts w:hint="eastAsia"/>
+        </w:rPr>
+        <w:t>在不同的树高下的平均误差</w:t>
+      </w:r>
+      <w:bookmarkEnd w:id="23"/>
+    </w:p>
+    <w:p/>
+    <w:p>
+      <w:pPr>
+        <w:widowControl/>
+        <w:spacing w:after="100" w:afterAutospacing="1"/>
+        <w:jc w:val="left"/>
+        <w:rPr>
+          <w:rFonts w:ascii="Arial" w:hAnsi="Arial" w:cs="Arial"/>
+          <w:kern w:val="0"/>
+          <w:sz w:val="24"/>
+        </w:rPr>
+      </w:pPr>
+      <w:r>
+        <w:rPr>
+          <w:rFonts w:ascii="Arial" w:hAnsi="Arial" w:cs="Arial" w:hint="eastAsia"/>
+          <w:kern w:val="0"/>
+          <w:sz w:val="24"/>
+        </w:rPr>
+        <w:t>与论文中的图</w:t>
+      </w:r>
+      <w:r>
+        <w:rPr>
+          <w:rFonts w:ascii="Arial" w:hAnsi="Arial" w:cs="Arial" w:hint="eastAsia"/>
+          <w:kern w:val="0"/>
+          <w:sz w:val="24"/>
+        </w:rPr>
+        <w:t>2</w:t>
+      </w:r>
+      <w:r>
+        <w:rPr>
+          <w:rFonts w:ascii="Arial" w:hAnsi="Arial" w:cs="Arial" w:hint="eastAsia"/>
+          <w:kern w:val="0"/>
+          <w:sz w:val="24"/>
+        </w:rPr>
+        <w:t>变化相似，平均误差随树高变动不大</w:t>
+      </w:r>
+    </w:p>
+    <w:p>
+      <w:pPr>
+        <w:pStyle w:val="3"/>
+      </w:pPr>
+      <w:bookmarkStart w:id="24" w:name="_Toc227872615"/>
+      <w:r>
+        <w:rPr>
+          <w:noProof/>
+        </w:rPr>
+        <w:drawing>
+          <wp:anchor distT="0" distB="0" distL="114300" distR="114300" simplePos="0" relativeHeight="251682816" behindDoc="0" locked="0" layoutInCell="1" allowOverlap="1" wp14:anchorId="50CF2C48" wp14:editId="40A45D57">
+            <wp:simplePos x="0" y="0"/>
+            <wp:positionH relativeFrom="column">
+              <wp:posOffset>-71755</wp:posOffset>
+            </wp:positionH>
+            <wp:positionV relativeFrom="paragraph">
+              <wp:posOffset>574040</wp:posOffset>
+            </wp:positionV>
+            <wp:extent cx="5137785" cy="4037330"/>
+            <wp:effectExtent l="0" t="0" r="5715" b="1270"/>
+            <wp:wrapTopAndBottom/>
+            <wp:docPr id="1251100194" name="图形 1"/>
+            <wp:cNvGraphicFramePr>
+              <a:graphicFrameLocks xmlns:a="http://schemas.openxmlformats.org/drawingml/2006/main" noChangeAspect="1"/>
+            </wp:cNvGraphicFramePr>
+            <a:graphic xmlns:a="http://schemas.openxmlformats.org/drawingml/2006/main">
+              <a:graphicData uri="http://schemas.openxmlformats.org/drawingml/2006/picture">
+                <pic:pic xmlns:pic="http://schemas.openxmlformats.org/drawingml/2006/picture">
+                  <pic:nvPicPr>
+                    <pic:cNvPr id="1251100194" name=""/>
+                    <pic:cNvPicPr/>
+                  </pic:nvPicPr>
+                  <pic:blipFill>
+                    <a:blip r:embed="rId24">
+                      <a:extLst>
+                        <a:ext uri="{96DAC541-7B7A-43D3-8B79-37D633B846F1}">
+                          <asvg:svgBlip xmlns:asvg="http://schemas.microsoft.com/office/drawing/2016/SVG/main" r:embed="rId25"/>
+                        </a:ext>
+                      </a:extLst>
+                    </a:blip>
+                    <a:stretch>
+                      <a:fillRect/>
+                    </a:stretch>
+                  </pic:blipFill>
+                  <pic:spPr>
+                    <a:xfrm>
+                      <a:off x="0" y="0"/>
+                      <a:ext cx="5137785" cy="4037330"/>
+                    </a:xfrm>
+                    <a:prstGeom prst="rect">
+                      <a:avLst/>
+                    </a:prstGeom>
+                  </pic:spPr>
+                </pic:pic>
+              </a:graphicData>
+            </a:graphic>
+            <wp14:sizeRelH relativeFrom="margin">
+              <wp14:pctWidth>0</wp14:pctWidth>
+            </wp14:sizeRelH>
+            <wp14:sizeRelV relativeFrom="margin">
+              <wp14:pctHeight>0</wp14:pctHeight>
+            </wp14:sizeRelV>
+          </wp:anchor>
+        </w:drawing>
+      </w:r>
+      <w:r>
+        <w:rPr>
+          <w:rFonts w:hint="eastAsia"/>
+        </w:rPr>
+        <w:t>4.4</w:t>
+      </w:r>
+      <w:r>
+        <w:t xml:space="preserve"> </w:t>
+      </w:r>
+      <w:r>
+        <w:rPr>
+          <w:rFonts w:hint="eastAsia"/>
+        </w:rPr>
+        <w:t>不同阶段的运行时间占比及各个参数对运行时间的影响</w:t>
+      </w:r>
+      <w:bookmarkEnd w:id="24"/>
+    </w:p>
+    <w:p>
+      <w:pPr>
+        <w:widowControl/>
+        <w:spacing w:after="100" w:afterAutospacing="1"/>
+        <w:jc w:val="left"/>
+        <w:rPr>
+          <w:rFonts w:ascii="Arial" w:hAnsi="Arial" w:cs="Arial"/>
+          <w:kern w:val="0"/>
+          <w:sz w:val="24"/>
+        </w:rPr>
+      </w:pPr>
+      <w:r>
+        <w:rPr>
+          <w:rFonts w:ascii="Arial" w:hAnsi="Arial" w:cs="Arial" w:hint="eastAsia"/>
+          <w:kern w:val="0"/>
+          <w:sz w:val="24"/>
+        </w:rPr>
+        <w:t>可以看到是</w:t>
+      </w:r>
+      <w:r>
+        <w:rPr>
+          <w:rFonts w:ascii="Arial" w:hAnsi="Arial" w:cs="Arial" w:hint="eastAsia"/>
+          <w:kern w:val="0"/>
+          <w:sz w:val="24"/>
+        </w:rPr>
+        <w:t>，</w:t>
+      </w:r>
+      <w:r>
+        <w:rPr>
+          <w:rFonts w:ascii="Arial" w:hAnsi="Arial" w:cs="Arial" w:hint="eastAsia"/>
+          <w:kern w:val="0"/>
+          <w:sz w:val="24"/>
+        </w:rPr>
+        <w:t>reading</w:t>
+      </w:r>
+      <w:r>
+        <w:rPr>
+          <w:rFonts w:ascii="Arial" w:hAnsi="Arial" w:cs="Arial" w:hint="eastAsia"/>
+          <w:kern w:val="0"/>
+          <w:sz w:val="24"/>
+        </w:rPr>
+        <w:t>部分占了整个运行时间的</w:t>
+      </w:r>
+      <w:r>
+        <w:rPr>
+          <w:rFonts w:ascii="Arial" w:hAnsi="Arial" w:cs="Arial" w:hint="eastAsia"/>
+          <w:kern w:val="0"/>
+          <w:sz w:val="24"/>
+        </w:rPr>
+        <w:t>80%</w:t>
+      </w:r>
+      <w:r>
+        <w:rPr>
+          <w:rFonts w:ascii="Arial" w:hAnsi="Arial" w:cs="Arial" w:hint="eastAsia"/>
+          <w:kern w:val="0"/>
+          <w:sz w:val="24"/>
+        </w:rPr>
+        <w:t>时间，这是因为在</w:t>
+      </w:r>
+      <w:r>
+        <w:rPr>
+          <w:rFonts w:ascii="Arial" w:hAnsi="Arial" w:cs="Arial" w:hint="eastAsia"/>
+          <w:kern w:val="0"/>
+          <w:sz w:val="24"/>
+        </w:rPr>
+        <w:t>reading</w:t>
+      </w:r>
+      <w:r>
+        <w:rPr>
+          <w:rFonts w:ascii="Arial" w:hAnsi="Arial" w:cs="Arial" w:hint="eastAsia"/>
+          <w:kern w:val="0"/>
+          <w:sz w:val="24"/>
+        </w:rPr>
+        <w:t>部分中不仅包括了论文中的隐私分配的内容，还包括了我自己加入的路径推断的部分，故运行时间发生了一点点膨胀</w:t>
+      </w:r>
+    </w:p>
+    <w:p>
+      <w:pPr>
+        <w:pStyle w:val="3"/>
+      </w:pPr>
+      <w:bookmarkStart w:id="25" w:name="_Toc227872616"/>
+      <w:r>
+        <w:rPr>
+          <w:rFonts w:ascii="Arial" w:hAnsi="Arial" w:cs="Arial"/>
+          <w:noProof/>
+          <w:kern w:val="0"/>
+          <w:sz w:val="24"/>
+        </w:rPr>
+        <w:drawing>
+          <wp:anchor distT="0" distB="0" distL="114300" distR="114300" simplePos="0" relativeHeight="251693056" behindDoc="0" locked="0" layoutInCell="1" allowOverlap="1" wp14:anchorId="6DB8C6B9" wp14:editId="7C9D96F0">
+            <wp:simplePos x="0" y="0"/>
+            <wp:positionH relativeFrom="column">
+              <wp:posOffset>-119361</wp:posOffset>
+            </wp:positionH>
+            <wp:positionV relativeFrom="paragraph">
+              <wp:posOffset>572646</wp:posOffset>
+            </wp:positionV>
+            <wp:extent cx="4053205" cy="3039745"/>
+            <wp:effectExtent l="0" t="0" r="4445" b="8255"/>
+            <wp:wrapTopAndBottom/>
+            <wp:docPr id="1465483291" name="图形 1"/>
+            <wp:cNvGraphicFramePr>
+              <a:graphicFrameLocks xmlns:a="http://schemas.openxmlformats.org/drawingml/2006/main" noChangeAspect="1"/>
+            </wp:cNvGraphicFramePr>
+            <a:graphic xmlns:a="http://schemas.openxmlformats.org/drawingml/2006/main">
+              <a:graphicData uri="http://schemas.openxmlformats.org/drawingml/2006/picture">
+                <pic:pic xmlns:pic="http://schemas.openxmlformats.org/drawingml/2006/picture">
+                  <pic:nvPicPr>
+                    <pic:cNvPr id="1465483291" name=""/>
+                    <pic:cNvPicPr/>
+                  </pic:nvPicPr>
+                  <pic:blipFill>
+                    <a:blip r:embed="rId26">
+                      <a:extLst>
+                        <a:ext uri="{96DAC541-7B7A-43D3-8B79-37D633B846F1}">
+                          <asvg:svgBlip xmlns:asvg="http://schemas.microsoft.com/office/drawing/2016/SVG/main" r:embed="rId27"/>
+                        </a:ext>
+                      </a:extLst>
+                    </a:blip>
+                    <a:stretch>
+                      <a:fillRect/>
+                    </a:stretch>
+                  </pic:blipFill>
+                  <pic:spPr>
+                    <a:xfrm>
+                      <a:off x="0" y="0"/>
+                      <a:ext cx="4053205" cy="3039745"/>
+                    </a:xfrm>
+                    <a:prstGeom prst="rect">
+                      <a:avLst/>
+                    </a:prstGeom>
+                  </pic:spPr>
+                </pic:pic>
+              </a:graphicData>
+            </a:graphic>
+            <wp14:sizeRelH relativeFrom="margin">
+              <wp14:pctWidth>0</wp14:pctWidth>
+            </wp14:sizeRelH>
+            <wp14:sizeRelV relativeFrom="margin">
+              <wp14:pctHeight>0</wp14:pctHeight>
+            </wp14:sizeRelV>
+          </wp:anchor>
+        </w:drawing>
+      </w:r>
+      <w:r>
+        <w:rPr>
+          <w:rFonts w:hint="eastAsia"/>
+        </w:rPr>
+        <w:t>4.5</w:t>
+      </w:r>
+      <w:r>
+        <w:t xml:space="preserve"> </w:t>
+      </w:r>
+      <w:r>
+        <w:rPr>
+          <w:rFonts w:hint="eastAsia"/>
+        </w:rPr>
+        <w:t>数据效用在不同模型之间的对比</w:t>
+      </w:r>
+      <w:bookmarkEnd w:id="25"/>
+    </w:p>
+    <w:p>
+      <w:pPr>
+        <w:widowControl/>
+        <w:spacing w:after="100" w:afterAutospacing="1"/>
+        <w:jc w:val="left"/>
+        <w:rPr>
+          <w:rFonts w:ascii="Arial" w:hAnsi="Arial" w:cs="Arial"/>
+          <w:kern w:val="0"/>
+          <w:sz w:val="24"/>
+        </w:rPr>
+      </w:pPr>
+      <w:r>
+        <w:rPr>
+          <w:rFonts w:ascii="Arial" w:hAnsi="Arial" w:cs="Arial" w:hint="eastAsia"/>
+          <w:kern w:val="0"/>
+          <w:sz w:val="24"/>
+        </w:rPr>
+        <w:t>可以看到，得益于本文算法的根据查询概率的方式，将主要的数据特征都保留了下来</w:t>
+      </w:r>
+    </w:p>
+    <w:p>
+      <w:pPr>
+        <w:pStyle w:val="3"/>
+        <w:ind w:left="321" w:hangingChars="100" w:hanging="321"/>
+      </w:pPr>
+      <w:bookmarkStart w:id="26" w:name="_Toc227872617"/>
+      <w:r>
+        <w:rPr>
+          <w:noProof/>
+        </w:rPr>
+        <w:drawing>
+          <wp:anchor distT="0" distB="0" distL="114300" distR="114300" simplePos="0" relativeHeight="251704320" behindDoc="0" locked="0" layoutInCell="1" allowOverlap="1" wp14:anchorId="0924EA08" wp14:editId="44B46834">
+            <wp:simplePos x="0" y="0"/>
+            <wp:positionH relativeFrom="column">
+              <wp:posOffset>-495347</wp:posOffset>
+            </wp:positionH>
+            <wp:positionV relativeFrom="paragraph">
+              <wp:posOffset>582465</wp:posOffset>
+            </wp:positionV>
+            <wp:extent cx="6344920" cy="2115185"/>
+            <wp:effectExtent l="0" t="0" r="0" b="0"/>
+            <wp:wrapTopAndBottom/>
+            <wp:docPr id="467016919" name="图形 1"/>
+            <wp:cNvGraphicFramePr>
+              <a:graphicFrameLocks xmlns:a="http://schemas.openxmlformats.org/drawingml/2006/main" noChangeAspect="1"/>
+            </wp:cNvGraphicFramePr>
+            <a:graphic xmlns:a="http://schemas.openxmlformats.org/drawingml/2006/main">
+              <a:graphicData uri="http://schemas.openxmlformats.org/drawingml/2006/picture">
+                <pic:pic xmlns:pic="http://schemas.openxmlformats.org/drawingml/2006/picture">
+                  <pic:nvPicPr>
+                    <pic:cNvPr id="467016919" name=""/>
+                    <pic:cNvPicPr/>
+                  </pic:nvPicPr>
+                  <pic:blipFill>
+                    <a:blip r:embed="rId28">
+                      <a:extLst>
+                        <a:ext uri="{96DAC541-7B7A-43D3-8B79-37D633B846F1}">
+                          <asvg:svgBlip xmlns:asvg="http://schemas.microsoft.com/office/drawing/2016/SVG/main" r:embed="rId29"/>
+                        </a:ext>
+                      </a:extLst>
+                    </a:blip>
+                    <a:stretch>
+                      <a:fillRect/>
+                    </a:stretch>
+                  </pic:blipFill>
+                  <pic:spPr>
+                    <a:xfrm>
+                      <a:off x="0" y="0"/>
+                      <a:ext cx="6344920" cy="2115185"/>
+                    </a:xfrm>
+                    <a:prstGeom prst="rect">
+                      <a:avLst/>
+                    </a:prstGeom>
+                  </pic:spPr>
+                </pic:pic>
+              </a:graphicData>
+            </a:graphic>
+            <wp14:sizeRelH relativeFrom="margin">
+              <wp14:pctWidth>0</wp14:pctWidth>
+            </wp14:sizeRelH>
+            <wp14:sizeRelV relativeFrom="margin">
+              <wp14:pctHeight>0</wp14:pctHeight>
+            </wp14:sizeRelV>
+          </wp:anchor>
+        </w:drawing>
+      </w:r>
+      <w:r>
+        <w:rPr>
+          <w:rFonts w:hint="eastAsia"/>
+        </w:rPr>
+        <w:t>4.6</w:t>
+      </w:r>
+      <w:r>
+        <w:t xml:space="preserve"> </w:t>
+      </w:r>
+      <w:r>
+        <w:rPr>
+          <w:rFonts w:hint="eastAsia"/>
+        </w:rPr>
+        <w:t>不同算法的</w:t>
+      </w:r>
+      <m:oMath>
+        <m:r>
+          <m:rPr>
+            <m:sty m:val="b"/>
+          </m:rPr>
+          <w:rPr>
+            <w:rFonts w:ascii="Cambria Math" w:hAnsi="Cambria Math"/>
+          </w:rPr>
+          <m:t>ϵ</m:t>
+        </m:r>
+      </m:oMath>
+      <w:r>
+        <w:rPr>
+          <w:rFonts w:hint="eastAsia"/>
+        </w:rPr>
+        <w:t>分布对比图及每层的平均值</w:t>
+      </w:r>
+      <w:r>
+        <w:rPr>
+          <w:rFonts w:hint="eastAsia"/>
+        </w:rPr>
+        <w:t>+</w:t>
+      </w:r>
+      <w:r>
+        <w:rPr>
+          <w:rFonts w:hint="eastAsia"/>
+        </w:rPr>
+        <w:t>标准差</w:t>
+      </w:r>
+      <w:bookmarkEnd w:id="26"/>
+    </w:p>
+    <w:p>
+      <w:pPr>
+        <w:widowControl/>
+        <w:spacing w:after="100" w:afterAutospacing="1"/>
+        <w:jc w:val="left"/>
+        <w:rPr>
+          <w:rFonts w:ascii="Arial" w:hAnsi="Arial" w:cs="Arial"/>
+          <w:kern w:val="0"/>
+          <w:sz w:val="24"/>
+        </w:rPr>
+      </w:pPr>
+      <w:r>
+        <w:rPr>
+          <w:rFonts w:ascii="Arial" w:hAnsi="Arial" w:cs="Arial" w:hint="eastAsia"/>
+          <w:kern w:val="0"/>
+          <w:sz w:val="24"/>
+        </w:rPr>
+        <w:t>这几张图表示的隐私分配水平随树高的变化，可以看到，由于本文算法加入的概率查询，隐私分配更加智能了</w:t>
+      </w:r>
+    </w:p>
+    <w:p>
+      <w:pPr>
+        <w:pStyle w:val="1"/>
+      </w:pPr>
+      <w:bookmarkStart w:id="27" w:name="Xe69e0fc40aaf9396f60cd70a38be6aac9496337"/>
+      <w:bookmarkStart w:id="28" w:name="_Toc227872618"/>
+      <w:r>
+        <w:rPr>
+          <w:rFonts w:hint="eastAsia"/>
+        </w:rPr>
+        <w:t>五、</w:t>
+      </w:r>
+      <w:r>
+        <w:rPr>
+          <w:rFonts w:hint="eastAsia"/>
+        </w:rPr>
         <w:t>模块依赖关系</w:t>
       </w:r>
-      <w:bookmarkEnd w:id="22"/>
+      <w:bookmarkEnd w:id="28"/>
     </w:p>
     <w:p>
       <w:pPr>
@@ -11330,18 +12897,24 @@
       <w:pPr>
         <w:pStyle w:val="3"/>
       </w:pPr>
-      <w:bookmarkStart w:id="23" w:name="Xaa872b870e958ee859596b9088edf9ae6b86195"/>
-      <w:bookmarkStart w:id="24" w:name="_Toc227791235"/>
-      <w:r>
-        <w:t xml:space="preserve">4.1 </w:t>
-      </w:r>
+      <w:bookmarkStart w:id="29" w:name="Xaa872b870e958ee859596b9088edf9ae6b86195"/>
+      <w:bookmarkStart w:id="30" w:name="_Toc227872619"/>
       <w:r>
         <w:rPr>
           <w:rFonts w:hint="eastAsia"/>
         </w:rPr>
+        <w:t>5</w:t>
+      </w:r>
+      <w:r>
+        <w:t xml:space="preserve">.1 </w:t>
+      </w:r>
+      <w:r>
+        <w:rPr>
+          <w:rFonts w:hint="eastAsia"/>
+        </w:rPr>
         <w:t>模块依赖关系图</w:t>
       </w:r>
-      <w:bookmarkEnd w:id="24"/>
+      <w:bookmarkEnd w:id="30"/>
     </w:p>
     <w:p>
       <w:pPr>
@@ -11367,7 +12940,7 @@
                     </pic:cNvPicPr>
                   </pic:nvPicPr>
                   <pic:blipFill>
-                    <a:blip r:embed="rId15"/>
+                    <a:blip r:embed="rId30"/>
                     <a:stretch>
                       <a:fillRect/>
                     </a:stretch>
@@ -11398,19 +12971,25 @@
       <w:pPr>
         <w:pStyle w:val="3"/>
       </w:pPr>
-      <w:bookmarkStart w:id="25" w:name="Xfb905c1e76947a7eda123c5acab2a8ca9ae98df"/>
-      <w:bookmarkStart w:id="26" w:name="_Toc227791236"/>
-      <w:bookmarkEnd w:id="23"/>
-      <w:r>
-        <w:t xml:space="preserve">4.2 </w:t>
-      </w:r>
+      <w:bookmarkStart w:id="31" w:name="Xfb905c1e76947a7eda123c5acab2a8ca9ae98df"/>
+      <w:bookmarkStart w:id="32" w:name="_Toc227872620"/>
+      <w:bookmarkEnd w:id="29"/>
       <w:r>
         <w:rPr>
           <w:rFonts w:hint="eastAsia"/>
         </w:rPr>
+        <w:t>5</w:t>
+      </w:r>
+      <w:r>
+        <w:t xml:space="preserve">.2 </w:t>
+      </w:r>
+      <w:r>
+        <w:rPr>
+          <w:rFonts w:hint="eastAsia"/>
+        </w:rPr>
         <w:t>依赖说明</w:t>
       </w:r>
-      <w:bookmarkEnd w:id="26"/>
+      <w:bookmarkEnd w:id="32"/>
     </w:p>
     <w:p>
       <w:pPr>
@@ -11727,93 +13306,292 @@
         <w:widowControl/>
         <w:spacing w:after="200"/>
         <w:jc w:val="left"/>
+      </w:pPr>
+    </w:p>
+    <w:p>
+      <w:pPr>
+        <w:widowControl/>
+        <w:spacing w:after="200"/>
+        <w:jc w:val="left"/>
+      </w:pPr>
+    </w:p>
+    <w:p>
+      <w:pPr>
+        <w:widowControl/>
+        <w:spacing w:after="200"/>
+        <w:jc w:val="left"/>
+      </w:pPr>
+    </w:p>
+    <w:p>
+      <w:pPr>
+        <w:widowControl/>
+        <w:spacing w:after="200"/>
+        <w:jc w:val="left"/>
+      </w:pPr>
+    </w:p>
+    <w:p>
+      <w:pPr>
+        <w:pStyle w:val="1"/>
+      </w:pPr>
+      <w:bookmarkStart w:id="33" w:name="_相关的流程图和引用"/>
+      <w:bookmarkStart w:id="34" w:name="_Toc227872621"/>
+      <w:bookmarkEnd w:id="27"/>
+      <w:bookmarkEnd w:id="31"/>
+      <w:bookmarkEnd w:id="33"/>
+      <w:r>
         <w:rPr>
           <w:rFonts w:hint="eastAsia"/>
         </w:rPr>
-      </w:pPr>
-    </w:p>
-    <w:p>
-      <w:pPr>
-        <w:pStyle w:val="1"/>
-      </w:pPr>
-      <w:bookmarkStart w:id="27" w:name="_相关的流程图和引用"/>
-      <w:bookmarkStart w:id="28" w:name="_Toc227791237"/>
-      <w:bookmarkEnd w:id="21"/>
-      <w:bookmarkEnd w:id="25"/>
-      <w:bookmarkEnd w:id="27"/>
+        <w:t>附录</w:t>
+      </w:r>
       <w:r>
         <w:rPr>
           <w:rFonts w:hint="eastAsia"/>
         </w:rPr>
-        <w:t>附录</w:t>
+        <w:t xml:space="preserve">A </w:t>
       </w:r>
       <w:r>
         <w:rPr>
           <w:rFonts w:hint="eastAsia"/>
         </w:rPr>
-        <w:t xml:space="preserve">A </w:t>
-      </w:r>
-      <w:r>
-        <w:rPr>
-          <w:rFonts w:hint="eastAsia"/>
-        </w:rPr>
         <w:t>相关流程图</w:t>
       </w:r>
-      <w:bookmarkEnd w:id="28"/>
-    </w:p>
-    <w:p>
-      <w:r>
-        <w:rPr>
-          <w:rFonts w:hint="eastAsia"/>
-        </w:rPr>
-        <w:t>[</w:t>
-      </w:r>
-      <w:r>
-        <w:rPr>
-          <w:rFonts w:hint="eastAsia"/>
-        </w:rPr>
-        <w:t>流程图</w:t>
-      </w:r>
-      <w:r>
-        <w:rPr>
-          <w:rFonts w:hint="eastAsia"/>
-        </w:rPr>
-        <w:t xml:space="preserve">1 </w:t>
-      </w:r>
-      <w:r>
-        <w:rPr>
-          <w:rFonts w:hint="eastAsia"/>
-        </w:rPr>
-        <w:t>总体程序架构</w:t>
-      </w:r>
-      <w:r>
-        <w:rPr>
-          <w:rFonts w:hint="eastAsia"/>
-        </w:rPr>
-        <w:t>]</w:t>
+      <w:bookmarkEnd w:id="34"/>
+    </w:p>
+    <w:p>
+      <w:r>
+        <w:rPr>
+          <w:noProof/>
+        </w:rPr>
+        <mc:AlternateContent>
+          <mc:Choice Requires="wps">
+            <w:drawing>
+              <wp:anchor distT="0" distB="0" distL="114300" distR="114300" simplePos="0" relativeHeight="251702784" behindDoc="0" locked="0" layoutInCell="1" allowOverlap="1" wp14:anchorId="0EC9A78F" wp14:editId="10AE25D3">
+                <wp:simplePos x="0" y="0"/>
+                <wp:positionH relativeFrom="column">
+                  <wp:posOffset>5715</wp:posOffset>
+                </wp:positionH>
+                <wp:positionV relativeFrom="paragraph">
+                  <wp:posOffset>8635365</wp:posOffset>
+                </wp:positionV>
+                <wp:extent cx="3625215" cy="635"/>
+                <wp:effectExtent l="0" t="0" r="0" b="0"/>
+                <wp:wrapSquare wrapText="bothSides"/>
+                <wp:docPr id="1287770620" name="文本框 1"/>
+                <wp:cNvGraphicFramePr/>
+                <a:graphic xmlns:a="http://schemas.openxmlformats.org/drawingml/2006/main">
+                  <a:graphicData uri="http://schemas.microsoft.com/office/word/2010/wordprocessingShape">
+                    <wps:wsp>
+                      <wps:cNvSpPr txBox="1"/>
+                      <wps:spPr>
+                        <a:xfrm>
+                          <a:off x="0" y="0"/>
+                          <a:ext cx="3625215" cy="635"/>
+                        </a:xfrm>
+                        <a:prstGeom prst="rect">
+                          <a:avLst/>
+                        </a:prstGeom>
+                        <a:solidFill>
+                          <a:prstClr val="white"/>
+                        </a:solidFill>
+                        <a:ln>
+                          <a:noFill/>
+                        </a:ln>
+                      </wps:spPr>
+                      <wps:txbx>
+                        <w:txbxContent>
+                          <w:p>
+                            <w:pPr>
+                              <w:pStyle w:val="af2"/>
+                              <w:jc w:val="center"/>
+                              <w:rPr>
+                                <w:rFonts w:ascii="Times New Roman" w:eastAsia="宋体" w:hAnsi="Times New Roman" w:cs="Times New Roman"/>
+                                <w:noProof/>
+                                <w:sz w:val="21"/>
+                              </w:rPr>
+                            </w:pPr>
+                            <w:r>
+                              <w:rPr>
+                                <w:rFonts w:hint="eastAsia"/>
+                              </w:rPr>
+                              <w:t>流程图</w:t>
+                            </w:r>
+                            <w:r>
+                              <w:rPr>
+                                <w:rFonts w:hint="eastAsia"/>
+                              </w:rPr>
+                              <w:t xml:space="preserve"> </w:t>
+                            </w:r>
+                            <w:r>
+                              <w:fldChar w:fldCharType="begin"/>
+                            </w:r>
+                            <w:r>
+                              <w:instrText xml:space="preserve"> </w:instrText>
+                            </w:r>
+                            <w:r>
+                              <w:rPr>
+                                <w:rFonts w:hint="eastAsia"/>
+                              </w:rPr>
+                              <w:instrText xml:space="preserve">SEQ </w:instrText>
+                            </w:r>
+                            <w:r>
+                              <w:rPr>
+                                <w:rFonts w:hint="eastAsia"/>
+                              </w:rPr>
+                              <w:instrText>流程图</w:instrText>
+                            </w:r>
+                            <w:r>
+                              <w:rPr>
+                                <w:rFonts w:hint="eastAsia"/>
+                              </w:rPr>
+                              <w:instrText xml:space="preserve"> \* ARABIC</w:instrText>
+                            </w:r>
+                            <w:r>
+                              <w:instrText xml:space="preserve"> </w:instrText>
+                            </w:r>
+                            <w:r>
+                              <w:fldChar w:fldCharType="separate"/>
+                            </w:r>
+                            <w:r>
+                              <w:rPr>
+                                <w:noProof/>
+                              </w:rPr>
+                              <w:t>1</w:t>
+                            </w:r>
+                            <w:r>
+                              <w:fldChar w:fldCharType="end"/>
+                            </w:r>
+                            <w:r>
+                              <w:rPr>
+                                <w:rFonts w:hint="eastAsia"/>
+                              </w:rPr>
+                              <w:t xml:space="preserve"> </w:t>
+                            </w:r>
+                            <w:r>
+                              <w:rPr>
+                                <w:rFonts w:hint="eastAsia"/>
+                              </w:rPr>
+                              <w:t>总体程序架构</w:t>
+                            </w:r>
+                          </w:p>
+                        </w:txbxContent>
+                      </wps:txbx>
+                      <wps:bodyPr rot="0" spcFirstLastPara="0" vertOverflow="overflow" horzOverflow="overflow" vert="horz" wrap="square" lIns="0" tIns="0" rIns="0" bIns="0" numCol="1" spcCol="0" rtlCol="0" fromWordArt="0" anchor="t" anchorCtr="0" forceAA="0" compatLnSpc="1">
+                        <a:prstTxWarp prst="textNoShape">
+                          <a:avLst/>
+                        </a:prstTxWarp>
+                        <a:spAutoFit/>
+                      </wps:bodyPr>
+                    </wps:wsp>
+                  </a:graphicData>
+                </a:graphic>
+              </wp:anchor>
+            </w:drawing>
+          </mc:Choice>
+          <mc:Fallback>
+            <w:pict>
+              <v:shapetype w14:anchorId="0EC9A78F" id="_x0000_t202" coordsize="21600,21600" o:spt="202" path="m,l,21600r21600,l21600,xe">
+                <v:stroke joinstyle="miter"/>
+                <v:path gradientshapeok="t" o:connecttype="rect"/>
+              </v:shapetype>
+              <v:shape id="文本框 1" o:spid="_x0000_s1026" type="#_x0000_t202" style="position:absolute;left:0;text-align:left;margin-left:.45pt;margin-top:679.95pt;width:285.45pt;height:.05pt;z-index:251702784;visibility:visible;mso-wrap-style:square;mso-wrap-distance-left:9pt;mso-wrap-distance-top:0;mso-wrap-distance-right:9pt;mso-wrap-distance-bottom:0;mso-position-horizontal:absolute;mso-position-horizontal-relative:text;mso-position-vertical:absolute;mso-position-vertical-relative:text;v-text-anchor:top" o:gfxdata="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" stroked="f">
+                <v:textbox style="mso-fit-shape-to-text:t" inset="0,0,0,0">
+                  <w:txbxContent>
+                    <w:p>
+                      <w:pPr>
+                        <w:pStyle w:val="af2"/>
+                        <w:jc w:val="center"/>
+                        <w:rPr>
+                          <w:rFonts w:ascii="Times New Roman" w:eastAsia="宋体" w:hAnsi="Times New Roman" w:cs="Times New Roman"/>
+                          <w:noProof/>
+                          <w:sz w:val="21"/>
+                        </w:rPr>
+                      </w:pPr>
+                      <w:r>
+                        <w:rPr>
+                          <w:rFonts w:hint="eastAsia"/>
+                        </w:rPr>
+                        <w:t>流程图</w:t>
+                      </w:r>
+                      <w:r>
+                        <w:rPr>
+                          <w:rFonts w:hint="eastAsia"/>
+                        </w:rPr>
+                        <w:t xml:space="preserve"> </w:t>
+                      </w:r>
+                      <w:r>
+                        <w:fldChar w:fldCharType="begin"/>
+                      </w:r>
+                      <w:r>
+                        <w:instrText xml:space="preserve"> </w:instrText>
+                      </w:r>
+                      <w:r>
+                        <w:rPr>
+                          <w:rFonts w:hint="eastAsia"/>
+                        </w:rPr>
+                        <w:instrText xml:space="preserve">SEQ </w:instrText>
+                      </w:r>
+                      <w:r>
+                        <w:rPr>
+                          <w:rFonts w:hint="eastAsia"/>
+                        </w:rPr>
+                        <w:instrText>流程图</w:instrText>
+                      </w:r>
+                      <w:r>
+                        <w:rPr>
+                          <w:rFonts w:hint="eastAsia"/>
+                        </w:rPr>
+                        <w:instrText xml:space="preserve"> \* ARABIC</w:instrText>
+                      </w:r>
+                      <w:r>
+                        <w:instrText xml:space="preserve"> </w:instrText>
+                      </w:r>
+                      <w:r>
+                        <w:fldChar w:fldCharType="separate"/>
+                      </w:r>
+                      <w:r>
+                        <w:rPr>
+                          <w:noProof/>
+                        </w:rPr>
+                        <w:t>1</w:t>
+                      </w:r>
+                      <w:r>
+                        <w:fldChar w:fldCharType="end"/>
+                      </w:r>
+                      <w:r>
+                        <w:rPr>
+                          <w:rFonts w:hint="eastAsia"/>
+                        </w:rPr>
+                        <w:t xml:space="preserve"> </w:t>
+                      </w:r>
+                      <w:r>
+                        <w:rPr>
+                          <w:rFonts w:hint="eastAsia"/>
+                        </w:rPr>
+                        <w:t>总体程序架构</w:t>
+                      </w:r>
+                    </w:p>
+                  </w:txbxContent>
+                </v:textbox>
+                <w10:wrap type="square"/>
+              </v:shape>
+            </w:pict>
+          </mc:Fallback>
+        </mc:AlternateContent>
       </w:r>
       <w:r>
         <w:rPr>
           <w:rFonts w:hint="eastAsia"/>
           <w:noProof/>
         </w:rPr>
-        <w:t xml:space="preserve"> </w:t>
-      </w:r>
-    </w:p>
-    <w:p>
-      <w:r>
-        <w:rPr>
-          <w:rFonts w:hint="eastAsia"/>
-          <w:noProof/>
-        </w:rPr>
         <w:drawing>
-          <wp:anchor distT="0" distB="0" distL="114300" distR="114300" simplePos="0" relativeHeight="251624960" behindDoc="0" locked="0" layoutInCell="1" allowOverlap="1" wp14:anchorId="030F3CC3" wp14:editId="6CD983E1">
+          <wp:anchor distT="0" distB="0" distL="114300" distR="114300" simplePos="0" relativeHeight="251629056" behindDoc="0" locked="0" layoutInCell="1" allowOverlap="1" wp14:anchorId="030F3CC3" wp14:editId="714AACCB">
             <wp:simplePos x="0" y="0"/>
             <wp:positionH relativeFrom="column">
-              <wp:posOffset>-14633</wp:posOffset>
+              <wp:posOffset>5810</wp:posOffset>
             </wp:positionH>
             <wp:positionV relativeFrom="paragraph">
-              <wp:posOffset>77332</wp:posOffset>
+              <wp:posOffset>32868</wp:posOffset>
             </wp:positionV>
             <wp:extent cx="3625215" cy="8545830"/>
             <wp:effectExtent l="0" t="0" r="0" b="7620"/>
@@ -11832,7 +13610,7 @@
                     </pic:cNvPicPr>
                   </pic:nvPicPr>
                   <pic:blipFill>
-                    <a:blip r:embed="rId16">
+                    <a:blip r:embed="rId31">
                       <a:extLst>
                         <a:ext uri="{28A0092B-C50C-407E-A947-70E740481C1C}">
                           <a14:useLocalDpi xmlns:a14="http://schemas.microsoft.com/office/drawing/2010/main" val="0"/>
@@ -11915,292 +13693,630 @@
           <w:rFonts w:hint="eastAsia"/>
         </w:rPr>
       </w:pPr>
-      <w:r>
-        <w:rPr>
-          <w:rFonts w:hint="eastAsia"/>
-        </w:rPr>
-        <w:t>[</w:t>
-      </w:r>
-      <w:r>
-        <w:rPr>
-          <w:rFonts w:hint="eastAsia"/>
-        </w:rPr>
-        <w:t>流程图</w:t>
-      </w:r>
-      <w:r>
-        <w:rPr>
-          <w:rFonts w:hint="eastAsia"/>
-        </w:rPr>
-        <w:t xml:space="preserve">2 </w:t>
-      </w:r>
-      <w:r>
-        <w:rPr>
-          <w:rFonts w:hint="eastAsia"/>
-        </w:rPr>
-        <w:t>数据清洗和出入对匹配</w:t>
-      </w:r>
-      <w:r>
-        <w:rPr>
-          <w:rFonts w:hint="eastAsia"/>
-        </w:rPr>
-        <w:t>]</w:t>
-      </w:r>
-    </w:p>
-    <w:p>
-      <w:r>
+    </w:p>
+    <w:p>
+      <w:r>
+        <w:rPr>
+          <w:noProof/>
+        </w:rPr>
+        <mc:AlternateContent>
+          <mc:Choice Requires="wps">
+            <w:drawing>
+              <wp:anchor distT="0" distB="0" distL="114300" distR="114300" simplePos="0" relativeHeight="251704832" behindDoc="0" locked="0" layoutInCell="1" allowOverlap="1" wp14:anchorId="60E9B08E" wp14:editId="69CEE23D">
+                <wp:simplePos x="0" y="0"/>
+                <wp:positionH relativeFrom="column">
+                  <wp:posOffset>-781050</wp:posOffset>
+                </wp:positionH>
+                <wp:positionV relativeFrom="paragraph">
+                  <wp:posOffset>9004300</wp:posOffset>
+                </wp:positionV>
+                <wp:extent cx="7016750" cy="635"/>
+                <wp:effectExtent l="0" t="0" r="0" b="0"/>
+                <wp:wrapSquare wrapText="bothSides"/>
+                <wp:docPr id="907437163" name="文本框 1"/>
+                <wp:cNvGraphicFramePr/>
+                <a:graphic xmlns:a="http://schemas.openxmlformats.org/drawingml/2006/main">
+                  <a:graphicData uri="http://schemas.microsoft.com/office/word/2010/wordprocessingShape">
+                    <wps:wsp>
+                      <wps:cNvSpPr txBox="1"/>
+                      <wps:spPr>
+                        <a:xfrm>
+                          <a:off x="0" y="0"/>
+                          <a:ext cx="7016750" cy="635"/>
+                        </a:xfrm>
+                        <a:prstGeom prst="rect">
+                          <a:avLst/>
+                        </a:prstGeom>
+                        <a:solidFill>
+                          <a:prstClr val="white"/>
+                        </a:solidFill>
+                        <a:ln>
+                          <a:noFill/>
+                        </a:ln>
+                      </wps:spPr>
+                      <wps:txbx>
+                        <w:txbxContent>
+                          <w:p>
+                            <w:pPr>
+                              <w:pStyle w:val="af2"/>
+                              <w:jc w:val="center"/>
+                              <w:rPr>
+                                <w:rFonts w:ascii="Times New Roman" w:eastAsia="宋体" w:hAnsi="Times New Roman" w:cs="Times New Roman"/>
+                                <w:noProof/>
+                                <w:sz w:val="21"/>
+                              </w:rPr>
+                            </w:pPr>
+                            <w:r>
+                              <w:rPr>
+                                <w:rFonts w:hint="eastAsia"/>
+                              </w:rPr>
+                              <w:t>流程图</w:t>
+                            </w:r>
+                            <w:r>
+                              <w:rPr>
+                                <w:rFonts w:hint="eastAsia"/>
+                              </w:rPr>
+                              <w:t xml:space="preserve"> </w:t>
+                            </w:r>
+                            <w:r>
+                              <w:fldChar w:fldCharType="begin"/>
+                            </w:r>
+                            <w:r>
+                              <w:instrText xml:space="preserve"> </w:instrText>
+                            </w:r>
+                            <w:r>
+                              <w:rPr>
+                                <w:rFonts w:hint="eastAsia"/>
+                              </w:rPr>
+                              <w:instrText xml:space="preserve">SEQ </w:instrText>
+                            </w:r>
+                            <w:r>
+                              <w:rPr>
+                                <w:rFonts w:hint="eastAsia"/>
+                              </w:rPr>
+                              <w:instrText>流程图</w:instrText>
+                            </w:r>
+                            <w:r>
+                              <w:rPr>
+                                <w:rFonts w:hint="eastAsia"/>
+                              </w:rPr>
+                              <w:instrText xml:space="preserve"> \* ARABIC</w:instrText>
+                            </w:r>
+                            <w:r>
+                              <w:instrText xml:space="preserve"> </w:instrText>
+                            </w:r>
+                            <w:r>
+                              <w:fldChar w:fldCharType="separate"/>
+                            </w:r>
+                            <w:r>
+                              <w:rPr>
+                                <w:noProof/>
+                              </w:rPr>
+                              <w:t>2</w:t>
+                            </w:r>
+                            <w:r>
+                              <w:fldChar w:fldCharType="end"/>
+                            </w:r>
+                            <w:r>
+                              <w:rPr>
+                                <w:rFonts w:hint="eastAsia"/>
+                              </w:rPr>
+                              <w:t>数据清洗和出入对匹配</w:t>
+                            </w:r>
+                          </w:p>
+                        </w:txbxContent>
+                      </wps:txbx>
+                      <wps:bodyPr rot="0" spcFirstLastPara="0" vertOverflow="overflow" horzOverflow="overflow" vert="horz" wrap="square" lIns="0" tIns="0" rIns="0" bIns="0" numCol="1" spcCol="0" rtlCol="0" fromWordArt="0" anchor="t" anchorCtr="0" forceAA="0" compatLnSpc="1">
+                        <a:prstTxWarp prst="textNoShape">
+                          <a:avLst/>
+                        </a:prstTxWarp>
+                        <a:spAutoFit/>
+                      </wps:bodyPr>
+                    </wps:wsp>
+                  </a:graphicData>
+                </a:graphic>
+              </wp:anchor>
+            </w:drawing>
+          </mc:Choice>
+          <mc:Fallback>
+            <w:pict>
+              <v:shape w14:anchorId="60E9B08E" id="_x0000_s1027" type="#_x0000_t202" style="position:absolute;left:0;text-align:left;margin-left:-61.5pt;margin-top:709pt;width:552.5pt;height:.05pt;z-index:251704832;visibility:visible;mso-wrap-style:square;mso-wrap-distance-left:9pt;mso-wrap-distance-top:0;mso-wrap-distance-right:9pt;mso-wrap-distance-bottom:0;mso-position-horizontal:absolute;mso-position-horizontal-relative:text;mso-position-vertical:absolute;mso-position-vertical-relative:text;v-text-anchor:top" o:gfxdata="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" stroked="f">
+                <v:textbox style="mso-fit-shape-to-text:t" inset="0,0,0,0">
+                  <w:txbxContent>
+                    <w:p>
+                      <w:pPr>
+                        <w:pStyle w:val="af2"/>
+                        <w:jc w:val="center"/>
+                        <w:rPr>
+                          <w:rFonts w:ascii="Times New Roman" w:eastAsia="宋体" w:hAnsi="Times New Roman" w:cs="Times New Roman"/>
+                          <w:noProof/>
+                          <w:sz w:val="21"/>
+                        </w:rPr>
+                      </w:pPr>
+                      <w:r>
+                        <w:rPr>
+                          <w:rFonts w:hint="eastAsia"/>
+                        </w:rPr>
+                        <w:t>流程图</w:t>
+                      </w:r>
+                      <w:r>
+                        <w:rPr>
+                          <w:rFonts w:hint="eastAsia"/>
+                        </w:rPr>
+                        <w:t xml:space="preserve"> </w:t>
+                      </w:r>
+                      <w:r>
+                        <w:fldChar w:fldCharType="begin"/>
+                      </w:r>
+                      <w:r>
+                        <w:instrText xml:space="preserve"> </w:instrText>
+                      </w:r>
+                      <w:r>
+                        <w:rPr>
+                          <w:rFonts w:hint="eastAsia"/>
+                        </w:rPr>
+                        <w:instrText xml:space="preserve">SEQ </w:instrText>
+                      </w:r>
+                      <w:r>
+                        <w:rPr>
+                          <w:rFonts w:hint="eastAsia"/>
+                        </w:rPr>
+                        <w:instrText>流程图</w:instrText>
+                      </w:r>
+                      <w:r>
+                        <w:rPr>
+                          <w:rFonts w:hint="eastAsia"/>
+                        </w:rPr>
+                        <w:instrText xml:space="preserve"> \* ARABIC</w:instrText>
+                      </w:r>
+                      <w:r>
+                        <w:instrText xml:space="preserve"> </w:instrText>
+                      </w:r>
+                      <w:r>
+                        <w:fldChar w:fldCharType="separate"/>
+                      </w:r>
+                      <w:r>
+                        <w:rPr>
+                          <w:noProof/>
+                        </w:rPr>
+                        <w:t>2</w:t>
+                      </w:r>
+                      <w:r>
+                        <w:fldChar w:fldCharType="end"/>
+                      </w:r>
+                      <w:r>
+                        <w:rPr>
+                          <w:rFonts w:hint="eastAsia"/>
+                        </w:rPr>
+                        <w:t>数据清洗和出入对匹配</w:t>
+                      </w:r>
+                    </w:p>
+                  </w:txbxContent>
+                </v:textbox>
+                <w10:wrap type="square"/>
+              </v:shape>
+            </w:pict>
+          </mc:Fallback>
+        </mc:AlternateContent>
+      </w:r>
+      <w:r>
+        <w:rPr>
+          <w:noProof/>
+        </w:rPr>
+        <mc:AlternateContent>
+          <mc:Choice Requires="wpg">
+            <w:drawing>
+              <wp:anchor distT="0" distB="0" distL="114300" distR="114300" simplePos="0" relativeHeight="251624959" behindDoc="0" locked="0" layoutInCell="1" allowOverlap="1" wp14:anchorId="7BCC1A1A" wp14:editId="40496851">
+                <wp:simplePos x="0" y="0"/>
+                <wp:positionH relativeFrom="column">
+                  <wp:posOffset>-781211</wp:posOffset>
+                </wp:positionH>
+                <wp:positionV relativeFrom="paragraph">
+                  <wp:posOffset>-504674</wp:posOffset>
+                </wp:positionV>
+                <wp:extent cx="7016750" cy="9451340"/>
+                <wp:effectExtent l="0" t="0" r="0" b="0"/>
+                <wp:wrapSquare wrapText="bothSides"/>
+                <wp:docPr id="113151439" name="组合 1"/>
+                <wp:cNvGraphicFramePr/>
+                <a:graphic xmlns:a="http://schemas.openxmlformats.org/drawingml/2006/main">
+                  <a:graphicData uri="http://schemas.microsoft.com/office/word/2010/wordprocessingGroup">
+                    <wpg:wgp>
+                      <wpg:cNvGrpSpPr/>
+                      <wpg:grpSpPr>
+                        <a:xfrm>
+                          <a:off x="0" y="0"/>
+                          <a:ext cx="7016750" cy="9451340"/>
+                          <a:chOff x="0" y="0"/>
+                          <a:chExt cx="7016977" cy="9451871"/>
+                        </a:xfrm>
+                      </wpg:grpSpPr>
+                      <pic:pic xmlns:pic="http://schemas.openxmlformats.org/drawingml/2006/picture">
+                        <pic:nvPicPr>
+                          <pic:cNvPr id="512502712" name="图片 1"/>
+                          <pic:cNvPicPr>
+                            <a:picLocks noChangeAspect="1"/>
+                          </pic:cNvPicPr>
+                        </pic:nvPicPr>
+                        <pic:blipFill>
+                          <a:blip r:embed="rId32">
+                            <a:extLst>
+                              <a:ext uri="{28A0092B-C50C-407E-A947-70E740481C1C}">
+                                <a14:useLocalDpi xmlns:a14="http://schemas.microsoft.com/office/drawing/2010/main" val="0"/>
+                              </a:ext>
+                            </a:extLst>
+                          </a:blip>
+                          <a:stretch>
+                            <a:fillRect/>
+                          </a:stretch>
+                        </pic:blipFill>
+                        <pic:spPr>
+                          <a:xfrm>
+                            <a:off x="0" y="4872251"/>
+                            <a:ext cx="3229610" cy="4579620"/>
+                          </a:xfrm>
+                          <a:prstGeom prst="rect">
+                            <a:avLst/>
+                          </a:prstGeom>
+                        </pic:spPr>
+                      </pic:pic>
+                      <pic:pic xmlns:pic="http://schemas.openxmlformats.org/drawingml/2006/picture">
+                        <pic:nvPicPr>
+                          <pic:cNvPr id="1770430617" name="图片 1"/>
+                          <pic:cNvPicPr>
+                            <a:picLocks noChangeAspect="1"/>
+                          </pic:cNvPicPr>
+                        </pic:nvPicPr>
+                        <pic:blipFill>
+                          <a:blip r:embed="rId33">
+                            <a:extLst>
+                              <a:ext uri="{28A0092B-C50C-407E-A947-70E740481C1C}">
+                                <a14:useLocalDpi xmlns:a14="http://schemas.microsoft.com/office/drawing/2010/main" val="0"/>
+                              </a:ext>
+                            </a:extLst>
+                          </a:blip>
+                          <a:stretch>
+                            <a:fillRect/>
+                          </a:stretch>
+                        </pic:blipFill>
+                        <pic:spPr>
+                          <a:xfrm>
+                            <a:off x="68238" y="0"/>
+                            <a:ext cx="3140710" cy="4937760"/>
+                          </a:xfrm>
+                          <a:prstGeom prst="rect">
+                            <a:avLst/>
+                          </a:prstGeom>
+                        </pic:spPr>
+                      </pic:pic>
+                      <pic:pic xmlns:pic="http://schemas.openxmlformats.org/drawingml/2006/picture">
+                        <pic:nvPicPr>
+                          <pic:cNvPr id="614800495" name="图片 1"/>
+                          <pic:cNvPicPr>
+                            <a:picLocks noChangeAspect="1"/>
+                          </pic:cNvPicPr>
+                        </pic:nvPicPr>
+                        <pic:blipFill>
+                          <a:blip r:embed="rId34">
+                            <a:extLst>
+                              <a:ext uri="{28A0092B-C50C-407E-A947-70E740481C1C}">
+                                <a14:useLocalDpi xmlns:a14="http://schemas.microsoft.com/office/drawing/2010/main" val="0"/>
+                              </a:ext>
+                            </a:extLst>
+                          </a:blip>
+                          <a:stretch>
+                            <a:fillRect/>
+                          </a:stretch>
+                        </pic:blipFill>
+                        <pic:spPr>
+                          <a:xfrm>
+                            <a:off x="3084394" y="1521726"/>
+                            <a:ext cx="3524885" cy="3633470"/>
+                          </a:xfrm>
+                          <a:prstGeom prst="rect">
+                            <a:avLst/>
+                          </a:prstGeom>
+                        </pic:spPr>
+                      </pic:pic>
+                      <pic:pic xmlns:pic="http://schemas.openxmlformats.org/drawingml/2006/picture">
+                        <pic:nvPicPr>
+                          <pic:cNvPr id="483222482" name="图片 1"/>
+                          <pic:cNvPicPr>
+                            <a:picLocks noChangeAspect="1"/>
+                          </pic:cNvPicPr>
+                        </pic:nvPicPr>
+                        <pic:blipFill>
+                          <a:blip r:embed="rId35">
+                            <a:extLst>
+                              <a:ext uri="{28A0092B-C50C-407E-A947-70E740481C1C}">
+                                <a14:useLocalDpi xmlns:a14="http://schemas.microsoft.com/office/drawing/2010/main" val="0"/>
+                              </a:ext>
+                            </a:extLst>
+                          </a:blip>
+                          <a:stretch>
+                            <a:fillRect/>
+                          </a:stretch>
+                        </pic:blipFill>
+                        <pic:spPr>
+                          <a:xfrm>
+                            <a:off x="3459707" y="5090615"/>
+                            <a:ext cx="3557270" cy="4309110"/>
+                          </a:xfrm>
+                          <a:prstGeom prst="rect">
+                            <a:avLst/>
+                          </a:prstGeom>
+                        </pic:spPr>
+                      </pic:pic>
+                    </wpg:wgp>
+                  </a:graphicData>
+                </a:graphic>
+                <wp14:sizeRelH relativeFrom="margin">
+                  <wp14:pctWidth>0</wp14:pctWidth>
+                </wp14:sizeRelH>
+              </wp:anchor>
+            </w:drawing>
+          </mc:Choice>
+          <mc:Fallback>
+            <w:pict>
+              <v:group w14:anchorId="12F2374E" id="组合 1" o:spid="_x0000_s1026" style="position:absolute;margin-left:-61.5pt;margin-top:-39.75pt;width:552.5pt;height:744.2pt;z-index:251624959;mso-width-relative:margin" coordsize="70169,94518" o:gfxdata="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">
+                <v:shapetype id="_x0000_t75" coordsize="21600,21600" o:spt="75" o:preferrelative="t" path="m@4@5l@4@11@9@11@9@5xe" filled="f" stroked="f">
+                  <v:stroke joinstyle="miter"/>
+                  <v:formulas>
+                    <v:f eqn="if lineDrawn pixelLineWidth 0"/>
+                    <v:f eqn="sum @0 1 0"/>
+                    <v:f eqn="sum 0 0 @1"/>
+                    <v:f eqn="prod @2 1 2"/>
+                    <v:f eqn="prod @3 21600 pixelWidth"/>
+                    <v:f eqn="prod @3 21600 pixelHeight"/>
+                    <v:f eqn="sum @0 0 1"/>
+                    <v:f eqn="prod @6 1 2"/>
+                    <v:f eqn="prod @7 21600 pixelWidth"/>
+                    <v:f eqn="sum @8 21600 0"/>
+                    <v:f eqn="prod @7 21600 pixelHeight"/>
+                    <v:f eqn="sum @10 21600 0"/>
+                  </v:formulas>
+                  <v:path o:extrusionok="f" gradientshapeok="t" o:connecttype="rect"/>
+                  <o:lock v:ext="edit" aspectratio="t"/>
+                </v:shapetype>
+                <v:shape id="图片 1" o:spid="_x0000_s1027" type="#_x0000_t75" style="position:absolute;top:48722;width:32296;height:45796;visibility:visible;mso-wrap-style:square" o:gfxdata="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">
+                  <v:imagedata r:id="rId36" o:title=""/>
+                </v:shape>
+                <v:shape id="图片 1" o:spid="_x0000_s1028" type="#_x0000_t75" style="position:absolute;left:682;width:31407;height:49377;visibility:visible;mso-wrap-style:square" o:gfxdata="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">
+                  <v:imagedata r:id="rId37" o:title=""/>
+                </v:shape>
+                <v:shape id="图片 1" o:spid="_x0000_s1029" type="#_x0000_t75" style="position:absolute;left:30843;top:15217;width:35249;height:36334;visibility:visible;mso-wrap-style:square" o:gfxdata="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">
+                  <v:imagedata r:id="rId38" o:title=""/>
+                </v:shape>
+                <v:shape id="图片 1" o:spid="_x0000_s1030" type="#_x0000_t75" style="position:absolute;left:34597;top:50906;width:35572;height:43091;visibility:visible;mso-wrap-style:square" o:gfxdata="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">
+                  <v:imagedata r:id="rId39" o:title=""/>
+                </v:shape>
+                <w10:wrap type="square"/>
+              </v:group>
+            </w:pict>
+          </mc:Fallback>
+        </mc:AlternateContent>
+      </w:r>
+      <w:r>
+        <w:br w:type="page"/>
+      </w:r>
+    </w:p>
+    <w:p>
+      <w:r>
+        <w:rPr>
+          <w:noProof/>
+        </w:rPr>
+        <mc:AlternateContent>
+          <mc:Choice Requires="wps">
+            <w:drawing>
+              <wp:anchor distT="0" distB="0" distL="114300" distR="114300" simplePos="0" relativeHeight="251706880" behindDoc="0" locked="0" layoutInCell="1" allowOverlap="1" wp14:anchorId="2A3A1CC6" wp14:editId="2C2C5926">
+                <wp:simplePos x="0" y="0"/>
+                <wp:positionH relativeFrom="column">
+                  <wp:posOffset>1905</wp:posOffset>
+                </wp:positionH>
+                <wp:positionV relativeFrom="paragraph">
+                  <wp:posOffset>8947150</wp:posOffset>
+                </wp:positionV>
+                <wp:extent cx="3830955" cy="635"/>
+                <wp:effectExtent l="0" t="0" r="0" b="0"/>
+                <wp:wrapSquare wrapText="bothSides"/>
+                <wp:docPr id="530088732" name="文本框 1"/>
+                <wp:cNvGraphicFramePr/>
+                <a:graphic xmlns:a="http://schemas.openxmlformats.org/drawingml/2006/main">
+                  <a:graphicData uri="http://schemas.microsoft.com/office/word/2010/wordprocessingShape">
+                    <wps:wsp>
+                      <wps:cNvSpPr txBox="1"/>
+                      <wps:spPr>
+                        <a:xfrm>
+                          <a:off x="0" y="0"/>
+                          <a:ext cx="3830955" cy="635"/>
+                        </a:xfrm>
+                        <a:prstGeom prst="rect">
+                          <a:avLst/>
+                        </a:prstGeom>
+                        <a:solidFill>
+                          <a:prstClr val="white"/>
+                        </a:solidFill>
+                        <a:ln>
+                          <a:noFill/>
+                        </a:ln>
+                      </wps:spPr>
+                      <wps:txbx>
+                        <w:txbxContent>
+                          <w:p>
+                            <w:pPr>
+                              <w:pStyle w:val="af2"/>
+                              <w:jc w:val="center"/>
+                              <w:rPr>
+                                <w:rFonts w:ascii="Times New Roman" w:eastAsia="宋体" w:hAnsi="Times New Roman" w:cs="Times New Roman"/>
+                                <w:noProof/>
+                                <w:sz w:val="21"/>
+                              </w:rPr>
+                            </w:pPr>
+                            <w:r>
+                              <w:rPr>
+                                <w:rFonts w:hint="eastAsia"/>
+                              </w:rPr>
+                              <w:t>流程图</w:t>
+                            </w:r>
+                            <w:r>
+                              <w:rPr>
+                                <w:rFonts w:hint="eastAsia"/>
+                              </w:rPr>
+                              <w:t xml:space="preserve"> </w:t>
+                            </w:r>
+                            <w:r>
+                              <w:fldChar w:fldCharType="begin"/>
+                            </w:r>
+                            <w:r>
+                              <w:instrText xml:space="preserve"> </w:instrText>
+                            </w:r>
+                            <w:r>
+                              <w:rPr>
+                                <w:rFonts w:hint="eastAsia"/>
+                              </w:rPr>
+                              <w:instrText xml:space="preserve">SEQ </w:instrText>
+                            </w:r>
+                            <w:r>
+                              <w:rPr>
+                                <w:rFonts w:hint="eastAsia"/>
+                              </w:rPr>
+                              <w:instrText>流程图</w:instrText>
+                            </w:r>
+                            <w:r>
+                              <w:rPr>
+                                <w:rFonts w:hint="eastAsia"/>
+                              </w:rPr>
+                              <w:instrText xml:space="preserve"> \* ARABIC</w:instrText>
+                            </w:r>
+                            <w:r>
+                              <w:instrText xml:space="preserve"> </w:instrText>
+                            </w:r>
+                            <w:r>
+                              <w:fldChar w:fldCharType="separate"/>
+                            </w:r>
+                            <w:r>
+                              <w:rPr>
+                                <w:noProof/>
+                              </w:rPr>
+                              <w:t>3</w:t>
+                            </w:r>
+                            <w:r>
+                              <w:fldChar w:fldCharType="end"/>
+                            </w:r>
+                            <w:r>
+                              <w:rPr>
+                                <w:rFonts w:hint="eastAsia"/>
+                              </w:rPr>
+                              <w:t>最短轨迹推断逻辑</w:t>
+                            </w:r>
+                          </w:p>
+                        </w:txbxContent>
+                      </wps:txbx>
+                      <wps:bodyPr rot="0" spcFirstLastPara="0" vertOverflow="overflow" horzOverflow="overflow" vert="horz" wrap="square" lIns="0" tIns="0" rIns="0" bIns="0" numCol="1" spcCol="0" rtlCol="0" fromWordArt="0" anchor="t" anchorCtr="0" forceAA="0" compatLnSpc="1">
+                        <a:prstTxWarp prst="textNoShape">
+                          <a:avLst/>
+                        </a:prstTxWarp>
+                        <a:spAutoFit/>
+                      </wps:bodyPr>
+                    </wps:wsp>
+                  </a:graphicData>
+                </a:graphic>
+              </wp:anchor>
+            </w:drawing>
+          </mc:Choice>
+          <mc:Fallback>
+            <w:pict>
+              <v:shape w14:anchorId="2A3A1CC6" id="_x0000_s1028" type="#_x0000_t202" style="position:absolute;left:0;text-align:left;margin-left:.15pt;margin-top:704.5pt;width:301.65pt;height:.05pt;z-index:251706880;visibility:visible;mso-wrap-style:square;mso-wrap-distance-left:9pt;mso-wrap-distance-top:0;mso-wrap-distance-right:9pt;mso-wrap-distance-bottom:0;mso-position-horizontal:absolute;mso-position-horizontal-relative:text;mso-position-vertical:absolute;mso-position-vertical-relative:text;v-text-anchor:top" o:gfxdata="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" stroked="f">
+                <v:textbox style="mso-fit-shape-to-text:t" inset="0,0,0,0">
+                  <w:txbxContent>
+                    <w:p>
+                      <w:pPr>
+                        <w:pStyle w:val="af2"/>
+                        <w:jc w:val="center"/>
+                        <w:rPr>
+                          <w:rFonts w:ascii="Times New Roman" w:eastAsia="宋体" w:hAnsi="Times New Roman" w:cs="Times New Roman"/>
+                          <w:noProof/>
+                          <w:sz w:val="21"/>
+                        </w:rPr>
+                      </w:pPr>
+                      <w:r>
+                        <w:rPr>
+                          <w:rFonts w:hint="eastAsia"/>
+                        </w:rPr>
+                        <w:t>流程图</w:t>
+                      </w:r>
+                      <w:r>
+                        <w:rPr>
+                          <w:rFonts w:hint="eastAsia"/>
+                        </w:rPr>
+                        <w:t xml:space="preserve"> </w:t>
+                      </w:r>
+                      <w:r>
+                        <w:fldChar w:fldCharType="begin"/>
+                      </w:r>
+                      <w:r>
+                        <w:instrText xml:space="preserve"> </w:instrText>
+                      </w:r>
+                      <w:r>
+                        <w:rPr>
+                          <w:rFonts w:hint="eastAsia"/>
+                        </w:rPr>
+                        <w:instrText xml:space="preserve">SEQ </w:instrText>
+                      </w:r>
+                      <w:r>
+                        <w:rPr>
+                          <w:rFonts w:hint="eastAsia"/>
+                        </w:rPr>
+                        <w:instrText>流程图</w:instrText>
+                      </w:r>
+                      <w:r>
+                        <w:rPr>
+                          <w:rFonts w:hint="eastAsia"/>
+                        </w:rPr>
+                        <w:instrText xml:space="preserve"> \* ARABIC</w:instrText>
+                      </w:r>
+                      <w:r>
+                        <w:instrText xml:space="preserve"> </w:instrText>
+                      </w:r>
+                      <w:r>
+                        <w:fldChar w:fldCharType="separate"/>
+                      </w:r>
+                      <w:r>
+                        <w:rPr>
+                          <w:noProof/>
+                        </w:rPr>
+                        <w:t>3</w:t>
+                      </w:r>
+                      <w:r>
+                        <w:fldChar w:fldCharType="end"/>
+                      </w:r>
+                      <w:r>
+                        <w:rPr>
+                          <w:rFonts w:hint="eastAsia"/>
+                        </w:rPr>
+                        <w:t>最短轨迹推断逻辑</w:t>
+                      </w:r>
+                    </w:p>
+                  </w:txbxContent>
+                </v:textbox>
+                <w10:wrap type="square"/>
+              </v:shape>
+            </w:pict>
+          </mc:Fallback>
+        </mc:AlternateContent>
+      </w:r>
+      <w:r>
+        <w:rPr>
+          <w:noProof/>
+        </w:rPr>
         <w:drawing>
-          <wp:anchor distT="0" distB="0" distL="114300" distR="114300" simplePos="0" relativeHeight="251672064" behindDoc="0" locked="0" layoutInCell="1" allowOverlap="1" wp14:anchorId="0D0021D9" wp14:editId="4870323C">
-            <wp:simplePos x="0" y="0"/>
-            <wp:positionH relativeFrom="column">
-              <wp:posOffset>-585746</wp:posOffset>
-            </wp:positionH>
-            <wp:positionV relativeFrom="paragraph">
-              <wp:posOffset>117420</wp:posOffset>
-            </wp:positionV>
-            <wp:extent cx="3140710" cy="4937760"/>
-            <wp:effectExtent l="0" t="0" r="2540" b="0"/>
-            <wp:wrapSquare wrapText="bothSides"/>
-            <wp:docPr id="1816302718" name="图片 1"/>
-            <wp:cNvGraphicFramePr>
-              <a:graphicFrameLocks xmlns:a="http://schemas.openxmlformats.org/drawingml/2006/main" noChangeAspect="1"/>
-            </wp:cNvGraphicFramePr>
-            <a:graphic xmlns:a="http://schemas.openxmlformats.org/drawingml/2006/main">
-              <a:graphicData uri="http://schemas.openxmlformats.org/drawingml/2006/picture">
-                <pic:pic xmlns:pic="http://schemas.openxmlformats.org/drawingml/2006/picture">
-                  <pic:nvPicPr>
-                    <pic:cNvPr id="1816302718" name=""/>
-                    <pic:cNvPicPr/>
-                  </pic:nvPicPr>
-                  <pic:blipFill>
-                    <a:blip r:embed="rId17">
-                      <a:extLst>
-                        <a:ext uri="{28A0092B-C50C-407E-A947-70E740481C1C}">
-                          <a14:useLocalDpi xmlns:a14="http://schemas.microsoft.com/office/drawing/2010/main" val="0"/>
-                        </a:ext>
-                      </a:extLst>
-                    </a:blip>
-                    <a:stretch>
-                      <a:fillRect/>
-                    </a:stretch>
-                  </pic:blipFill>
-                  <pic:spPr>
-                    <a:xfrm>
-                      <a:off x="0" y="0"/>
-                      <a:ext cx="3140710" cy="4937760"/>
-                    </a:xfrm>
-                    <a:prstGeom prst="rect">
-                      <a:avLst/>
-                    </a:prstGeom>
-                  </pic:spPr>
-                </pic:pic>
-              </a:graphicData>
-            </a:graphic>
-            <wp14:sizeRelH relativeFrom="margin">
-              <wp14:pctWidth>0</wp14:pctWidth>
-            </wp14:sizeRelH>
-            <wp14:sizeRelV relativeFrom="margin">
-              <wp14:pctHeight>0</wp14:pctHeight>
-            </wp14:sizeRelV>
-          </wp:anchor>
-        </w:drawing>
-      </w:r>
-    </w:p>
-    <w:p>
-      <w:pPr>
-        <w:widowControl/>
-        <w:jc w:val="left"/>
-      </w:pPr>
-      <w:r>
-        <w:drawing>
-          <wp:anchor distT="0" distB="0" distL="114300" distR="114300" simplePos="0" relativeHeight="251687424" behindDoc="0" locked="0" layoutInCell="1" allowOverlap="1" wp14:anchorId="12035F00" wp14:editId="7C30DA93">
-            <wp:simplePos x="0" y="0"/>
-            <wp:positionH relativeFrom="column">
-              <wp:posOffset>-184039</wp:posOffset>
-            </wp:positionH>
-            <wp:positionV relativeFrom="paragraph">
-              <wp:posOffset>1190597</wp:posOffset>
-            </wp:positionV>
-            <wp:extent cx="3524885" cy="3633470"/>
-            <wp:effectExtent l="0" t="0" r="0" b="5080"/>
-            <wp:wrapSquare wrapText="bothSides"/>
-            <wp:docPr id="519119358" name="图片 1"/>
-            <wp:cNvGraphicFramePr>
-              <a:graphicFrameLocks xmlns:a="http://schemas.openxmlformats.org/drawingml/2006/main" noChangeAspect="1"/>
-            </wp:cNvGraphicFramePr>
-            <a:graphic xmlns:a="http://schemas.openxmlformats.org/drawingml/2006/main">
-              <a:graphicData uri="http://schemas.openxmlformats.org/drawingml/2006/picture">
-                <pic:pic xmlns:pic="http://schemas.openxmlformats.org/drawingml/2006/picture">
-                  <pic:nvPicPr>
-                    <pic:cNvPr id="519119358" name=""/>
-                    <pic:cNvPicPr/>
-                  </pic:nvPicPr>
-                  <pic:blipFill>
-                    <a:blip r:embed="rId18">
-                      <a:extLst>
-                        <a:ext uri="{28A0092B-C50C-407E-A947-70E740481C1C}">
-                          <a14:useLocalDpi xmlns:a14="http://schemas.microsoft.com/office/drawing/2010/main" val="0"/>
-                        </a:ext>
-                      </a:extLst>
-                    </a:blip>
-                    <a:stretch>
-                      <a:fillRect/>
-                    </a:stretch>
-                  </pic:blipFill>
-                  <pic:spPr>
-                    <a:xfrm>
-                      <a:off x="0" y="0"/>
-                      <a:ext cx="3524885" cy="3633470"/>
-                    </a:xfrm>
-                    <a:prstGeom prst="rect">
-                      <a:avLst/>
-                    </a:prstGeom>
-                  </pic:spPr>
-                </pic:pic>
-              </a:graphicData>
-            </a:graphic>
-            <wp14:sizeRelH relativeFrom="margin">
-              <wp14:pctWidth>0</wp14:pctWidth>
-            </wp14:sizeRelH>
-            <wp14:sizeRelV relativeFrom="margin">
-              <wp14:pctHeight>0</wp14:pctHeight>
-            </wp14:sizeRelV>
-          </wp:anchor>
-        </w:drawing>
-      </w:r>
-      <w:r>
-        <w:drawing>
-          <wp:anchor distT="0" distB="0" distL="114300" distR="114300" simplePos="0" relativeHeight="251696640" behindDoc="0" locked="0" layoutInCell="1" allowOverlap="1" wp14:anchorId="3625A495" wp14:editId="69C627CA">
-            <wp:simplePos x="0" y="0"/>
-            <wp:positionH relativeFrom="column">
-              <wp:posOffset>628153</wp:posOffset>
-            </wp:positionH>
-            <wp:positionV relativeFrom="paragraph">
-              <wp:posOffset>4785691</wp:posOffset>
-            </wp:positionV>
-            <wp:extent cx="3557270" cy="4309110"/>
-            <wp:effectExtent l="0" t="0" r="5080" b="0"/>
-            <wp:wrapSquare wrapText="bothSides"/>
-            <wp:docPr id="1110179164" name="图片 1"/>
-            <wp:cNvGraphicFramePr>
-              <a:graphicFrameLocks xmlns:a="http://schemas.openxmlformats.org/drawingml/2006/main" noChangeAspect="1"/>
-            </wp:cNvGraphicFramePr>
-            <a:graphic xmlns:a="http://schemas.openxmlformats.org/drawingml/2006/main">
-              <a:graphicData uri="http://schemas.openxmlformats.org/drawingml/2006/picture">
-                <pic:pic xmlns:pic="http://schemas.openxmlformats.org/drawingml/2006/picture">
-                  <pic:nvPicPr>
-                    <pic:cNvPr id="1110179164" name=""/>
-                    <pic:cNvPicPr/>
-                  </pic:nvPicPr>
-                  <pic:blipFill>
-                    <a:blip r:embed="rId19">
-                      <a:extLst>
-                        <a:ext uri="{28A0092B-C50C-407E-A947-70E740481C1C}">
-                          <a14:useLocalDpi xmlns:a14="http://schemas.microsoft.com/office/drawing/2010/main" val="0"/>
-                        </a:ext>
-                      </a:extLst>
-                    </a:blip>
-                    <a:stretch>
-                      <a:fillRect/>
-                    </a:stretch>
-                  </pic:blipFill>
-                  <pic:spPr>
-                    <a:xfrm>
-                      <a:off x="0" y="0"/>
-                      <a:ext cx="3557270" cy="4309110"/>
-                    </a:xfrm>
-                    <a:prstGeom prst="rect">
-                      <a:avLst/>
-                    </a:prstGeom>
-                  </pic:spPr>
-                </pic:pic>
-              </a:graphicData>
-            </a:graphic>
-            <wp14:sizeRelH relativeFrom="margin">
-              <wp14:pctWidth>0</wp14:pctWidth>
-            </wp14:sizeRelH>
-            <wp14:sizeRelV relativeFrom="margin">
-              <wp14:pctHeight>0</wp14:pctHeight>
-            </wp14:sizeRelV>
-          </wp:anchor>
-        </w:drawing>
-      </w:r>
-      <w:r>
-        <w:drawing>
-          <wp:anchor distT="0" distB="0" distL="114300" distR="114300" simplePos="0" relativeHeight="251653632" behindDoc="0" locked="0" layoutInCell="1" allowOverlap="1" wp14:anchorId="4E9F9321" wp14:editId="2373AFC9">
-            <wp:simplePos x="0" y="0"/>
-            <wp:positionH relativeFrom="column">
-              <wp:posOffset>-3322127</wp:posOffset>
-            </wp:positionH>
-            <wp:positionV relativeFrom="paragraph">
-              <wp:posOffset>4785968</wp:posOffset>
-            </wp:positionV>
-            <wp:extent cx="3229610" cy="4579620"/>
-            <wp:effectExtent l="0" t="0" r="8890" b="0"/>
-            <wp:wrapSquare wrapText="bothSides"/>
-            <wp:docPr id="2031493369" name="图片 1"/>
-            <wp:cNvGraphicFramePr>
-              <a:graphicFrameLocks xmlns:a="http://schemas.openxmlformats.org/drawingml/2006/main" noChangeAspect="1"/>
-            </wp:cNvGraphicFramePr>
-            <a:graphic xmlns:a="http://schemas.openxmlformats.org/drawingml/2006/main">
-              <a:graphicData uri="http://schemas.openxmlformats.org/drawingml/2006/picture">
-                <pic:pic xmlns:pic="http://schemas.openxmlformats.org/drawingml/2006/picture">
-                  <pic:nvPicPr>
-                    <pic:cNvPr id="2031493369" name=""/>
-                    <pic:cNvPicPr/>
-                  </pic:nvPicPr>
-                  <pic:blipFill>
-                    <a:blip r:embed="rId20">
-                      <a:extLst>
-                        <a:ext uri="{28A0092B-C50C-407E-A947-70E740481C1C}">
-                          <a14:useLocalDpi xmlns:a14="http://schemas.microsoft.com/office/drawing/2010/main" val="0"/>
-                        </a:ext>
-                      </a:extLst>
-                    </a:blip>
-                    <a:stretch>
-                      <a:fillRect/>
-                    </a:stretch>
-                  </pic:blipFill>
-                  <pic:spPr>
-                    <a:xfrm>
-                      <a:off x="0" y="0"/>
-                      <a:ext cx="3229610" cy="4579620"/>
-                    </a:xfrm>
-                    <a:prstGeom prst="rect">
-                      <a:avLst/>
-                    </a:prstGeom>
-                  </pic:spPr>
-                </pic:pic>
-              </a:graphicData>
-            </a:graphic>
-            <wp14:sizeRelH relativeFrom="margin">
-              <wp14:pctWidth>0</wp14:pctWidth>
-            </wp14:sizeRelH>
-            <wp14:sizeRelV relativeFrom="margin">
-              <wp14:pctHeight>0</wp14:pctHeight>
-            </wp14:sizeRelV>
-          </wp:anchor>
-        </w:drawing>
-      </w:r>
-      <w:r>
-        <w:br w:type="page"/>
-      </w:r>
-    </w:p>
-    <w:p>
-      <w:pPr>
-        <w:pStyle w:val="ab"/>
-        <w:rPr>
-          <w:rFonts w:hint="eastAsia"/>
-        </w:rPr>
-      </w:pPr>
-      <w:r>
-        <w:drawing>
-          <wp:anchor distT="0" distB="0" distL="114300" distR="114300" simplePos="0" relativeHeight="251698688" behindDoc="0" locked="0" layoutInCell="1" allowOverlap="1" wp14:anchorId="7FB4CA7F" wp14:editId="51CCBDF7">
+          <wp:anchor distT="0" distB="0" distL="114300" distR="114300" simplePos="0" relativeHeight="251630080" behindDoc="0" locked="0" layoutInCell="1" allowOverlap="1" wp14:anchorId="7FB4CA7F" wp14:editId="58D3DF7B">
             <wp:simplePos x="0" y="0"/>
             <wp:positionH relativeFrom="column">
               <wp:posOffset>1905</wp:posOffset>
             </wp:positionH>
             <wp:positionV relativeFrom="paragraph">
-              <wp:posOffset>276</wp:posOffset>
+              <wp:posOffset>26689</wp:posOffset>
             </wp:positionV>
             <wp:extent cx="3830955" cy="8863330"/>
             <wp:effectExtent l="0" t="0" r="0" b="0"/>
@@ -12217,7 +14333,7 @@
                     <pic:cNvPicPr/>
                   </pic:nvPicPr>
                   <pic:blipFill>
-                    <a:blip r:embed="rId21">
+                    <a:blip r:embed="rId40">
                       <a:extLst>
                         <a:ext uri="{28A0092B-C50C-407E-A947-70E740481C1C}">
                           <a14:useLocalDpi xmlns:a14="http://schemas.microsoft.com/office/drawing/2010/main" val="0"/>
@@ -12243,57 +14359,6 @@
           </wp:anchor>
         </w:drawing>
       </w:r>
-      <w:hyperlink r:id="rId22" w:history="1">
-        <w:r>
-          <w:rPr>
-            <w:rStyle w:val="a8"/>
-            <w:rFonts w:hint="eastAsia"/>
-          </w:rPr>
-          <w:t>[</w:t>
-        </w:r>
-        <w:r>
-          <w:rPr>
-            <w:rStyle w:val="a8"/>
-            <w:rFonts w:hint="eastAsia"/>
-          </w:rPr>
-          <w:t>流程</w:t>
-        </w:r>
-        <w:r>
-          <w:rPr>
-            <w:rStyle w:val="a8"/>
-            <w:rFonts w:hint="eastAsia"/>
-          </w:rPr>
-          <w:t>图</w:t>
-        </w:r>
-        <w:r>
-          <w:rPr>
-            <w:rStyle w:val="a8"/>
-            <w:rFonts w:hint="eastAsia"/>
-          </w:rPr>
-          <w:t>3 最短轨迹</w:t>
-        </w:r>
-        <w:r>
-          <w:rPr>
-            <w:rStyle w:val="a8"/>
-            <w:rFonts w:hint="eastAsia"/>
-          </w:rPr>
-          <w:t>推</w:t>
-        </w:r>
-        <w:r>
-          <w:rPr>
-            <w:rStyle w:val="a8"/>
-            <w:rFonts w:hint="eastAsia"/>
-          </w:rPr>
-          <w:t>断逻辑</w:t>
-        </w:r>
-        <w:r>
-          <w:rPr>
-            <w:rStyle w:val="a8"/>
-            <w:rFonts w:hint="eastAsia"/>
-          </w:rPr>
-          <w:t>]</w:t>
-        </w:r>
-      </w:hyperlink>
     </w:p>
     <w:p/>
     <w:p/>
@@ -12335,54 +14400,19 @@
     <w:p/>
     <w:p/>
     <w:p/>
-    <w:p/>
-    <w:p>
-      <w:hyperlink r:id="rId23" w:history="1">
-        <w:r>
-          <w:rPr>
-            <w:rStyle w:val="a8"/>
-            <w:rFonts w:hint="eastAsia"/>
-          </w:rPr>
-          <w:t>[</w:t>
-        </w:r>
-        <w:r>
-          <w:rPr>
-            <w:rStyle w:val="a8"/>
-          </w:rPr>
-          <w:t>流程图</w:t>
-        </w:r>
-        <w:r>
-          <w:rPr>
-            <w:rStyle w:val="a8"/>
-            <w:rFonts w:hint="eastAsia"/>
-          </w:rPr>
-          <w:t xml:space="preserve">4 </w:t>
-        </w:r>
-        <w:r>
-          <w:rPr>
-            <w:rStyle w:val="a8"/>
-          </w:rPr>
-          <w:t>隐私前缀树构建与预算分配总流程图</w:t>
-        </w:r>
-        <w:r>
-          <w:rPr>
-            <w:rStyle w:val="a8"/>
-            <w:rFonts w:hint="eastAsia"/>
-          </w:rPr>
-          <w:t>]</w:t>
-        </w:r>
-      </w:hyperlink>
-    </w:p>
-    <w:p>
-      <w:r>
+    <w:p>
+      <w:r>
+        <w:rPr>
+          <w:noProof/>
+        </w:rPr>
         <w:drawing>
-          <wp:anchor distT="0" distB="0" distL="114300" distR="114300" simplePos="0" relativeHeight="251700736" behindDoc="0" locked="0" layoutInCell="1" allowOverlap="1" wp14:anchorId="75E74EEA" wp14:editId="72C563EB">
+          <wp:anchor distT="0" distB="0" distL="114300" distR="114300" simplePos="0" relativeHeight="251708416" behindDoc="0" locked="0" layoutInCell="1" allowOverlap="1" wp14:anchorId="75E74EEA" wp14:editId="6738D193">
             <wp:simplePos x="0" y="0"/>
             <wp:positionH relativeFrom="column">
-              <wp:posOffset>1187</wp:posOffset>
+              <wp:posOffset>628432</wp:posOffset>
             </wp:positionH>
             <wp:positionV relativeFrom="paragraph">
-              <wp:posOffset>103588</wp:posOffset>
+              <wp:posOffset>158987</wp:posOffset>
             </wp:positionV>
             <wp:extent cx="3060065" cy="8863330"/>
             <wp:effectExtent l="0" t="0" r="6985" b="0"/>
@@ -12399,7 +14429,7 @@
                     <pic:cNvPicPr/>
                   </pic:nvPicPr>
                   <pic:blipFill>
-                    <a:blip r:embed="rId24">
+                    <a:blip r:embed="rId41">
                       <a:extLst>
                         <a:ext uri="{28A0092B-C50C-407E-A947-70E740481C1C}">
                           <a14:useLocalDpi xmlns:a14="http://schemas.microsoft.com/office/drawing/2010/main" val="0"/>
@@ -12430,65 +14460,239 @@
       <w:pPr>
         <w:widowControl/>
         <w:jc w:val="left"/>
-      </w:pPr>
+        <w:rPr>
+          <w:rFonts w:hint="eastAsia"/>
+        </w:rPr>
+      </w:pPr>
+      <w:r>
+        <w:rPr>
+          <w:noProof/>
+        </w:rPr>
+        <mc:AlternateContent>
+          <mc:Choice Requires="wps">
+            <w:drawing>
+              <wp:anchor distT="0" distB="0" distL="114300" distR="114300" simplePos="0" relativeHeight="251713536" behindDoc="0" locked="0" layoutInCell="1" allowOverlap="1" wp14:anchorId="2C25251C" wp14:editId="06374737">
+                <wp:simplePos x="0" y="0"/>
+                <wp:positionH relativeFrom="column">
+                  <wp:posOffset>662552</wp:posOffset>
+                </wp:positionH>
+                <wp:positionV relativeFrom="paragraph">
+                  <wp:posOffset>8825865</wp:posOffset>
+                </wp:positionV>
+                <wp:extent cx="3060065" cy="635"/>
+                <wp:effectExtent l="0" t="0" r="0" b="0"/>
+                <wp:wrapSquare wrapText="bothSides"/>
+                <wp:docPr id="598316261" name="文本框 1"/>
+                <wp:cNvGraphicFramePr/>
+                <a:graphic xmlns:a="http://schemas.openxmlformats.org/drawingml/2006/main">
+                  <a:graphicData uri="http://schemas.microsoft.com/office/word/2010/wordprocessingShape">
+                    <wps:wsp>
+                      <wps:cNvSpPr txBox="1"/>
+                      <wps:spPr>
+                        <a:xfrm>
+                          <a:off x="0" y="0"/>
+                          <a:ext cx="3060065" cy="635"/>
+                        </a:xfrm>
+                        <a:prstGeom prst="rect">
+                          <a:avLst/>
+                        </a:prstGeom>
+                        <a:solidFill>
+                          <a:prstClr val="white"/>
+                        </a:solidFill>
+                        <a:ln>
+                          <a:noFill/>
+                        </a:ln>
+                      </wps:spPr>
+                      <wps:txbx>
+                        <w:txbxContent>
+                          <w:p>
+                            <w:pPr>
+                              <w:pStyle w:val="af2"/>
+                              <w:jc w:val="center"/>
+                              <w:rPr>
+                                <w:rFonts w:ascii="Times New Roman" w:eastAsia="宋体" w:hAnsi="Times New Roman" w:cs="Times New Roman"/>
+                                <w:noProof/>
+                                <w:sz w:val="21"/>
+                              </w:rPr>
+                            </w:pPr>
+                            <w:r>
+                              <w:rPr>
+                                <w:rFonts w:hint="eastAsia"/>
+                              </w:rPr>
+                              <w:t>流程图</w:t>
+                            </w:r>
+                            <w:r>
+                              <w:rPr>
+                                <w:rFonts w:hint="eastAsia"/>
+                              </w:rPr>
+                              <w:t xml:space="preserve"> </w:t>
+                            </w:r>
+                            <w:r>
+                              <w:fldChar w:fldCharType="begin"/>
+                            </w:r>
+                            <w:r>
+                              <w:instrText xml:space="preserve"> </w:instrText>
+                            </w:r>
+                            <w:r>
+                              <w:rPr>
+                                <w:rFonts w:hint="eastAsia"/>
+                              </w:rPr>
+                              <w:instrText xml:space="preserve">SEQ </w:instrText>
+                            </w:r>
+                            <w:r>
+                              <w:rPr>
+                                <w:rFonts w:hint="eastAsia"/>
+                              </w:rPr>
+                              <w:instrText>流程图</w:instrText>
+                            </w:r>
+                            <w:r>
+                              <w:rPr>
+                                <w:rFonts w:hint="eastAsia"/>
+                              </w:rPr>
+                              <w:instrText xml:space="preserve"> \* ARABIC</w:instrText>
+                            </w:r>
+                            <w:r>
+                              <w:instrText xml:space="preserve"> </w:instrText>
+                            </w:r>
+                            <w:r>
+                              <w:fldChar w:fldCharType="separate"/>
+                            </w:r>
+                            <w:r>
+                              <w:rPr>
+                                <w:noProof/>
+                              </w:rPr>
+                              <w:t>4</w:t>
+                            </w:r>
+                            <w:r>
+                              <w:fldChar w:fldCharType="end"/>
+                            </w:r>
+                            <w:r>
+                              <w:rPr>
+                                <w:rFonts w:hint="eastAsia"/>
+                              </w:rPr>
+                              <w:t>隐私前缀树构建与预算分配总流</w:t>
+                            </w:r>
+                          </w:p>
+                        </w:txbxContent>
+                      </wps:txbx>
+                      <wps:bodyPr rot="0" spcFirstLastPara="0" vertOverflow="overflow" horzOverflow="overflow" vert="horz" wrap="square" lIns="0" tIns="0" rIns="0" bIns="0" numCol="1" spcCol="0" rtlCol="0" fromWordArt="0" anchor="t" anchorCtr="0" forceAA="0" compatLnSpc="1">
+                        <a:prstTxWarp prst="textNoShape">
+                          <a:avLst/>
+                        </a:prstTxWarp>
+                        <a:spAutoFit/>
+                      </wps:bodyPr>
+                    </wps:wsp>
+                  </a:graphicData>
+                </a:graphic>
+              </wp:anchor>
+            </w:drawing>
+          </mc:Choice>
+          <mc:Fallback>
+            <w:pict>
+              <v:shape w14:anchorId="2C25251C" id="_x0000_s1029" type="#_x0000_t202" style="position:absolute;margin-left:52.15pt;margin-top:694.95pt;width:240.95pt;height:.05pt;z-index:251713536;visibility:visible;mso-wrap-style:square;mso-wrap-distance-left:9pt;mso-wrap-distance-top:0;mso-wrap-distance-right:9pt;mso-wrap-distance-bottom:0;mso-position-horizontal:absolute;mso-position-horizontal-relative:text;mso-position-vertical:absolute;mso-position-vertical-relative:text;v-text-anchor:top" o:gfxdata="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" stroked="f">
+                <v:textbox style="mso-fit-shape-to-text:t" inset="0,0,0,0">
+                  <w:txbxContent>
+                    <w:p>
+                      <w:pPr>
+                        <w:pStyle w:val="af2"/>
+                        <w:jc w:val="center"/>
+                        <w:rPr>
+                          <w:rFonts w:ascii="Times New Roman" w:eastAsia="宋体" w:hAnsi="Times New Roman" w:cs="Times New Roman"/>
+                          <w:noProof/>
+                          <w:sz w:val="21"/>
+                        </w:rPr>
+                      </w:pPr>
+                      <w:r>
+                        <w:rPr>
+                          <w:rFonts w:hint="eastAsia"/>
+                        </w:rPr>
+                        <w:t>流程图</w:t>
+                      </w:r>
+                      <w:r>
+                        <w:rPr>
+                          <w:rFonts w:hint="eastAsia"/>
+                        </w:rPr>
+                        <w:t xml:space="preserve"> </w:t>
+                      </w:r>
+                      <w:r>
+                        <w:fldChar w:fldCharType="begin"/>
+                      </w:r>
+                      <w:r>
+                        <w:instrText xml:space="preserve"> </w:instrText>
+                      </w:r>
+                      <w:r>
+                        <w:rPr>
+                          <w:rFonts w:hint="eastAsia"/>
+                        </w:rPr>
+                        <w:instrText xml:space="preserve">SEQ </w:instrText>
+                      </w:r>
+                      <w:r>
+                        <w:rPr>
+                          <w:rFonts w:hint="eastAsia"/>
+                        </w:rPr>
+                        <w:instrText>流程图</w:instrText>
+                      </w:r>
+                      <w:r>
+                        <w:rPr>
+                          <w:rFonts w:hint="eastAsia"/>
+                        </w:rPr>
+                        <w:instrText xml:space="preserve"> \* ARABIC</w:instrText>
+                      </w:r>
+                      <w:r>
+                        <w:instrText xml:space="preserve"> </w:instrText>
+                      </w:r>
+                      <w:r>
+                        <w:fldChar w:fldCharType="separate"/>
+                      </w:r>
+                      <w:r>
+                        <w:rPr>
+                          <w:noProof/>
+                        </w:rPr>
+                        <w:t>4</w:t>
+                      </w:r>
+                      <w:r>
+                        <w:fldChar w:fldCharType="end"/>
+                      </w:r>
+                      <w:r>
+                        <w:rPr>
+                          <w:rFonts w:hint="eastAsia"/>
+                        </w:rPr>
+                        <w:t>隐私前缀树构建与预算分配总流</w:t>
+                      </w:r>
+                    </w:p>
+                  </w:txbxContent>
+                </v:textbox>
+                <w10:wrap type="square"/>
+              </v:shape>
+            </w:pict>
+          </mc:Fallback>
+        </mc:AlternateContent>
+      </w:r>
       <w:r>
         <w:br w:type="page"/>
       </w:r>
     </w:p>
     <w:p>
       <w:pPr>
-        <w:rPr>
-          <w:rFonts w:hint="eastAsia"/>
-        </w:rPr>
-      </w:pPr>
-      <w:hyperlink r:id="rId25" w:history="1">
-        <w:r>
-          <w:rPr>
-            <w:rStyle w:val="a8"/>
-            <w:rFonts w:hint="eastAsia"/>
-          </w:rPr>
-          <w:t>[</w:t>
-        </w:r>
-        <w:r>
-          <w:rPr>
-            <w:rStyle w:val="a8"/>
-            <w:rFonts w:hint="eastAsia"/>
-          </w:rPr>
-          <w:t>流程图</w:t>
-        </w:r>
-        <w:r>
-          <w:rPr>
-            <w:rStyle w:val="a8"/>
-            <w:rFonts w:hint="eastAsia"/>
-          </w:rPr>
-          <w:t xml:space="preserve">5 </w:t>
-        </w:r>
-        <w:r>
-          <w:rPr>
-            <w:rStyle w:val="a8"/>
-          </w:rPr>
-          <w:t>由轨迹构建前缀树的具体流程</w:t>
-        </w:r>
-        <w:r>
-          <w:rPr>
-            <w:rStyle w:val="a8"/>
-            <w:rFonts w:hint="eastAsia"/>
-          </w:rPr>
-          <w:t>]</w:t>
-        </w:r>
-      </w:hyperlink>
-    </w:p>
-    <w:p>
-      <w:pPr>
-        <w:rPr>
-          <w:rFonts w:hint="eastAsia"/>
-        </w:rPr>
-      </w:pPr>
-      <w:r>
+        <w:pStyle w:val="af2"/>
+        <w:jc w:val="center"/>
+      </w:pPr>
+      <w:r>
+        <w:rPr>
+          <w:noProof/>
+        </w:rPr>
         <w:drawing>
-          <wp:inline distT="0" distB="0" distL="0" distR="0" wp14:anchorId="3B4A84BD" wp14:editId="421C262C">
+          <wp:anchor distT="0" distB="0" distL="114300" distR="114300" simplePos="0" relativeHeight="251716608" behindDoc="0" locked="0" layoutInCell="1" allowOverlap="1" wp14:anchorId="3B4A84BD" wp14:editId="47881302">
+            <wp:simplePos x="0" y="0"/>
+            <wp:positionH relativeFrom="column">
+              <wp:posOffset>-313321</wp:posOffset>
+            </wp:positionH>
+            <wp:positionV relativeFrom="paragraph">
+              <wp:posOffset>0</wp:posOffset>
+            </wp:positionV>
             <wp:extent cx="5274310" cy="8579485"/>
             <wp:effectExtent l="0" t="0" r="2540" b="0"/>
+            <wp:wrapTopAndBottom/>
             <wp:docPr id="1479787500" name="图片 1"/>
             <wp:cNvGraphicFramePr>
               <a:graphicFrameLocks xmlns:a="http://schemas.openxmlformats.org/drawingml/2006/main" noChangeAspect="1"/>
@@ -12501,7 +14705,13 @@
                     <pic:cNvPicPr/>
                   </pic:nvPicPr>
                   <pic:blipFill>
-                    <a:blip r:embed="rId26"/>
+                    <a:blip r:embed="rId42">
+                      <a:extLst>
+                        <a:ext uri="{28A0092B-C50C-407E-A947-70E740481C1C}">
+                          <a14:useLocalDpi xmlns:a14="http://schemas.microsoft.com/office/drawing/2010/main" val="0"/>
+                        </a:ext>
+                      </a:extLst>
+                    </a:blip>
                     <a:stretch>
                       <a:fillRect/>
                     </a:stretch>
@@ -12518,13 +14728,70 @@
                 </pic:pic>
               </a:graphicData>
             </a:graphic>
-          </wp:inline>
+          </wp:anchor>
         </w:drawing>
       </w:r>
+      <w:r>
+        <w:rPr>
+          <w:rFonts w:hint="eastAsia"/>
+        </w:rPr>
+        <w:t>流程图</w:t>
+      </w:r>
+      <w:r>
+        <w:rPr>
+          <w:rFonts w:hint="eastAsia"/>
+        </w:rPr>
+        <w:t xml:space="preserve"> </w:t>
+      </w:r>
+      <w:r>
+        <w:fldChar w:fldCharType="begin"/>
+      </w:r>
+      <w:r>
+        <w:instrText xml:space="preserve"> </w:instrText>
+      </w:r>
+      <w:r>
+        <w:rPr>
+          <w:rFonts w:hint="eastAsia"/>
+        </w:rPr>
+        <w:instrText xml:space="preserve">SEQ </w:instrText>
+      </w:r>
+      <w:r>
+        <w:rPr>
+          <w:rFonts w:hint="eastAsia"/>
+        </w:rPr>
+        <w:instrText>流程图</w:instrText>
+      </w:r>
+      <w:r>
+        <w:rPr>
+          <w:rFonts w:hint="eastAsia"/>
+        </w:rPr>
+        <w:instrText xml:space="preserve"> \* ARABIC</w:instrText>
+      </w:r>
+      <w:r>
+        <w:instrText xml:space="preserve"> </w:instrText>
+      </w:r>
+      <w:r>
+        <w:fldChar w:fldCharType="separate"/>
+      </w:r>
+      <w:r>
+        <w:rPr>
+          <w:noProof/>
+        </w:rPr>
+        <w:t>5</w:t>
+      </w:r>
+      <w:r>
+        <w:fldChar w:fldCharType="end"/>
+      </w:r>
+      <w:r>
+        <w:rPr>
+          <w:rFonts w:hint="eastAsia"/>
+        </w:rPr>
+        <w:t>由轨迹构建前缀树的具体流程</w:t>
+      </w:r>
     </w:p>
     <w:sectPr>
-      <w:footerReference w:type="even" r:id="rId27"/>
-      <w:footerReference w:type="default" r:id="rId28"/>
+      <w:footerReference w:type="even" r:id="rId43"/>
+      <w:footerReference w:type="default" r:id="rId44"/>
       <w:pgSz w:w="11906" w:h="16838"/>
       <w:pgMar w:top="1440" w:right="1800" w:bottom="1440" w:left="1800" w:header="851" w:footer="992" w:gutter="0"/>
       <w:cols w:space="425"/>
@@ -14792,6 +17059,43 @@
       <w:bCs/>
     </w:rPr>
   </w:style>
+  <w:style w:type="paragraph" w:styleId="TOC">
+    <w:name w:val="TOC Heading"/>
+    <w:basedOn w:val="1"/>
+    <w:next w:val="a"/>
+    <w:uiPriority w:val="39"/>
+    <w:unhideWhenUsed/>
+    <w:qFormat/>
+    <w:rsid w:val="009E366C"/>
+    <w:pPr>
+      <w:widowControl/>
+      <w:spacing w:before="240" w:after="0" w:line="259" w:lineRule="auto"/>
+      <w:jc w:val="left"/>
+      <w:outlineLvl w:val="9"/>
+    </w:pPr>
+    <w:rPr>
+      <w:rFonts w:asciiTheme="majorHAnsi" w:eastAsiaTheme="majorEastAsia" w:hAnsiTheme="majorHAnsi" w:cstheme="majorBidi"/>
+      <w:b w:val="0"/>
+      <w:bCs w:val="0"/>
+      <w:color w:val="2E74B5" w:themeColor="accent1" w:themeShade="BF"/>
+      <w:kern w:val="0"/>
+      <w:sz w:val="32"/>
+      <w:szCs w:val="32"/>
+    </w:rPr>
+  </w:style>
+  <w:style w:type="paragraph" w:styleId="af2">
+    <w:name w:val="caption"/>
+    <w:basedOn w:val="a"/>
+    <w:next w:val="a"/>
+    <w:unhideWhenUsed/>
+    <w:qFormat/>
+    <w:rsid w:val="006C2FD0"/>
+    <w:rPr>
+      <w:rFonts w:asciiTheme="majorHAnsi" w:eastAsia="黑体" w:hAnsiTheme="majorHAnsi" w:cstheme="majorBidi"/>
+      <w:sz w:val="20"/>
+      <w:szCs w:val="20"/>
+    </w:rPr>
+  </w:style>
 </w:styles>
 </file>
 
